--- a/fuentes/CFA7_228144_DU.docx
+++ b/fuentes/CFA7_228144_DU.docx
@@ -5403,14 +5403,12 @@
           <w:lang w:eastAsia="es-CO"/>
         </w:rPr>
       </w:pPr>
-      <w:proofErr w:type="spellStart"/>
       <w:r>
         <w:rPr>
           <w:lang w:eastAsia="es-CO"/>
         </w:rPr>
         <w:t>ID_Estudiante</w:t>
       </w:r>
-      <w:proofErr w:type="spellEnd"/>
       <w:r>
         <w:rPr>
           <w:lang w:eastAsia="es-CO"/>
@@ -5521,21 +5519,7 @@
         <w:rPr>
           <w:lang w:eastAsia="es-CO"/>
         </w:rPr>
-        <w:t xml:space="preserve">Atributos: </w:t>
-      </w:r>
-      <w:proofErr w:type="spellStart"/>
-      <w:r>
-        <w:rPr>
-          <w:lang w:eastAsia="es-CO"/>
-        </w:rPr>
-        <w:t>ID_Estudiante</w:t>
-      </w:r>
-      <w:proofErr w:type="spellEnd"/>
-      <w:r>
-        <w:rPr>
-          <w:lang w:eastAsia="es-CO"/>
-        </w:rPr>
-        <w:t>, Nombre, Edad, Curso</w:t>
+        <w:t>Atributos: ID_Estudiante, Nombre, Edad, Curso</w:t>
       </w:r>
     </w:p>
     <w:p>
@@ -5688,35 +5672,7 @@
         <w:rPr>
           <w:lang w:eastAsia="es-CO"/>
         </w:rPr>
-        <w:t xml:space="preserve">En este contexto, las bases de datos se clasifican principalmente en relacionales, NoSQL, in </w:t>
-      </w:r>
-      <w:proofErr w:type="spellStart"/>
-      <w:r>
-        <w:rPr>
-          <w:lang w:eastAsia="es-CO"/>
-        </w:rPr>
-        <w:t>memory</w:t>
-      </w:r>
-      <w:proofErr w:type="spellEnd"/>
-      <w:r>
-        <w:rPr>
-          <w:lang w:eastAsia="es-CO"/>
-        </w:rPr>
-        <w:t xml:space="preserve"> y </w:t>
-      </w:r>
-      <w:proofErr w:type="spellStart"/>
-      <w:r>
-        <w:rPr>
-          <w:lang w:eastAsia="es-CO"/>
-        </w:rPr>
-        <w:t>NewSQL</w:t>
-      </w:r>
-      <w:proofErr w:type="spellEnd"/>
-      <w:r>
-        <w:rPr>
-          <w:lang w:eastAsia="es-CO"/>
-        </w:rPr>
-        <w:t xml:space="preserve">, cada una con características particulares que determinan su uso, ventajas y limitaciones. Esta clasificación permite seleccionar el tipo de base de datos más adecuado, según las necesidades del sistema, el tipo de información a manejar y el entorno tecnológico. </w:t>
+        <w:t xml:space="preserve">En este contexto, las bases de datos se clasifican principalmente en relacionales, NoSQL, in memory y NewSQL, cada una con características particulares que determinan su uso, ventajas y limitaciones. Esta clasificación permite seleccionar el tipo de base de datos más adecuado, según las necesidades del sistema, el tipo de información a manejar y el entorno tecnológico. </w:t>
       </w:r>
     </w:p>
     <w:p>
@@ -5878,49 +5834,7 @@
         <w:rPr>
           <w:lang w:eastAsia="es-CO"/>
         </w:rPr>
-        <w:t>Este tipo de bases de datos se caracteriza por garantizar la integridad, consistencia y estructuración de la información, lo que las hace ideales para sistemas que requieren alta precisión, como sistemas financieros, administrativos y empresariales. Además, utilizan el lenguaje SQL (</w:t>
-      </w:r>
-      <w:proofErr w:type="spellStart"/>
-      <w:r>
-        <w:rPr>
-          <w:lang w:eastAsia="es-CO"/>
-        </w:rPr>
-        <w:t>Structured</w:t>
-      </w:r>
-      <w:proofErr w:type="spellEnd"/>
-      <w:r>
-        <w:rPr>
-          <w:lang w:eastAsia="es-CO"/>
-        </w:rPr>
-        <w:t xml:space="preserve"> </w:t>
-      </w:r>
-      <w:proofErr w:type="spellStart"/>
-      <w:r>
-        <w:rPr>
-          <w:lang w:eastAsia="es-CO"/>
-        </w:rPr>
-        <w:t>Query</w:t>
-      </w:r>
-      <w:proofErr w:type="spellEnd"/>
-      <w:r>
-        <w:rPr>
-          <w:lang w:eastAsia="es-CO"/>
-        </w:rPr>
-        <w:t xml:space="preserve"> </w:t>
-      </w:r>
-      <w:proofErr w:type="spellStart"/>
-      <w:r>
-        <w:rPr>
-          <w:lang w:eastAsia="es-CO"/>
-        </w:rPr>
-        <w:t>Language</w:t>
-      </w:r>
-      <w:proofErr w:type="spellEnd"/>
-      <w:r>
-        <w:rPr>
-          <w:lang w:eastAsia="es-CO"/>
-        </w:rPr>
-        <w:t>) para la manipulación y consulta de datos.</w:t>
+        <w:t>Este tipo de bases de datos se caracteriza por garantizar la integridad, consistencia y estructuración de la información, lo que las hace ideales para sistemas que requieren alta precisión, como sistemas financieros, administrativos y empresariales. Además, utilizan el lenguaje SQL (Structured Query Language) para la manipulación y consulta de datos.</w:t>
       </w:r>
     </w:p>
     <w:p>
@@ -5973,35 +5887,7 @@
         <w:rPr>
           <w:lang w:eastAsia="es-CO"/>
         </w:rPr>
-        <w:t>Las bases de datos NoSQL (</w:t>
-      </w:r>
-      <w:proofErr w:type="spellStart"/>
-      <w:r>
-        <w:rPr>
-          <w:lang w:eastAsia="es-CO"/>
-        </w:rPr>
-        <w:t>Not</w:t>
-      </w:r>
-      <w:proofErr w:type="spellEnd"/>
-      <w:r>
-        <w:rPr>
-          <w:lang w:eastAsia="es-CO"/>
-        </w:rPr>
-        <w:t xml:space="preserve"> </w:t>
-      </w:r>
-      <w:proofErr w:type="spellStart"/>
-      <w:r>
-        <w:rPr>
-          <w:lang w:eastAsia="es-CO"/>
-        </w:rPr>
-        <w:t>Only</w:t>
-      </w:r>
-      <w:proofErr w:type="spellEnd"/>
-      <w:r>
-        <w:rPr>
-          <w:lang w:eastAsia="es-CO"/>
-        </w:rPr>
-        <w:t xml:space="preserve"> SQL) surgen en respuesta a la evolución de las aplicaciones digitales modernas, las cuales requieren gestionar información diversa y cambiante. Este enfoque se aparta de las estructuras tradicionales al permitir una mayor adaptación del almacenamiento de datos según las necesidades específicas de cada sistema.</w:t>
+        <w:t>Las bases de datos NoSQL (Not Only SQL) surgen en respuesta a la evolución de las aplicaciones digitales modernas, las cuales requieren gestionar información diversa y cambiante. Este enfoque se aparta de las estructuras tradicionales al permitir una mayor adaptación del almacenamiento de datos según las necesidades específicas de cada sistema.</w:t>
       </w:r>
     </w:p>
     <w:p>
@@ -6243,13 +6129,8 @@
             <w:pPr>
               <w:pStyle w:val="TextoTablas"/>
             </w:pPr>
-            <w:proofErr w:type="spellStart"/>
             <w:r>
-              <w:t>Cassandra</w:t>
-            </w:r>
-            <w:proofErr w:type="spellEnd"/>
-            <w:r>
-              <w:t>.</w:t>
+              <w:t>Cassandra.</w:t>
             </w:r>
           </w:p>
         </w:tc>
@@ -6320,17 +6201,8 @@
           <w:b/>
           <w:lang w:eastAsia="es-CO"/>
         </w:rPr>
-        <w:t>Bases de datos In-</w:t>
-      </w:r>
-      <w:proofErr w:type="spellStart"/>
-      <w:r>
-        <w:rPr>
-          <w:b/>
-          <w:lang w:eastAsia="es-CO"/>
-        </w:rPr>
-        <w:t>Memory</w:t>
-      </w:r>
-      <w:proofErr w:type="spellEnd"/>
+        <w:t>Bases de datos In-Memory</w:t>
+      </w:r>
     </w:p>
     <w:p>
       <w:pPr>
@@ -6383,16 +6255,8 @@
         <w:rPr>
           <w:lang w:eastAsia="es-CO"/>
         </w:rPr>
-        <w:t>Comparación de bases de datos In-</w:t>
-      </w:r>
-      <w:proofErr w:type="spellStart"/>
-      <w:r>
-        <w:rPr>
-          <w:lang w:eastAsia="es-CO"/>
-        </w:rPr>
-        <w:t>Memory</w:t>
-      </w:r>
-      <w:proofErr w:type="spellEnd"/>
+        <w:t>Comparación de bases de datos In-Memory</w:t>
+      </w:r>
     </w:p>
     <w:tbl>
       <w:tblPr>
@@ -6832,13 +6696,8 @@
             <w:pPr>
               <w:pStyle w:val="TextoTablas"/>
             </w:pPr>
-            <w:proofErr w:type="spellStart"/>
             <w:r>
-              <w:t>Couchbase</w:t>
-            </w:r>
-            <w:proofErr w:type="spellEnd"/>
-            <w:r>
-              <w:t xml:space="preserve"> Capella, solo memoria.</w:t>
+              <w:t>Couchbase Capella, solo memoria.</w:t>
             </w:r>
           </w:p>
           <w:p>
@@ -6846,49 +6705,7 @@
               <w:pStyle w:val="TextoTablas"/>
             </w:pPr>
             <w:r>
-              <w:t xml:space="preserve">Servidor </w:t>
-            </w:r>
-            <w:proofErr w:type="spellStart"/>
-            <w:r>
-              <w:t>Couchbase</w:t>
-            </w:r>
-            <w:proofErr w:type="spellEnd"/>
-            <w:r>
-              <w:t>, efímero.</w:t>
-            </w:r>
-          </w:p>
-        </w:tc>
-        <w:tc>
-          <w:tcPr>
-            <w:tcW w:w="2491" w:type="dxa"/>
-          </w:tcPr>
-          <w:p>
-            <w:pPr>
-              <w:pStyle w:val="TextoTablas"/>
-            </w:pPr>
-            <w:proofErr w:type="spellStart"/>
-            <w:r>
-              <w:t>CouchStore</w:t>
-            </w:r>
-            <w:proofErr w:type="spellEnd"/>
-            <w:r>
-              <w:t xml:space="preserve"> o Magma (disponible tanto en </w:t>
-            </w:r>
-            <w:proofErr w:type="spellStart"/>
-            <w:r>
-              <w:t>Couchbase</w:t>
-            </w:r>
-            <w:proofErr w:type="spellEnd"/>
-            <w:r>
-              <w:t xml:space="preserve"> Capella como en </w:t>
-            </w:r>
-            <w:proofErr w:type="spellStart"/>
-            <w:r>
-              <w:t>Couchbase</w:t>
-            </w:r>
-            <w:proofErr w:type="spellEnd"/>
-            <w:r>
-              <w:t xml:space="preserve"> Server).</w:t>
+              <w:t>Servidor Couchbase, efímero.</w:t>
             </w:r>
           </w:p>
         </w:tc>
@@ -6901,15 +6718,20 @@
               <w:pStyle w:val="TextoTablas"/>
             </w:pPr>
             <w:r>
-              <w:t xml:space="preserve">Despliegues típicos de SQL Server, Oracle, </w:t>
+              <w:t>CouchStore o Magma (disponible tanto en Couchbase Capella como en Couchbase Server).</w:t>
             </w:r>
-            <w:proofErr w:type="spellStart"/>
+          </w:p>
+        </w:tc>
+        <w:tc>
+          <w:tcPr>
+            <w:tcW w:w="2491" w:type="dxa"/>
+          </w:tcPr>
+          <w:p>
+            <w:pPr>
+              <w:pStyle w:val="TextoTablas"/>
+            </w:pPr>
             <w:r>
-              <w:t>Postgres</w:t>
-            </w:r>
-            <w:proofErr w:type="spellEnd"/>
-            <w:r>
-              <w:t>, MySQL, etc. (Estos pueden utilizar memoria para almacenar en búfer y caché los planes de consulta y algunos pueden tener complementos para aumentar el almacenamiento en caché). Comparar con NoSQL.</w:t>
+              <w:t>Despliegues típicos de SQL Server, Oracle, Postgres, MySQL, etc. (Estos pueden utilizar memoria para almacenar en búfer y caché los planes de consulta y algunos pueden tener complementos para aumentar el almacenamiento en caché). Comparar con NoSQL.</w:t>
             </w:r>
           </w:p>
         </w:tc>
@@ -6955,17 +6777,8 @@
           <w:lang w:eastAsia="es-CO"/>
         </w:rPr>
         <w:lastRenderedPageBreak/>
-        <w:t xml:space="preserve">Bases de datos </w:t>
-      </w:r>
-      <w:proofErr w:type="spellStart"/>
-      <w:r>
-        <w:rPr>
-          <w:b/>
-          <w:lang w:eastAsia="es-CO"/>
-        </w:rPr>
-        <w:t>NewSQL</w:t>
-      </w:r>
-      <w:proofErr w:type="spellEnd"/>
+        <w:t>Bases de datos NewSQL</w:t>
+      </w:r>
     </w:p>
     <w:p>
       <w:pPr>
@@ -7003,21 +6816,7 @@
         <w:rPr>
           <w:lang w:eastAsia="es-CO"/>
         </w:rPr>
-        <w:t xml:space="preserve">Las bases de datos </w:t>
-      </w:r>
-      <w:proofErr w:type="spellStart"/>
-      <w:r>
-        <w:rPr>
-          <w:lang w:eastAsia="es-CO"/>
-        </w:rPr>
-        <w:t>NewSQL</w:t>
-      </w:r>
-      <w:proofErr w:type="spellEnd"/>
-      <w:r>
-        <w:rPr>
-          <w:lang w:eastAsia="es-CO"/>
-        </w:rPr>
-        <w:t xml:space="preserve"> utilizan arquitecturas distribuidas que permiten escalar horizontalmente, manteniendo al mismo tiempo las propiedades ACID (Atomicidad, Consistencia, Aislamiento y Durabilidad).</w:t>
+        <w:t>Las bases de datos NewSQL utilizan arquitecturas distribuidas que permiten escalar horizontalmente, manteniendo al mismo tiempo las propiedades ACID (Atomicidad, Consistencia, Aislamiento y Durabilidad).</w:t>
       </w:r>
     </w:p>
     <w:p>
@@ -7296,13 +7095,8 @@
               <w:pStyle w:val="TextoTablas"/>
             </w:pPr>
             <w:r>
-              <w:t>In-</w:t>
+              <w:t>In-Memory</w:t>
             </w:r>
-            <w:proofErr w:type="spellStart"/>
-            <w:r>
-              <w:t>Memory</w:t>
-            </w:r>
-            <w:proofErr w:type="spellEnd"/>
           </w:p>
         </w:tc>
         <w:tc>
@@ -7367,11 +7161,9 @@
             <w:pPr>
               <w:pStyle w:val="TextoTablas"/>
             </w:pPr>
-            <w:proofErr w:type="spellStart"/>
             <w:r>
               <w:t>NewSQL</w:t>
             </w:r>
-            <w:proofErr w:type="spellEnd"/>
           </w:p>
         </w:tc>
         <w:tc>
@@ -7481,30 +7273,8 @@
         <w:rPr>
           <w:lang w:eastAsia="es-CO"/>
         </w:rPr>
-        <w:t xml:space="preserve">relacional, NoSQL, in </w:t>
-      </w:r>
-      <w:proofErr w:type="spellStart"/>
-      <w:r>
-        <w:rPr>
-          <w:lang w:eastAsia="es-CO"/>
-        </w:rPr>
-        <w:t>memory</w:t>
-      </w:r>
-      <w:proofErr w:type="spellEnd"/>
-      <w:r>
-        <w:rPr>
-          <w:lang w:eastAsia="es-CO"/>
-        </w:rPr>
-        <w:t xml:space="preserve"> y </w:t>
-      </w:r>
-      <w:proofErr w:type="spellStart"/>
-      <w:r>
-        <w:rPr>
-          <w:lang w:eastAsia="es-CO"/>
-        </w:rPr>
-        <w:t>NewSQL</w:t>
-      </w:r>
-      <w:proofErr w:type="spellEnd"/>
+        <w:t>relacional, NoSQL, in memory y NewSQL</w:t>
+      </w:r>
       <w:r>
         <w:rPr>
           <w:lang w:eastAsia="es-CO"/>
@@ -7668,23 +7438,7 @@
           <w:b/>
           <w:lang w:eastAsia="es-CO"/>
         </w:rPr>
-        <w:t>In-</w:t>
-      </w:r>
-      <w:proofErr w:type="spellStart"/>
-      <w:r>
-        <w:rPr>
-          <w:b/>
-          <w:lang w:eastAsia="es-CO"/>
-        </w:rPr>
-        <w:t>Memory</w:t>
-      </w:r>
-      <w:proofErr w:type="spellEnd"/>
-      <w:r>
-        <w:rPr>
-          <w:b/>
-          <w:lang w:eastAsia="es-CO"/>
-        </w:rPr>
-        <w:t xml:space="preserve"> </w:t>
+        <w:t xml:space="preserve">In-Memory </w:t>
       </w:r>
     </w:p>
     <w:p>
@@ -7712,7 +7466,6 @@
           <w:lang w:eastAsia="es-CO"/>
         </w:rPr>
       </w:pPr>
-      <w:proofErr w:type="spellStart"/>
       <w:r>
         <w:rPr>
           <w:b/>
@@ -7720,7 +7473,6 @@
         </w:rPr>
         <w:t>NewSQL</w:t>
       </w:r>
-      <w:proofErr w:type="spellEnd"/>
     </w:p>
     <w:p>
       <w:pPr>
@@ -7799,35 +7551,7 @@
         <w:rPr>
           <w:lang w:eastAsia="es-CO"/>
         </w:rPr>
-        <w:t>Las bases de datos In-</w:t>
-      </w:r>
-      <w:proofErr w:type="spellStart"/>
-      <w:r>
-        <w:rPr>
-          <w:lang w:eastAsia="es-CO"/>
-        </w:rPr>
-        <w:t>Memory</w:t>
-      </w:r>
-      <w:proofErr w:type="spellEnd"/>
-      <w:r>
-        <w:rPr>
-          <w:lang w:eastAsia="es-CO"/>
-        </w:rPr>
-        <w:t xml:space="preserve"> se diferencian por su ubicación de almacenamiento, ya que operan en memoria principal en lugar de disco, lo que les permite alcanzar altos niveles de rendimiento. Por su parte, las bases de datos </w:t>
-      </w:r>
-      <w:proofErr w:type="spellStart"/>
-      <w:r>
-        <w:rPr>
-          <w:lang w:eastAsia="es-CO"/>
-        </w:rPr>
-        <w:t>NewSQL</w:t>
-      </w:r>
-      <w:proofErr w:type="spellEnd"/>
-      <w:r>
-        <w:rPr>
-          <w:lang w:eastAsia="es-CO"/>
-        </w:rPr>
-        <w:t xml:space="preserve"> integran características de los sistemas relacionales tradicionales con arquitecturas distribuidas, logrando un equilibrio entre consistencia y escalabilidad.</w:t>
+        <w:t>Las bases de datos In-Memory se diferencian por su ubicación de almacenamiento, ya que operan en memoria principal en lugar de disco, lo que les permite alcanzar altos niveles de rendimiento. Por su parte, las bases de datos NewSQL integran características de los sistemas relacionales tradicionales con arquitecturas distribuidas, logrando un equilibrio entre consistencia y escalabilidad.</w:t>
       </w:r>
     </w:p>
     <w:p>
@@ -7983,23 +7707,7 @@
           <w:b/>
           <w:lang w:eastAsia="es-CO"/>
         </w:rPr>
-        <w:t>In-</w:t>
-      </w:r>
-      <w:proofErr w:type="spellStart"/>
-      <w:r>
-        <w:rPr>
-          <w:b/>
-          <w:lang w:eastAsia="es-CO"/>
-        </w:rPr>
-        <w:t>Memory</w:t>
-      </w:r>
-      <w:proofErr w:type="spellEnd"/>
-      <w:r>
-        <w:rPr>
-          <w:b/>
-          <w:lang w:eastAsia="es-CO"/>
-        </w:rPr>
-        <w:t xml:space="preserve"> </w:t>
+        <w:t xml:space="preserve">In-Memory </w:t>
       </w:r>
     </w:p>
     <w:p>
@@ -8027,7 +7735,6 @@
           <w:lang w:eastAsia="es-CO"/>
         </w:rPr>
       </w:pPr>
-      <w:proofErr w:type="spellStart"/>
       <w:r>
         <w:rPr>
           <w:b/>
@@ -8035,7 +7742,6 @@
         </w:rPr>
         <w:t>NewSQL</w:t>
       </w:r>
-      <w:proofErr w:type="spellEnd"/>
     </w:p>
     <w:p>
       <w:pPr>
@@ -8087,35 +7793,7 @@
           <w:lang w:eastAsia="es-CO"/>
         </w:rPr>
         <w:lastRenderedPageBreak/>
-        <w:t>escalabilidad del sistema. En sistemas tradicionales, donde la precisión y la integridad son prioritarias, las bases de datos relacionales suelen ser la mejor opción. En entornos donde se manejan grandes volúmenes de datos y se requiere flexibilidad, las bases de datos NoSQL resultan más adecuadas. Para aplicaciones en tiempo real, las bases de datos In-</w:t>
-      </w:r>
-      <w:proofErr w:type="spellStart"/>
-      <w:r>
-        <w:rPr>
-          <w:lang w:eastAsia="es-CO"/>
-        </w:rPr>
-        <w:t>Memory</w:t>
-      </w:r>
-      <w:proofErr w:type="spellEnd"/>
-      <w:r>
-        <w:rPr>
-          <w:lang w:eastAsia="es-CO"/>
-        </w:rPr>
-        <w:t xml:space="preserve"> ofrecen un rendimiento superior, mientras que las bases de datos </w:t>
-      </w:r>
-      <w:proofErr w:type="spellStart"/>
-      <w:r>
-        <w:rPr>
-          <w:lang w:eastAsia="es-CO"/>
-        </w:rPr>
-        <w:t>NewSQL</w:t>
-      </w:r>
-      <w:proofErr w:type="spellEnd"/>
-      <w:r>
-        <w:rPr>
-          <w:lang w:eastAsia="es-CO"/>
-        </w:rPr>
-        <w:t xml:space="preserve"> son ideales para sistemas modernos que requieren equilibrio entre rendimiento y consistencia.</w:t>
+        <w:t>escalabilidad del sistema. En sistemas tradicionales, donde la precisión y la integridad son prioritarias, las bases de datos relacionales suelen ser la mejor opción. En entornos donde se manejan grandes volúmenes de datos y se requiere flexibilidad, las bases de datos NoSQL resultan más adecuadas. Para aplicaciones en tiempo real, las bases de datos In-Memory ofrecen un rendimiento superior, mientras que las bases de datos NewSQL son ideales para sistemas modernos que requieren equilibrio entre rendimiento y consistencia.</w:t>
       </w:r>
     </w:p>
     <w:p>
@@ -9423,21 +9101,7 @@
         <w:rPr>
           <w:lang w:eastAsia="es-CO"/>
         </w:rPr>
-        <w:t>(</w:t>
-      </w:r>
-      <w:proofErr w:type="gramStart"/>
-      <w:r>
-        <w:rPr>
-          <w:lang w:eastAsia="es-CO"/>
-        </w:rPr>
-        <w:t>1,n</w:t>
-      </w:r>
-      <w:proofErr w:type="gramEnd"/>
-      <w:r>
-        <w:rPr>
-          <w:lang w:eastAsia="es-CO"/>
-        </w:rPr>
-        <w:t xml:space="preserve">) </w:t>
+        <w:t xml:space="preserve">(1,n) </w:t>
       </w:r>
     </w:p>
     <w:p>
@@ -9476,21 +9140,7 @@
         <w:rPr>
           <w:lang w:eastAsia="es-CO"/>
         </w:rPr>
-        <w:t>(</w:t>
-      </w:r>
-      <w:proofErr w:type="gramStart"/>
-      <w:r>
-        <w:rPr>
-          <w:lang w:eastAsia="es-CO"/>
-        </w:rPr>
-        <w:t>1,n</w:t>
-      </w:r>
-      <w:proofErr w:type="gramEnd"/>
-      <w:r>
-        <w:rPr>
-          <w:lang w:eastAsia="es-CO"/>
-        </w:rPr>
-        <w:t xml:space="preserve">) </w:t>
+        <w:t xml:space="preserve">(1,n) </w:t>
       </w:r>
     </w:p>
     <w:p>
@@ -9617,14 +9267,12 @@
           <w:lang w:eastAsia="es-CO"/>
         </w:rPr>
       </w:pPr>
-      <w:proofErr w:type="gramStart"/>
       <w:r>
         <w:rPr>
           <w:lang w:eastAsia="es-CO"/>
         </w:rPr>
         <w:t>1:N</w:t>
       </w:r>
-      <w:proofErr w:type="gramEnd"/>
     </w:p>
     <w:p>
       <w:pPr>
@@ -9688,21 +9336,7 @@
         <w:rPr>
           <w:lang w:eastAsia="es-CO"/>
         </w:rPr>
-        <w:t>(</w:t>
-      </w:r>
-      <w:proofErr w:type="gramStart"/>
-      <w:r>
-        <w:rPr>
-          <w:lang w:eastAsia="es-CO"/>
-        </w:rPr>
-        <w:t>1:n</w:t>
-      </w:r>
-      <w:proofErr w:type="gramEnd"/>
-      <w:r>
-        <w:rPr>
-          <w:lang w:eastAsia="es-CO"/>
-        </w:rPr>
-        <w:t>)</w:t>
+        <w:t>(1:n)</w:t>
       </w:r>
     </w:p>
     <w:p>
@@ -9737,55 +9371,37 @@
           <w:lang w:eastAsia="es-CO"/>
         </w:rPr>
       </w:pPr>
-      <w:proofErr w:type="spellStart"/>
       <w:r>
         <w:rPr>
           <w:lang w:eastAsia="es-CO"/>
         </w:rPr>
         <w:t>FechaDev</w:t>
       </w:r>
-      <w:proofErr w:type="spellEnd"/>
-    </w:p>
-    <w:p>
-      <w:pPr>
-        <w:rPr>
-          <w:lang w:eastAsia="es-CO"/>
-        </w:rPr>
-      </w:pPr>
-      <w:proofErr w:type="spellStart"/>
+    </w:p>
+    <w:p>
+      <w:pPr>
+        <w:rPr>
+          <w:lang w:eastAsia="es-CO"/>
+        </w:rPr>
+      </w:pPr>
       <w:r>
         <w:rPr>
           <w:lang w:eastAsia="es-CO"/>
         </w:rPr>
         <w:t>FechaPrest</w:t>
       </w:r>
-      <w:proofErr w:type="spellEnd"/>
-    </w:p>
-    <w:p>
-      <w:pPr>
-        <w:rPr>
-          <w:lang w:eastAsia="es-CO"/>
-        </w:rPr>
-      </w:pPr>
-      <w:r>
-        <w:rPr>
-          <w:lang w:eastAsia="es-CO"/>
-        </w:rPr>
-        <w:t>(</w:t>
-      </w:r>
-      <w:proofErr w:type="gramStart"/>
-      <w:r>
-        <w:rPr>
-          <w:lang w:eastAsia="es-CO"/>
-        </w:rPr>
-        <w:t>1:n</w:t>
-      </w:r>
-      <w:proofErr w:type="gramEnd"/>
-      <w:r>
-        <w:rPr>
-          <w:lang w:eastAsia="es-CO"/>
-        </w:rPr>
-        <w:t>)</w:t>
+    </w:p>
+    <w:p>
+      <w:pPr>
+        <w:rPr>
+          <w:lang w:eastAsia="es-CO"/>
+        </w:rPr>
+      </w:pPr>
+      <w:r>
+        <w:rPr>
+          <w:lang w:eastAsia="es-CO"/>
+        </w:rPr>
+        <w:t>(1:n)</w:t>
       </w:r>
     </w:p>
     <w:p>
@@ -10583,35 +10199,7 @@
         <w:rPr>
           <w:lang w:eastAsia="es-CO"/>
         </w:rPr>
-        <w:t>El sistema gestor de bases de datos, conocido como DBMS (</w:t>
-      </w:r>
-      <w:proofErr w:type="spellStart"/>
-      <w:r>
-        <w:rPr>
-          <w:lang w:eastAsia="es-CO"/>
-        </w:rPr>
-        <w:t>Database</w:t>
-      </w:r>
-      <w:proofErr w:type="spellEnd"/>
-      <w:r>
-        <w:rPr>
-          <w:lang w:eastAsia="es-CO"/>
-        </w:rPr>
-        <w:t xml:space="preserve"> Management </w:t>
-      </w:r>
-      <w:proofErr w:type="spellStart"/>
-      <w:r>
-        <w:rPr>
-          <w:lang w:eastAsia="es-CO"/>
-        </w:rPr>
-        <w:t>System</w:t>
-      </w:r>
-      <w:proofErr w:type="spellEnd"/>
-      <w:r>
-        <w:rPr>
-          <w:lang w:eastAsia="es-CO"/>
-        </w:rPr>
-        <w:t>), es un conjunto de programas que permite crear, administrar, manipular y controlar el acceso a una base de datos. Este sistema actúa como intermediario entre los usuarios o aplicaciones y los datos almacenados, garantizando que la información sea gestionada de manera eficiente, segura y organizada.</w:t>
+        <w:t>El sistema gestor de bases de datos, conocido como DBMS (Database Management System), es un conjunto de programas que permite crear, administrar, manipular y controlar el acceso a una base de datos. Este sistema actúa como intermediario entre los usuarios o aplicaciones y los datos almacenados, garantizando que la información sea gestionada de manera eficiente, segura y organizada.</w:t>
       </w:r>
     </w:p>
     <w:p>
@@ -11297,39 +10885,7 @@
           <w:b/>
           <w:lang w:eastAsia="es-CO"/>
         </w:rPr>
-        <w:t xml:space="preserve">DDL (Data </w:t>
-      </w:r>
-      <w:proofErr w:type="spellStart"/>
-      <w:r>
-        <w:rPr>
-          <w:b/>
-          <w:lang w:eastAsia="es-CO"/>
-        </w:rPr>
-        <w:t>Definition</w:t>
-      </w:r>
-      <w:proofErr w:type="spellEnd"/>
-      <w:r>
-        <w:rPr>
-          <w:b/>
-          <w:lang w:eastAsia="es-CO"/>
-        </w:rPr>
-        <w:t xml:space="preserve"> </w:t>
-      </w:r>
-      <w:proofErr w:type="spellStart"/>
-      <w:r>
-        <w:rPr>
-          <w:b/>
-          <w:lang w:eastAsia="es-CO"/>
-        </w:rPr>
-        <w:t>Language</w:t>
-      </w:r>
-      <w:proofErr w:type="spellEnd"/>
-      <w:r>
-        <w:rPr>
-          <w:b/>
-          <w:lang w:eastAsia="es-CO"/>
-        </w:rPr>
-        <w:t>)</w:t>
+        <w:t>DDL (Data Definition Language)</w:t>
       </w:r>
     </w:p>
     <w:p>
@@ -11362,39 +10918,7 @@
           <w:b/>
           <w:lang w:eastAsia="es-CO"/>
         </w:rPr>
-        <w:t xml:space="preserve">DML (Data </w:t>
-      </w:r>
-      <w:proofErr w:type="spellStart"/>
-      <w:r>
-        <w:rPr>
-          <w:b/>
-          <w:lang w:eastAsia="es-CO"/>
-        </w:rPr>
-        <w:t>Manipulation</w:t>
-      </w:r>
-      <w:proofErr w:type="spellEnd"/>
-      <w:r>
-        <w:rPr>
-          <w:b/>
-          <w:lang w:eastAsia="es-CO"/>
-        </w:rPr>
-        <w:t xml:space="preserve"> </w:t>
-      </w:r>
-      <w:proofErr w:type="spellStart"/>
-      <w:r>
-        <w:rPr>
-          <w:b/>
-          <w:lang w:eastAsia="es-CO"/>
-        </w:rPr>
-        <w:t>Language</w:t>
-      </w:r>
-      <w:proofErr w:type="spellEnd"/>
-      <w:r>
-        <w:rPr>
-          <w:b/>
-          <w:lang w:eastAsia="es-CO"/>
-        </w:rPr>
-        <w:t>)</w:t>
+        <w:t>DML (Data Manipulation Language)</w:t>
       </w:r>
     </w:p>
     <w:p>
@@ -11428,23 +10952,7 @@
           <w:b/>
           <w:lang w:eastAsia="es-CO"/>
         </w:rPr>
-        <w:t xml:space="preserve">DCL (Data Control </w:t>
-      </w:r>
-      <w:proofErr w:type="spellStart"/>
-      <w:r>
-        <w:rPr>
-          <w:b/>
-          <w:lang w:eastAsia="es-CO"/>
-        </w:rPr>
-        <w:t>Language</w:t>
-      </w:r>
-      <w:proofErr w:type="spellEnd"/>
-      <w:r>
-        <w:rPr>
-          <w:b/>
-          <w:lang w:eastAsia="es-CO"/>
-        </w:rPr>
-        <w:t>)</w:t>
+        <w:t>DCL (Data Control Language)</w:t>
       </w:r>
     </w:p>
     <w:p>
@@ -11477,39 +10985,7 @@
           <w:b/>
           <w:lang w:eastAsia="es-CO"/>
         </w:rPr>
-        <w:t>TCL (</w:t>
-      </w:r>
-      <w:proofErr w:type="spellStart"/>
-      <w:r>
-        <w:rPr>
-          <w:b/>
-          <w:lang w:eastAsia="es-CO"/>
-        </w:rPr>
-        <w:t>Transaction</w:t>
-      </w:r>
-      <w:proofErr w:type="spellEnd"/>
-      <w:r>
-        <w:rPr>
-          <w:b/>
-          <w:lang w:eastAsia="es-CO"/>
-        </w:rPr>
-        <w:t xml:space="preserve"> Control </w:t>
-      </w:r>
-      <w:proofErr w:type="spellStart"/>
-      <w:r>
-        <w:rPr>
-          <w:b/>
-          <w:lang w:eastAsia="es-CO"/>
-        </w:rPr>
-        <w:t>Language</w:t>
-      </w:r>
-      <w:proofErr w:type="spellEnd"/>
-      <w:r>
-        <w:rPr>
-          <w:b/>
-          <w:lang w:eastAsia="es-CO"/>
-        </w:rPr>
-        <w:t>)</w:t>
+        <w:t>TCL (Transaction Control Language)</w:t>
       </w:r>
     </w:p>
     <w:p>
@@ -12208,14 +11684,12 @@
           <w:lang w:eastAsia="es-CO"/>
         </w:rPr>
       </w:pPr>
-      <w:proofErr w:type="gramStart"/>
       <w:r>
         <w:rPr>
           <w:lang w:eastAsia="es-CO"/>
         </w:rPr>
         <w:t>1:N</w:t>
       </w:r>
-      <w:proofErr w:type="gramEnd"/>
     </w:p>
     <w:p>
       <w:pPr>
@@ -12301,14 +11775,12 @@
           <w:lang w:eastAsia="es-CO"/>
         </w:rPr>
       </w:pPr>
-      <w:proofErr w:type="spellStart"/>
       <w:r>
         <w:rPr>
           <w:lang w:eastAsia="es-CO"/>
         </w:rPr>
         <w:t>Núm</w:t>
       </w:r>
-      <w:proofErr w:type="spellEnd"/>
     </w:p>
     <w:p>
       <w:pPr>
@@ -12763,19 +12235,11 @@
           <w:lang w:eastAsia="es-CO"/>
         </w:rPr>
       </w:pPr>
-      <w:proofErr w:type="spellStart"/>
-      <w:r>
-        <w:rPr>
-          <w:lang w:eastAsia="es-CO"/>
-        </w:rPr>
-        <w:t>IDPedido</w:t>
-      </w:r>
-      <w:proofErr w:type="spellEnd"/>
-      <w:r>
-        <w:rPr>
-          <w:lang w:eastAsia="es-CO"/>
-        </w:rPr>
-        <w:t xml:space="preserve"> (PK) </w:t>
+      <w:r>
+        <w:rPr>
+          <w:lang w:eastAsia="es-CO"/>
+        </w:rPr>
+        <w:t xml:space="preserve">IDPedido (PK) </w:t>
       </w:r>
     </w:p>
     <w:p>
@@ -12820,19 +12284,11 @@
           <w:lang w:eastAsia="es-CO"/>
         </w:rPr>
       </w:pPr>
-      <w:proofErr w:type="spellStart"/>
-      <w:r>
-        <w:rPr>
-          <w:lang w:eastAsia="es-CO"/>
-        </w:rPr>
-        <w:t>IDPedido</w:t>
-      </w:r>
-      <w:proofErr w:type="spellEnd"/>
-      <w:r>
-        <w:rPr>
-          <w:lang w:eastAsia="es-CO"/>
-        </w:rPr>
-        <w:t xml:space="preserve"> (FK) </w:t>
+      <w:r>
+        <w:rPr>
+          <w:lang w:eastAsia="es-CO"/>
+        </w:rPr>
+        <w:t xml:space="preserve">IDPedido (FK) </w:t>
       </w:r>
     </w:p>
     <w:p>
@@ -12846,19 +12302,11 @@
           <w:lang w:eastAsia="es-CO"/>
         </w:rPr>
       </w:pPr>
-      <w:proofErr w:type="spellStart"/>
-      <w:r>
-        <w:rPr>
-          <w:lang w:eastAsia="es-CO"/>
-        </w:rPr>
-        <w:t>NumSerie</w:t>
-      </w:r>
-      <w:proofErr w:type="spellEnd"/>
-      <w:r>
-        <w:rPr>
-          <w:lang w:eastAsia="es-CO"/>
-        </w:rPr>
-        <w:t xml:space="preserve"> (FK) </w:t>
+      <w:r>
+        <w:rPr>
+          <w:lang w:eastAsia="es-CO"/>
+        </w:rPr>
+        <w:t xml:space="preserve">NumSerie (FK) </w:t>
       </w:r>
     </w:p>
     <w:p>
@@ -12885,19 +12333,11 @@
           <w:lang w:eastAsia="es-CO"/>
         </w:rPr>
       </w:pPr>
-      <w:proofErr w:type="spellStart"/>
-      <w:r>
-        <w:rPr>
-          <w:lang w:eastAsia="es-CO"/>
-        </w:rPr>
-        <w:t>NumSerie</w:t>
-      </w:r>
-      <w:proofErr w:type="spellEnd"/>
-      <w:r>
-        <w:rPr>
-          <w:lang w:eastAsia="es-CO"/>
-        </w:rPr>
-        <w:t xml:space="preserve"> (PK) </w:t>
+      <w:r>
+        <w:rPr>
+          <w:lang w:eastAsia="es-CO"/>
+        </w:rPr>
+        <w:t xml:space="preserve">NumSerie (PK) </w:t>
       </w:r>
     </w:p>
     <w:p>
@@ -12964,21 +12404,7 @@
         <w:rPr>
           <w:lang w:eastAsia="es-CO"/>
         </w:rPr>
-        <w:t>CLIENTE — PEDIDO (</w:t>
-      </w:r>
-      <w:proofErr w:type="gramStart"/>
-      <w:r>
-        <w:rPr>
-          <w:lang w:eastAsia="es-CO"/>
-        </w:rPr>
-        <w:t>1:N</w:t>
-      </w:r>
-      <w:proofErr w:type="gramEnd"/>
-      <w:r>
-        <w:rPr>
-          <w:lang w:eastAsia="es-CO"/>
-        </w:rPr>
-        <w:t xml:space="preserve">) </w:t>
+        <w:t xml:space="preserve">CLIENTE — PEDIDO (1:N) </w:t>
       </w:r>
     </w:p>
     <w:p>
@@ -13399,75 +12825,33 @@
         <w:rPr>
           <w:lang w:eastAsia="es-CO"/>
         </w:rPr>
-        <w:t xml:space="preserve">   </w:t>
-      </w:r>
-      <w:proofErr w:type="spellStart"/>
-      <w:r>
-        <w:rPr>
-          <w:lang w:eastAsia="es-CO"/>
-        </w:rPr>
-        <w:t>ID_Cliente</w:t>
-      </w:r>
-      <w:proofErr w:type="spellEnd"/>
-      <w:r>
-        <w:rPr>
-          <w:lang w:eastAsia="es-CO"/>
-        </w:rPr>
-        <w:t xml:space="preserve"> INT PRIMARY KEY,</w:t>
-      </w:r>
-    </w:p>
-    <w:p>
-      <w:pPr>
-        <w:rPr>
-          <w:lang w:eastAsia="es-CO"/>
-        </w:rPr>
-      </w:pPr>
-      <w:r>
-        <w:rPr>
-          <w:lang w:eastAsia="es-CO"/>
-        </w:rPr>
-        <w:t xml:space="preserve">   Nombre </w:t>
-      </w:r>
-      <w:proofErr w:type="gramStart"/>
-      <w:r>
-        <w:rPr>
-          <w:lang w:eastAsia="es-CO"/>
-        </w:rPr>
-        <w:t>VARCHAR(</w:t>
-      </w:r>
-      <w:proofErr w:type="gramEnd"/>
-      <w:r>
-        <w:rPr>
-          <w:lang w:eastAsia="es-CO"/>
-        </w:rPr>
-        <w:t>50),</w:t>
-      </w:r>
-    </w:p>
-    <w:p>
-      <w:pPr>
-        <w:rPr>
-          <w:lang w:eastAsia="es-CO"/>
-        </w:rPr>
-      </w:pPr>
-      <w:r>
-        <w:rPr>
-          <w:lang w:eastAsia="es-CO"/>
-        </w:rPr>
-        <w:t xml:space="preserve">   Ciudad </w:t>
-      </w:r>
-      <w:proofErr w:type="gramStart"/>
-      <w:r>
-        <w:rPr>
-          <w:lang w:eastAsia="es-CO"/>
-        </w:rPr>
-        <w:t>VARCHAR(</w:t>
-      </w:r>
-      <w:proofErr w:type="gramEnd"/>
-      <w:r>
-        <w:rPr>
-          <w:lang w:eastAsia="es-CO"/>
-        </w:rPr>
-        <w:t>50)</w:t>
+        <w:t xml:space="preserve">   ID_Cliente INT PRIMARY KEY,</w:t>
+      </w:r>
+    </w:p>
+    <w:p>
+      <w:pPr>
+        <w:rPr>
+          <w:lang w:eastAsia="es-CO"/>
+        </w:rPr>
+      </w:pPr>
+      <w:r>
+        <w:rPr>
+          <w:lang w:eastAsia="es-CO"/>
+        </w:rPr>
+        <w:t xml:space="preserve">   Nombre VARCHAR(50),</w:t>
+      </w:r>
+    </w:p>
+    <w:p>
+      <w:pPr>
+        <w:rPr>
+          <w:lang w:eastAsia="es-CO"/>
+        </w:rPr>
+      </w:pPr>
+      <w:r>
+        <w:rPr>
+          <w:lang w:eastAsia="es-CO"/>
+        </w:rPr>
+        <w:t xml:space="preserve">   Ciudad VARCHAR(50)</w:t>
       </w:r>
     </w:p>
     <w:p>
@@ -16043,49 +15427,7 @@
         <w:rPr>
           <w:lang w:eastAsia="es-CO"/>
         </w:rPr>
-        <w:t>En el contexto del modelo relacional, el lenguaje más utilizado es SQL (</w:t>
-      </w:r>
-      <w:proofErr w:type="spellStart"/>
-      <w:r>
-        <w:rPr>
-          <w:lang w:eastAsia="es-CO"/>
-        </w:rPr>
-        <w:t>Structured</w:t>
-      </w:r>
-      <w:proofErr w:type="spellEnd"/>
-      <w:r>
-        <w:rPr>
-          <w:lang w:eastAsia="es-CO"/>
-        </w:rPr>
-        <w:t xml:space="preserve"> </w:t>
-      </w:r>
-      <w:proofErr w:type="spellStart"/>
-      <w:r>
-        <w:rPr>
-          <w:lang w:eastAsia="es-CO"/>
-        </w:rPr>
-        <w:t>Query</w:t>
-      </w:r>
-      <w:proofErr w:type="spellEnd"/>
-      <w:r>
-        <w:rPr>
-          <w:lang w:eastAsia="es-CO"/>
-        </w:rPr>
-        <w:t xml:space="preserve"> </w:t>
-      </w:r>
-      <w:proofErr w:type="spellStart"/>
-      <w:r>
-        <w:rPr>
-          <w:lang w:eastAsia="es-CO"/>
-        </w:rPr>
-        <w:t>Language</w:t>
-      </w:r>
-      <w:proofErr w:type="spellEnd"/>
-      <w:r>
-        <w:rPr>
-          <w:lang w:eastAsia="es-CO"/>
-        </w:rPr>
-        <w:t>), el cual se ha consolidado como el estándar para la gestión de bases de datos. A través de SQL, es posible crear, consultar, modificar y controlar los datos, garantizando su integridad y consistencia.</w:t>
+        <w:t>En el contexto del modelo relacional, el lenguaje más utilizado es SQL (Structured Query Language), el cual se ha consolidado como el estándar para la gestión de bases de datos. A través de SQL, es posible crear, consultar, modificar y controlar los datos, garantizando su integridad y consistencia.</w:t>
       </w:r>
     </w:p>
     <w:p>
@@ -16141,35 +15483,7 @@
         <w:rPr>
           <w:lang w:eastAsia="es-CO"/>
         </w:rPr>
-        <w:t xml:space="preserve">El lenguaje de definición de datos, conocido como DDL (Data </w:t>
-      </w:r>
-      <w:proofErr w:type="spellStart"/>
-      <w:r>
-        <w:rPr>
-          <w:lang w:eastAsia="es-CO"/>
-        </w:rPr>
-        <w:t>Definition</w:t>
-      </w:r>
-      <w:proofErr w:type="spellEnd"/>
-      <w:r>
-        <w:rPr>
-          <w:lang w:eastAsia="es-CO"/>
-        </w:rPr>
-        <w:t xml:space="preserve"> </w:t>
-      </w:r>
-      <w:proofErr w:type="spellStart"/>
-      <w:r>
-        <w:rPr>
-          <w:lang w:eastAsia="es-CO"/>
-        </w:rPr>
-        <w:t>Language</w:t>
-      </w:r>
-      <w:proofErr w:type="spellEnd"/>
-      <w:r>
-        <w:rPr>
-          <w:lang w:eastAsia="es-CO"/>
-        </w:rPr>
-        <w:t>), es el conjunto de instrucciones utilizado en los sistemas gestores de bases de datos para definir, modificar y eliminar la estructura de los datos. Este lenguaje constituye la base sobre la cual se construyen las bases de datos, ya que permite establecer las tablas, atributos, relaciones y restricciones necesarias para organizar la información.</w:t>
+        <w:t>El lenguaje de definición de datos, conocido como DDL (Data Definition Language), es el conjunto de instrucciones utilizado en los sistemas gestores de bases de datos para definir, modificar y eliminar la estructura de los datos. Este lenguaje constituye la base sobre la cual se construyen las bases de datos, ya que permite establecer las tablas, atributos, relaciones y restricciones necesarias para organizar la información.</w:t>
       </w:r>
     </w:p>
     <w:p>
@@ -16392,48 +15706,20 @@
         <w:rPr>
           <w:lang w:eastAsia="es-CO"/>
         </w:rPr>
-        <w:t xml:space="preserve">   </w:t>
-      </w:r>
-      <w:proofErr w:type="spellStart"/>
-      <w:r>
-        <w:rPr>
-          <w:lang w:eastAsia="es-CO"/>
-        </w:rPr>
-        <w:t>ID_Estudiante</w:t>
-      </w:r>
-      <w:proofErr w:type="spellEnd"/>
-      <w:r>
-        <w:rPr>
-          <w:lang w:eastAsia="es-CO"/>
-        </w:rPr>
-        <w:t xml:space="preserve"> INT PRIMARY KEY,</w:t>
-      </w:r>
-    </w:p>
-    <w:p>
-      <w:pPr>
-        <w:rPr>
-          <w:lang w:eastAsia="es-CO"/>
-        </w:rPr>
-      </w:pPr>
-      <w:r>
-        <w:rPr>
-          <w:lang w:eastAsia="es-CO"/>
-        </w:rPr>
-        <w:t xml:space="preserve">   Nombre </w:t>
-      </w:r>
-      <w:proofErr w:type="gramStart"/>
-      <w:r>
-        <w:rPr>
-          <w:lang w:eastAsia="es-CO"/>
-        </w:rPr>
-        <w:t>VARCHAR(</w:t>
-      </w:r>
-      <w:proofErr w:type="gramEnd"/>
-      <w:r>
-        <w:rPr>
-          <w:lang w:eastAsia="es-CO"/>
-        </w:rPr>
-        <w:t>50),</w:t>
+        <w:t xml:space="preserve">   ID_Estudiante INT PRIMARY KEY,</w:t>
+      </w:r>
+    </w:p>
+    <w:p>
+      <w:pPr>
+        <w:rPr>
+          <w:lang w:eastAsia="es-CO"/>
+        </w:rPr>
+      </w:pPr>
+      <w:r>
+        <w:rPr>
+          <w:lang w:eastAsia="es-CO"/>
+        </w:rPr>
+        <w:t xml:space="preserve">   Nombre VARCHAR(50),</w:t>
       </w:r>
     </w:p>
     <w:p>
@@ -16519,21 +15805,7 @@
         <w:rPr>
           <w:lang w:eastAsia="es-CO"/>
         </w:rPr>
-        <w:t xml:space="preserve">ADD Correo </w:t>
-      </w:r>
-      <w:proofErr w:type="gramStart"/>
-      <w:r>
-        <w:rPr>
-          <w:lang w:eastAsia="es-CO"/>
-        </w:rPr>
-        <w:t>VARCHAR(</w:t>
-      </w:r>
-      <w:proofErr w:type="gramEnd"/>
-      <w:r>
-        <w:rPr>
-          <w:lang w:eastAsia="es-CO"/>
-        </w:rPr>
-        <w:t>100);</w:t>
+        <w:t>ADD Correo VARCHAR(100);</w:t>
       </w:r>
     </w:p>
     <w:p>
@@ -16849,124 +16121,46 @@
         <w:rPr>
           <w:lang w:eastAsia="es-CO"/>
         </w:rPr>
-        <w:t xml:space="preserve">   </w:t>
-      </w:r>
-      <w:proofErr w:type="spellStart"/>
-      <w:r>
-        <w:rPr>
-          <w:lang w:eastAsia="es-CO"/>
-        </w:rPr>
-        <w:t>ID_Pedido</w:t>
-      </w:r>
-      <w:proofErr w:type="spellEnd"/>
-      <w:r>
-        <w:rPr>
-          <w:lang w:eastAsia="es-CO"/>
-        </w:rPr>
-        <w:t xml:space="preserve"> INT PRIMARY KEY,</w:t>
-      </w:r>
-    </w:p>
-    <w:p>
-      <w:pPr>
-        <w:rPr>
-          <w:lang w:eastAsia="es-CO"/>
-        </w:rPr>
-      </w:pPr>
-      <w:r>
-        <w:rPr>
-          <w:lang w:eastAsia="es-CO"/>
-        </w:rPr>
-        <w:t xml:space="preserve">   </w:t>
-      </w:r>
-      <w:proofErr w:type="spellStart"/>
-      <w:r>
-        <w:rPr>
-          <w:lang w:eastAsia="es-CO"/>
-        </w:rPr>
-        <w:t>ID_Cliente</w:t>
-      </w:r>
-      <w:proofErr w:type="spellEnd"/>
-      <w:r>
-        <w:rPr>
-          <w:lang w:eastAsia="es-CO"/>
-        </w:rPr>
-        <w:t xml:space="preserve"> INT,</w:t>
-      </w:r>
-    </w:p>
-    <w:p>
-      <w:pPr>
-        <w:rPr>
-          <w:lang w:eastAsia="es-CO"/>
-        </w:rPr>
-      </w:pPr>
-      <w:r>
-        <w:rPr>
-          <w:lang w:eastAsia="es-CO"/>
-        </w:rPr>
-        <w:t xml:space="preserve">   Total </w:t>
-      </w:r>
-      <w:proofErr w:type="gramStart"/>
-      <w:r>
-        <w:rPr>
-          <w:lang w:eastAsia="es-CO"/>
-        </w:rPr>
-        <w:t>DECIMAL(</w:t>
-      </w:r>
-      <w:proofErr w:type="gramEnd"/>
-      <w:r>
-        <w:rPr>
-          <w:lang w:eastAsia="es-CO"/>
-        </w:rPr>
-        <w:t>10,2),</w:t>
-      </w:r>
-    </w:p>
-    <w:p>
-      <w:pPr>
-        <w:rPr>
-          <w:lang w:eastAsia="es-CO"/>
-        </w:rPr>
-      </w:pPr>
-      <w:r>
-        <w:rPr>
-          <w:lang w:eastAsia="es-CO"/>
-        </w:rPr>
-        <w:t xml:space="preserve">   FOREIGN KEY (</w:t>
-      </w:r>
-      <w:proofErr w:type="spellStart"/>
-      <w:r>
-        <w:rPr>
-          <w:lang w:eastAsia="es-CO"/>
-        </w:rPr>
-        <w:t>ID_Cliente</w:t>
-      </w:r>
-      <w:proofErr w:type="spellEnd"/>
-      <w:r>
-        <w:rPr>
-          <w:lang w:eastAsia="es-CO"/>
-        </w:rPr>
-        <w:t xml:space="preserve">) REFERENCES </w:t>
-      </w:r>
-      <w:proofErr w:type="gramStart"/>
-      <w:r>
-        <w:rPr>
-          <w:lang w:eastAsia="es-CO"/>
-        </w:rPr>
-        <w:t>Cliente(</w:t>
-      </w:r>
-      <w:proofErr w:type="spellStart"/>
-      <w:proofErr w:type="gramEnd"/>
-      <w:r>
-        <w:rPr>
-          <w:lang w:eastAsia="es-CO"/>
-        </w:rPr>
-        <w:t>ID_Cliente</w:t>
-      </w:r>
-      <w:proofErr w:type="spellEnd"/>
-      <w:r>
-        <w:rPr>
-          <w:lang w:eastAsia="es-CO"/>
-        </w:rPr>
-        <w:t>)</w:t>
+        <w:t xml:space="preserve">   ID_Pedido INT PRIMARY KEY,</w:t>
+      </w:r>
+    </w:p>
+    <w:p>
+      <w:pPr>
+        <w:rPr>
+          <w:lang w:eastAsia="es-CO"/>
+        </w:rPr>
+      </w:pPr>
+      <w:r>
+        <w:rPr>
+          <w:lang w:eastAsia="es-CO"/>
+        </w:rPr>
+        <w:t xml:space="preserve">   ID_Cliente INT,</w:t>
+      </w:r>
+    </w:p>
+    <w:p>
+      <w:pPr>
+        <w:rPr>
+          <w:lang w:eastAsia="es-CO"/>
+        </w:rPr>
+      </w:pPr>
+      <w:r>
+        <w:rPr>
+          <w:lang w:eastAsia="es-CO"/>
+        </w:rPr>
+        <w:t xml:space="preserve">   Total DECIMAL(10,2),</w:t>
+      </w:r>
+    </w:p>
+    <w:p>
+      <w:pPr>
+        <w:rPr>
+          <w:lang w:eastAsia="es-CO"/>
+        </w:rPr>
+      </w:pPr>
+      <w:r>
+        <w:rPr>
+          <w:lang w:eastAsia="es-CO"/>
+        </w:rPr>
+        <w:t xml:space="preserve">   FOREIGN KEY (ID_Cliente) REFERENCES Cliente(ID_Cliente)</w:t>
       </w:r>
     </w:p>
     <w:p>
@@ -17051,133 +16245,33 @@
         <w:rPr>
           <w:lang w:eastAsia="es-CO"/>
         </w:rPr>
-        <w:t xml:space="preserve">    </w:t>
-      </w:r>
-      <w:proofErr w:type="spellStart"/>
-      <w:r>
-        <w:rPr>
-          <w:lang w:eastAsia="es-CO"/>
-        </w:rPr>
-        <w:t>EmpleadoID</w:t>
-      </w:r>
-      <w:proofErr w:type="spellEnd"/>
-      <w:r>
-        <w:rPr>
-          <w:lang w:eastAsia="es-CO"/>
-        </w:rPr>
-        <w:t xml:space="preserve"> </w:t>
-      </w:r>
-      <w:proofErr w:type="spellStart"/>
-      <w:r>
-        <w:rPr>
-          <w:lang w:eastAsia="es-CO"/>
-        </w:rPr>
-        <w:t>int</w:t>
-      </w:r>
-      <w:proofErr w:type="spellEnd"/>
-      <w:r>
-        <w:rPr>
-          <w:lang w:eastAsia="es-CO"/>
-        </w:rPr>
-        <w:t xml:space="preserve"> </w:t>
-      </w:r>
-      <w:proofErr w:type="gramStart"/>
-      <w:r>
-        <w:rPr>
-          <w:lang w:eastAsia="es-CO"/>
-        </w:rPr>
-        <w:t>IDENTITY(</w:t>
-      </w:r>
-      <w:proofErr w:type="gramEnd"/>
-      <w:r>
-        <w:rPr>
-          <w:lang w:eastAsia="es-CO"/>
-        </w:rPr>
-        <w:t>1,1) NOT NULL,</w:t>
-      </w:r>
-    </w:p>
-    <w:p>
-      <w:pPr>
-        <w:rPr>
-          <w:lang w:eastAsia="es-CO"/>
-        </w:rPr>
-      </w:pPr>
-      <w:r>
-        <w:rPr>
-          <w:lang w:eastAsia="es-CO"/>
-        </w:rPr>
-        <w:t xml:space="preserve">    Nombre </w:t>
-      </w:r>
-      <w:proofErr w:type="spellStart"/>
-      <w:proofErr w:type="gramStart"/>
-      <w:r>
-        <w:rPr>
-          <w:lang w:eastAsia="es-CO"/>
-        </w:rPr>
-        <w:t>nvarchar</w:t>
-      </w:r>
-      <w:proofErr w:type="spellEnd"/>
-      <w:r>
-        <w:rPr>
-          <w:lang w:eastAsia="es-CO"/>
-        </w:rPr>
-        <w:t>(</w:t>
-      </w:r>
-      <w:proofErr w:type="gramEnd"/>
-      <w:r>
-        <w:rPr>
-          <w:lang w:eastAsia="es-CO"/>
-        </w:rPr>
-        <w:t xml:space="preserve">50) NOT NULL CONSTRAINT </w:t>
-      </w:r>
-      <w:proofErr w:type="spellStart"/>
-      <w:r>
-        <w:rPr>
-          <w:lang w:eastAsia="es-CO"/>
-        </w:rPr>
-        <w:t>UQ_Empleados_Nombre</w:t>
-      </w:r>
-      <w:proofErr w:type="spellEnd"/>
-      <w:r>
-        <w:rPr>
-          <w:lang w:eastAsia="es-CO"/>
-        </w:rPr>
-        <w:t xml:space="preserve"> UNIQUE,</w:t>
-      </w:r>
-    </w:p>
-    <w:p>
-      <w:pPr>
-        <w:rPr>
-          <w:lang w:eastAsia="es-CO"/>
-        </w:rPr>
-      </w:pPr>
-      <w:r>
-        <w:rPr>
-          <w:lang w:eastAsia="es-CO"/>
-        </w:rPr>
-        <w:t xml:space="preserve">    Email </w:t>
-      </w:r>
-      <w:proofErr w:type="spellStart"/>
-      <w:proofErr w:type="gramStart"/>
-      <w:r>
-        <w:rPr>
-          <w:lang w:eastAsia="es-CO"/>
-        </w:rPr>
-        <w:t>nvarchar</w:t>
-      </w:r>
-      <w:proofErr w:type="spellEnd"/>
-      <w:r>
-        <w:rPr>
-          <w:lang w:eastAsia="es-CO"/>
-        </w:rPr>
-        <w:t>(</w:t>
-      </w:r>
-      <w:proofErr w:type="gramEnd"/>
-      <w:r>
-        <w:rPr>
-          <w:lang w:eastAsia="es-CO"/>
-        </w:rPr>
-        <w:t>100) NOT NULL,</w:t>
+        <w:t xml:space="preserve">    EmpleadoID int IDENTITY(1,1) NOT NULL,</w:t>
+      </w:r>
+    </w:p>
+    <w:p>
+      <w:pPr>
+        <w:rPr>
+          <w:lang w:eastAsia="es-CO"/>
+        </w:rPr>
+      </w:pPr>
+      <w:r>
+        <w:rPr>
+          <w:lang w:eastAsia="es-CO"/>
+        </w:rPr>
+        <w:t xml:space="preserve">    Nombre nvarchar(50) NOT NULL CONSTRAINT UQ_Empleados_Nombre UNIQUE,</w:t>
+      </w:r>
+    </w:p>
+    <w:p>
+      <w:pPr>
+        <w:rPr>
+          <w:lang w:eastAsia="es-CO"/>
+        </w:rPr>
+      </w:pPr>
+      <w:r>
+        <w:rPr>
+          <w:lang w:eastAsia="es-CO"/>
+        </w:rPr>
+        <w:t xml:space="preserve">    Email nvarchar(100) NOT NULL,</w:t>
       </w:r>
     </w:p>
     <w:p>
@@ -17191,207 +16285,119 @@
           <w:lang w:eastAsia="es-CO"/>
         </w:rPr>
         <w:lastRenderedPageBreak/>
-        <w:t xml:space="preserve">    </w:t>
-      </w:r>
-      <w:proofErr w:type="spellStart"/>
-      <w:r>
-        <w:rPr>
-          <w:lang w:eastAsia="es-CO"/>
-        </w:rPr>
-        <w:t>DepartamentoID</w:t>
-      </w:r>
-      <w:proofErr w:type="spellEnd"/>
-      <w:r>
-        <w:rPr>
-          <w:lang w:eastAsia="es-CO"/>
-        </w:rPr>
-        <w:t xml:space="preserve"> </w:t>
-      </w:r>
-      <w:proofErr w:type="spellStart"/>
-      <w:r>
-        <w:rPr>
-          <w:lang w:eastAsia="es-CO"/>
-        </w:rPr>
-        <w:t>int</w:t>
-      </w:r>
-      <w:proofErr w:type="spellEnd"/>
-      <w:r>
-        <w:rPr>
-          <w:lang w:eastAsia="es-CO"/>
-        </w:rPr>
-        <w:t xml:space="preserve"> NOT NULL,</w:t>
-      </w:r>
-    </w:p>
-    <w:p>
-      <w:pPr>
-        <w:rPr>
-          <w:lang w:eastAsia="es-CO"/>
-        </w:rPr>
-      </w:pPr>
-      <w:r>
-        <w:rPr>
-          <w:lang w:eastAsia="es-CO"/>
-        </w:rPr>
-        <w:t xml:space="preserve">    </w:t>
-      </w:r>
-      <w:proofErr w:type="spellStart"/>
-      <w:r>
-        <w:rPr>
-          <w:lang w:eastAsia="es-CO"/>
-        </w:rPr>
-        <w:t>FechaContratacion</w:t>
-      </w:r>
-      <w:proofErr w:type="spellEnd"/>
-      <w:r>
-        <w:rPr>
-          <w:lang w:eastAsia="es-CO"/>
-        </w:rPr>
-        <w:t xml:space="preserve"> date NOT NULL,</w:t>
-      </w:r>
-    </w:p>
-    <w:p>
-      <w:pPr>
-        <w:rPr>
-          <w:lang w:eastAsia="es-CO"/>
-        </w:rPr>
-      </w:pPr>
-      <w:r>
-        <w:rPr>
-          <w:lang w:eastAsia="es-CO"/>
-        </w:rPr>
-        <w:t xml:space="preserve">    Salario </w:t>
-      </w:r>
-      <w:proofErr w:type="gramStart"/>
-      <w:r>
-        <w:rPr>
-          <w:lang w:eastAsia="es-CO"/>
-        </w:rPr>
-        <w:t>decimal(</w:t>
-      </w:r>
-      <w:proofErr w:type="gramEnd"/>
-      <w:r>
-        <w:rPr>
-          <w:lang w:eastAsia="es-CO"/>
-        </w:rPr>
-        <w:t>12,2) NOT NULL,</w:t>
-      </w:r>
-    </w:p>
-    <w:p>
-      <w:pPr>
-        <w:rPr>
-          <w:lang w:eastAsia="es-CO"/>
-        </w:rPr>
-      </w:pPr>
-      <w:r>
-        <w:rPr>
-          <w:lang w:eastAsia="es-CO"/>
-        </w:rPr>
-        <w:t xml:space="preserve">    Estado bit NOT NULL CONSTRAINT </w:t>
-      </w:r>
-      <w:proofErr w:type="spellStart"/>
-      <w:r>
-        <w:rPr>
-          <w:lang w:eastAsia="es-CO"/>
-        </w:rPr>
-        <w:t>DF_Empleados_Estado</w:t>
-      </w:r>
-      <w:proofErr w:type="spellEnd"/>
-      <w:r>
-        <w:rPr>
-          <w:lang w:eastAsia="es-CO"/>
-        </w:rPr>
-        <w:t xml:space="preserve"> </w:t>
-      </w:r>
-      <w:proofErr w:type="gramStart"/>
-      <w:r>
-        <w:rPr>
-          <w:lang w:eastAsia="es-CO"/>
-        </w:rPr>
-        <w:t>DEFAULT(</w:t>
-      </w:r>
-      <w:proofErr w:type="gramEnd"/>
-      <w:r>
-        <w:rPr>
-          <w:lang w:eastAsia="es-CO"/>
-        </w:rPr>
-        <w:t>1)</w:t>
-      </w:r>
-    </w:p>
-    <w:p>
-      <w:pPr>
-        <w:rPr>
-          <w:lang w:eastAsia="es-CO"/>
-        </w:rPr>
-      </w:pPr>
-      <w:r>
-        <w:rPr>
-          <w:lang w:eastAsia="es-CO"/>
-        </w:rPr>
-        <w:t xml:space="preserve">    CONSTRAINT </w:t>
-      </w:r>
-      <w:proofErr w:type="spellStart"/>
-      <w:r>
-        <w:rPr>
-          <w:lang w:eastAsia="es-CO"/>
-        </w:rPr>
-        <w:t>PK_Empleados</w:t>
-      </w:r>
-      <w:proofErr w:type="spellEnd"/>
-      <w:r>
-        <w:rPr>
-          <w:lang w:eastAsia="es-CO"/>
-        </w:rPr>
-        <w:t xml:space="preserve"> PRIMARY KEY CLUSTERED (</w:t>
-      </w:r>
-      <w:proofErr w:type="spellStart"/>
-      <w:r>
-        <w:rPr>
-          <w:lang w:eastAsia="es-CO"/>
-        </w:rPr>
-        <w:t>EmpleadoID</w:t>
-      </w:r>
-      <w:proofErr w:type="spellEnd"/>
-      <w:r>
-        <w:rPr>
-          <w:lang w:eastAsia="es-CO"/>
-        </w:rPr>
-        <w:t>),</w:t>
-      </w:r>
-    </w:p>
-    <w:p>
-      <w:pPr>
-        <w:rPr>
-          <w:lang w:eastAsia="es-CO"/>
-        </w:rPr>
-      </w:pPr>
-      <w:r>
-        <w:rPr>
-          <w:lang w:eastAsia="es-CO"/>
-        </w:rPr>
-        <w:t xml:space="preserve">    CONSTRAINT </w:t>
-      </w:r>
-      <w:proofErr w:type="spellStart"/>
-      <w:r>
-        <w:rPr>
-          <w:lang w:eastAsia="es-CO"/>
-        </w:rPr>
-        <w:t>FK_Empleados_Departamentos</w:t>
-      </w:r>
-      <w:proofErr w:type="spellEnd"/>
-      <w:r>
-        <w:rPr>
-          <w:lang w:eastAsia="es-CO"/>
-        </w:rPr>
-        <w:t xml:space="preserve"> FOREIGN KEY (</w:t>
-      </w:r>
-      <w:proofErr w:type="spellStart"/>
-      <w:r>
-        <w:rPr>
-          <w:lang w:eastAsia="es-CO"/>
-        </w:rPr>
-        <w:t>DepartamentoID</w:t>
-      </w:r>
-      <w:proofErr w:type="spellEnd"/>
+        <w:t xml:space="preserve">    DepartamentoID int NOT NULL,</w:t>
+      </w:r>
+    </w:p>
+    <w:p>
+      <w:pPr>
+        <w:rPr>
+          <w:lang w:eastAsia="es-CO"/>
+        </w:rPr>
+      </w:pPr>
+      <w:r>
+        <w:rPr>
+          <w:lang w:eastAsia="es-CO"/>
+        </w:rPr>
+        <w:t xml:space="preserve">    FechaContratacion date NOT NULL,</w:t>
+      </w:r>
+    </w:p>
+    <w:p>
+      <w:pPr>
+        <w:rPr>
+          <w:lang w:eastAsia="es-CO"/>
+        </w:rPr>
+      </w:pPr>
+      <w:r>
+        <w:rPr>
+          <w:lang w:eastAsia="es-CO"/>
+        </w:rPr>
+        <w:t xml:space="preserve">    Salario decimal(12,2) NOT NULL,</w:t>
+      </w:r>
+    </w:p>
+    <w:p>
+      <w:pPr>
+        <w:rPr>
+          <w:lang w:eastAsia="es-CO"/>
+        </w:rPr>
+      </w:pPr>
+      <w:r>
+        <w:rPr>
+          <w:lang w:eastAsia="es-CO"/>
+        </w:rPr>
+        <w:t xml:space="preserve">    Estado bit NOT NULL CONSTRAINT DF_Empleados_Estado DEFAULT(1)</w:t>
+      </w:r>
+    </w:p>
+    <w:p>
+      <w:pPr>
+        <w:rPr>
+          <w:lang w:eastAsia="es-CO"/>
+        </w:rPr>
+      </w:pPr>
+      <w:r>
+        <w:rPr>
+          <w:lang w:eastAsia="es-CO"/>
+        </w:rPr>
+        <w:t xml:space="preserve">    CONSTRAINT PK_Empleados PRIMARY KEY CLUSTERED (EmpleadoID),</w:t>
+      </w:r>
+    </w:p>
+    <w:p>
+      <w:pPr>
+        <w:rPr>
+          <w:lang w:eastAsia="es-CO"/>
+        </w:rPr>
+      </w:pPr>
+      <w:r>
+        <w:rPr>
+          <w:lang w:eastAsia="es-CO"/>
+        </w:rPr>
+        <w:t xml:space="preserve">    CONSTRAINT FK_Empleados_Departamentos FOREIGN KEY (DepartamentoID)</w:t>
+      </w:r>
+    </w:p>
+    <w:p>
+      <w:pPr>
+        <w:rPr>
+          <w:lang w:eastAsia="es-CO"/>
+        </w:rPr>
+      </w:pPr>
+      <w:r>
+        <w:rPr>
+          <w:lang w:eastAsia="es-CO"/>
+        </w:rPr>
+        <w:t xml:space="preserve">    REFERENCES Departamentos(DepartamentoID) ON UPDATE CASCADE,</w:t>
+      </w:r>
+    </w:p>
+    <w:p>
+      <w:pPr>
+        <w:rPr>
+          <w:lang w:eastAsia="es-CO"/>
+        </w:rPr>
+      </w:pPr>
+      <w:r>
+        <w:rPr>
+          <w:lang w:eastAsia="es-CO"/>
+        </w:rPr>
+        <w:t xml:space="preserve">    CONSTRAINT CK_Empleados_Salario CHECK (Salario &gt; 0),</w:t>
+      </w:r>
+    </w:p>
+    <w:p>
+      <w:pPr>
+        <w:rPr>
+          <w:lang w:eastAsia="es-CO"/>
+        </w:rPr>
+      </w:pPr>
+      <w:r>
+        <w:rPr>
+          <w:lang w:eastAsia="es-CO"/>
+        </w:rPr>
+        <w:t xml:space="preserve">    CONSTRAINT CK_Empleados_Email CHECK (Email LIKE '%@_._%')</w:t>
+      </w:r>
+    </w:p>
+    <w:p>
+      <w:pPr>
+        <w:rPr>
+          <w:lang w:eastAsia="es-CO"/>
+        </w:rPr>
+      </w:pPr>
       <w:r>
         <w:rPr>
           <w:lang w:eastAsia="es-CO"/>
@@ -17409,122 +16415,6 @@
         <w:rPr>
           <w:lang w:eastAsia="es-CO"/>
         </w:rPr>
-        <w:t xml:space="preserve">    REFERENCES </w:t>
-      </w:r>
-      <w:proofErr w:type="gramStart"/>
-      <w:r>
-        <w:rPr>
-          <w:lang w:eastAsia="es-CO"/>
-        </w:rPr>
-        <w:t>Departamentos(</w:t>
-      </w:r>
-      <w:proofErr w:type="spellStart"/>
-      <w:proofErr w:type="gramEnd"/>
-      <w:r>
-        <w:rPr>
-          <w:lang w:eastAsia="es-CO"/>
-        </w:rPr>
-        <w:t>DepartamentoID</w:t>
-      </w:r>
-      <w:proofErr w:type="spellEnd"/>
-      <w:r>
-        <w:rPr>
-          <w:lang w:eastAsia="es-CO"/>
-        </w:rPr>
-        <w:t>) ON UPDATE CASCADE,</w:t>
-      </w:r>
-    </w:p>
-    <w:p>
-      <w:pPr>
-        <w:rPr>
-          <w:lang w:eastAsia="es-CO"/>
-        </w:rPr>
-      </w:pPr>
-      <w:r>
-        <w:rPr>
-          <w:lang w:eastAsia="es-CO"/>
-        </w:rPr>
-        <w:t xml:space="preserve">    CONSTRAINT </w:t>
-      </w:r>
-      <w:proofErr w:type="spellStart"/>
-      <w:r>
-        <w:rPr>
-          <w:lang w:eastAsia="es-CO"/>
-        </w:rPr>
-        <w:t>CK_Empleados_Salario</w:t>
-      </w:r>
-      <w:proofErr w:type="spellEnd"/>
-      <w:r>
-        <w:rPr>
-          <w:lang w:eastAsia="es-CO"/>
-        </w:rPr>
-        <w:t xml:space="preserve"> CHECK (Salario &gt; 0),</w:t>
-      </w:r>
-    </w:p>
-    <w:p>
-      <w:pPr>
-        <w:rPr>
-          <w:lang w:eastAsia="es-CO"/>
-        </w:rPr>
-      </w:pPr>
-      <w:r>
-        <w:rPr>
-          <w:lang w:eastAsia="es-CO"/>
-        </w:rPr>
-        <w:t xml:space="preserve">    CONSTRAINT </w:t>
-      </w:r>
-      <w:proofErr w:type="spellStart"/>
-      <w:r>
-        <w:rPr>
-          <w:lang w:eastAsia="es-CO"/>
-        </w:rPr>
-        <w:t>CK_Empleados_Email</w:t>
-      </w:r>
-      <w:proofErr w:type="spellEnd"/>
-      <w:r>
-        <w:rPr>
-          <w:lang w:eastAsia="es-CO"/>
-        </w:rPr>
-        <w:t xml:space="preserve"> CHECK (Email LIKE '%@</w:t>
-      </w:r>
-      <w:proofErr w:type="gramStart"/>
-      <w:r>
-        <w:rPr>
-          <w:lang w:eastAsia="es-CO"/>
-        </w:rPr>
-        <w:t>_._</w:t>
-      </w:r>
-      <w:proofErr w:type="gramEnd"/>
-      <w:r>
-        <w:rPr>
-          <w:lang w:eastAsia="es-CO"/>
-        </w:rPr>
-        <w:t>%')</w:t>
-      </w:r>
-    </w:p>
-    <w:p>
-      <w:pPr>
-        <w:rPr>
-          <w:lang w:eastAsia="es-CO"/>
-        </w:rPr>
-      </w:pPr>
-      <w:r>
-        <w:rPr>
-          <w:lang w:eastAsia="es-CO"/>
-        </w:rPr>
-        <w:t>)</w:t>
-      </w:r>
-    </w:p>
-    <w:p>
-      <w:pPr>
-        <w:rPr>
-          <w:lang w:eastAsia="es-CO"/>
-        </w:rPr>
-      </w:pPr>
-      <w:r>
-        <w:rPr>
-          <w:lang w:eastAsia="es-CO"/>
-        </w:rPr>
         <w:t>GO</w:t>
       </w:r>
     </w:p>
@@ -17547,179 +16437,31 @@
           <w:lang w:eastAsia="es-CO"/>
         </w:rPr>
       </w:pPr>
-      <w:proofErr w:type="gramStart"/>
-      <w:r>
-        <w:rPr>
-          <w:lang w:eastAsia="es-CO"/>
-        </w:rPr>
-        <w:t xml:space="preserve">(  </w:t>
-      </w:r>
-      <w:proofErr w:type="gramEnd"/>
-      <w:r>
-        <w:rPr>
-          <w:lang w:eastAsia="es-CO"/>
-        </w:rPr>
-        <w:t xml:space="preserve">  </w:t>
-      </w:r>
-      <w:proofErr w:type="spellStart"/>
-      <w:r>
-        <w:rPr>
-          <w:lang w:eastAsia="es-CO"/>
-        </w:rPr>
-        <w:t>DepartamentoID</w:t>
-      </w:r>
-      <w:proofErr w:type="spellEnd"/>
-      <w:r>
-        <w:rPr>
-          <w:lang w:eastAsia="es-CO"/>
-        </w:rPr>
-        <w:t xml:space="preserve"> </w:t>
-      </w:r>
-      <w:proofErr w:type="spellStart"/>
-      <w:r>
-        <w:rPr>
-          <w:lang w:eastAsia="es-CO"/>
-        </w:rPr>
-        <w:t>int</w:t>
-      </w:r>
-      <w:proofErr w:type="spellEnd"/>
-      <w:r>
-        <w:rPr>
-          <w:lang w:eastAsia="es-CO"/>
-        </w:rPr>
-        <w:t xml:space="preserve"> IDENTITY(1,1) NOT NULL,    Nombre </w:t>
-      </w:r>
-      <w:proofErr w:type="spellStart"/>
-      <w:r>
-        <w:rPr>
-          <w:lang w:eastAsia="es-CO"/>
-        </w:rPr>
-        <w:t>nvarchar</w:t>
-      </w:r>
-      <w:proofErr w:type="spellEnd"/>
-      <w:r>
-        <w:rPr>
-          <w:lang w:eastAsia="es-CO"/>
-        </w:rPr>
-        <w:t xml:space="preserve">(50) NOT NULL CONSTRAINT </w:t>
-      </w:r>
-      <w:proofErr w:type="spellStart"/>
-      <w:r>
-        <w:rPr>
-          <w:lang w:eastAsia="es-CO"/>
-        </w:rPr>
-        <w:t>UQ_Departamentos_Nombre</w:t>
-      </w:r>
-      <w:proofErr w:type="spellEnd"/>
-      <w:r>
-        <w:rPr>
-          <w:lang w:eastAsia="es-CO"/>
-        </w:rPr>
-        <w:t xml:space="preserve"> UNIQUE,   </w:t>
-      </w:r>
-      <w:proofErr w:type="spellStart"/>
-      <w:r>
-        <w:rPr>
-          <w:lang w:eastAsia="es-CO"/>
-        </w:rPr>
-        <w:t>Ubicacion</w:t>
-      </w:r>
-      <w:proofErr w:type="spellEnd"/>
-      <w:r>
-        <w:rPr>
-          <w:lang w:eastAsia="es-CO"/>
-        </w:rPr>
-        <w:t xml:space="preserve"> </w:t>
-      </w:r>
-      <w:proofErr w:type="spellStart"/>
-      <w:r>
-        <w:rPr>
-          <w:lang w:eastAsia="es-CO"/>
-        </w:rPr>
-        <w:t>nvarchar</w:t>
-      </w:r>
-      <w:proofErr w:type="spellEnd"/>
-      <w:r>
-        <w:rPr>
-          <w:lang w:eastAsia="es-CO"/>
-        </w:rPr>
-        <w:t xml:space="preserve">(100) NOT NULL, </w:t>
-      </w:r>
-      <w:proofErr w:type="spellStart"/>
-      <w:r>
-        <w:rPr>
-          <w:lang w:eastAsia="es-CO"/>
-        </w:rPr>
-        <w:t>FechaCreacion</w:t>
-      </w:r>
-      <w:proofErr w:type="spellEnd"/>
-      <w:r>
-        <w:rPr>
-          <w:lang w:eastAsia="es-CO"/>
-        </w:rPr>
-        <w:t xml:space="preserve"> date NOT NULL CONSTRAINT </w:t>
-      </w:r>
-      <w:proofErr w:type="spellStart"/>
-      <w:r>
-        <w:rPr>
-          <w:lang w:eastAsia="es-CO"/>
-        </w:rPr>
-        <w:t>DF_Departamentos_Fecha</w:t>
-      </w:r>
-      <w:proofErr w:type="spellEnd"/>
-      <w:r>
-        <w:rPr>
-          <w:lang w:eastAsia="es-CO"/>
-        </w:rPr>
-        <w:t xml:space="preserve"> DEFAULT(GETDATE()),</w:t>
-      </w:r>
-    </w:p>
-    <w:p>
-      <w:pPr>
-        <w:rPr>
-          <w:lang w:eastAsia="es-CO"/>
-        </w:rPr>
-      </w:pPr>
-    </w:p>
-    <w:p>
-      <w:pPr>
-        <w:rPr>
-          <w:lang w:eastAsia="es-CO"/>
-        </w:rPr>
-      </w:pPr>
-      <w:r>
-        <w:rPr>
-          <w:lang w:eastAsia="es-CO"/>
-        </w:rPr>
-        <w:t xml:space="preserve">    CONSTRAINT </w:t>
-      </w:r>
-      <w:proofErr w:type="spellStart"/>
-      <w:r>
-        <w:rPr>
-          <w:lang w:eastAsia="es-CO"/>
-        </w:rPr>
-        <w:t>PK_Departamentos</w:t>
-      </w:r>
-      <w:proofErr w:type="spellEnd"/>
-      <w:r>
-        <w:rPr>
-          <w:lang w:eastAsia="es-CO"/>
-        </w:rPr>
-        <w:t xml:space="preserve"> PRIMARY KEY CLUSTERED (</w:t>
-      </w:r>
-      <w:proofErr w:type="spellStart"/>
-      <w:r>
-        <w:rPr>
-          <w:lang w:eastAsia="es-CO"/>
-        </w:rPr>
-        <w:t>DepartamentoID</w:t>
-      </w:r>
-      <w:proofErr w:type="spellEnd"/>
-      <w:r>
-        <w:rPr>
-          <w:lang w:eastAsia="es-CO"/>
-        </w:rPr>
-        <w:t>)</w:t>
+      <w:r>
+        <w:rPr>
+          <w:lang w:eastAsia="es-CO"/>
+        </w:rPr>
+        <w:t>(    DepartamentoID int IDENTITY(1,1) NOT NULL,    Nombre nvarchar(50) NOT NULL CONSTRAINT UQ_Departamentos_Nombre UNIQUE,   Ubicacion nvarchar(100) NOT NULL, FechaCreacion date NOT NULL CONSTRAINT DF_Departamentos_Fecha DEFAULT(GETDATE()),</w:t>
+      </w:r>
+    </w:p>
+    <w:p>
+      <w:pPr>
+        <w:rPr>
+          <w:lang w:eastAsia="es-CO"/>
+        </w:rPr>
+      </w:pPr>
+    </w:p>
+    <w:p>
+      <w:pPr>
+        <w:rPr>
+          <w:lang w:eastAsia="es-CO"/>
+        </w:rPr>
+      </w:pPr>
+      <w:r>
+        <w:rPr>
+          <w:lang w:eastAsia="es-CO"/>
+        </w:rPr>
+        <w:t xml:space="preserve">    CONSTRAINT PK_Departamentos PRIMARY KEY CLUSTERED (DepartamentoID)</w:t>
       </w:r>
     </w:p>
     <w:p>
@@ -17896,23 +16638,7 @@
           <w:b/>
           <w:lang w:eastAsia="es-CO"/>
         </w:rPr>
-        <w:t>DEFAULT (</w:t>
-      </w:r>
-      <w:proofErr w:type="gramStart"/>
-      <w:r>
-        <w:rPr>
-          <w:b/>
-          <w:lang w:eastAsia="es-CO"/>
-        </w:rPr>
-        <w:t>GETDATE(</w:t>
-      </w:r>
-      <w:proofErr w:type="gramEnd"/>
-      <w:r>
-        <w:rPr>
-          <w:b/>
-          <w:lang w:eastAsia="es-CO"/>
-        </w:rPr>
-        <w:t>))</w:t>
+        <w:t>DEFAULT (GETDATE())</w:t>
       </w:r>
       <w:r>
         <w:rPr>
@@ -18002,35 +16728,7 @@
         <w:rPr>
           <w:lang w:eastAsia="es-CO"/>
         </w:rPr>
-        <w:t xml:space="preserve">El lenguaje de manipulación de datos, conocido como DML (Data </w:t>
-      </w:r>
-      <w:proofErr w:type="spellStart"/>
-      <w:r>
-        <w:rPr>
-          <w:lang w:eastAsia="es-CO"/>
-        </w:rPr>
-        <w:t>Manipulation</w:t>
-      </w:r>
-      <w:proofErr w:type="spellEnd"/>
-      <w:r>
-        <w:rPr>
-          <w:lang w:eastAsia="es-CO"/>
-        </w:rPr>
-        <w:t xml:space="preserve"> </w:t>
-      </w:r>
-      <w:proofErr w:type="spellStart"/>
-      <w:r>
-        <w:rPr>
-          <w:lang w:eastAsia="es-CO"/>
-        </w:rPr>
-        <w:t>Language</w:t>
-      </w:r>
-      <w:proofErr w:type="spellEnd"/>
-      <w:r>
-        <w:rPr>
-          <w:lang w:eastAsia="es-CO"/>
-        </w:rPr>
-        <w:t>), es el conjunto de instrucciones que permite gestionar la información almacenada en una base de datos. A través de este lenguaje, es posible realizar operaciones fundamentales como la inserción, consulta, actualización y eliminación de datos.</w:t>
+        <w:t>El lenguaje de manipulación de datos, conocido como DML (Data Manipulation Language), es el conjunto de instrucciones que permite gestionar la información almacenada en una base de datos. A través de este lenguaje, es posible realizar operaciones fundamentales como la inserción, consulta, actualización y eliminación de datos.</w:t>
       </w:r>
     </w:p>
     <w:p>
@@ -18421,21 +17119,7 @@
         <w:rPr>
           <w:lang w:eastAsia="es-CO"/>
         </w:rPr>
-        <w:t xml:space="preserve">El Lenguaje de control de datos, conocido como DCL (Data Control </w:t>
-      </w:r>
-      <w:proofErr w:type="spellStart"/>
-      <w:r>
-        <w:rPr>
-          <w:lang w:eastAsia="es-CO"/>
-        </w:rPr>
-        <w:t>Language</w:t>
-      </w:r>
-      <w:proofErr w:type="spellEnd"/>
-      <w:r>
-        <w:rPr>
-          <w:lang w:eastAsia="es-CO"/>
-        </w:rPr>
-        <w:t>), es el conjunto de instrucciones utilizadas para gestionar la seguridad y el acceso a la información dentro de un sistema gestor de bases de datos. Este lenguaje permite definir qué usuarios pueden acceder a la base de datos y qué tipo de operaciones pueden realizar sobre ella.</w:t>
+        <w:t>El Lenguaje de control de datos, conocido como DCL (Data Control Language), es el conjunto de instrucciones utilizadas para gestionar la seguridad y el acceso a la información dentro de un sistema gestor de bases de datos. Este lenguaje permite definir qué usuarios pueden acceder a la base de datos y qué tipo de operaciones pueden realizar sobre ella.</w:t>
       </w:r>
     </w:p>
     <w:p>
@@ -18699,35 +17383,7 @@
         <w:rPr>
           <w:lang w:eastAsia="es-CO"/>
         </w:rPr>
-        <w:t xml:space="preserve">El Lenguaje de definición de vistas, conocido como VDL (View </w:t>
-      </w:r>
-      <w:proofErr w:type="spellStart"/>
-      <w:r>
-        <w:rPr>
-          <w:lang w:eastAsia="es-CO"/>
-        </w:rPr>
-        <w:t>Definition</w:t>
-      </w:r>
-      <w:proofErr w:type="spellEnd"/>
-      <w:r>
-        <w:rPr>
-          <w:lang w:eastAsia="es-CO"/>
-        </w:rPr>
-        <w:t xml:space="preserve"> </w:t>
-      </w:r>
-      <w:proofErr w:type="spellStart"/>
-      <w:r>
-        <w:rPr>
-          <w:lang w:eastAsia="es-CO"/>
-        </w:rPr>
-        <w:t>Language</w:t>
-      </w:r>
-      <w:proofErr w:type="spellEnd"/>
-      <w:r>
-        <w:rPr>
-          <w:lang w:eastAsia="es-CO"/>
-        </w:rPr>
-        <w:t>), es el conjunto de instrucciones utilizado para crear, modificar y eliminar vistas dentro de una base de datos. Una vista es una representación virtual de los datos que se obtiene a partir de una consulta, sin almacenar físicamente la información; es una tabla virtual que se construye a partir de una o varias tablas reales mediante una consulta SQL. Aunque se presenta como una tabla, no almacena datos propios, sino que muestra información derivada de otras estructuras.</w:t>
+        <w:t>El Lenguaje de definición de vistas, conocido como VDL (View Definition Language), es el conjunto de instrucciones utilizado para crear, modificar y eliminar vistas dentro de una base de datos. Una vista es una representación virtual de los datos que se obtiene a partir de una consulta, sin almacenar físicamente la información; es una tabla virtual que se construye a partir de una o varias tablas reales mediante una consulta SQL. Aunque se presenta como una tabla, no almacena datos propios, sino que muestra información derivada de otras estructuras.</w:t>
       </w:r>
     </w:p>
     <w:p>
@@ -18914,21 +17570,7 @@
         <w:rPr>
           <w:lang w:eastAsia="es-CO"/>
         </w:rPr>
-        <w:t xml:space="preserve">CREATE VIEW </w:t>
-      </w:r>
-      <w:proofErr w:type="spellStart"/>
-      <w:r>
-        <w:rPr>
-          <w:lang w:eastAsia="es-CO"/>
-        </w:rPr>
-        <w:t>Vista_Clientes</w:t>
-      </w:r>
-      <w:proofErr w:type="spellEnd"/>
-      <w:r>
-        <w:rPr>
-          <w:lang w:eastAsia="es-CO"/>
-        </w:rPr>
-        <w:t xml:space="preserve"> AS</w:t>
+        <w:t>CREATE VIEW Vista_Clientes AS</w:t>
       </w:r>
     </w:p>
     <w:p>
@@ -18999,21 +17641,7 @@
         <w:rPr>
           <w:lang w:eastAsia="es-CO"/>
         </w:rPr>
-        <w:t xml:space="preserve">ALTER VIEW </w:t>
-      </w:r>
-      <w:proofErr w:type="spellStart"/>
-      <w:r>
-        <w:rPr>
-          <w:lang w:eastAsia="es-CO"/>
-        </w:rPr>
-        <w:t>Vista_Clientes</w:t>
-      </w:r>
-      <w:proofErr w:type="spellEnd"/>
-      <w:r>
-        <w:rPr>
-          <w:lang w:eastAsia="es-CO"/>
-        </w:rPr>
-        <w:t xml:space="preserve"> AS</w:t>
+        <w:t>ALTER VIEW Vista_Clientes AS</w:t>
       </w:r>
     </w:p>
     <w:p>
@@ -19083,21 +17711,7 @@
         <w:rPr>
           <w:lang w:eastAsia="es-CO"/>
         </w:rPr>
-        <w:t xml:space="preserve">DROP VIEW </w:t>
-      </w:r>
-      <w:proofErr w:type="spellStart"/>
-      <w:r>
-        <w:rPr>
-          <w:lang w:eastAsia="es-CO"/>
-        </w:rPr>
-        <w:t>Vista_Clientes</w:t>
-      </w:r>
-      <w:proofErr w:type="spellEnd"/>
-      <w:r>
-        <w:rPr>
-          <w:lang w:eastAsia="es-CO"/>
-        </w:rPr>
-        <w:t>;</w:t>
+        <w:t>DROP VIEW Vista_Clientes;</w:t>
       </w:r>
     </w:p>
     <w:p>
@@ -19218,11 +17832,6 @@
           <w:b/>
         </w:rPr>
         <w:instrText xml:space="preserve"> HYPERLINK "https://www.youtube.com/watch?v=xgIEEWxG-Ro" </w:instrText>
-      </w:r>
-      <w:r>
-        <w:rPr>
-          <w:b/>
-        </w:rPr>
       </w:r>
       <w:r>
         <w:rPr>
@@ -19356,23 +17965,7 @@
     </w:p>
     <w:p>
       <w:r>
-        <w:t>Las bases de datos NoSQL (</w:t>
-      </w:r>
-      <w:proofErr w:type="spellStart"/>
-      <w:r>
-        <w:t>Not</w:t>
-      </w:r>
-      <w:proofErr w:type="spellEnd"/>
-      <w:r>
-        <w:t xml:space="preserve"> </w:t>
-      </w:r>
-      <w:proofErr w:type="spellStart"/>
-      <w:r>
-        <w:t>Only</w:t>
-      </w:r>
-      <w:proofErr w:type="spellEnd"/>
-      <w:r>
-        <w:t xml:space="preserve"> SQL) representan un enfoque moderno para el almacenamiento y gestión de información, diseñado para manejar grandes volúmenes de datos, alta escalabilidad y estructuras flexibles. A diferencia de las bases de datos relacionales, las NoSQL no se basan exclusivamente en tablas, sino que permiten almacenar información en diversos formatos como documentos, pares clave-valor, columnas o grafos.</w:t>
+        <w:t>Las bases de datos NoSQL (Not Only SQL) representan un enfoque moderno para el almacenamiento y gestión de información, diseñado para manejar grandes volúmenes de datos, alta escalabilidad y estructuras flexibles. A diferencia de las bases de datos relacionales, las NoSQL no se basan exclusivamente en tablas, sino que permiten almacenar información en diversos formatos como documentos, pares clave-valor, columnas o grafos.</w:t>
       </w:r>
     </w:p>
     <w:p>
@@ -19797,14 +18390,12 @@
           <w:numId w:val="63"/>
         </w:numPr>
       </w:pPr>
-      <w:proofErr w:type="spellStart"/>
       <w:r>
         <w:rPr>
           <w:b/>
         </w:rPr>
         <w:t>Sharding</w:t>
       </w:r>
-      <w:proofErr w:type="spellEnd"/>
       <w:r>
         <w:t>: t</w:t>
       </w:r>
@@ -20199,23 +18790,7 @@
     </w:p>
     <w:p>
       <w:r>
-        <w:t xml:space="preserve">Un ejemplo destacado es Apache </w:t>
-      </w:r>
-      <w:proofErr w:type="spellStart"/>
-      <w:r>
-        <w:t>Cassandra</w:t>
-      </w:r>
-      <w:proofErr w:type="spellEnd"/>
-      <w:r>
-        <w:t xml:space="preserve">, una base de datos diseñada para gestionar grandes volúmenes de datos distribuidos en múltiples nodos. </w:t>
-      </w:r>
-      <w:proofErr w:type="spellStart"/>
-      <w:r>
-        <w:t>Cassandra</w:t>
-      </w:r>
-      <w:proofErr w:type="spellEnd"/>
-      <w:r>
-        <w:t xml:space="preserve"> es utilizada en sistemas de </w:t>
+        <w:t xml:space="preserve">Un ejemplo destacado es Apache Cassandra, una base de datos diseñada para gestionar grandes volúmenes de datos distribuidos en múltiples nodos. Cassandra es utilizada en sistemas de </w:t>
       </w:r>
       <w:r>
         <w:rPr>
@@ -20965,660 +19540,102 @@
           <w:lang w:val="es-MX" w:eastAsia="es-CO"/>
         </w:rPr>
       </w:pPr>
-      <w:proofErr w:type="spellStart"/>
       <w:r>
         <w:rPr>
           <w:lang w:val="es-MX" w:eastAsia="es-CO"/>
         </w:rPr>
-        <w:t>Asaad</w:t>
-      </w:r>
-      <w:proofErr w:type="spellEnd"/>
-      <w:r>
+        <w:t>Asaad, C. &amp; Baïna, K. (2020). NoSQL Databases: Yearning for Disambiguation. arXiv.</w:t>
+      </w:r>
+    </w:p>
+    <w:p>
+      <w:pPr>
         <w:rPr>
           <w:lang w:val="es-MX" w:eastAsia="es-CO"/>
         </w:rPr>
-        <w:t xml:space="preserve">, C. &amp; </w:t>
-      </w:r>
-      <w:proofErr w:type="spellStart"/>
+      </w:pPr>
       <w:r>
         <w:rPr>
           <w:lang w:val="es-MX" w:eastAsia="es-CO"/>
         </w:rPr>
-        <w:t>Baïna</w:t>
-      </w:r>
-      <w:proofErr w:type="spellEnd"/>
-      <w:r>
+        <w:t xml:space="preserve">Beaulieu, A. (2020). Learning SQL (3rd ed.). O’Reilly Media. </w:t>
+      </w:r>
+    </w:p>
+    <w:p>
+      <w:pPr>
         <w:rPr>
           <w:lang w:val="es-MX" w:eastAsia="es-CO"/>
         </w:rPr>
-        <w:t xml:space="preserve">, K. (2020). NoSQL </w:t>
-      </w:r>
-      <w:proofErr w:type="spellStart"/>
+      </w:pPr>
       <w:r>
         <w:rPr>
           <w:lang w:val="es-MX" w:eastAsia="es-CO"/>
         </w:rPr>
-        <w:t>Databases</w:t>
-      </w:r>
-      <w:proofErr w:type="spellEnd"/>
-      <w:r>
+        <w:t xml:space="preserve">Codd, E. F. (1970). A Relational Model of Data for Large Shared Data Banks. Communications of the ACM. </w:t>
+      </w:r>
+    </w:p>
+    <w:p>
+      <w:pPr>
         <w:rPr>
           <w:lang w:val="es-MX" w:eastAsia="es-CO"/>
         </w:rPr>
-        <w:t xml:space="preserve">: </w:t>
-      </w:r>
-      <w:proofErr w:type="spellStart"/>
+      </w:pPr>
       <w:r>
         <w:rPr>
           <w:lang w:val="es-MX" w:eastAsia="es-CO"/>
         </w:rPr>
-        <w:t>Yearning</w:t>
-      </w:r>
-      <w:proofErr w:type="spellEnd"/>
-      <w:r>
+        <w:t>Coronel, C. &amp; Morris, S. (2018). Database Systems: Design, Implementation, &amp; Management (13th ed.). Cengage Learning.</w:t>
+      </w:r>
+    </w:p>
+    <w:p>
+      <w:pPr>
         <w:rPr>
           <w:lang w:val="es-MX" w:eastAsia="es-CO"/>
         </w:rPr>
-        <w:t xml:space="preserve"> </w:t>
-      </w:r>
-      <w:proofErr w:type="spellStart"/>
+      </w:pPr>
       <w:r>
         <w:rPr>
           <w:lang w:val="es-MX" w:eastAsia="es-CO"/>
         </w:rPr>
-        <w:t>for</w:t>
-      </w:r>
-      <w:proofErr w:type="spellEnd"/>
-      <w:r>
+        <w:t>Date, C. J. (2004). An Introduction to Database Systems (8th ed.). Addison-Wesley.</w:t>
+      </w:r>
+    </w:p>
+    <w:p>
+      <w:pPr>
         <w:rPr>
           <w:lang w:val="es-MX" w:eastAsia="es-CO"/>
         </w:rPr>
-        <w:t xml:space="preserve"> </w:t>
-      </w:r>
-      <w:proofErr w:type="spellStart"/>
+      </w:pPr>
       <w:r>
         <w:rPr>
           <w:lang w:val="es-MX" w:eastAsia="es-CO"/>
         </w:rPr>
-        <w:t>Disambiguation</w:t>
-      </w:r>
-      <w:proofErr w:type="spellEnd"/>
-      <w:r>
+        <w:t xml:space="preserve">Elmasri, R. &amp; Navathe, S. (2016). Fundamentals of Database Systems (7th ed.). Pearson. </w:t>
+      </w:r>
+    </w:p>
+    <w:p>
+      <w:pPr>
         <w:rPr>
           <w:lang w:val="es-MX" w:eastAsia="es-CO"/>
         </w:rPr>
-        <w:t xml:space="preserve">. </w:t>
-      </w:r>
-      <w:proofErr w:type="spellStart"/>
+      </w:pPr>
       <w:r>
         <w:rPr>
           <w:lang w:val="es-MX" w:eastAsia="es-CO"/>
         </w:rPr>
-        <w:t>arXiv</w:t>
-      </w:r>
-      <w:proofErr w:type="spellEnd"/>
-      <w:r>
+        <w:t>Sabharwal, N. &amp; Gupta, S. (2015). Practical MongoDB. Apress.</w:t>
+      </w:r>
+    </w:p>
+    <w:p>
+      <w:pPr>
         <w:rPr>
           <w:lang w:val="es-MX" w:eastAsia="es-CO"/>
         </w:rPr>
-        <w:t>.</w:t>
-      </w:r>
-    </w:p>
-    <w:p>
-      <w:pPr>
+      </w:pPr>
+      <w:r>
         <w:rPr>
           <w:lang w:val="es-MX" w:eastAsia="es-CO"/>
         </w:rPr>
-      </w:pPr>
-      <w:proofErr w:type="spellStart"/>
-      <w:r>
-        <w:rPr>
-          <w:lang w:val="es-MX" w:eastAsia="es-CO"/>
-        </w:rPr>
-        <w:t>Beaulieu</w:t>
-      </w:r>
-      <w:proofErr w:type="spellEnd"/>
-      <w:r>
-        <w:rPr>
-          <w:lang w:val="es-MX" w:eastAsia="es-CO"/>
-        </w:rPr>
-        <w:t xml:space="preserve">, A. (2020). </w:t>
-      </w:r>
-      <w:proofErr w:type="spellStart"/>
-      <w:r>
-        <w:rPr>
-          <w:lang w:val="es-MX" w:eastAsia="es-CO"/>
-        </w:rPr>
-        <w:t>Learning</w:t>
-      </w:r>
-      <w:proofErr w:type="spellEnd"/>
-      <w:r>
-        <w:rPr>
-          <w:lang w:val="es-MX" w:eastAsia="es-CO"/>
-        </w:rPr>
-        <w:t xml:space="preserve"> SQL (3rd ed.). O’Reilly Media. </w:t>
-      </w:r>
-    </w:p>
-    <w:p>
-      <w:pPr>
-        <w:rPr>
-          <w:lang w:val="es-MX" w:eastAsia="es-CO"/>
-        </w:rPr>
-      </w:pPr>
-      <w:r>
-        <w:rPr>
-          <w:lang w:val="es-MX" w:eastAsia="es-CO"/>
-        </w:rPr>
-        <w:t xml:space="preserve">Codd, E. F. (1970). A </w:t>
-      </w:r>
-      <w:proofErr w:type="spellStart"/>
-      <w:r>
-        <w:rPr>
-          <w:lang w:val="es-MX" w:eastAsia="es-CO"/>
-        </w:rPr>
-        <w:t>Relational</w:t>
-      </w:r>
-      <w:proofErr w:type="spellEnd"/>
-      <w:r>
-        <w:rPr>
-          <w:lang w:val="es-MX" w:eastAsia="es-CO"/>
-        </w:rPr>
-        <w:t xml:space="preserve"> </w:t>
-      </w:r>
-      <w:proofErr w:type="spellStart"/>
-      <w:r>
-        <w:rPr>
-          <w:lang w:val="es-MX" w:eastAsia="es-CO"/>
-        </w:rPr>
-        <w:t>Model</w:t>
-      </w:r>
-      <w:proofErr w:type="spellEnd"/>
-      <w:r>
-        <w:rPr>
-          <w:lang w:val="es-MX" w:eastAsia="es-CO"/>
-        </w:rPr>
-        <w:t xml:space="preserve"> </w:t>
-      </w:r>
-      <w:proofErr w:type="spellStart"/>
-      <w:r>
-        <w:rPr>
-          <w:lang w:val="es-MX" w:eastAsia="es-CO"/>
-        </w:rPr>
-        <w:t>of</w:t>
-      </w:r>
-      <w:proofErr w:type="spellEnd"/>
-      <w:r>
-        <w:rPr>
-          <w:lang w:val="es-MX" w:eastAsia="es-CO"/>
-        </w:rPr>
-        <w:t xml:space="preserve"> Data </w:t>
-      </w:r>
-      <w:proofErr w:type="spellStart"/>
-      <w:r>
-        <w:rPr>
-          <w:lang w:val="es-MX" w:eastAsia="es-CO"/>
-        </w:rPr>
-        <w:t>for</w:t>
-      </w:r>
-      <w:proofErr w:type="spellEnd"/>
-      <w:r>
-        <w:rPr>
-          <w:lang w:val="es-MX" w:eastAsia="es-CO"/>
-        </w:rPr>
-        <w:t xml:space="preserve"> </w:t>
-      </w:r>
-      <w:proofErr w:type="spellStart"/>
-      <w:r>
-        <w:rPr>
-          <w:lang w:val="es-MX" w:eastAsia="es-CO"/>
-        </w:rPr>
-        <w:t>Large</w:t>
-      </w:r>
-      <w:proofErr w:type="spellEnd"/>
-      <w:r>
-        <w:rPr>
-          <w:lang w:val="es-MX" w:eastAsia="es-CO"/>
-        </w:rPr>
-        <w:t xml:space="preserve"> </w:t>
-      </w:r>
-      <w:proofErr w:type="spellStart"/>
-      <w:r>
-        <w:rPr>
-          <w:lang w:val="es-MX" w:eastAsia="es-CO"/>
-        </w:rPr>
-        <w:t>Shared</w:t>
-      </w:r>
-      <w:proofErr w:type="spellEnd"/>
-      <w:r>
-        <w:rPr>
-          <w:lang w:val="es-MX" w:eastAsia="es-CO"/>
-        </w:rPr>
-        <w:t xml:space="preserve"> Data Banks. </w:t>
-      </w:r>
-      <w:proofErr w:type="spellStart"/>
-      <w:r>
-        <w:rPr>
-          <w:lang w:val="es-MX" w:eastAsia="es-CO"/>
-        </w:rPr>
-        <w:t>Communications</w:t>
-      </w:r>
-      <w:proofErr w:type="spellEnd"/>
-      <w:r>
-        <w:rPr>
-          <w:lang w:val="es-MX" w:eastAsia="es-CO"/>
-        </w:rPr>
-        <w:t xml:space="preserve"> </w:t>
-      </w:r>
-      <w:proofErr w:type="spellStart"/>
-      <w:r>
-        <w:rPr>
-          <w:lang w:val="es-MX" w:eastAsia="es-CO"/>
-        </w:rPr>
-        <w:t>of</w:t>
-      </w:r>
-      <w:proofErr w:type="spellEnd"/>
-      <w:r>
-        <w:rPr>
-          <w:lang w:val="es-MX" w:eastAsia="es-CO"/>
-        </w:rPr>
-        <w:t xml:space="preserve"> </w:t>
-      </w:r>
-      <w:proofErr w:type="spellStart"/>
-      <w:r>
-        <w:rPr>
-          <w:lang w:val="es-MX" w:eastAsia="es-CO"/>
-        </w:rPr>
-        <w:t>the</w:t>
-      </w:r>
-      <w:proofErr w:type="spellEnd"/>
-      <w:r>
-        <w:rPr>
-          <w:lang w:val="es-MX" w:eastAsia="es-CO"/>
-        </w:rPr>
-        <w:t xml:space="preserve"> ACM. </w:t>
-      </w:r>
-    </w:p>
-    <w:p>
-      <w:pPr>
-        <w:rPr>
-          <w:lang w:val="es-MX" w:eastAsia="es-CO"/>
-        </w:rPr>
-      </w:pPr>
-      <w:r>
-        <w:rPr>
-          <w:lang w:val="es-MX" w:eastAsia="es-CO"/>
-        </w:rPr>
-        <w:t xml:space="preserve">Coronel, C. &amp; Morris, S. (2018). </w:t>
-      </w:r>
-      <w:proofErr w:type="spellStart"/>
-      <w:r>
-        <w:rPr>
-          <w:lang w:val="es-MX" w:eastAsia="es-CO"/>
-        </w:rPr>
-        <w:t>Database</w:t>
-      </w:r>
-      <w:proofErr w:type="spellEnd"/>
-      <w:r>
-        <w:rPr>
-          <w:lang w:val="es-MX" w:eastAsia="es-CO"/>
-        </w:rPr>
-        <w:t xml:space="preserve"> </w:t>
-      </w:r>
-      <w:proofErr w:type="spellStart"/>
-      <w:r>
-        <w:rPr>
-          <w:lang w:val="es-MX" w:eastAsia="es-CO"/>
-        </w:rPr>
-        <w:t>Systems</w:t>
-      </w:r>
-      <w:proofErr w:type="spellEnd"/>
-      <w:r>
-        <w:rPr>
-          <w:lang w:val="es-MX" w:eastAsia="es-CO"/>
-        </w:rPr>
-        <w:t xml:space="preserve">: </w:t>
-      </w:r>
-      <w:proofErr w:type="spellStart"/>
-      <w:r>
-        <w:rPr>
-          <w:lang w:val="es-MX" w:eastAsia="es-CO"/>
-        </w:rPr>
-        <w:t>Design</w:t>
-      </w:r>
-      <w:proofErr w:type="spellEnd"/>
-      <w:r>
-        <w:rPr>
-          <w:lang w:val="es-MX" w:eastAsia="es-CO"/>
-        </w:rPr>
-        <w:t xml:space="preserve">, </w:t>
-      </w:r>
-      <w:proofErr w:type="spellStart"/>
-      <w:r>
-        <w:rPr>
-          <w:lang w:val="es-MX" w:eastAsia="es-CO"/>
-        </w:rPr>
-        <w:t>Implementation</w:t>
-      </w:r>
-      <w:proofErr w:type="spellEnd"/>
-      <w:r>
-        <w:rPr>
-          <w:lang w:val="es-MX" w:eastAsia="es-CO"/>
-        </w:rPr>
-        <w:t xml:space="preserve">, &amp; Management (13th ed.). Cengage </w:t>
-      </w:r>
-      <w:proofErr w:type="spellStart"/>
-      <w:r>
-        <w:rPr>
-          <w:lang w:val="es-MX" w:eastAsia="es-CO"/>
-        </w:rPr>
-        <w:t>Learning</w:t>
-      </w:r>
-      <w:proofErr w:type="spellEnd"/>
-      <w:r>
-        <w:rPr>
-          <w:lang w:val="es-MX" w:eastAsia="es-CO"/>
-        </w:rPr>
-        <w:t>.</w:t>
-      </w:r>
-    </w:p>
-    <w:p>
-      <w:pPr>
-        <w:rPr>
-          <w:lang w:val="es-MX" w:eastAsia="es-CO"/>
-        </w:rPr>
-      </w:pPr>
-      <w:r>
-        <w:rPr>
-          <w:lang w:val="es-MX" w:eastAsia="es-CO"/>
-        </w:rPr>
-        <w:t xml:space="preserve">Date, C. J. (2004). </w:t>
-      </w:r>
-      <w:proofErr w:type="spellStart"/>
-      <w:r>
-        <w:rPr>
-          <w:lang w:val="es-MX" w:eastAsia="es-CO"/>
-        </w:rPr>
-        <w:t>An</w:t>
-      </w:r>
-      <w:proofErr w:type="spellEnd"/>
-      <w:r>
-        <w:rPr>
-          <w:lang w:val="es-MX" w:eastAsia="es-CO"/>
-        </w:rPr>
-        <w:t xml:space="preserve"> </w:t>
-      </w:r>
-      <w:proofErr w:type="spellStart"/>
-      <w:r>
-        <w:rPr>
-          <w:lang w:val="es-MX" w:eastAsia="es-CO"/>
-        </w:rPr>
-        <w:t>Introduction</w:t>
-      </w:r>
-      <w:proofErr w:type="spellEnd"/>
-      <w:r>
-        <w:rPr>
-          <w:lang w:val="es-MX" w:eastAsia="es-CO"/>
-        </w:rPr>
-        <w:t xml:space="preserve"> </w:t>
-      </w:r>
-      <w:proofErr w:type="spellStart"/>
-      <w:r>
-        <w:rPr>
-          <w:lang w:val="es-MX" w:eastAsia="es-CO"/>
-        </w:rPr>
-        <w:t>to</w:t>
-      </w:r>
-      <w:proofErr w:type="spellEnd"/>
-      <w:r>
-        <w:rPr>
-          <w:lang w:val="es-MX" w:eastAsia="es-CO"/>
-        </w:rPr>
-        <w:t xml:space="preserve"> </w:t>
-      </w:r>
-      <w:proofErr w:type="spellStart"/>
-      <w:r>
-        <w:rPr>
-          <w:lang w:val="es-MX" w:eastAsia="es-CO"/>
-        </w:rPr>
-        <w:t>Database</w:t>
-      </w:r>
-      <w:proofErr w:type="spellEnd"/>
-      <w:r>
-        <w:rPr>
-          <w:lang w:val="es-MX" w:eastAsia="es-CO"/>
-        </w:rPr>
-        <w:t xml:space="preserve"> </w:t>
-      </w:r>
-      <w:proofErr w:type="spellStart"/>
-      <w:r>
-        <w:rPr>
-          <w:lang w:val="es-MX" w:eastAsia="es-CO"/>
-        </w:rPr>
-        <w:t>Systems</w:t>
-      </w:r>
-      <w:proofErr w:type="spellEnd"/>
-      <w:r>
-        <w:rPr>
-          <w:lang w:val="es-MX" w:eastAsia="es-CO"/>
-        </w:rPr>
-        <w:t xml:space="preserve"> (8th ed.). Addison-Wesley.</w:t>
-      </w:r>
-    </w:p>
-    <w:p>
-      <w:pPr>
-        <w:rPr>
-          <w:lang w:val="es-MX" w:eastAsia="es-CO"/>
-        </w:rPr>
-      </w:pPr>
-      <w:proofErr w:type="spellStart"/>
-      <w:r>
-        <w:rPr>
-          <w:lang w:val="es-MX" w:eastAsia="es-CO"/>
-        </w:rPr>
-        <w:t>Elmasri</w:t>
-      </w:r>
-      <w:proofErr w:type="spellEnd"/>
-      <w:r>
-        <w:rPr>
-          <w:lang w:val="es-MX" w:eastAsia="es-CO"/>
-        </w:rPr>
-        <w:t xml:space="preserve">, R. &amp; </w:t>
-      </w:r>
-      <w:proofErr w:type="spellStart"/>
-      <w:r>
-        <w:rPr>
-          <w:lang w:val="es-MX" w:eastAsia="es-CO"/>
-        </w:rPr>
-        <w:t>Navathe</w:t>
-      </w:r>
-      <w:proofErr w:type="spellEnd"/>
-      <w:r>
-        <w:rPr>
-          <w:lang w:val="es-MX" w:eastAsia="es-CO"/>
-        </w:rPr>
-        <w:t xml:space="preserve">, S. (2016). Fundamentals </w:t>
-      </w:r>
-      <w:proofErr w:type="spellStart"/>
-      <w:r>
-        <w:rPr>
-          <w:lang w:val="es-MX" w:eastAsia="es-CO"/>
-        </w:rPr>
-        <w:t>of</w:t>
-      </w:r>
-      <w:proofErr w:type="spellEnd"/>
-      <w:r>
-        <w:rPr>
-          <w:lang w:val="es-MX" w:eastAsia="es-CO"/>
-        </w:rPr>
-        <w:t xml:space="preserve"> </w:t>
-      </w:r>
-      <w:proofErr w:type="spellStart"/>
-      <w:r>
-        <w:rPr>
-          <w:lang w:val="es-MX" w:eastAsia="es-CO"/>
-        </w:rPr>
-        <w:t>Database</w:t>
-      </w:r>
-      <w:proofErr w:type="spellEnd"/>
-      <w:r>
-        <w:rPr>
-          <w:lang w:val="es-MX" w:eastAsia="es-CO"/>
-        </w:rPr>
-        <w:t xml:space="preserve"> </w:t>
-      </w:r>
-      <w:proofErr w:type="spellStart"/>
-      <w:r>
-        <w:rPr>
-          <w:lang w:val="es-MX" w:eastAsia="es-CO"/>
-        </w:rPr>
-        <w:t>Systems</w:t>
-      </w:r>
-      <w:proofErr w:type="spellEnd"/>
-      <w:r>
-        <w:rPr>
-          <w:lang w:val="es-MX" w:eastAsia="es-CO"/>
-        </w:rPr>
-        <w:t xml:space="preserve"> (7th ed.). Pearson. </w:t>
-      </w:r>
-    </w:p>
-    <w:p>
-      <w:pPr>
-        <w:rPr>
-          <w:lang w:val="es-MX" w:eastAsia="es-CO"/>
-        </w:rPr>
-      </w:pPr>
-      <w:proofErr w:type="spellStart"/>
-      <w:r>
-        <w:rPr>
-          <w:lang w:val="es-MX" w:eastAsia="es-CO"/>
-        </w:rPr>
-        <w:t>Sabharwal</w:t>
-      </w:r>
-      <w:proofErr w:type="spellEnd"/>
-      <w:r>
-        <w:rPr>
-          <w:lang w:val="es-MX" w:eastAsia="es-CO"/>
-        </w:rPr>
-        <w:t xml:space="preserve">, N. &amp; Gupta, S. (2015). </w:t>
-      </w:r>
-      <w:proofErr w:type="spellStart"/>
-      <w:r>
-        <w:rPr>
-          <w:lang w:val="es-MX" w:eastAsia="es-CO"/>
-        </w:rPr>
-        <w:t>Practical</w:t>
-      </w:r>
-      <w:proofErr w:type="spellEnd"/>
-      <w:r>
-        <w:rPr>
-          <w:lang w:val="es-MX" w:eastAsia="es-CO"/>
-        </w:rPr>
-        <w:t xml:space="preserve"> MongoDB. </w:t>
-      </w:r>
-      <w:proofErr w:type="spellStart"/>
-      <w:r>
-        <w:rPr>
-          <w:lang w:val="es-MX" w:eastAsia="es-CO"/>
-        </w:rPr>
-        <w:t>Apress</w:t>
-      </w:r>
-      <w:proofErr w:type="spellEnd"/>
-      <w:r>
-        <w:rPr>
-          <w:lang w:val="es-MX" w:eastAsia="es-CO"/>
-        </w:rPr>
-        <w:t>.</w:t>
-      </w:r>
-    </w:p>
-    <w:p>
-      <w:pPr>
-        <w:rPr>
-          <w:lang w:val="es-MX" w:eastAsia="es-CO"/>
-        </w:rPr>
-      </w:pPr>
-      <w:proofErr w:type="spellStart"/>
-      <w:r>
-        <w:rPr>
-          <w:lang w:val="es-MX" w:eastAsia="es-CO"/>
-        </w:rPr>
-        <w:t>Silberschatz</w:t>
-      </w:r>
-      <w:proofErr w:type="spellEnd"/>
-      <w:r>
-        <w:rPr>
-          <w:lang w:val="es-MX" w:eastAsia="es-CO"/>
-        </w:rPr>
-        <w:t xml:space="preserve">, A., </w:t>
-      </w:r>
-      <w:proofErr w:type="spellStart"/>
-      <w:r>
-        <w:rPr>
-          <w:lang w:val="es-MX" w:eastAsia="es-CO"/>
-        </w:rPr>
-        <w:t>Korth</w:t>
-      </w:r>
-      <w:proofErr w:type="spellEnd"/>
-      <w:r>
-        <w:rPr>
-          <w:lang w:val="es-MX" w:eastAsia="es-CO"/>
-        </w:rPr>
-        <w:t xml:space="preserve">, H., &amp; </w:t>
-      </w:r>
-      <w:proofErr w:type="spellStart"/>
-      <w:r>
-        <w:rPr>
-          <w:lang w:val="es-MX" w:eastAsia="es-CO"/>
-        </w:rPr>
-        <w:t>Sudarshan</w:t>
-      </w:r>
-      <w:proofErr w:type="spellEnd"/>
-      <w:r>
-        <w:rPr>
-          <w:lang w:val="es-MX" w:eastAsia="es-CO"/>
-        </w:rPr>
-        <w:t xml:space="preserve">, S. (2019). </w:t>
-      </w:r>
-      <w:proofErr w:type="spellStart"/>
-      <w:r>
-        <w:rPr>
-          <w:lang w:val="es-MX" w:eastAsia="es-CO"/>
-        </w:rPr>
-        <w:t>Database</w:t>
-      </w:r>
-      <w:proofErr w:type="spellEnd"/>
-      <w:r>
-        <w:rPr>
-          <w:lang w:val="es-MX" w:eastAsia="es-CO"/>
-        </w:rPr>
-        <w:t xml:space="preserve"> </w:t>
-      </w:r>
-      <w:proofErr w:type="spellStart"/>
-      <w:r>
-        <w:rPr>
-          <w:lang w:val="es-MX" w:eastAsia="es-CO"/>
-        </w:rPr>
-        <w:t>System</w:t>
-      </w:r>
-      <w:proofErr w:type="spellEnd"/>
-      <w:r>
-        <w:rPr>
-          <w:lang w:val="es-MX" w:eastAsia="es-CO"/>
-        </w:rPr>
-        <w:t xml:space="preserve"> </w:t>
-      </w:r>
-      <w:proofErr w:type="spellStart"/>
-      <w:r>
-        <w:rPr>
-          <w:lang w:val="es-MX" w:eastAsia="es-CO"/>
-        </w:rPr>
-        <w:t>Concepts</w:t>
-      </w:r>
-      <w:proofErr w:type="spellEnd"/>
-      <w:r>
-        <w:rPr>
-          <w:lang w:val="es-MX" w:eastAsia="es-CO"/>
-        </w:rPr>
-        <w:t xml:space="preserve"> (7th ed.). McGraw-Hill.</w:t>
+        <w:t>Silberschatz, A., Korth, H., &amp; Sudarshan, S. (2019). Database System Concepts (7th ed.). McGraw-Hill.</w:t>
       </w:r>
     </w:p>
     <w:p>
@@ -21832,15 +19849,7 @@
               </w:rPr>
             </w:pPr>
             <w:r>
-              <w:t xml:space="preserve">Diana Rocío </w:t>
-            </w:r>
-            <w:proofErr w:type="spellStart"/>
-            <w:r>
-              <w:t>Possos</w:t>
-            </w:r>
-            <w:proofErr w:type="spellEnd"/>
-            <w:r>
-              <w:t xml:space="preserve"> Beltrán</w:t>
+              <w:t>Diana Rocío Possos Beltrán</w:t>
             </w:r>
           </w:p>
         </w:tc>
@@ -22078,13 +20087,8 @@
                 <w:lang w:val="es-ES"/>
               </w:rPr>
             </w:pPr>
-            <w:proofErr w:type="spellStart"/>
             <w:r>
-              <w:t>Sebastian</w:t>
-            </w:r>
-            <w:proofErr w:type="spellEnd"/>
-            <w:r>
-              <w:t xml:space="preserve"> Trujillo Afanador</w:t>
+              <w:t>Sebastian Trujillo Afanador</w:t>
             </w:r>
           </w:p>
         </w:tc>
@@ -22147,13 +20151,8 @@
               </w:rPr>
             </w:pPr>
             <w:r>
-              <w:t xml:space="preserve">Ernesto Navarro </w:t>
+              <w:t>Ernesto Navarro Jaimes</w:t>
             </w:r>
-            <w:proofErr w:type="spellStart"/>
-            <w:r>
-              <w:t>Jaimes</w:t>
-            </w:r>
-            <w:proofErr w:type="spellEnd"/>
           </w:p>
         </w:tc>
         <w:tc>
@@ -22188,6 +20187,50 @@
                 <w:szCs w:val="24"/>
                 <w:lang w:val="es-ES"/>
               </w:rPr>
+            </w:pPr>
+            <w:r>
+              <w:t>Centro de Comercio y Servicios - Regional Tolima</w:t>
+            </w:r>
+          </w:p>
+        </w:tc>
+      </w:tr>
+      <w:tr>
+        <w:tc>
+          <w:tcPr>
+            <w:tcW w:w="2830" w:type="dxa"/>
+            <w:shd w:val="clear" w:color="auto" w:fill="F2F2F2" w:themeFill="background1" w:themeFillShade="F2"/>
+          </w:tcPr>
+          <w:p>
+            <w:pPr>
+              <w:pStyle w:val="TextoTablas"/>
+            </w:pPr>
+            <w:r>
+              <w:t>Jorge Eduardo Rueda Peña</w:t>
+            </w:r>
+          </w:p>
+        </w:tc>
+        <w:tc>
+          <w:tcPr>
+            <w:tcW w:w="3261" w:type="dxa"/>
+            <w:shd w:val="clear" w:color="auto" w:fill="F2F2F2" w:themeFill="background1" w:themeFillShade="F2"/>
+          </w:tcPr>
+          <w:p>
+            <w:pPr>
+              <w:pStyle w:val="TextoTablas"/>
+            </w:pPr>
+            <w:r>
+              <w:t>Evaluador de contenidos inclusivos y accesibles</w:t>
+            </w:r>
+          </w:p>
+        </w:tc>
+        <w:tc>
+          <w:tcPr>
+            <w:tcW w:w="3969" w:type="dxa"/>
+            <w:shd w:val="clear" w:color="auto" w:fill="F2F2F2" w:themeFill="background1" w:themeFillShade="F2"/>
+          </w:tcPr>
+          <w:p>
+            <w:pPr>
+              <w:pStyle w:val="TextoTablas"/>
             </w:pPr>
             <w:r>
               <w:t>Centro de Comercio y Servicios - Regional Tolima</w:t>
@@ -31826,6 +29869,10 @@
 </file>
 
 <file path=customXml/item1.xml><?xml version="1.0" encoding="utf-8"?>
+<b:Sources xmlns:b="http://schemas.openxmlformats.org/officeDocument/2006/bibliography" xmlns="http://schemas.openxmlformats.org/officeDocument/2006/bibliography" SelectedStyle="\APASixthEditionOfficeOnline.xsl" StyleName="APA" Version="6"/>
+</file>
+
+<file path=customXml/item2.xml><?xml version="1.0" encoding="utf-8"?>
 <p:properties xmlns:p="http://schemas.microsoft.com/office/2006/metadata/properties" xmlns:xsi="http://www.w3.org/2001/XMLSchema-instance" xmlns:pc="http://schemas.microsoft.com/office/infopath/2007/PartnerControls">
   <documentManagement>
     <TaxCatchAll xmlns="13c90a0b-73bc-4dc0-be5f-28d77b615beb" xsi:nil="true"/>
@@ -31836,20 +29883,7 @@
 </p:properties>
 </file>
 
-<file path=customXml/item2.xml><?xml version="1.0" encoding="utf-8"?>
-<b:Sources xmlns:b="http://schemas.openxmlformats.org/officeDocument/2006/bibliography" xmlns="http://schemas.openxmlformats.org/officeDocument/2006/bibliography" SelectedStyle="\APASixthEditionOfficeOnline.xsl" StyleName="APA" Version="6"/>
-</file>
-
 <file path=customXml/item3.xml><?xml version="1.0" encoding="utf-8"?>
-<?mso-contentType ?>
-<FormTemplates xmlns="http://schemas.microsoft.com/sharepoint/v3/contenttype/forms">
-  <Display>DocumentLibraryForm</Display>
-  <Edit>DocumentLibraryForm</Edit>
-  <New>DocumentLibraryForm</New>
-</FormTemplates>
-</file>
-
-<file path=customXml/item4.xml><?xml version="1.0" encoding="utf-8"?>
 <ct:contentTypeSchema xmlns:ct="http://schemas.microsoft.com/office/2006/metadata/contentType" xmlns:ma="http://schemas.microsoft.com/office/2006/metadata/properties/metaAttributes" ct:_="" ma:_="" ma:contentTypeName="Documento" ma:contentTypeID="0x0101006A81D6BD42E8DF4C91013959704817E1" ma:contentTypeVersion="15" ma:contentTypeDescription="Crear nuevo documento." ma:contentTypeScope="" ma:versionID="bf4f72ffd194f0963ff564daca6869f7">
   <xsd:schema xmlns:xsd="http://www.w3.org/2001/XMLSchema" xmlns:xs="http://www.w3.org/2001/XMLSchema" xmlns:p="http://schemas.microsoft.com/office/2006/metadata/properties" xmlns:ns2="13c90a0b-73bc-4dc0-be5f-28d77b615beb" xmlns:ns3="13c93bba-48ce-428c-bfe5-88b42c19b028" targetNamespace="http://schemas.microsoft.com/office/2006/metadata/properties" ma:root="true" ma:fieldsID="8718d6f4873a5b1392a45044efa78385" ns2:_="" ns3:_="">
     <xsd:import namespace="13c90a0b-73bc-4dc0-be5f-28d77b615beb"/>
@@ -32084,7 +30118,24 @@
 </ct:contentTypeSchema>
 </file>
 
+<file path=customXml/item4.xml><?xml version="1.0" encoding="utf-8"?>
+<?mso-contentType ?>
+<FormTemplates xmlns="http://schemas.microsoft.com/sharepoint/v3/contenttype/forms">
+  <Display>DocumentLibraryForm</Display>
+  <Edit>DocumentLibraryForm</Edit>
+  <New>DocumentLibraryForm</New>
+</FormTemplates>
+</file>
+
 <file path=customXml/itemProps1.xml><?xml version="1.0" encoding="utf-8"?>
+<ds:datastoreItem xmlns:ds="http://schemas.openxmlformats.org/officeDocument/2006/customXml" ds:itemID="{E65BED11-87CD-4E7E-AEC0-A23B861D148D}">
+  <ds:schemaRefs>
+    <ds:schemaRef ds:uri="http://schemas.openxmlformats.org/officeDocument/2006/bibliography"/>
+  </ds:schemaRefs>
+</ds:datastoreItem>
+</file>
+
+<file path=customXml/itemProps2.xml><?xml version="1.0" encoding="utf-8"?>
 <ds:datastoreItem xmlns:ds="http://schemas.openxmlformats.org/officeDocument/2006/customXml" ds:itemID="{E6A5E10C-1D92-4166-8CF9-F6258CA7C31E}">
   <ds:schemaRefs>
     <ds:schemaRef ds:uri="http://schemas.microsoft.com/office/2006/metadata/properties"/>
@@ -32095,23 +30146,7 @@
 </ds:datastoreItem>
 </file>
 
-<file path=customXml/itemProps2.xml><?xml version="1.0" encoding="utf-8"?>
-<ds:datastoreItem xmlns:ds="http://schemas.openxmlformats.org/officeDocument/2006/customXml" ds:itemID="{E65BED11-87CD-4E7E-AEC0-A23B861D148D}">
-  <ds:schemaRefs>
-    <ds:schemaRef ds:uri="http://schemas.openxmlformats.org/officeDocument/2006/bibliography"/>
-  </ds:schemaRefs>
-</ds:datastoreItem>
-</file>
-
 <file path=customXml/itemProps3.xml><?xml version="1.0" encoding="utf-8"?>
-<ds:datastoreItem xmlns:ds="http://schemas.openxmlformats.org/officeDocument/2006/customXml" ds:itemID="{3D552ED9-8BCC-461B-9B4B-690EB814B45F}">
-  <ds:schemaRefs>
-    <ds:schemaRef ds:uri="http://schemas.microsoft.com/sharepoint/v3/contenttype/forms"/>
-  </ds:schemaRefs>
-</ds:datastoreItem>
-</file>
-
-<file path=customXml/itemProps4.xml><?xml version="1.0" encoding="utf-8"?>
 <ds:datastoreItem xmlns:ds="http://schemas.openxmlformats.org/officeDocument/2006/customXml" ds:itemID="{E099148A-1817-4764-AA39-78EBC446C25C}">
   <ds:schemaRefs>
     <ds:schemaRef ds:uri="http://schemas.microsoft.com/office/2006/metadata/contentType"/>
@@ -32128,4 +30163,12 @@
     <ds:schemaRef ds:uri="http://schemas.microsoft.com/internal/obd"/>
   </ds:schemaRefs>
 </ds:datastoreItem>
+</file>
+
+<file path=customXml/itemProps4.xml><?xml version="1.0" encoding="utf-8"?>
+<ds:datastoreItem xmlns:ds="http://schemas.openxmlformats.org/officeDocument/2006/customXml" ds:itemID="{3D552ED9-8BCC-461B-9B4B-690EB814B45F}">
+  <ds:schemaRefs>
+    <ds:schemaRef ds:uri="http://schemas.microsoft.com/sharepoint/v3/contenttype/forms"/>
+  </ds:schemaRefs>
+</ds:datastoreItem>
 </file>
--- a/fuentes/CFA7_228144_DU.docx
+++ b/fuentes/CFA7_228144_DU.docx
@@ -531,7 +531,7 @@
         </w:rPr>
         <w:fldChar w:fldCharType="separate"/>
       </w:r>
-      <w:hyperlink w:anchor="_Toc228874068" w:history="1">
+      <w:hyperlink w:anchor="_Toc232579681" w:history="1">
         <w:r>
           <w:rPr>
             <w:rStyle w:val="Hipervnculo"/>
@@ -558,7 +558,7 @@
             <w:noProof/>
             <w:webHidden/>
           </w:rPr>
-          <w:instrText xml:space="preserve"> PAGEREF _Toc228874068 \h </w:instrText>
+          <w:instrText xml:space="preserve"> PAGEREF _Toc232579681 \h </w:instrText>
         </w:r>
         <w:r>
           <w:rPr>
@@ -604,7 +604,7 @@
           <w:lang w:eastAsia="es-CO"/>
         </w:rPr>
       </w:pPr>
-      <w:hyperlink w:anchor="_Toc228874069" w:history="1">
+      <w:hyperlink w:anchor="_Toc232579682" w:history="1">
         <w:r>
           <w:rPr>
             <w:rStyle w:val="Hipervnculo"/>
@@ -648,7 +648,7 @@
             <w:noProof/>
             <w:webHidden/>
           </w:rPr>
-          <w:instrText xml:space="preserve"> PAGEREF _Toc228874069 \h </w:instrText>
+          <w:instrText xml:space="preserve"> PAGEREF _Toc232579682 \h </w:instrText>
         </w:r>
         <w:r>
           <w:rPr>
@@ -694,7 +694,7 @@
           <w:lang w:eastAsia="es-CO"/>
         </w:rPr>
       </w:pPr>
-      <w:hyperlink w:anchor="_Toc228874070" w:history="1">
+      <w:hyperlink w:anchor="_Toc232579683" w:history="1">
         <w:r>
           <w:rPr>
             <w:rStyle w:val="Hipervnculo"/>
@@ -738,7 +738,7 @@
             <w:noProof/>
             <w:webHidden/>
           </w:rPr>
-          <w:instrText xml:space="preserve"> PAGEREF _Toc228874070 \h </w:instrText>
+          <w:instrText xml:space="preserve"> PAGEREF _Toc232579683 \h </w:instrText>
         </w:r>
         <w:r>
           <w:rPr>
@@ -758,7 +758,7 @@
             <w:noProof/>
             <w:webHidden/>
           </w:rPr>
-          <w:t>9</w:t>
+          <w:t>10</w:t>
         </w:r>
         <w:r>
           <w:rPr>
@@ -784,7 +784,7 @@
           <w:lang w:eastAsia="es-CO"/>
         </w:rPr>
       </w:pPr>
-      <w:hyperlink w:anchor="_Toc228874071" w:history="1">
+      <w:hyperlink w:anchor="_Toc232579684" w:history="1">
         <w:r>
           <w:rPr>
             <w:rStyle w:val="Hipervnculo"/>
@@ -828,7 +828,7 @@
             <w:noProof/>
             <w:webHidden/>
           </w:rPr>
-          <w:instrText xml:space="preserve"> PAGEREF _Toc228874071 \h </w:instrText>
+          <w:instrText xml:space="preserve"> PAGEREF _Toc232579684 \h </w:instrText>
         </w:r>
         <w:r>
           <w:rPr>
@@ -848,7 +848,7 @@
             <w:noProof/>
             <w:webHidden/>
           </w:rPr>
-          <w:t>13</w:t>
+          <w:t>15</w:t>
         </w:r>
         <w:r>
           <w:rPr>
@@ -874,7 +874,7 @@
           <w:lang w:eastAsia="es-CO"/>
         </w:rPr>
       </w:pPr>
-      <w:hyperlink w:anchor="_Toc228874072" w:history="1">
+      <w:hyperlink w:anchor="_Toc232579685" w:history="1">
         <w:r>
           <w:rPr>
             <w:rStyle w:val="Hipervnculo"/>
@@ -918,7 +918,7 @@
             <w:noProof/>
             <w:webHidden/>
           </w:rPr>
-          <w:instrText xml:space="preserve"> PAGEREF _Toc228874072 \h </w:instrText>
+          <w:instrText xml:space="preserve"> PAGEREF _Toc232579685 \h </w:instrText>
         </w:r>
         <w:r>
           <w:rPr>
@@ -938,7 +938,7 @@
             <w:noProof/>
             <w:webHidden/>
           </w:rPr>
-          <w:t>20</w:t>
+          <w:t>23</w:t>
         </w:r>
         <w:r>
           <w:rPr>
@@ -964,7 +964,7 @@
           <w:lang w:eastAsia="es-CO"/>
         </w:rPr>
       </w:pPr>
-      <w:hyperlink w:anchor="_Toc228874073" w:history="1">
+      <w:hyperlink w:anchor="_Toc232579686" w:history="1">
         <w:r>
           <w:rPr>
             <w:rStyle w:val="Hipervnculo"/>
@@ -1008,7 +1008,7 @@
             <w:noProof/>
             <w:webHidden/>
           </w:rPr>
-          <w:instrText xml:space="preserve"> PAGEREF _Toc228874073 \h </w:instrText>
+          <w:instrText xml:space="preserve"> PAGEREF _Toc232579686 \h </w:instrText>
         </w:r>
         <w:r>
           <w:rPr>
@@ -1028,7 +1028,7 @@
             <w:noProof/>
             <w:webHidden/>
           </w:rPr>
-          <w:t>25</w:t>
+          <w:t>28</w:t>
         </w:r>
         <w:r>
           <w:rPr>
@@ -1054,7 +1054,7 @@
           <w:lang w:eastAsia="es-CO"/>
         </w:rPr>
       </w:pPr>
-      <w:hyperlink w:anchor="_Toc228874075" w:history="1">
+      <w:hyperlink w:anchor="_Toc232579688" w:history="1">
         <w:r>
           <w:rPr>
             <w:rStyle w:val="Hipervnculo"/>
@@ -1098,7 +1098,7 @@
             <w:noProof/>
             <w:webHidden/>
           </w:rPr>
-          <w:instrText xml:space="preserve"> PAGEREF _Toc228874075 \h </w:instrText>
+          <w:instrText xml:space="preserve"> PAGEREF _Toc232579688 \h </w:instrText>
         </w:r>
         <w:r>
           <w:rPr>
@@ -1118,7 +1118,7 @@
             <w:noProof/>
             <w:webHidden/>
           </w:rPr>
-          <w:t>28</w:t>
+          <w:t>31</w:t>
         </w:r>
         <w:r>
           <w:rPr>
@@ -1144,7 +1144,7 @@
           <w:lang w:eastAsia="es-CO"/>
         </w:rPr>
       </w:pPr>
-      <w:hyperlink w:anchor="_Toc228874076" w:history="1">
+      <w:hyperlink w:anchor="_Toc232579689" w:history="1">
         <w:r>
           <w:rPr>
             <w:rStyle w:val="Hipervnculo"/>
@@ -1188,7 +1188,7 @@
             <w:noProof/>
             <w:webHidden/>
           </w:rPr>
-          <w:instrText xml:space="preserve"> PAGEREF _Toc228874076 \h </w:instrText>
+          <w:instrText xml:space="preserve"> PAGEREF _Toc232579689 \h </w:instrText>
         </w:r>
         <w:r>
           <w:rPr>
@@ -1208,7 +1208,7 @@
             <w:noProof/>
             <w:webHidden/>
           </w:rPr>
-          <w:t>33</w:t>
+          <w:t>36</w:t>
         </w:r>
         <w:r>
           <w:rPr>
@@ -1234,7 +1234,7 @@
           <w:lang w:eastAsia="es-CO"/>
         </w:rPr>
       </w:pPr>
-      <w:hyperlink w:anchor="_Toc228874077" w:history="1">
+      <w:hyperlink w:anchor="_Toc232579690" w:history="1">
         <w:r>
           <w:rPr>
             <w:rStyle w:val="Hipervnculo"/>
@@ -1278,7 +1278,7 @@
             <w:noProof/>
             <w:webHidden/>
           </w:rPr>
-          <w:instrText xml:space="preserve"> PAGEREF _Toc228874077 \h </w:instrText>
+          <w:instrText xml:space="preserve"> PAGEREF _Toc232579690 \h </w:instrText>
         </w:r>
         <w:r>
           <w:rPr>
@@ -1298,7 +1298,7 @@
             <w:noProof/>
             <w:webHidden/>
           </w:rPr>
-          <w:t>37</w:t>
+          <w:t>40</w:t>
         </w:r>
         <w:r>
           <w:rPr>
@@ -1324,7 +1324,7 @@
           <w:lang w:eastAsia="es-CO"/>
         </w:rPr>
       </w:pPr>
-      <w:hyperlink w:anchor="_Toc228874078" w:history="1">
+      <w:hyperlink w:anchor="_Toc232579691" w:history="1">
         <w:r>
           <w:rPr>
             <w:rStyle w:val="Hipervnculo"/>
@@ -1368,7 +1368,7 @@
             <w:noProof/>
             <w:webHidden/>
           </w:rPr>
-          <w:instrText xml:space="preserve"> PAGEREF _Toc228874078 \h </w:instrText>
+          <w:instrText xml:space="preserve"> PAGEREF _Toc232579691 \h </w:instrText>
         </w:r>
         <w:r>
           <w:rPr>
@@ -1388,7 +1388,7 @@
             <w:noProof/>
             <w:webHidden/>
           </w:rPr>
-          <w:t>41</w:t>
+          <w:t>45</w:t>
         </w:r>
         <w:r>
           <w:rPr>
@@ -1414,7 +1414,7 @@
           <w:lang w:eastAsia="es-CO"/>
         </w:rPr>
       </w:pPr>
-      <w:hyperlink w:anchor="_Toc228874079" w:history="1">
+      <w:hyperlink w:anchor="_Toc232579692" w:history="1">
         <w:r>
           <w:rPr>
             <w:rStyle w:val="Hipervnculo"/>
@@ -1458,7 +1458,7 @@
             <w:noProof/>
             <w:webHidden/>
           </w:rPr>
-          <w:instrText xml:space="preserve"> PAGEREF _Toc228874079 \h </w:instrText>
+          <w:instrText xml:space="preserve"> PAGEREF _Toc232579692 \h </w:instrText>
         </w:r>
         <w:r>
           <w:rPr>
@@ -1478,7 +1478,7 @@
             <w:noProof/>
             <w:webHidden/>
           </w:rPr>
-          <w:t>50</w:t>
+          <w:t>54</w:t>
         </w:r>
         <w:r>
           <w:rPr>
@@ -1504,7 +1504,7 @@
           <w:lang w:eastAsia="es-CO"/>
         </w:rPr>
       </w:pPr>
-      <w:hyperlink w:anchor="_Toc228874081" w:history="1">
+      <w:hyperlink w:anchor="_Toc232579694" w:history="1">
         <w:r>
           <w:rPr>
             <w:rStyle w:val="Hipervnculo"/>
@@ -1548,7 +1548,7 @@
             <w:noProof/>
             <w:webHidden/>
           </w:rPr>
-          <w:instrText xml:space="preserve"> PAGEREF _Toc228874081 \h </w:instrText>
+          <w:instrText xml:space="preserve"> PAGEREF _Toc232579694 \h </w:instrText>
         </w:r>
         <w:r>
           <w:rPr>
@@ -1568,7 +1568,7 @@
             <w:noProof/>
             <w:webHidden/>
           </w:rPr>
-          <w:t>51</w:t>
+          <w:t>55</w:t>
         </w:r>
         <w:r>
           <w:rPr>
@@ -1594,7 +1594,7 @@
           <w:lang w:eastAsia="es-CO"/>
         </w:rPr>
       </w:pPr>
-      <w:hyperlink w:anchor="_Toc228874082" w:history="1">
+      <w:hyperlink w:anchor="_Toc232579695" w:history="1">
         <w:r>
           <w:rPr>
             <w:rStyle w:val="Hipervnculo"/>
@@ -1638,7 +1638,7 @@
             <w:noProof/>
             <w:webHidden/>
           </w:rPr>
-          <w:instrText xml:space="preserve"> PAGEREF _Toc228874082 \h </w:instrText>
+          <w:instrText xml:space="preserve"> PAGEREF _Toc232579695 \h </w:instrText>
         </w:r>
         <w:r>
           <w:rPr>
@@ -1658,7 +1658,7 @@
             <w:noProof/>
             <w:webHidden/>
           </w:rPr>
-          <w:t>54</w:t>
+          <w:t>58</w:t>
         </w:r>
         <w:r>
           <w:rPr>
@@ -1684,7 +1684,7 @@
           <w:lang w:eastAsia="es-CO"/>
         </w:rPr>
       </w:pPr>
-      <w:hyperlink w:anchor="_Toc228874083" w:history="1">
+      <w:hyperlink w:anchor="_Toc232579696" w:history="1">
         <w:r>
           <w:rPr>
             <w:rStyle w:val="Hipervnculo"/>
@@ -1728,7 +1728,7 @@
             <w:noProof/>
             <w:webHidden/>
           </w:rPr>
-          <w:instrText xml:space="preserve"> PAGEREF _Toc228874083 \h </w:instrText>
+          <w:instrText xml:space="preserve"> PAGEREF _Toc232579696 \h </w:instrText>
         </w:r>
         <w:r>
           <w:rPr>
@@ -1748,7 +1748,7 @@
             <w:noProof/>
             <w:webHidden/>
           </w:rPr>
-          <w:t>55</w:t>
+          <w:t>59</w:t>
         </w:r>
         <w:r>
           <w:rPr>
@@ -1774,7 +1774,7 @@
           <w:lang w:eastAsia="es-CO"/>
         </w:rPr>
       </w:pPr>
-      <w:hyperlink w:anchor="_Toc228874084" w:history="1">
+      <w:hyperlink w:anchor="_Toc232579697" w:history="1">
         <w:r>
           <w:rPr>
             <w:rStyle w:val="Hipervnculo"/>
@@ -1818,7 +1818,7 @@
             <w:noProof/>
             <w:webHidden/>
           </w:rPr>
-          <w:instrText xml:space="preserve"> PAGEREF _Toc228874084 \h </w:instrText>
+          <w:instrText xml:space="preserve"> PAGEREF _Toc232579697 \h </w:instrText>
         </w:r>
         <w:r>
           <w:rPr>
@@ -1838,7 +1838,7 @@
             <w:noProof/>
             <w:webHidden/>
           </w:rPr>
-          <w:t>58</w:t>
+          <w:t>62</w:t>
         </w:r>
         <w:r>
           <w:rPr>
@@ -1864,7 +1864,7 @@
           <w:lang w:eastAsia="es-CO"/>
         </w:rPr>
       </w:pPr>
-      <w:hyperlink w:anchor="_Toc228874085" w:history="1">
+      <w:hyperlink w:anchor="_Toc232579698" w:history="1">
         <w:r>
           <w:rPr>
             <w:rStyle w:val="Hipervnculo"/>
@@ -1908,7 +1908,7 @@
             <w:noProof/>
             <w:webHidden/>
           </w:rPr>
-          <w:instrText xml:space="preserve"> PAGEREF _Toc228874085 \h </w:instrText>
+          <w:instrText xml:space="preserve"> PAGEREF _Toc232579698 \h </w:instrText>
         </w:r>
         <w:r>
           <w:rPr>
@@ -1928,7 +1928,7 @@
             <w:noProof/>
             <w:webHidden/>
           </w:rPr>
-          <w:t>61</w:t>
+          <w:t>65</w:t>
         </w:r>
         <w:r>
           <w:rPr>
@@ -1954,7 +1954,7 @@
           <w:lang w:eastAsia="es-CO"/>
         </w:rPr>
       </w:pPr>
-      <w:hyperlink w:anchor="_Toc228874086" w:history="1">
+      <w:hyperlink w:anchor="_Toc232579699" w:history="1">
         <w:r>
           <w:rPr>
             <w:rStyle w:val="Hipervnculo"/>
@@ -1998,7 +1998,7 @@
             <w:noProof/>
             <w:webHidden/>
           </w:rPr>
-          <w:instrText xml:space="preserve"> PAGEREF _Toc228874086 \h </w:instrText>
+          <w:instrText xml:space="preserve"> PAGEREF _Toc232579699 \h </w:instrText>
         </w:r>
         <w:r>
           <w:rPr>
@@ -2018,7 +2018,7 @@
             <w:noProof/>
             <w:webHidden/>
           </w:rPr>
-          <w:t>65</w:t>
+          <w:t>69</w:t>
         </w:r>
         <w:r>
           <w:rPr>
@@ -2044,7 +2044,7 @@
           <w:lang w:eastAsia="es-CO"/>
         </w:rPr>
       </w:pPr>
-      <w:hyperlink w:anchor="_Toc228874088" w:history="1">
+      <w:hyperlink w:anchor="_Toc232579701" w:history="1">
         <w:r>
           <w:rPr>
             <w:rStyle w:val="Hipervnculo"/>
@@ -2088,7 +2088,7 @@
             <w:noProof/>
             <w:webHidden/>
           </w:rPr>
-          <w:instrText xml:space="preserve"> PAGEREF _Toc228874088 \h </w:instrText>
+          <w:instrText xml:space="preserve"> PAGEREF _Toc232579701 \h </w:instrText>
         </w:r>
         <w:r>
           <w:rPr>
@@ -2108,7 +2108,7 @@
             <w:noProof/>
             <w:webHidden/>
           </w:rPr>
-          <w:t>65</w:t>
+          <w:t>69</w:t>
         </w:r>
         <w:r>
           <w:rPr>
@@ -2134,7 +2134,7 @@
           <w:lang w:eastAsia="es-CO"/>
         </w:rPr>
       </w:pPr>
-      <w:hyperlink w:anchor="_Toc228874089" w:history="1">
+      <w:hyperlink w:anchor="_Toc232579702" w:history="1">
         <w:r>
           <w:rPr>
             <w:rStyle w:val="Hipervnculo"/>
@@ -2178,7 +2178,7 @@
             <w:noProof/>
             <w:webHidden/>
           </w:rPr>
-          <w:instrText xml:space="preserve"> PAGEREF _Toc228874089 \h </w:instrText>
+          <w:instrText xml:space="preserve"> PAGEREF _Toc232579702 \h </w:instrText>
         </w:r>
         <w:r>
           <w:rPr>
@@ -2198,7 +2198,7 @@
             <w:noProof/>
             <w:webHidden/>
           </w:rPr>
-          <w:t>71</w:t>
+          <w:t>75</w:t>
         </w:r>
         <w:r>
           <w:rPr>
@@ -2224,7 +2224,7 @@
           <w:lang w:eastAsia="es-CO"/>
         </w:rPr>
       </w:pPr>
-      <w:hyperlink w:anchor="_Toc228874090" w:history="1">
+      <w:hyperlink w:anchor="_Toc232579703" w:history="1">
         <w:r>
           <w:rPr>
             <w:rStyle w:val="Hipervnculo"/>
@@ -2268,7 +2268,7 @@
             <w:noProof/>
             <w:webHidden/>
           </w:rPr>
-          <w:instrText xml:space="preserve"> PAGEREF _Toc228874090 \h </w:instrText>
+          <w:instrText xml:space="preserve"> PAGEREF _Toc232579703 \h </w:instrText>
         </w:r>
         <w:r>
           <w:rPr>
@@ -2288,7 +2288,7 @@
             <w:noProof/>
             <w:webHidden/>
           </w:rPr>
-          <w:t>72</w:t>
+          <w:t>76</w:t>
         </w:r>
         <w:r>
           <w:rPr>
@@ -2314,7 +2314,7 @@
           <w:lang w:eastAsia="es-CO"/>
         </w:rPr>
       </w:pPr>
-      <w:hyperlink w:anchor="_Toc228874091" w:history="1">
+      <w:hyperlink w:anchor="_Toc232579704" w:history="1">
         <w:r>
           <w:rPr>
             <w:rStyle w:val="Hipervnculo"/>
@@ -2358,7 +2358,7 @@
             <w:noProof/>
             <w:webHidden/>
           </w:rPr>
-          <w:instrText xml:space="preserve"> PAGEREF _Toc228874091 \h </w:instrText>
+          <w:instrText xml:space="preserve"> PAGEREF _Toc232579704 \h </w:instrText>
         </w:r>
         <w:r>
           <w:rPr>
@@ -2378,7 +2378,7 @@
             <w:noProof/>
             <w:webHidden/>
           </w:rPr>
-          <w:t>74</w:t>
+          <w:t>78</w:t>
         </w:r>
         <w:r>
           <w:rPr>
@@ -2404,7 +2404,7 @@
           <w:lang w:eastAsia="es-CO"/>
         </w:rPr>
       </w:pPr>
-      <w:hyperlink w:anchor="_Toc228874092" w:history="1">
+      <w:hyperlink w:anchor="_Toc232579705" w:history="1">
         <w:r>
           <w:rPr>
             <w:rStyle w:val="Hipervnculo"/>
@@ -2448,7 +2448,7 @@
             <w:noProof/>
             <w:webHidden/>
           </w:rPr>
-          <w:instrText xml:space="preserve"> PAGEREF _Toc228874092 \h </w:instrText>
+          <w:instrText xml:space="preserve"> PAGEREF _Toc232579705 \h </w:instrText>
         </w:r>
         <w:r>
           <w:rPr>
@@ -2468,7 +2468,7 @@
             <w:noProof/>
             <w:webHidden/>
           </w:rPr>
-          <w:t>78</w:t>
+          <w:t>82</w:t>
         </w:r>
         <w:r>
           <w:rPr>
@@ -2494,7 +2494,7 @@
           <w:lang w:eastAsia="es-CO"/>
         </w:rPr>
       </w:pPr>
-      <w:hyperlink w:anchor="_Toc228874094" w:history="1">
+      <w:hyperlink w:anchor="_Toc232579707" w:history="1">
         <w:r>
           <w:rPr>
             <w:rStyle w:val="Hipervnculo"/>
@@ -2538,7 +2538,7 @@
             <w:noProof/>
             <w:webHidden/>
           </w:rPr>
-          <w:instrText xml:space="preserve"> PAGEREF _Toc228874094 \h </w:instrText>
+          <w:instrText xml:space="preserve"> PAGEREF _Toc232579707 \h </w:instrText>
         </w:r>
         <w:r>
           <w:rPr>
@@ -2558,7 +2558,7 @@
             <w:noProof/>
             <w:webHidden/>
           </w:rPr>
-          <w:t>78</w:t>
+          <w:t>82</w:t>
         </w:r>
         <w:r>
           <w:rPr>
@@ -2584,7 +2584,7 @@
           <w:lang w:eastAsia="es-CO"/>
         </w:rPr>
       </w:pPr>
-      <w:hyperlink w:anchor="_Toc228874095" w:history="1">
+      <w:hyperlink w:anchor="_Toc232579708" w:history="1">
         <w:r>
           <w:rPr>
             <w:rStyle w:val="Hipervnculo"/>
@@ -2628,7 +2628,7 @@
             <w:noProof/>
             <w:webHidden/>
           </w:rPr>
-          <w:instrText xml:space="preserve"> PAGEREF _Toc228874095 \h </w:instrText>
+          <w:instrText xml:space="preserve"> PAGEREF _Toc232579708 \h </w:instrText>
         </w:r>
         <w:r>
           <w:rPr>
@@ -2648,7 +2648,7 @@
             <w:noProof/>
             <w:webHidden/>
           </w:rPr>
-          <w:t>81</w:t>
+          <w:t>85</w:t>
         </w:r>
         <w:r>
           <w:rPr>
@@ -2674,7 +2674,7 @@
           <w:lang w:eastAsia="es-CO"/>
         </w:rPr>
       </w:pPr>
-      <w:hyperlink w:anchor="_Toc228874096" w:history="1">
+      <w:hyperlink w:anchor="_Toc232579709" w:history="1">
         <w:r>
           <w:rPr>
             <w:rStyle w:val="Hipervnculo"/>
@@ -2718,7 +2718,7 @@
             <w:noProof/>
             <w:webHidden/>
           </w:rPr>
-          <w:instrText xml:space="preserve"> PAGEREF _Toc228874096 \h </w:instrText>
+          <w:instrText xml:space="preserve"> PAGEREF _Toc232579709 \h </w:instrText>
         </w:r>
         <w:r>
           <w:rPr>
@@ -2738,7 +2738,7 @@
             <w:noProof/>
             <w:webHidden/>
           </w:rPr>
-          <w:t>82</w:t>
+          <w:t>86</w:t>
         </w:r>
         <w:r>
           <w:rPr>
@@ -2764,7 +2764,7 @@
           <w:lang w:eastAsia="es-CO"/>
         </w:rPr>
       </w:pPr>
-      <w:hyperlink w:anchor="_Toc228874097" w:history="1">
+      <w:hyperlink w:anchor="_Toc232579710" w:history="1">
         <w:r>
           <w:rPr>
             <w:rStyle w:val="Hipervnculo"/>
@@ -2808,7 +2808,7 @@
             <w:noProof/>
             <w:webHidden/>
           </w:rPr>
-          <w:instrText xml:space="preserve"> PAGEREF _Toc228874097 \h </w:instrText>
+          <w:instrText xml:space="preserve"> PAGEREF _Toc232579710 \h </w:instrText>
         </w:r>
         <w:r>
           <w:rPr>
@@ -2828,7 +2828,7 @@
             <w:noProof/>
             <w:webHidden/>
           </w:rPr>
-          <w:t>85</w:t>
+          <w:t>89</w:t>
         </w:r>
         <w:r>
           <w:rPr>
@@ -2854,7 +2854,7 @@
           <w:lang w:eastAsia="es-CO"/>
         </w:rPr>
       </w:pPr>
-      <w:hyperlink w:anchor="_Toc228874098" w:history="1">
+      <w:hyperlink w:anchor="_Toc232579711" w:history="1">
         <w:r>
           <w:rPr>
             <w:rStyle w:val="Hipervnculo"/>
@@ -2898,7 +2898,7 @@
             <w:noProof/>
             <w:webHidden/>
           </w:rPr>
-          <w:instrText xml:space="preserve"> PAGEREF _Toc228874098 \h </w:instrText>
+          <w:instrText xml:space="preserve"> PAGEREF _Toc232579711 \h </w:instrText>
         </w:r>
         <w:r>
           <w:rPr>
@@ -2918,7 +2918,7 @@
             <w:noProof/>
             <w:webHidden/>
           </w:rPr>
-          <w:t>86</w:t>
+          <w:t>90</w:t>
         </w:r>
         <w:r>
           <w:rPr>
@@ -2943,7 +2943,7 @@
           <w:lang w:eastAsia="es-CO"/>
         </w:rPr>
       </w:pPr>
-      <w:hyperlink w:anchor="_Toc228874099" w:history="1">
+      <w:hyperlink w:anchor="_Toc232579712" w:history="1">
         <w:r>
           <w:rPr>
             <w:rStyle w:val="Hipervnculo"/>
@@ -2970,152 +2970,7 @@
             <w:noProof/>
             <w:webHidden/>
           </w:rPr>
-          <w:instrText xml:space="preserve"> PAGEREF _Toc228874099 \h </w:instrText>
-        </w:r>
-        <w:r>
-          <w:rPr>
-            <w:noProof/>
-            <w:webHidden/>
-          </w:rPr>
-        </w:r>
-        <w:r>
-          <w:rPr>
-            <w:noProof/>
-            <w:webHidden/>
-          </w:rPr>
-          <w:fldChar w:fldCharType="separate"/>
-        </w:r>
-        <w:r>
-          <w:rPr>
-            <w:noProof/>
-            <w:webHidden/>
-          </w:rPr>
-          <w:t>89</w:t>
-        </w:r>
-        <w:r>
-          <w:rPr>
-            <w:noProof/>
-            <w:webHidden/>
-          </w:rPr>
-          <w:fldChar w:fldCharType="end"/>
-        </w:r>
-      </w:hyperlink>
-    </w:p>
-    <w:p>
-      <w:pPr>
-        <w:pStyle w:val="TDC1"/>
-        <w:tabs>
-          <w:tab w:val="right" w:leader="dot" w:pos="9962"/>
-        </w:tabs>
-        <w:rPr>
-          <w:rFonts w:asciiTheme="minorHAnsi" w:eastAsiaTheme="minorEastAsia" w:hAnsiTheme="minorHAnsi" w:cstheme="minorBidi"/>
-          <w:noProof/>
-          <w:kern w:val="0"/>
-          <w:sz w:val="22"/>
-          <w:lang w:eastAsia="es-CO"/>
-        </w:rPr>
-      </w:pPr>
-      <w:hyperlink w:anchor="_Toc228874100" w:history="1">
-        <w:r>
-          <w:rPr>
-            <w:rStyle w:val="Hipervnculo"/>
-            <w:noProof/>
-          </w:rPr>
-          <w:t>Glosario</w:t>
-        </w:r>
-        <w:r>
-          <w:rPr>
-            <w:noProof/>
-            <w:webHidden/>
-          </w:rPr>
-          <w:tab/>
-        </w:r>
-        <w:r>
-          <w:rPr>
-            <w:noProof/>
-            <w:webHidden/>
-          </w:rPr>
-          <w:fldChar w:fldCharType="begin"/>
-        </w:r>
-        <w:r>
-          <w:rPr>
-            <w:noProof/>
-            <w:webHidden/>
-          </w:rPr>
-          <w:instrText xml:space="preserve"> PAGEREF _Toc228874100 \h </w:instrText>
-        </w:r>
-        <w:r>
-          <w:rPr>
-            <w:noProof/>
-            <w:webHidden/>
-          </w:rPr>
-        </w:r>
-        <w:r>
-          <w:rPr>
-            <w:noProof/>
-            <w:webHidden/>
-          </w:rPr>
-          <w:fldChar w:fldCharType="separate"/>
-        </w:r>
-        <w:r>
-          <w:rPr>
-            <w:noProof/>
-            <w:webHidden/>
-          </w:rPr>
-          <w:t>91</w:t>
-        </w:r>
-        <w:r>
-          <w:rPr>
-            <w:noProof/>
-            <w:webHidden/>
-          </w:rPr>
-          <w:fldChar w:fldCharType="end"/>
-        </w:r>
-      </w:hyperlink>
-    </w:p>
-    <w:p>
-      <w:pPr>
-        <w:pStyle w:val="TDC1"/>
-        <w:tabs>
-          <w:tab w:val="right" w:leader="dot" w:pos="9962"/>
-        </w:tabs>
-        <w:rPr>
-          <w:rFonts w:asciiTheme="minorHAnsi" w:eastAsiaTheme="minorEastAsia" w:hAnsiTheme="minorHAnsi" w:cstheme="minorBidi"/>
-          <w:noProof/>
-          <w:kern w:val="0"/>
-          <w:sz w:val="22"/>
-          <w:lang w:eastAsia="es-CO"/>
-        </w:rPr>
-      </w:pPr>
-      <w:hyperlink w:anchor="_Toc228874101" w:history="1">
-        <w:r>
-          <w:rPr>
-            <w:rStyle w:val="Hipervnculo"/>
-            <w:noProof/>
-            <w:lang w:val="es-MX"/>
-          </w:rPr>
-          <w:t>Referencias bibliográficas</w:t>
-        </w:r>
-        <w:r>
-          <w:rPr>
-            <w:noProof/>
-            <w:webHidden/>
-          </w:rPr>
-          <w:tab/>
-        </w:r>
-        <w:r>
-          <w:rPr>
-            <w:noProof/>
-            <w:webHidden/>
-          </w:rPr>
-          <w:fldChar w:fldCharType="begin"/>
-        </w:r>
-        <w:r>
-          <w:rPr>
-            <w:noProof/>
-            <w:webHidden/>
-          </w:rPr>
-          <w:instrText xml:space="preserve"> PAGEREF _Toc228874101 \h </w:instrText>
+          <w:instrText xml:space="preserve"> PAGEREF _Toc232579712 \h </w:instrText>
         </w:r>
         <w:r>
           <w:rPr>
@@ -3160,7 +3015,152 @@
           <w:lang w:eastAsia="es-CO"/>
         </w:rPr>
       </w:pPr>
-      <w:hyperlink w:anchor="_Toc228874102" w:history="1">
+      <w:hyperlink w:anchor="_Toc232579713" w:history="1">
+        <w:r>
+          <w:rPr>
+            <w:rStyle w:val="Hipervnculo"/>
+            <w:noProof/>
+          </w:rPr>
+          <w:t>Glosario</w:t>
+        </w:r>
+        <w:r>
+          <w:rPr>
+            <w:noProof/>
+            <w:webHidden/>
+          </w:rPr>
+          <w:tab/>
+        </w:r>
+        <w:r>
+          <w:rPr>
+            <w:noProof/>
+            <w:webHidden/>
+          </w:rPr>
+          <w:fldChar w:fldCharType="begin"/>
+        </w:r>
+        <w:r>
+          <w:rPr>
+            <w:noProof/>
+            <w:webHidden/>
+          </w:rPr>
+          <w:instrText xml:space="preserve"> PAGEREF _Toc232579713 \h </w:instrText>
+        </w:r>
+        <w:r>
+          <w:rPr>
+            <w:noProof/>
+            <w:webHidden/>
+          </w:rPr>
+        </w:r>
+        <w:r>
+          <w:rPr>
+            <w:noProof/>
+            <w:webHidden/>
+          </w:rPr>
+          <w:fldChar w:fldCharType="separate"/>
+        </w:r>
+        <w:r>
+          <w:rPr>
+            <w:noProof/>
+            <w:webHidden/>
+          </w:rPr>
+          <w:t>95</w:t>
+        </w:r>
+        <w:r>
+          <w:rPr>
+            <w:noProof/>
+            <w:webHidden/>
+          </w:rPr>
+          <w:fldChar w:fldCharType="end"/>
+        </w:r>
+      </w:hyperlink>
+    </w:p>
+    <w:p>
+      <w:pPr>
+        <w:pStyle w:val="TDC1"/>
+        <w:tabs>
+          <w:tab w:val="right" w:leader="dot" w:pos="9962"/>
+        </w:tabs>
+        <w:rPr>
+          <w:rFonts w:asciiTheme="minorHAnsi" w:eastAsiaTheme="minorEastAsia" w:hAnsiTheme="minorHAnsi" w:cstheme="minorBidi"/>
+          <w:noProof/>
+          <w:kern w:val="0"/>
+          <w:sz w:val="22"/>
+          <w:lang w:eastAsia="es-CO"/>
+        </w:rPr>
+      </w:pPr>
+      <w:hyperlink w:anchor="_Toc232579714" w:history="1">
+        <w:r>
+          <w:rPr>
+            <w:rStyle w:val="Hipervnculo"/>
+            <w:noProof/>
+            <w:lang w:val="es-MX"/>
+          </w:rPr>
+          <w:t>Referencias bibliográficas</w:t>
+        </w:r>
+        <w:r>
+          <w:rPr>
+            <w:noProof/>
+            <w:webHidden/>
+          </w:rPr>
+          <w:tab/>
+        </w:r>
+        <w:r>
+          <w:rPr>
+            <w:noProof/>
+            <w:webHidden/>
+          </w:rPr>
+          <w:fldChar w:fldCharType="begin"/>
+        </w:r>
+        <w:r>
+          <w:rPr>
+            <w:noProof/>
+            <w:webHidden/>
+          </w:rPr>
+          <w:instrText xml:space="preserve"> PAGEREF _Toc232579714 \h </w:instrText>
+        </w:r>
+        <w:r>
+          <w:rPr>
+            <w:noProof/>
+            <w:webHidden/>
+          </w:rPr>
+        </w:r>
+        <w:r>
+          <w:rPr>
+            <w:noProof/>
+            <w:webHidden/>
+          </w:rPr>
+          <w:fldChar w:fldCharType="separate"/>
+        </w:r>
+        <w:r>
+          <w:rPr>
+            <w:noProof/>
+            <w:webHidden/>
+          </w:rPr>
+          <w:t>97</w:t>
+        </w:r>
+        <w:r>
+          <w:rPr>
+            <w:noProof/>
+            <w:webHidden/>
+          </w:rPr>
+          <w:fldChar w:fldCharType="end"/>
+        </w:r>
+      </w:hyperlink>
+    </w:p>
+    <w:p>
+      <w:pPr>
+        <w:pStyle w:val="TDC1"/>
+        <w:tabs>
+          <w:tab w:val="right" w:leader="dot" w:pos="9962"/>
+        </w:tabs>
+        <w:rPr>
+          <w:rFonts w:asciiTheme="minorHAnsi" w:eastAsiaTheme="minorEastAsia" w:hAnsiTheme="minorHAnsi" w:cstheme="minorBidi"/>
+          <w:noProof/>
+          <w:kern w:val="0"/>
+          <w:sz w:val="22"/>
+          <w:lang w:eastAsia="es-CO"/>
+        </w:rPr>
+      </w:pPr>
+      <w:hyperlink w:anchor="_Toc232579715" w:history="1">
         <w:r>
           <w:rPr>
             <w:rStyle w:val="Hipervnculo"/>
@@ -3187,7 +3187,7 @@
             <w:noProof/>
             <w:webHidden/>
           </w:rPr>
-          <w:instrText xml:space="preserve"> PAGEREF _Toc228874102 \h </w:instrText>
+          <w:instrText xml:space="preserve"> PAGEREF _Toc232579715 \h </w:instrText>
         </w:r>
         <w:r>
           <w:rPr>
@@ -3207,7 +3207,7 @@
             <w:noProof/>
             <w:webHidden/>
           </w:rPr>
-          <w:t>94</w:t>
+          <w:t>98</w:t>
         </w:r>
         <w:r>
           <w:rPr>
@@ -3230,7 +3230,7 @@
         <w:fldChar w:fldCharType="end"/>
       </w:r>
       <w:bookmarkStart w:id="0" w:name="_Toc176443691"/>
-      <w:bookmarkStart w:id="1" w:name="_Toc228874068"/>
+      <w:bookmarkStart w:id="1" w:name="_Toc232579681"/>
       <w:r>
         <w:t>Introducción</w:t>
       </w:r>
@@ -3432,7 +3432,7 @@
       <w:pPr>
         <w:pStyle w:val="Ttulo1"/>
       </w:pPr>
-      <w:bookmarkStart w:id="2" w:name="_Toc228874069"/>
+      <w:bookmarkStart w:id="2" w:name="_Toc232579682"/>
       <w:r>
         <w:lastRenderedPageBreak/>
         <w:t>Fundamentos de lógica y algoritmia</w:t>
@@ -3779,6 +3779,233 @@
     </w:p>
     <w:p>
       <w:pPr>
+        <w:rPr>
+          <w:lang w:eastAsia="es-CO"/>
+        </w:rPr>
+      </w:pPr>
+      <w:r>
+        <w:rPr>
+          <w:rStyle w:val="Extranjerismo"/>
+          <w:lang w:eastAsia="es-CO"/>
+        </w:rPr>
+        <w:lastRenderedPageBreak/>
+        <w:t>Conceptual Model Design</w:t>
+      </w:r>
+      <w:r>
+        <w:rPr>
+          <w:lang w:eastAsia="es-CO"/>
+        </w:rPr>
+        <w:t xml:space="preserve"> </w:t>
+      </w:r>
+      <w:r>
+        <w:rPr>
+          <w:lang w:eastAsia="es-CO"/>
+        </w:rPr>
+        <w:t>-</w:t>
+      </w:r>
+      <w:r>
+        <w:rPr>
+          <w:lang w:eastAsia="es-CO"/>
+        </w:rPr>
+        <w:t xml:space="preserve"> Diseño del modelo conceptual</w:t>
+      </w:r>
+    </w:p>
+    <w:p>
+      <w:pPr>
+        <w:rPr>
+          <w:lang w:eastAsia="es-CO"/>
+        </w:rPr>
+      </w:pPr>
+      <w:r>
+        <w:rPr>
+          <w:rStyle w:val="Extranjerismo"/>
+          <w:lang w:eastAsia="es-CO"/>
+        </w:rPr>
+        <w:t>Logical Model Design</w:t>
+      </w:r>
+      <w:r>
+        <w:rPr>
+          <w:lang w:eastAsia="es-CO"/>
+        </w:rPr>
+        <w:t xml:space="preserve"> </w:t>
+      </w:r>
+      <w:r>
+        <w:rPr>
+          <w:lang w:eastAsia="es-CO"/>
+        </w:rPr>
+        <w:t>-</w:t>
+      </w:r>
+      <w:r>
+        <w:rPr>
+          <w:lang w:eastAsia="es-CO"/>
+        </w:rPr>
+        <w:t xml:space="preserve"> Diseño del modelo lógico</w:t>
+      </w:r>
+    </w:p>
+    <w:p>
+      <w:pPr>
+        <w:rPr>
+          <w:lang w:eastAsia="es-CO"/>
+        </w:rPr>
+      </w:pPr>
+      <w:r>
+        <w:rPr>
+          <w:rStyle w:val="Extranjerismo"/>
+          <w:lang w:eastAsia="es-CO"/>
+        </w:rPr>
+        <w:t>Physical Model Design</w:t>
+      </w:r>
+      <w:r>
+        <w:rPr>
+          <w:lang w:eastAsia="es-CO"/>
+        </w:rPr>
+        <w:t xml:space="preserve"> </w:t>
+      </w:r>
+      <w:r>
+        <w:rPr>
+          <w:lang w:eastAsia="es-CO"/>
+        </w:rPr>
+        <w:t>-</w:t>
+      </w:r>
+      <w:r>
+        <w:rPr>
+          <w:lang w:eastAsia="es-CO"/>
+        </w:rPr>
+        <w:t xml:space="preserve"> Diseño del modelo físico</w:t>
+      </w:r>
+    </w:p>
+    <w:p>
+      <w:pPr>
+        <w:rPr>
+          <w:lang w:eastAsia="es-CO"/>
+        </w:rPr>
+      </w:pPr>
+      <w:r>
+        <w:rPr>
+          <w:rStyle w:val="Extranjerismo"/>
+          <w:lang w:eastAsia="es-CO"/>
+        </w:rPr>
+        <w:t>Customer</w:t>
+      </w:r>
+      <w:r>
+        <w:rPr>
+          <w:lang w:eastAsia="es-CO"/>
+        </w:rPr>
+        <w:t xml:space="preserve"> </w:t>
+      </w:r>
+      <w:r>
+        <w:rPr>
+          <w:lang w:eastAsia="es-CO"/>
+        </w:rPr>
+        <w:t>-</w:t>
+      </w:r>
+      <w:r>
+        <w:rPr>
+          <w:lang w:eastAsia="es-CO"/>
+        </w:rPr>
+        <w:t xml:space="preserve"> Cliente</w:t>
+      </w:r>
+    </w:p>
+    <w:p>
+      <w:pPr>
+        <w:rPr>
+          <w:lang w:eastAsia="es-CO"/>
+        </w:rPr>
+      </w:pPr>
+      <w:r>
+        <w:rPr>
+          <w:rStyle w:val="Extranjerismo"/>
+          <w:lang w:eastAsia="es-CO"/>
+        </w:rPr>
+        <w:t>Order</w:t>
+      </w:r>
+      <w:r>
+        <w:rPr>
+          <w:lang w:eastAsia="es-CO"/>
+        </w:rPr>
+        <w:t xml:space="preserve"> </w:t>
+      </w:r>
+      <w:r>
+        <w:rPr>
+          <w:lang w:eastAsia="es-CO"/>
+        </w:rPr>
+        <w:t>-</w:t>
+      </w:r>
+      <w:r>
+        <w:rPr>
+          <w:lang w:eastAsia="es-CO"/>
+        </w:rPr>
+        <w:t xml:space="preserve"> Pedido</w:t>
+      </w:r>
+    </w:p>
+    <w:p>
+      <w:pPr>
+        <w:rPr>
+          <w:lang w:eastAsia="es-CO"/>
+        </w:rPr>
+      </w:pPr>
+      <w:r>
+        <w:rPr>
+          <w:rStyle w:val="Extranjerismo"/>
+          <w:lang w:eastAsia="es-CO"/>
+        </w:rPr>
+        <w:t>Order Details</w:t>
+      </w:r>
+      <w:r>
+        <w:rPr>
+          <w:lang w:eastAsia="es-CO"/>
+        </w:rPr>
+        <w:t xml:space="preserve"> </w:t>
+      </w:r>
+      <w:r>
+        <w:rPr>
+          <w:lang w:eastAsia="es-CO"/>
+        </w:rPr>
+        <w:t>-</w:t>
+      </w:r>
+      <w:r>
+        <w:rPr>
+          <w:lang w:eastAsia="es-CO"/>
+        </w:rPr>
+        <w:t xml:space="preserve"> Detalle del pedido</w:t>
+      </w:r>
+    </w:p>
+    <w:p>
+      <w:pPr>
+        <w:rPr>
+          <w:lang w:eastAsia="es-CO"/>
+        </w:rPr>
+      </w:pPr>
+      <w:r>
+        <w:rPr>
+          <w:rStyle w:val="Extranjerismo"/>
+          <w:lang w:eastAsia="es-CO"/>
+        </w:rPr>
+        <w:t xml:space="preserve">Product </w:t>
+      </w:r>
+      <w:r>
+        <w:rPr>
+          <w:lang w:eastAsia="es-CO"/>
+        </w:rPr>
+        <w:t>-</w:t>
+      </w:r>
+      <w:r>
+        <w:rPr>
+          <w:lang w:eastAsia="es-CO"/>
+        </w:rPr>
+        <w:t xml:space="preserve"> Producto</w:t>
+      </w:r>
+    </w:p>
+    <w:p>
+      <w:pPr>
+        <w:rPr>
+          <w:b/>
+          <w:lang w:eastAsia="es-CO"/>
+        </w:rPr>
+      </w:pPr>
+    </w:p>
+    <w:p>
+      <w:pPr>
         <w:pStyle w:val="Prrafodelista"/>
         <w:numPr>
           <w:ilvl w:val="0"/>
@@ -3794,7 +4021,6 @@
           <w:b/>
           <w:lang w:eastAsia="es-CO"/>
         </w:rPr>
-        <w:lastRenderedPageBreak/>
         <w:t>Componentes fundamentales de la lógica y algoritmia</w:t>
       </w:r>
     </w:p>
@@ -4020,6 +4246,7 @@
               <w:pStyle w:val="TextoTablas"/>
             </w:pPr>
             <w:r>
+              <w:lastRenderedPageBreak/>
               <w:t>Procesos</w:t>
             </w:r>
           </w:p>
@@ -4365,6 +4592,7 @@
         <w:rPr>
           <w:lang w:eastAsia="es-CO"/>
         </w:rPr>
+        <w:lastRenderedPageBreak/>
         <w:t>Comprender el problema</w:t>
       </w:r>
     </w:p>
@@ -4433,7 +4661,7 @@
       <w:pPr>
         <w:pStyle w:val="Ttulo2"/>
       </w:pPr>
-      <w:bookmarkStart w:id="3" w:name="_Toc228874070"/>
+      <w:bookmarkStart w:id="3" w:name="_Toc232579683"/>
       <w:r>
         <w:t>Formatos de representación de la información</w:t>
       </w:r>
@@ -4462,7 +4690,6 @@
         <w:rPr>
           <w:lang w:eastAsia="es-CO"/>
         </w:rPr>
-        <w:lastRenderedPageBreak/>
         <w:t>En el contexto del diseño y modelado de bases de datos, la representación de la información permite transformar datos del mundo real en estructuras formales que pueden ser interpretadas por sistemas computacionales. Esto es esencial para garantizar que la información sea consistente, accesible y útil para la toma de decisiones.</w:t>
       </w:r>
     </w:p>
@@ -4586,6 +4813,7 @@
         <w:rPr>
           <w:lang w:eastAsia="es-CO"/>
         </w:rPr>
+        <w:lastRenderedPageBreak/>
         <w:t>Optimizar el acceso y procesamiento de la información.</w:t>
       </w:r>
     </w:p>
@@ -4613,9 +4841,6 @@
     <w:p>
       <w:pPr>
         <w:ind w:firstLine="0"/>
-        <w:rPr>
-          <w:lang w:eastAsia="es-CO"/>
-        </w:rPr>
       </w:pPr>
       <w:r>
         <w:rPr>
@@ -4663,6 +4888,370 @@
             </a:graphic>
           </wp:inline>
         </w:drawing>
+      </w:r>
+    </w:p>
+    <w:p>
+      <w:pPr>
+        <w:ind w:firstLine="0"/>
+      </w:pPr>
+    </w:p>
+    <w:p>
+      <w:pPr>
+        <w:rPr>
+          <w:b/>
+          <w:bCs/>
+          <w:lang w:eastAsia="es-CO"/>
+        </w:rPr>
+      </w:pPr>
+      <w:r>
+        <w:rPr>
+          <w:b/>
+          <w:bCs/>
+        </w:rPr>
+        <w:t>Proceso de representación de la información</w:t>
+      </w:r>
+    </w:p>
+    <w:p>
+      <w:pPr>
+        <w:rPr>
+          <w:lang w:eastAsia="es-CO"/>
+        </w:rPr>
+      </w:pPr>
+      <w:r>
+        <w:rPr>
+          <w:lang w:eastAsia="es-CO"/>
+        </w:rPr>
+        <w:t>Código postal población</w:t>
+      </w:r>
+    </w:p>
+    <w:p>
+      <w:pPr>
+        <w:rPr>
+          <w:lang w:eastAsia="es-CO"/>
+        </w:rPr>
+      </w:pPr>
+      <w:r>
+        <w:rPr>
+          <w:lang w:eastAsia="es-CO"/>
+        </w:rPr>
+        <w:t>N</w:t>
+      </w:r>
+    </w:p>
+    <w:p>
+      <w:pPr>
+        <w:rPr>
+          <w:lang w:eastAsia="es-CO"/>
+        </w:rPr>
+      </w:pPr>
+      <w:r>
+        <w:rPr>
+          <w:lang w:eastAsia="es-CO"/>
+        </w:rPr>
+        <w:t>1</w:t>
+      </w:r>
+    </w:p>
+    <w:p>
+      <w:pPr>
+        <w:rPr>
+          <w:lang w:eastAsia="es-CO"/>
+        </w:rPr>
+      </w:pPr>
+      <w:r>
+        <w:rPr>
+          <w:lang w:eastAsia="es-CO"/>
+        </w:rPr>
+        <w:t>Población</w:t>
+      </w:r>
+    </w:p>
+    <w:p>
+      <w:pPr>
+        <w:rPr>
+          <w:lang w:eastAsia="es-CO"/>
+        </w:rPr>
+      </w:pPr>
+      <w:r>
+        <w:rPr>
+          <w:lang w:eastAsia="es-CO"/>
+        </w:rPr>
+        <w:t>Alumnos</w:t>
+      </w:r>
+    </w:p>
+    <w:p>
+      <w:pPr>
+        <w:rPr>
+          <w:lang w:eastAsia="es-CO"/>
+        </w:rPr>
+      </w:pPr>
+      <w:r>
+        <w:rPr>
+          <w:lang w:eastAsia="es-CO"/>
+        </w:rPr>
+        <w:t>Tutores</w:t>
+      </w:r>
+    </w:p>
+    <w:p>
+      <w:pPr>
+        <w:rPr>
+          <w:lang w:eastAsia="es-CO"/>
+        </w:rPr>
+      </w:pPr>
+      <w:r>
+        <w:rPr>
+          <w:lang w:eastAsia="es-CO"/>
+        </w:rPr>
+        <w:t>Profesores</w:t>
+      </w:r>
+    </w:p>
+    <w:p>
+      <w:pPr>
+        <w:rPr>
+          <w:lang w:eastAsia="es-CO"/>
+        </w:rPr>
+      </w:pPr>
+      <w:r>
+        <w:rPr>
+          <w:lang w:eastAsia="es-CO"/>
+        </w:rPr>
+        <w:lastRenderedPageBreak/>
+        <w:t>Asignaturas</w:t>
+      </w:r>
+    </w:p>
+    <w:p>
+      <w:pPr>
+        <w:rPr>
+          <w:lang w:eastAsia="es-CO"/>
+        </w:rPr>
+      </w:pPr>
+      <w:r>
+        <w:rPr>
+          <w:lang w:eastAsia="es-CO"/>
+        </w:rPr>
+        <w:t>Provincia</w:t>
+      </w:r>
+    </w:p>
+    <w:p>
+      <w:pPr>
+        <w:rPr>
+          <w:lang w:eastAsia="es-CO"/>
+        </w:rPr>
+      </w:pPr>
+      <w:r>
+        <w:rPr>
+          <w:lang w:eastAsia="es-CO"/>
+        </w:rPr>
+        <w:t>Departamento</w:t>
+      </w:r>
+    </w:p>
+    <w:p>
+      <w:pPr>
+        <w:rPr>
+          <w:lang w:eastAsia="es-CO"/>
+        </w:rPr>
+      </w:pPr>
+      <w:r>
+        <w:rPr>
+          <w:lang w:eastAsia="es-CO"/>
+        </w:rPr>
+        <w:t>Localidad alumno</w:t>
+      </w:r>
+    </w:p>
+    <w:p>
+      <w:pPr>
+        <w:rPr>
+          <w:lang w:eastAsia="es-CO"/>
+        </w:rPr>
+      </w:pPr>
+      <w:r>
+        <w:rPr>
+          <w:lang w:eastAsia="es-CO"/>
+        </w:rPr>
+        <w:t>Localidad profesor</w:t>
+      </w:r>
+    </w:p>
+    <w:p>
+      <w:pPr>
+        <w:rPr>
+          <w:lang w:eastAsia="es-CO"/>
+        </w:rPr>
+      </w:pPr>
+      <w:r>
+        <w:rPr>
+          <w:lang w:eastAsia="es-CO"/>
+        </w:rPr>
+        <w:t>Matriculación</w:t>
+      </w:r>
+    </w:p>
+    <w:p>
+      <w:pPr>
+        <w:rPr>
+          <w:lang w:eastAsia="es-CO"/>
+        </w:rPr>
+      </w:pPr>
+      <w:r>
+        <w:rPr>
+          <w:lang w:eastAsia="es-CO"/>
+        </w:rPr>
+        <w:t>Nota final</w:t>
+      </w:r>
+    </w:p>
+    <w:p>
+      <w:pPr>
+        <w:rPr>
+          <w:lang w:eastAsia="es-CO"/>
+        </w:rPr>
+      </w:pPr>
+      <w:r>
+        <w:rPr>
+          <w:lang w:eastAsia="es-CO"/>
+        </w:rPr>
+        <w:t>Fecha matriculación</w:t>
+      </w:r>
+    </w:p>
+    <w:p>
+      <w:pPr>
+        <w:rPr>
+          <w:lang w:eastAsia="es-CO"/>
+        </w:rPr>
+      </w:pPr>
+      <w:r>
+        <w:rPr>
+          <w:lang w:eastAsia="es-CO"/>
+        </w:rPr>
+        <w:t>Asignación</w:t>
+      </w:r>
+    </w:p>
+    <w:p>
+      <w:pPr>
+        <w:rPr>
+          <w:lang w:eastAsia="es-CO"/>
+        </w:rPr>
+      </w:pPr>
+      <w:r>
+        <w:rPr>
+          <w:lang w:eastAsia="es-CO"/>
+        </w:rPr>
+        <w:t>Importación</w:t>
+      </w:r>
+    </w:p>
+    <w:p>
+      <w:pPr>
+        <w:rPr>
+          <w:lang w:eastAsia="es-CO"/>
+        </w:rPr>
+      </w:pPr>
+      <w:r>
+        <w:rPr>
+          <w:lang w:eastAsia="es-CO"/>
+        </w:rPr>
+        <w:t xml:space="preserve">Código </w:t>
+      </w:r>
+    </w:p>
+    <w:p>
+      <w:pPr>
+        <w:rPr>
+          <w:lang w:eastAsia="es-CO"/>
+        </w:rPr>
+      </w:pPr>
+      <w:r>
+        <w:rPr>
+          <w:lang w:eastAsia="es-CO"/>
+        </w:rPr>
+        <w:t>NIF</w:t>
+      </w:r>
+    </w:p>
+    <w:p>
+      <w:pPr>
+        <w:rPr>
+          <w:lang w:eastAsia="es-CO"/>
+        </w:rPr>
+      </w:pPr>
+      <w:r>
+        <w:rPr>
+          <w:lang w:eastAsia="es-CO"/>
+        </w:rPr>
+        <w:t xml:space="preserve">Nombre </w:t>
+      </w:r>
+    </w:p>
+    <w:p>
+      <w:pPr>
+        <w:rPr>
+          <w:lang w:eastAsia="es-CO"/>
+        </w:rPr>
+      </w:pPr>
+      <w:proofErr w:type="spellStart"/>
+      <w:r>
+        <w:rPr>
+          <w:lang w:eastAsia="es-CO"/>
+        </w:rPr>
+        <w:t>PApellido</w:t>
+      </w:r>
+      <w:proofErr w:type="spellEnd"/>
+    </w:p>
+    <w:p>
+      <w:pPr>
+        <w:rPr>
+          <w:lang w:eastAsia="es-CO"/>
+        </w:rPr>
+      </w:pPr>
+      <w:proofErr w:type="spellStart"/>
+      <w:r>
+        <w:rPr>
+          <w:lang w:eastAsia="es-CO"/>
+        </w:rPr>
+        <w:t>SApellido</w:t>
+      </w:r>
+      <w:proofErr w:type="spellEnd"/>
+    </w:p>
+    <w:p>
+      <w:pPr>
+        <w:rPr>
+          <w:lang w:eastAsia="es-CO"/>
+        </w:rPr>
+      </w:pPr>
+      <w:r>
+        <w:rPr>
+          <w:lang w:eastAsia="es-CO"/>
+        </w:rPr>
+        <w:t>Teléfono</w:t>
+      </w:r>
+    </w:p>
+    <w:p>
+      <w:pPr>
+        <w:rPr>
+          <w:lang w:eastAsia="es-CO"/>
+        </w:rPr>
+      </w:pPr>
+      <w:r>
+        <w:rPr>
+          <w:lang w:eastAsia="es-CO"/>
+        </w:rPr>
+        <w:t>F. Nacimiento</w:t>
+      </w:r>
+    </w:p>
+    <w:p>
+      <w:pPr>
+        <w:rPr>
+          <w:lang w:eastAsia="es-CO"/>
+        </w:rPr>
+      </w:pPr>
+      <w:r>
+        <w:rPr>
+          <w:lang w:eastAsia="es-CO"/>
+        </w:rPr>
+        <w:t>Obligatoria</w:t>
+      </w:r>
+    </w:p>
+    <w:p>
+      <w:pPr>
+        <w:rPr>
+          <w:lang w:eastAsia="es-CO"/>
+        </w:rPr>
+      </w:pPr>
+      <w:r>
+        <w:rPr>
+          <w:lang w:eastAsia="es-CO"/>
+        </w:rPr>
+        <w:t>Núm. créditos</w:t>
       </w:r>
     </w:p>
     <w:p>
@@ -5080,18 +5669,17 @@
     </w:p>
     <w:p>
       <w:pPr>
-        <w:spacing w:before="0" w:after="0" w:line="240" w:lineRule="auto"/>
-        <w:ind w:firstLine="0"/>
-        <w:rPr>
-          <w:lang w:eastAsia="es-CO"/>
-        </w:rPr>
-      </w:pPr>
-      <w:r>
-        <w:rPr>
-          <w:lang w:eastAsia="es-CO"/>
-        </w:rPr>
-        <w:br w:type="page"/>
-      </w:r>
+        <w:rPr>
+          <w:lang w:eastAsia="es-CO"/>
+        </w:rPr>
+      </w:pPr>
+    </w:p>
+    <w:p>
+      <w:pPr>
+        <w:rPr>
+          <w:lang w:eastAsia="es-CO"/>
+        </w:rPr>
+      </w:pPr>
     </w:p>
     <w:p>
       <w:pPr>
@@ -5403,12 +5991,14 @@
           <w:lang w:eastAsia="es-CO"/>
         </w:rPr>
       </w:pPr>
+      <w:proofErr w:type="spellStart"/>
       <w:r>
         <w:rPr>
           <w:lang w:eastAsia="es-CO"/>
         </w:rPr>
         <w:t>ID_Estudiante</w:t>
       </w:r>
+      <w:proofErr w:type="spellEnd"/>
       <w:r>
         <w:rPr>
           <w:lang w:eastAsia="es-CO"/>
@@ -5519,7 +6109,21 @@
         <w:rPr>
           <w:lang w:eastAsia="es-CO"/>
         </w:rPr>
-        <w:t>Atributos: ID_Estudiante, Nombre, Edad, Curso</w:t>
+        <w:t xml:space="preserve">Atributos: </w:t>
+      </w:r>
+      <w:proofErr w:type="spellStart"/>
+      <w:r>
+        <w:rPr>
+          <w:lang w:eastAsia="es-CO"/>
+        </w:rPr>
+        <w:t>ID_Estudiante</w:t>
+      </w:r>
+      <w:proofErr w:type="spellEnd"/>
+      <w:r>
+        <w:rPr>
+          <w:lang w:eastAsia="es-CO"/>
+        </w:rPr>
+        <w:t>, Nombre, Edad, Curso</w:t>
       </w:r>
     </w:p>
     <w:p>
@@ -5636,7 +6240,7 @@
       <w:pPr>
         <w:pStyle w:val="Ttulo2"/>
       </w:pPr>
-      <w:bookmarkStart w:id="4" w:name="_Toc228874071"/>
+      <w:bookmarkStart w:id="4" w:name="_Toc232579684"/>
       <w:r>
         <w:t>Clasificación de las bases de datos</w:t>
       </w:r>
@@ -5672,7 +6276,35 @@
         <w:rPr>
           <w:lang w:eastAsia="es-CO"/>
         </w:rPr>
-        <w:t xml:space="preserve">En este contexto, las bases de datos se clasifican principalmente en relacionales, NoSQL, in memory y NewSQL, cada una con características particulares que determinan su uso, ventajas y limitaciones. Esta clasificación permite seleccionar el tipo de base de datos más adecuado, según las necesidades del sistema, el tipo de información a manejar y el entorno tecnológico. </w:t>
+        <w:t xml:space="preserve">En este contexto, las bases de datos se clasifican principalmente en relacionales, NoSQL, in </w:t>
+      </w:r>
+      <w:proofErr w:type="spellStart"/>
+      <w:r>
+        <w:rPr>
+          <w:lang w:eastAsia="es-CO"/>
+        </w:rPr>
+        <w:t>memory</w:t>
+      </w:r>
+      <w:proofErr w:type="spellEnd"/>
+      <w:r>
+        <w:rPr>
+          <w:lang w:eastAsia="es-CO"/>
+        </w:rPr>
+        <w:t xml:space="preserve"> y </w:t>
+      </w:r>
+      <w:proofErr w:type="spellStart"/>
+      <w:r>
+        <w:rPr>
+          <w:lang w:eastAsia="es-CO"/>
+        </w:rPr>
+        <w:t>NewSQL</w:t>
+      </w:r>
+      <w:proofErr w:type="spellEnd"/>
+      <w:r>
+        <w:rPr>
+          <w:lang w:eastAsia="es-CO"/>
+        </w:rPr>
+        <w:t xml:space="preserve">, cada una con características particulares que determinan su uso, ventajas y limitaciones. Esta clasificación permite seleccionar el tipo de base de datos más adecuado, según las necesidades del sistema, el tipo de información a manejar y el entorno tecnológico. </w:t>
       </w:r>
     </w:p>
     <w:p>
@@ -5687,6 +6319,15 @@
         </w:rPr>
         <w:t>Aunque el enfoque principal se centra en los cuatro tipos mencionados, resulta fundamental comprender su clasificación general, teniendo en cuenta que estas denominaciones se mantienen en inglés por tratarse de términos técnicos estandarizados:</w:t>
       </w:r>
+    </w:p>
+    <w:p>
+      <w:pPr>
+        <w:spacing w:before="0" w:after="0" w:line="240" w:lineRule="auto"/>
+        <w:ind w:firstLine="0"/>
+        <w:rPr>
+          <w:lang w:eastAsia="es-CO"/>
+        </w:rPr>
+      </w:pPr>
     </w:p>
     <w:p>
       <w:pPr>
@@ -5760,17 +6401,475 @@
     </w:p>
     <w:p>
       <w:pPr>
+        <w:rPr>
+          <w:lang w:eastAsia="es-CO"/>
+        </w:rPr>
+      </w:pPr>
+    </w:p>
+    <w:p>
+      <w:pPr>
+        <w:rPr>
+          <w:b/>
+          <w:bCs/>
+          <w:lang w:eastAsia="es-CO"/>
+        </w:rPr>
+      </w:pPr>
+      <w:r>
+        <w:rPr>
+          <w:b/>
+          <w:bCs/>
+          <w:lang w:eastAsia="es-CO"/>
+        </w:rPr>
+        <w:t>Representación de la Clasificación general de las bases de datos</w:t>
+      </w:r>
+    </w:p>
+    <w:p>
+      <w:pPr>
+        <w:rPr>
+          <w:lang w:eastAsia="es-CO"/>
+        </w:rPr>
+      </w:pPr>
+      <w:r>
+        <w:rPr>
+          <w:rStyle w:val="Extranjerismo"/>
+          <w:lang w:eastAsia="es-CO"/>
+        </w:rPr>
+        <w:t>Relational</w:t>
+      </w:r>
+      <w:r>
+        <w:rPr>
+          <w:lang w:eastAsia="es-CO"/>
+        </w:rPr>
+        <w:t xml:space="preserve"> - </w:t>
+      </w:r>
+      <w:r>
+        <w:rPr>
+          <w:lang w:eastAsia="es-CO"/>
+        </w:rPr>
+        <w:t>Relacional</w:t>
+      </w:r>
+    </w:p>
+    <w:p>
+      <w:pPr>
+        <w:rPr>
+          <w:lang w:eastAsia="es-CO"/>
+        </w:rPr>
+      </w:pPr>
+      <w:r>
+        <w:rPr>
+          <w:rStyle w:val="Extranjerismo"/>
+          <w:lang w:eastAsia="es-CO"/>
+        </w:rPr>
+        <w:t>Key-value</w:t>
+      </w:r>
+      <w:r>
+        <w:rPr>
+          <w:lang w:eastAsia="es-CO"/>
+        </w:rPr>
+        <w:t xml:space="preserve"> - </w:t>
+      </w:r>
+      <w:r>
+        <w:rPr>
+          <w:lang w:eastAsia="es-CO"/>
+        </w:rPr>
+        <w:t>Clave-valor</w:t>
+      </w:r>
+    </w:p>
+    <w:p>
+      <w:pPr>
+        <w:rPr>
+          <w:lang w:eastAsia="es-CO"/>
+        </w:rPr>
+      </w:pPr>
+      <w:r>
+        <w:rPr>
+          <w:rStyle w:val="Extranjerismo"/>
+          <w:lang w:eastAsia="es-CO"/>
+        </w:rPr>
+        <w:t>Document</w:t>
+      </w:r>
+      <w:r>
+        <w:rPr>
+          <w:lang w:eastAsia="es-CO"/>
+        </w:rPr>
+        <w:t xml:space="preserve"> - </w:t>
+      </w:r>
+      <w:r>
+        <w:rPr>
+          <w:lang w:eastAsia="es-CO"/>
+        </w:rPr>
+        <w:t>Documental</w:t>
+      </w:r>
+    </w:p>
+    <w:p>
+      <w:pPr>
+        <w:rPr>
+          <w:lang w:eastAsia="es-CO"/>
+        </w:rPr>
+      </w:pPr>
+      <w:r>
+        <w:rPr>
+          <w:rStyle w:val="Extranjerismo"/>
+          <w:lang w:eastAsia="es-CO"/>
+        </w:rPr>
+        <w:t>Graph</w:t>
+      </w:r>
+      <w:r>
+        <w:rPr>
+          <w:rStyle w:val="Extranjerismo"/>
+        </w:rPr>
+        <w:t xml:space="preserve"> </w:t>
+      </w:r>
+      <w:r>
+        <w:rPr>
+          <w:lang w:eastAsia="es-CO"/>
+        </w:rPr>
+        <w:t xml:space="preserve">– </w:t>
+      </w:r>
+      <w:r>
+        <w:rPr>
+          <w:lang w:eastAsia="es-CO"/>
+        </w:rPr>
+        <w:t>Grafo</w:t>
+      </w:r>
+      <w:r>
+        <w:rPr>
+          <w:lang w:eastAsia="es-CO"/>
+        </w:rPr>
+        <w:t xml:space="preserve"> o grafico </w:t>
+      </w:r>
+    </w:p>
+    <w:p>
+      <w:pPr>
+        <w:rPr>
+          <w:lang w:eastAsia="es-CO"/>
+        </w:rPr>
+      </w:pPr>
+      <w:r>
+        <w:rPr>
+          <w:rStyle w:val="Extranjerismo"/>
+          <w:lang w:eastAsia="es-CO"/>
+        </w:rPr>
+        <w:t>Wide-column</w:t>
+      </w:r>
+      <w:r>
+        <w:rPr>
+          <w:lang w:eastAsia="es-CO"/>
+        </w:rPr>
+        <w:t xml:space="preserve"> - </w:t>
+      </w:r>
+      <w:r>
+        <w:rPr>
+          <w:lang w:eastAsia="es-CO"/>
+        </w:rPr>
+        <w:t>Columna ancha</w:t>
+      </w:r>
+    </w:p>
+    <w:p>
+      <w:pPr>
+        <w:rPr>
+          <w:lang w:eastAsia="es-CO"/>
+        </w:rPr>
+      </w:pPr>
+      <w:r>
+        <w:rPr>
+          <w:rStyle w:val="Extranjerismo"/>
+          <w:lang w:eastAsia="es-CO"/>
+        </w:rPr>
+        <w:t>In-memory</w:t>
+      </w:r>
+      <w:r>
+        <w:rPr>
+          <w:lang w:eastAsia="es-CO"/>
+        </w:rPr>
+        <w:t xml:space="preserve"> - </w:t>
+      </w:r>
+      <w:r>
+        <w:rPr>
+          <w:lang w:eastAsia="es-CO"/>
+        </w:rPr>
+        <w:t>En memoria</w:t>
+      </w:r>
+    </w:p>
+    <w:p>
+      <w:pPr>
+        <w:rPr>
+          <w:lang w:eastAsia="es-CO"/>
+        </w:rPr>
+      </w:pPr>
+      <w:r>
+        <w:rPr>
+          <w:rStyle w:val="Extranjerismo"/>
+          <w:lang w:eastAsia="es-CO"/>
+        </w:rPr>
+        <w:t>Time-series</w:t>
+      </w:r>
+      <w:r>
+        <w:rPr>
+          <w:lang w:eastAsia="es-CO"/>
+        </w:rPr>
+        <w:t xml:space="preserve"> - </w:t>
+      </w:r>
+      <w:r>
+        <w:rPr>
+          <w:lang w:eastAsia="es-CO"/>
+        </w:rPr>
+        <w:t>Series temporales</w:t>
+      </w:r>
+    </w:p>
+    <w:p>
+      <w:pPr>
+        <w:rPr>
+          <w:lang w:eastAsia="es-CO"/>
+        </w:rPr>
+      </w:pPr>
+      <w:r>
+        <w:rPr>
+          <w:rStyle w:val="Extranjerismo"/>
+          <w:lang w:eastAsia="es-CO"/>
+        </w:rPr>
+        <w:t>Object-oriented</w:t>
+      </w:r>
+      <w:r>
+        <w:rPr>
+          <w:lang w:eastAsia="es-CO"/>
+        </w:rPr>
+        <w:t xml:space="preserve"> - </w:t>
+      </w:r>
+      <w:r>
+        <w:rPr>
+          <w:lang w:eastAsia="es-CO"/>
+        </w:rPr>
+        <w:t>Orientada a objetos</w:t>
+      </w:r>
+    </w:p>
+    <w:p>
+      <w:pPr>
+        <w:rPr>
+          <w:lang w:eastAsia="es-CO"/>
+        </w:rPr>
+      </w:pPr>
+      <w:r>
+        <w:rPr>
+          <w:rStyle w:val="Extranjerismo"/>
+          <w:lang w:eastAsia="es-CO"/>
+        </w:rPr>
+        <w:t>Text-search</w:t>
+      </w:r>
+      <w:r>
+        <w:rPr>
+          <w:lang w:eastAsia="es-CO"/>
+        </w:rPr>
+        <w:t xml:space="preserve"> - </w:t>
+      </w:r>
+      <w:r>
+        <w:rPr>
+          <w:lang w:eastAsia="es-CO"/>
+        </w:rPr>
+        <w:t>Búsqueda de texto</w:t>
+      </w:r>
+    </w:p>
+    <w:p>
+      <w:pPr>
+        <w:rPr>
+          <w:lang w:eastAsia="es-CO"/>
+        </w:rPr>
+      </w:pPr>
+      <w:r>
+        <w:rPr>
+          <w:rStyle w:val="Extranjerismo"/>
+          <w:lang w:eastAsia="es-CO"/>
+        </w:rPr>
+        <w:t>Spatial</w:t>
+      </w:r>
+      <w:r>
+        <w:rPr>
+          <w:lang w:eastAsia="es-CO"/>
+        </w:rPr>
+        <w:t xml:space="preserve"> - </w:t>
+      </w:r>
+      <w:r>
+        <w:rPr>
+          <w:lang w:eastAsia="es-CO"/>
+        </w:rPr>
+        <w:t>Espacial</w:t>
+      </w:r>
+    </w:p>
+    <w:p>
+      <w:pPr>
+        <w:rPr>
+          <w:lang w:eastAsia="es-CO"/>
+        </w:rPr>
+      </w:pPr>
+      <w:r>
+        <w:rPr>
+          <w:rStyle w:val="Extranjerismo"/>
+          <w:lang w:eastAsia="es-CO"/>
+        </w:rPr>
+        <w:t>Blob</w:t>
+      </w:r>
+      <w:r>
+        <w:rPr>
+          <w:lang w:eastAsia="es-CO"/>
+        </w:rPr>
+        <w:t xml:space="preserve"> - </w:t>
+      </w:r>
+      <w:r>
+        <w:rPr>
+          <w:rStyle w:val="Extranjerismo"/>
+          <w:lang w:eastAsia="es-CO"/>
+        </w:rPr>
+        <w:t>BLOB</w:t>
+      </w:r>
+      <w:r>
+        <w:rPr>
+          <w:lang w:eastAsia="es-CO"/>
+        </w:rPr>
+        <w:t xml:space="preserve"> (Objeto Binario Grande)</w:t>
+      </w:r>
+    </w:p>
+    <w:p>
+      <w:pPr>
+        <w:rPr>
+          <w:lang w:eastAsia="es-CO"/>
+        </w:rPr>
+      </w:pPr>
+      <w:r>
+        <w:rPr>
+          <w:rStyle w:val="Extranjerismo"/>
+          <w:lang w:eastAsia="es-CO"/>
+        </w:rPr>
+        <w:t>Ledger</w:t>
+      </w:r>
+      <w:r>
+        <w:rPr>
+          <w:lang w:eastAsia="es-CO"/>
+        </w:rPr>
+        <w:t xml:space="preserve"> -</w:t>
+      </w:r>
+      <w:r>
+        <w:rPr>
+          <w:rStyle w:val="Extranjerismo"/>
+        </w:rPr>
+        <w:t xml:space="preserve"> </w:t>
+      </w:r>
+      <w:r>
+        <w:rPr>
+          <w:rStyle w:val="Extranjerismo"/>
+          <w:lang w:eastAsia="es-CO"/>
+        </w:rPr>
+        <w:t>Ledger</w:t>
+      </w:r>
+    </w:p>
+    <w:p>
+      <w:pPr>
+        <w:rPr>
+          <w:lang w:eastAsia="es-CO"/>
+        </w:rPr>
+      </w:pPr>
+      <w:r>
+        <w:rPr>
+          <w:rStyle w:val="Extranjerismo"/>
+          <w:lang w:eastAsia="es-CO"/>
+        </w:rPr>
+        <w:t>Hierarchical</w:t>
+      </w:r>
+      <w:r>
+        <w:rPr>
+          <w:rStyle w:val="Extranjerismo"/>
+        </w:rPr>
+        <w:t xml:space="preserve"> </w:t>
+      </w:r>
+      <w:r>
+        <w:rPr>
+          <w:lang w:eastAsia="es-CO"/>
+        </w:rPr>
+        <w:t xml:space="preserve">- </w:t>
+      </w:r>
+      <w:r>
+        <w:rPr>
+          <w:lang w:eastAsia="es-CO"/>
+        </w:rPr>
+        <w:t>Jerárquica</w:t>
+      </w:r>
+    </w:p>
+    <w:p>
+      <w:pPr>
+        <w:rPr>
+          <w:lang w:eastAsia="es-CO"/>
+        </w:rPr>
+      </w:pPr>
+      <w:r>
+        <w:rPr>
+          <w:rStyle w:val="Extranjerismo"/>
+          <w:lang w:eastAsia="es-CO"/>
+        </w:rPr>
+        <w:t>Vector</w:t>
+      </w:r>
+      <w:r>
+        <w:rPr>
+          <w:lang w:eastAsia="es-CO"/>
+        </w:rPr>
+        <w:t xml:space="preserve"> - </w:t>
+      </w:r>
+      <w:r>
+        <w:rPr>
+          <w:lang w:eastAsia="es-CO"/>
+        </w:rPr>
+        <w:t>Vectorial</w:t>
+      </w:r>
+    </w:p>
+    <w:p>
+      <w:pPr>
+        <w:rPr>
+          <w:rStyle w:val="Extranjerismo"/>
+          <w:lang w:eastAsia="es-CO"/>
+        </w:rPr>
+      </w:pPr>
+      <w:r>
+        <w:rPr>
+          <w:rStyle w:val="Extranjerismo"/>
+          <w:lang w:eastAsia="es-CO"/>
+        </w:rPr>
+        <w:t>Embedded</w:t>
+      </w:r>
+      <w:r>
+        <w:rPr>
+          <w:rStyle w:val="Extranjerismo"/>
+        </w:rPr>
+        <w:t xml:space="preserve"> </w:t>
+      </w:r>
+      <w:r>
+        <w:rPr>
+          <w:rStyle w:val="Extranjerismo"/>
+        </w:rPr>
+        <w:t>–</w:t>
+      </w:r>
+      <w:r>
+        <w:rPr>
+          <w:rStyle w:val="Extranjerismo"/>
+        </w:rPr>
+        <w:t xml:space="preserve"> </w:t>
+      </w:r>
+      <w:r>
+        <w:rPr>
+          <w:rStyle w:val="Extranjerismo"/>
+          <w:lang w:eastAsia="es-CO"/>
+        </w:rPr>
+        <w:t>Embedded</w:t>
+      </w:r>
+    </w:p>
+    <w:p>
+      <w:pPr>
         <w:spacing w:before="0" w:after="0" w:line="240" w:lineRule="auto"/>
         <w:ind w:firstLine="0"/>
         <w:rPr>
-          <w:b/>
-          <w:lang w:eastAsia="es-CO"/>
-        </w:rPr>
-      </w:pPr>
-      <w:r>
-        <w:rPr>
-          <w:b/>
-          <w:lang w:eastAsia="es-CO"/>
+          <w:rStyle w:val="Extranjerismo"/>
+        </w:rPr>
+      </w:pPr>
+      <w:r>
+        <w:rPr>
+          <w:rStyle w:val="Extranjerismo"/>
         </w:rPr>
         <w:br w:type="page"/>
       </w:r>
@@ -5834,7 +6933,49 @@
         <w:rPr>
           <w:lang w:eastAsia="es-CO"/>
         </w:rPr>
-        <w:t>Este tipo de bases de datos se caracteriza por garantizar la integridad, consistencia y estructuración de la información, lo que las hace ideales para sistemas que requieren alta precisión, como sistemas financieros, administrativos y empresariales. Además, utilizan el lenguaje SQL (Structured Query Language) para la manipulación y consulta de datos.</w:t>
+        <w:t>Este tipo de bases de datos se caracteriza por garantizar la integridad, consistencia y estructuración de la información, lo que las hace ideales para sistemas que requieren alta precisión, como sistemas financieros, administrativos y empresariales. Además, utilizan el lenguaje SQL (</w:t>
+      </w:r>
+      <w:proofErr w:type="spellStart"/>
+      <w:r>
+        <w:rPr>
+          <w:lang w:eastAsia="es-CO"/>
+        </w:rPr>
+        <w:t>Structured</w:t>
+      </w:r>
+      <w:proofErr w:type="spellEnd"/>
+      <w:r>
+        <w:rPr>
+          <w:lang w:eastAsia="es-CO"/>
+        </w:rPr>
+        <w:t xml:space="preserve"> </w:t>
+      </w:r>
+      <w:proofErr w:type="spellStart"/>
+      <w:r>
+        <w:rPr>
+          <w:lang w:eastAsia="es-CO"/>
+        </w:rPr>
+        <w:t>Query</w:t>
+      </w:r>
+      <w:proofErr w:type="spellEnd"/>
+      <w:r>
+        <w:rPr>
+          <w:lang w:eastAsia="es-CO"/>
+        </w:rPr>
+        <w:t xml:space="preserve"> </w:t>
+      </w:r>
+      <w:proofErr w:type="spellStart"/>
+      <w:r>
+        <w:rPr>
+          <w:lang w:eastAsia="es-CO"/>
+        </w:rPr>
+        <w:t>Language</w:t>
+      </w:r>
+      <w:proofErr w:type="spellEnd"/>
+      <w:r>
+        <w:rPr>
+          <w:lang w:eastAsia="es-CO"/>
+        </w:rPr>
+        <w:t>) para la manipulación y consulta de datos.</w:t>
       </w:r>
     </w:p>
     <w:p>
@@ -5887,7 +7028,35 @@
         <w:rPr>
           <w:lang w:eastAsia="es-CO"/>
         </w:rPr>
-        <w:t>Las bases de datos NoSQL (Not Only SQL) surgen en respuesta a la evolución de las aplicaciones digitales modernas, las cuales requieren gestionar información diversa y cambiante. Este enfoque se aparta de las estructuras tradicionales al permitir una mayor adaptación del almacenamiento de datos según las necesidades específicas de cada sistema.</w:t>
+        <w:t>Las bases de datos NoSQL (</w:t>
+      </w:r>
+      <w:proofErr w:type="spellStart"/>
+      <w:r>
+        <w:rPr>
+          <w:lang w:eastAsia="es-CO"/>
+        </w:rPr>
+        <w:t>Not</w:t>
+      </w:r>
+      <w:proofErr w:type="spellEnd"/>
+      <w:r>
+        <w:rPr>
+          <w:lang w:eastAsia="es-CO"/>
+        </w:rPr>
+        <w:t xml:space="preserve"> </w:t>
+      </w:r>
+      <w:proofErr w:type="spellStart"/>
+      <w:r>
+        <w:rPr>
+          <w:lang w:eastAsia="es-CO"/>
+        </w:rPr>
+        <w:t>Only</w:t>
+      </w:r>
+      <w:proofErr w:type="spellEnd"/>
+      <w:r>
+        <w:rPr>
+          <w:lang w:eastAsia="es-CO"/>
+        </w:rPr>
+        <w:t xml:space="preserve"> SQL) surgen en respuesta a la evolución de las aplicaciones digitales modernas, las cuales requieren gestionar información diversa y cambiante. Este enfoque se aparta de las estructuras tradicionales al permitir una mayor adaptación del almacenamiento de datos según las necesidades específicas de cada sistema.</w:t>
       </w:r>
     </w:p>
     <w:p>
@@ -5935,6 +7104,13 @@
         </w:rPr>
         <w:t>A continuación, se presentan los principales tipos de bases de datos NoSQL y algunos ejemplos representativos:</w:t>
       </w:r>
+    </w:p>
+    <w:p>
+      <w:pPr>
+        <w:rPr>
+          <w:lang w:eastAsia="es-CO"/>
+        </w:rPr>
+      </w:pPr>
     </w:p>
     <w:p>
       <w:pPr>
@@ -6129,8 +7305,13 @@
             <w:pPr>
               <w:pStyle w:val="TextoTablas"/>
             </w:pPr>
+            <w:proofErr w:type="spellStart"/>
             <w:r>
-              <w:t>Cassandra.</w:t>
+              <w:t>Cassandra</w:t>
+            </w:r>
+            <w:proofErr w:type="spellEnd"/>
+            <w:r>
+              <w:t>.</w:t>
             </w:r>
           </w:p>
         </w:tc>
@@ -6201,33 +7382,48 @@
           <w:b/>
           <w:lang w:eastAsia="es-CO"/>
         </w:rPr>
-        <w:t>Bases de datos In-Memory</w:t>
-      </w:r>
-    </w:p>
-    <w:p>
-      <w:pPr>
-        <w:rPr>
-          <w:lang w:eastAsia="es-CO"/>
-        </w:rPr>
-      </w:pPr>
-      <w:r>
-        <w:rPr>
-          <w:lang w:eastAsia="es-CO"/>
-        </w:rPr>
-        <w:t>Estas bases de datos se caracterizan por almacenar la información directamente en la memoria RAM en lugar de hacerlo en disco, lo que permite un acceso extremadamente rápido a los datos. Este tipo de bases de datos es ideal para aplicaciones que requieren procesamiento en tiempo real, como sistemas financieros, análisis de datos en vivo o plataformas de alta concurrencia.</w:t>
-      </w:r>
-    </w:p>
-    <w:p>
-      <w:pPr>
-        <w:rPr>
-          <w:lang w:eastAsia="es-CO"/>
-        </w:rPr>
-      </w:pPr>
+        <w:t>Bases de datos In-</w:t>
+      </w:r>
+      <w:proofErr w:type="spellStart"/>
+      <w:r>
+        <w:rPr>
+          <w:b/>
+          <w:lang w:eastAsia="es-CO"/>
+        </w:rPr>
+        <w:t>Memory</w:t>
+      </w:r>
+      <w:proofErr w:type="spellEnd"/>
+    </w:p>
+    <w:p>
+      <w:pPr>
+        <w:rPr>
+          <w:lang w:eastAsia="es-CO"/>
+        </w:rPr>
+      </w:pPr>
+      <w:r>
+        <w:rPr>
+          <w:lang w:eastAsia="es-CO"/>
+        </w:rPr>
+        <w:t xml:space="preserve">Estas bases de datos se caracterizan por almacenar la información directamente en la memoria RAM en lugar de hacerlo en disco, lo que permite un acceso extremadamente rápido a los datos. Este tipo de bases de datos es ideal para </w:t>
+      </w:r>
       <w:r>
         <w:rPr>
           <w:lang w:eastAsia="es-CO"/>
         </w:rPr>
         <w:lastRenderedPageBreak/>
+        <w:t>aplicaciones que requieren procesamiento en tiempo real, como sistemas financieros, análisis de datos en vivo o plataformas de alta concurrencia.</w:t>
+      </w:r>
+    </w:p>
+    <w:p>
+      <w:pPr>
+        <w:rPr>
+          <w:lang w:eastAsia="es-CO"/>
+        </w:rPr>
+      </w:pPr>
+      <w:r>
+        <w:rPr>
+          <w:lang w:eastAsia="es-CO"/>
+        </w:rPr>
         <w:t>El uso de memoria principal reduce significativamente los tiempos de lectura y escritura, mejorando el rendimiento del sistema. Sin embargo, este enfoque requiere mecanismos adicionales para garantizar la persistencia de los datos, ya que la memoria RAM es volátil.</w:t>
       </w:r>
     </w:p>
@@ -6255,8 +7451,16 @@
         <w:rPr>
           <w:lang w:eastAsia="es-CO"/>
         </w:rPr>
-        <w:t>Comparación de bases de datos In-Memory</w:t>
-      </w:r>
+        <w:t>Comparación de bases de datos In-</w:t>
+      </w:r>
+      <w:proofErr w:type="spellStart"/>
+      <w:r>
+        <w:rPr>
+          <w:lang w:eastAsia="es-CO"/>
+        </w:rPr>
+        <w:t>Memory</w:t>
+      </w:r>
+      <w:proofErr w:type="spellEnd"/>
     </w:p>
     <w:tbl>
       <w:tblPr>
@@ -6506,6 +7710,7 @@
               <w:pStyle w:val="TextoTablas"/>
             </w:pPr>
             <w:r>
+              <w:lastRenderedPageBreak/>
               <w:t>Escalabilidad</w:t>
             </w:r>
           </w:p>
@@ -6532,11 +7737,7 @@
               <w:pStyle w:val="TextoTablas"/>
             </w:pPr>
             <w:r>
-              <w:t xml:space="preserve">Mayor escalabilidad, ya que puede utilizar almacenamiento en </w:t>
-            </w:r>
-            <w:r>
-              <w:lastRenderedPageBreak/>
-              <w:t>disco para conjuntos de datos más grandes.</w:t>
+              <w:t>Mayor escalabilidad, ya que puede utilizar almacenamiento en disco para conjuntos de datos más grandes.</w:t>
             </w:r>
           </w:p>
         </w:tc>
@@ -6549,12 +7750,7 @@
               <w:pStyle w:val="TextoTablas"/>
             </w:pPr>
             <w:r>
-              <w:lastRenderedPageBreak/>
-              <w:t xml:space="preserve">Puede almacenar datos en discos de gran tamaño, pero es posible que no pueda </w:t>
-            </w:r>
-            <w:r>
-              <w:lastRenderedPageBreak/>
-              <w:t>mantener el ritmo de las demandas de E/S.</w:t>
+              <w:t>Puede almacenar datos en discos de gran tamaño, pero es posible que no pueda mantener el ritmo de las demandas de E/S.</w:t>
             </w:r>
           </w:p>
         </w:tc>
@@ -6572,7 +7768,6 @@
               <w:pStyle w:val="TextoTablas"/>
             </w:pPr>
             <w:r>
-              <w:lastRenderedPageBreak/>
               <w:t>Patrones de acceso a los datos</w:t>
             </w:r>
           </w:p>
@@ -6696,8 +7891,13 @@
             <w:pPr>
               <w:pStyle w:val="TextoTablas"/>
             </w:pPr>
+            <w:proofErr w:type="spellStart"/>
             <w:r>
-              <w:t>Couchbase Capella, solo memoria.</w:t>
+              <w:t>Couchbase</w:t>
+            </w:r>
+            <w:proofErr w:type="spellEnd"/>
+            <w:r>
+              <w:t xml:space="preserve"> Capella, solo memoria.</w:t>
             </w:r>
           </w:p>
           <w:p>
@@ -6705,7 +7905,49 @@
               <w:pStyle w:val="TextoTablas"/>
             </w:pPr>
             <w:r>
-              <w:t>Servidor Couchbase, efímero.</w:t>
+              <w:t xml:space="preserve">Servidor </w:t>
+            </w:r>
+            <w:proofErr w:type="spellStart"/>
+            <w:r>
+              <w:t>Couchbase</w:t>
+            </w:r>
+            <w:proofErr w:type="spellEnd"/>
+            <w:r>
+              <w:t>, efímero.</w:t>
+            </w:r>
+          </w:p>
+        </w:tc>
+        <w:tc>
+          <w:tcPr>
+            <w:tcW w:w="2491" w:type="dxa"/>
+          </w:tcPr>
+          <w:p>
+            <w:pPr>
+              <w:pStyle w:val="TextoTablas"/>
+            </w:pPr>
+            <w:proofErr w:type="spellStart"/>
+            <w:r>
+              <w:t>CouchStore</w:t>
+            </w:r>
+            <w:proofErr w:type="spellEnd"/>
+            <w:r>
+              <w:t xml:space="preserve"> o Magma (disponible tanto en </w:t>
+            </w:r>
+            <w:proofErr w:type="spellStart"/>
+            <w:r>
+              <w:t>Couchbase</w:t>
+            </w:r>
+            <w:proofErr w:type="spellEnd"/>
+            <w:r>
+              <w:t xml:space="preserve"> Capella como en </w:t>
+            </w:r>
+            <w:proofErr w:type="spellStart"/>
+            <w:r>
+              <w:t>Couchbase</w:t>
+            </w:r>
+            <w:proofErr w:type="spellEnd"/>
+            <w:r>
+              <w:t xml:space="preserve"> Server).</w:t>
             </w:r>
           </w:p>
         </w:tc>
@@ -6718,20 +7960,15 @@
               <w:pStyle w:val="TextoTablas"/>
             </w:pPr>
             <w:r>
-              <w:t>CouchStore o Magma (disponible tanto en Couchbase Capella como en Couchbase Server).</w:t>
+              <w:t xml:space="preserve">Despliegues típicos de SQL Server, Oracle, </w:t>
             </w:r>
-          </w:p>
-        </w:tc>
-        <w:tc>
-          <w:tcPr>
-            <w:tcW w:w="2491" w:type="dxa"/>
-          </w:tcPr>
-          <w:p>
-            <w:pPr>
-              <w:pStyle w:val="TextoTablas"/>
-            </w:pPr>
+            <w:proofErr w:type="spellStart"/>
             <w:r>
-              <w:t>Despliegues típicos de SQL Server, Oracle, Postgres, MySQL, etc. (Estos pueden utilizar memoria para almacenar en búfer y caché los planes de consulta y algunos pueden tener complementos para aumentar el almacenamiento en caché). Comparar con NoSQL.</w:t>
+              <w:t>Postgres</w:t>
+            </w:r>
+            <w:proofErr w:type="spellEnd"/>
+            <w:r>
+              <w:t>, MySQL, etc. (Estos pueden utilizar memoria para almacenar en búfer y caché los planes de consulta y algunos pueden tener complementos para aumentar el almacenamiento en caché). Comparar con NoSQL.</w:t>
             </w:r>
           </w:p>
         </w:tc>
@@ -6739,25 +7976,12 @@
     </w:tbl>
     <w:p>
       <w:pPr>
-        <w:rPr>
-          <w:lang w:eastAsia="es-CO"/>
-        </w:rPr>
-      </w:pPr>
-    </w:p>
-    <w:p>
-      <w:pPr>
         <w:spacing w:before="0" w:after="0" w:line="240" w:lineRule="auto"/>
         <w:ind w:firstLine="0"/>
         <w:rPr>
           <w:lang w:eastAsia="es-CO"/>
         </w:rPr>
       </w:pPr>
-      <w:r>
-        <w:rPr>
-          <w:lang w:eastAsia="es-CO"/>
-        </w:rPr>
-        <w:br w:type="page"/>
-      </w:r>
     </w:p>
     <w:p>
       <w:pPr>
@@ -6777,8 +8001,17 @@
           <w:lang w:eastAsia="es-CO"/>
         </w:rPr>
         <w:lastRenderedPageBreak/>
-        <w:t>Bases de datos NewSQL</w:t>
-      </w:r>
+        <w:t xml:space="preserve">Bases de datos </w:t>
+      </w:r>
+      <w:proofErr w:type="spellStart"/>
+      <w:r>
+        <w:rPr>
+          <w:b/>
+          <w:lang w:eastAsia="es-CO"/>
+        </w:rPr>
+        <w:t>NewSQL</w:t>
+      </w:r>
+      <w:proofErr w:type="spellEnd"/>
     </w:p>
     <w:p>
       <w:pPr>
@@ -6816,7 +8049,21 @@
         <w:rPr>
           <w:lang w:eastAsia="es-CO"/>
         </w:rPr>
-        <w:t>Las bases de datos NewSQL utilizan arquitecturas distribuidas que permiten escalar horizontalmente, manteniendo al mismo tiempo las propiedades ACID (Atomicidad, Consistencia, Aislamiento y Durabilidad).</w:t>
+        <w:t xml:space="preserve">Las bases de datos </w:t>
+      </w:r>
+      <w:proofErr w:type="spellStart"/>
+      <w:r>
+        <w:rPr>
+          <w:lang w:eastAsia="es-CO"/>
+        </w:rPr>
+        <w:t>NewSQL</w:t>
+      </w:r>
+      <w:proofErr w:type="spellEnd"/>
+      <w:r>
+        <w:rPr>
+          <w:lang w:eastAsia="es-CO"/>
+        </w:rPr>
+        <w:t xml:space="preserve"> utilizan arquitecturas distribuidas que permiten escalar horizontalmente, manteniendo al mismo tiempo las propiedades ACID (Atomicidad, Consistencia, Aislamiento y Durabilidad).</w:t>
       </w:r>
     </w:p>
     <w:p>
@@ -7095,8 +8342,13 @@
               <w:pStyle w:val="TextoTablas"/>
             </w:pPr>
             <w:r>
-              <w:t>In-Memory</w:t>
+              <w:t>In-</w:t>
             </w:r>
+            <w:proofErr w:type="spellStart"/>
+            <w:r>
+              <w:t>Memory</w:t>
+            </w:r>
+            <w:proofErr w:type="spellEnd"/>
           </w:p>
         </w:tc>
         <w:tc>
@@ -7161,9 +8413,11 @@
             <w:pPr>
               <w:pStyle w:val="TextoTablas"/>
             </w:pPr>
+            <w:proofErr w:type="spellStart"/>
             <w:r>
               <w:t>NewSQL</w:t>
             </w:r>
+            <w:proofErr w:type="spellEnd"/>
           </w:p>
         </w:tc>
         <w:tc>
@@ -7231,7 +8485,7 @@
       <w:pPr>
         <w:pStyle w:val="Ttulo2"/>
       </w:pPr>
-      <w:bookmarkStart w:id="5" w:name="_Toc228874072"/>
+      <w:bookmarkStart w:id="5" w:name="_Toc232579685"/>
       <w:r>
         <w:lastRenderedPageBreak/>
         <w:t>Usos, diferencias y ventajas de los distintos tipos de bases de datos</w:t>
@@ -7273,8 +8527,30 @@
         <w:rPr>
           <w:lang w:eastAsia="es-CO"/>
         </w:rPr>
-        <w:t>relacional, NoSQL, in memory y NewSQL</w:t>
-      </w:r>
+        <w:t xml:space="preserve">relacional, NoSQL, in </w:t>
+      </w:r>
+      <w:proofErr w:type="spellStart"/>
+      <w:r>
+        <w:rPr>
+          <w:lang w:eastAsia="es-CO"/>
+        </w:rPr>
+        <w:t>memory</w:t>
+      </w:r>
+      <w:proofErr w:type="spellEnd"/>
+      <w:r>
+        <w:rPr>
+          <w:lang w:eastAsia="es-CO"/>
+        </w:rPr>
+        <w:t xml:space="preserve"> y </w:t>
+      </w:r>
+      <w:proofErr w:type="spellStart"/>
+      <w:r>
+        <w:rPr>
+          <w:lang w:eastAsia="es-CO"/>
+        </w:rPr>
+        <w:t>NewSQL</w:t>
+      </w:r>
+      <w:proofErr w:type="spellEnd"/>
       <w:r>
         <w:rPr>
           <w:lang w:eastAsia="es-CO"/>
@@ -7438,7 +8714,23 @@
           <w:b/>
           <w:lang w:eastAsia="es-CO"/>
         </w:rPr>
-        <w:t xml:space="preserve">In-Memory </w:t>
+        <w:t>In-</w:t>
+      </w:r>
+      <w:proofErr w:type="spellStart"/>
+      <w:r>
+        <w:rPr>
+          <w:b/>
+          <w:lang w:eastAsia="es-CO"/>
+        </w:rPr>
+        <w:t>Memory</w:t>
+      </w:r>
+      <w:proofErr w:type="spellEnd"/>
+      <w:r>
+        <w:rPr>
+          <w:b/>
+          <w:lang w:eastAsia="es-CO"/>
+        </w:rPr>
+        <w:t xml:space="preserve"> </w:t>
       </w:r>
     </w:p>
     <w:p>
@@ -7466,6 +8758,7 @@
           <w:lang w:eastAsia="es-CO"/>
         </w:rPr>
       </w:pPr>
+      <w:proofErr w:type="spellStart"/>
       <w:r>
         <w:rPr>
           <w:b/>
@@ -7473,6 +8766,7 @@
         </w:rPr>
         <w:t>NewSQL</w:t>
       </w:r>
+      <w:proofErr w:type="spellEnd"/>
     </w:p>
     <w:p>
       <w:pPr>
@@ -7551,15 +8845,36 @@
         <w:rPr>
           <w:lang w:eastAsia="es-CO"/>
         </w:rPr>
-        <w:t>Las bases de datos In-Memory se diferencian por su ubicación de almacenamiento, ya que operan en memoria principal en lugar de disco, lo que les permite alcanzar altos niveles de rendimiento. Por su parte, las bases de datos NewSQL integran características de los sistemas relacionales tradicionales con arquitecturas distribuidas, logrando un equilibrio entre consistencia y escalabilidad.</w:t>
-      </w:r>
-    </w:p>
-    <w:p>
-      <w:pPr>
-        <w:rPr>
-          <w:lang w:eastAsia="es-CO"/>
-        </w:rPr>
-      </w:pPr>
+        <w:t>Las bases de datos In-</w:t>
+      </w:r>
+      <w:proofErr w:type="spellStart"/>
+      <w:r>
+        <w:rPr>
+          <w:lang w:eastAsia="es-CO"/>
+        </w:rPr>
+        <w:t>Memory</w:t>
+      </w:r>
+      <w:proofErr w:type="spellEnd"/>
+      <w:r>
+        <w:rPr>
+          <w:lang w:eastAsia="es-CO"/>
+        </w:rPr>
+        <w:t xml:space="preserve"> se diferencian por su ubicación de almacenamiento, ya que operan en memoria principal en lugar de disco, lo que les permite alcanzar altos niveles de rendimiento. Por su parte, las bases de datos </w:t>
+      </w:r>
+      <w:proofErr w:type="spellStart"/>
+      <w:r>
+        <w:rPr>
+          <w:lang w:eastAsia="es-CO"/>
+        </w:rPr>
+        <w:t>NewSQL</w:t>
+      </w:r>
+      <w:proofErr w:type="spellEnd"/>
+      <w:r>
+        <w:rPr>
+          <w:lang w:eastAsia="es-CO"/>
+        </w:rPr>
+        <w:t xml:space="preserve"> integran características de los sistemas relacionales tradicionales con arquitecturas distribuidas, logrando un equilibrio entre consistencia y escalabilidad.</w:t>
+      </w:r>
     </w:p>
     <w:p>
       <w:pPr>
@@ -7707,7 +9022,23 @@
           <w:b/>
           <w:lang w:eastAsia="es-CO"/>
         </w:rPr>
-        <w:t xml:space="preserve">In-Memory </w:t>
+        <w:t>In-</w:t>
+      </w:r>
+      <w:proofErr w:type="spellStart"/>
+      <w:r>
+        <w:rPr>
+          <w:b/>
+          <w:lang w:eastAsia="es-CO"/>
+        </w:rPr>
+        <w:t>Memory</w:t>
+      </w:r>
+      <w:proofErr w:type="spellEnd"/>
+      <w:r>
+        <w:rPr>
+          <w:b/>
+          <w:lang w:eastAsia="es-CO"/>
+        </w:rPr>
+        <w:t xml:space="preserve"> </w:t>
       </w:r>
     </w:p>
     <w:p>
@@ -7735,6 +9066,7 @@
           <w:lang w:eastAsia="es-CO"/>
         </w:rPr>
       </w:pPr>
+      <w:proofErr w:type="spellStart"/>
       <w:r>
         <w:rPr>
           <w:b/>
@@ -7742,6 +9074,7 @@
         </w:rPr>
         <w:t>NewSQL</w:t>
       </w:r>
+      <w:proofErr w:type="spellEnd"/>
     </w:p>
     <w:p>
       <w:pPr>
@@ -7754,6 +9087,21 @@
           <w:lang w:eastAsia="es-CO"/>
         </w:rPr>
         <w:t>Combinan lo mejor de los dos mundos: la consistencia de las bases de datos relacionales y la escalabilidad de los sistemas NoSQL. Esto las convierte en una opción ideal para aplicaciones modernas que requieren alto rendimiento sin sacrificar la integridad de los datos.</w:t>
+      </w:r>
+    </w:p>
+    <w:p>
+      <w:pPr>
+        <w:spacing w:before="0" w:after="0" w:line="240" w:lineRule="auto"/>
+        <w:ind w:firstLine="0"/>
+        <w:rPr>
+          <w:lang w:eastAsia="es-CO"/>
+        </w:rPr>
+      </w:pPr>
+      <w:r>
+        <w:rPr>
+          <w:lang w:eastAsia="es-CO"/>
+        </w:rPr>
+        <w:br w:type="page"/>
       </w:r>
     </w:p>
     <w:p>
@@ -7773,6 +9121,7 @@
           <w:b/>
           <w:lang w:eastAsia="es-CO"/>
         </w:rPr>
+        <w:lastRenderedPageBreak/>
         <w:t>Criterios para seleccionar un tipo de base de datos</w:t>
       </w:r>
     </w:p>
@@ -7786,14 +9135,35 @@
         <w:rPr>
           <w:lang w:eastAsia="es-CO"/>
         </w:rPr>
-        <w:t xml:space="preserve">La elección del tipo de base de datos depende de múltiples factores, entre los que se destacan el volumen de datos, la velocidad de procesamiento requerida, el nivel de consistencia necesario, la estructura de la información y la capacidad de </w:t>
-      </w:r>
-      <w:r>
-        <w:rPr>
-          <w:lang w:eastAsia="es-CO"/>
-        </w:rPr>
-        <w:lastRenderedPageBreak/>
-        <w:t>escalabilidad del sistema. En sistemas tradicionales, donde la precisión y la integridad son prioritarias, las bases de datos relacionales suelen ser la mejor opción. En entornos donde se manejan grandes volúmenes de datos y se requiere flexibilidad, las bases de datos NoSQL resultan más adecuadas. Para aplicaciones en tiempo real, las bases de datos In-Memory ofrecen un rendimiento superior, mientras que las bases de datos NewSQL son ideales para sistemas modernos que requieren equilibrio entre rendimiento y consistencia.</w:t>
+        <w:t>La elección del tipo de base de datos depende de múltiples factores, entre los que se destacan el volumen de datos, la velocidad de procesamiento requerida, el nivel de consistencia necesario, la estructura de la información y la capacidad de escalabilidad del sistema. En sistemas tradicionales, donde la precisión y la integridad son prioritarias, las bases de datos relacionales suelen ser la mejor opción. En entornos donde se manejan grandes volúmenes de datos y se requiere flexibilidad, las bases de datos NoSQL resultan más adecuadas. Para aplicaciones en tiempo real, las bases de datos In-</w:t>
+      </w:r>
+      <w:proofErr w:type="spellStart"/>
+      <w:r>
+        <w:rPr>
+          <w:lang w:eastAsia="es-CO"/>
+        </w:rPr>
+        <w:t>Memory</w:t>
+      </w:r>
+      <w:proofErr w:type="spellEnd"/>
+      <w:r>
+        <w:rPr>
+          <w:lang w:eastAsia="es-CO"/>
+        </w:rPr>
+        <w:t xml:space="preserve"> ofrecen un rendimiento superior, mientras que las bases de datos </w:t>
+      </w:r>
+      <w:proofErr w:type="spellStart"/>
+      <w:r>
+        <w:rPr>
+          <w:lang w:eastAsia="es-CO"/>
+        </w:rPr>
+        <w:t>NewSQL</w:t>
+      </w:r>
+      <w:proofErr w:type="spellEnd"/>
+      <w:r>
+        <w:rPr>
+          <w:lang w:eastAsia="es-CO"/>
+        </w:rPr>
+        <w:t xml:space="preserve"> son ideales para sistemas modernos que requieren equilibrio entre rendimiento y consistencia.</w:t>
       </w:r>
     </w:p>
     <w:p>
@@ -7803,7 +9173,7 @@
       <w:r>
         <w:br w:type="page"/>
       </w:r>
-      <w:bookmarkStart w:id="6" w:name="_Toc228874073"/>
+      <w:bookmarkStart w:id="6" w:name="_Toc232579686"/>
       <w:r>
         <w:lastRenderedPageBreak/>
         <w:t>Fundamentos de bases de datos relacionales</w:t>
@@ -8062,13 +9432,12 @@
       <w:r>
         <w:rPr>
           <w:noProof/>
-          <w:lang w:eastAsia="es-CO"/>
         </w:rPr>
         <w:drawing>
-          <wp:inline distT="0" distB="0" distL="0" distR="0" wp14:anchorId="030D5516" wp14:editId="1A520E5F">
-            <wp:extent cx="6324600" cy="2276475"/>
-            <wp:effectExtent l="0" t="0" r="0" b="9525"/>
-            <wp:docPr id="16" name="Imagen 16" descr="Figura 4 que muestra la estructura básica de una base de datos relacional, donde se representan las tablas de clientes, productos y ventas. El esquema evidencia el uso de llaves primarias para identificar registros y llaves secundarias o foráneas para establecer relaciones entre las tablas, permitiendo la integridad y coherencia de los datos dentro del sistema."/>
+          <wp:inline distT="0" distB="0" distL="0" distR="0" wp14:anchorId="49438041" wp14:editId="5D3067B4">
+            <wp:extent cx="6332220" cy="2275840"/>
+            <wp:effectExtent l="0" t="0" r="0" b="0"/>
+            <wp:docPr id="8" name="Imagen 8" descr="La figura 4 presenta la estructura básica de una base de datos relacional, donde se encuentran las tablas de clientes, productos y ventas. El esquema evidencia el uso de llaves primarias para identificar registros y llaves foráneas para establecer relaciones entre las tablas, permitiendo la integridad y coherencia de los datos dentro del sistema."/>
             <wp:cNvGraphicFramePr>
               <a:graphicFrameLocks xmlns:a="http://schemas.openxmlformats.org/drawingml/2006/main" noChangeAspect="1"/>
             </wp:cNvGraphicFramePr>
@@ -8076,7 +9445,7 @@
               <a:graphicData uri="http://schemas.openxmlformats.org/drawingml/2006/picture">
                 <pic:pic xmlns:pic="http://schemas.openxmlformats.org/drawingml/2006/picture">
                   <pic:nvPicPr>
-                    <pic:cNvPr id="16" name="Imagen 16" descr="Figura 4 que muestra la estructura básica de una base de datos relacional, donde se representan las tablas de clientes, productos y ventas. El esquema evidencia el uso de llaves primarias para identificar registros y llaves secundarias o foráneas para establecer relaciones entre las tablas, permitiendo la integridad y coherencia de los datos dentro del sistema."/>
+                    <pic:cNvPr id="8" name="Imagen 8" descr="La figura 4 presenta la estructura básica de una base de datos relacional, donde se encuentran las tablas de clientes, productos y ventas. El esquema evidencia el uso de llaves primarias para identificar registros y llaves foráneas para establecer relaciones entre las tablas, permitiendo la integridad y coherencia de los datos dentro del sistema."/>
                     <pic:cNvPicPr>
                       <a:picLocks noChangeAspect="1" noChangeArrowheads="1"/>
                     </pic:cNvPicPr>
@@ -8097,7 +9466,7 @@
                   <pic:spPr bwMode="auto">
                     <a:xfrm>
                       <a:off x="0" y="0"/>
-                      <a:ext cx="6324600" cy="2276475"/>
+                      <a:ext cx="6332220" cy="2275840"/>
                     </a:xfrm>
                     <a:prstGeom prst="rect">
                       <a:avLst/>
@@ -8313,7 +9682,13 @@
         <w:rPr>
           <w:lang w:eastAsia="es-CO"/>
         </w:rPr>
-        <w:t>LLAVE SECUNDARIA</w:t>
+        <w:t xml:space="preserve">LLAVE </w:t>
+      </w:r>
+      <w:r>
+        <w:rPr>
+          <w:lang w:eastAsia="es-CO"/>
+        </w:rPr>
+        <w:t>FORÁNEA</w:t>
       </w:r>
     </w:p>
     <w:p>
@@ -8672,17 +10047,19 @@
         </w:rPr>
       </w:pPr>
       <w:bookmarkStart w:id="7" w:name="_Toc228874074"/>
+      <w:bookmarkStart w:id="8" w:name="_Toc232579687"/>
       <w:bookmarkEnd w:id="7"/>
+      <w:bookmarkEnd w:id="8"/>
     </w:p>
     <w:p>
       <w:pPr>
         <w:pStyle w:val="Ttulo2"/>
       </w:pPr>
-      <w:bookmarkStart w:id="8" w:name="_Toc228874075"/>
+      <w:bookmarkStart w:id="9" w:name="_Toc232579688"/>
       <w:r>
         <w:t>Teoría de bases de datos relacionales</w:t>
       </w:r>
-      <w:bookmarkEnd w:id="8"/>
+      <w:bookmarkEnd w:id="9"/>
     </w:p>
     <w:p>
       <w:pPr>
@@ -9101,7 +10478,21 @@
         <w:rPr>
           <w:lang w:eastAsia="es-CO"/>
         </w:rPr>
-        <w:t xml:space="preserve">(1,n) </w:t>
+        <w:t>(</w:t>
+      </w:r>
+      <w:proofErr w:type="gramStart"/>
+      <w:r>
+        <w:rPr>
+          <w:lang w:eastAsia="es-CO"/>
+        </w:rPr>
+        <w:t>1,n</w:t>
+      </w:r>
+      <w:proofErr w:type="gramEnd"/>
+      <w:r>
+        <w:rPr>
+          <w:lang w:eastAsia="es-CO"/>
+        </w:rPr>
+        <w:t xml:space="preserve">) </w:t>
       </w:r>
     </w:p>
     <w:p>
@@ -9140,7 +10531,21 @@
         <w:rPr>
           <w:lang w:eastAsia="es-CO"/>
         </w:rPr>
-        <w:t xml:space="preserve">(1,n) </w:t>
+        <w:t>(</w:t>
+      </w:r>
+      <w:proofErr w:type="gramStart"/>
+      <w:r>
+        <w:rPr>
+          <w:lang w:eastAsia="es-CO"/>
+        </w:rPr>
+        <w:t>1,n</w:t>
+      </w:r>
+      <w:proofErr w:type="gramEnd"/>
+      <w:r>
+        <w:rPr>
+          <w:lang w:eastAsia="es-CO"/>
+        </w:rPr>
+        <w:t xml:space="preserve">) </w:t>
       </w:r>
     </w:p>
     <w:p>
@@ -9267,12 +10672,14 @@
           <w:lang w:eastAsia="es-CO"/>
         </w:rPr>
       </w:pPr>
+      <w:proofErr w:type="gramStart"/>
       <w:r>
         <w:rPr>
           <w:lang w:eastAsia="es-CO"/>
         </w:rPr>
         <w:t>1:N</w:t>
       </w:r>
+      <w:proofErr w:type="gramEnd"/>
     </w:p>
     <w:p>
       <w:pPr>
@@ -9336,7 +10743,21 @@
         <w:rPr>
           <w:lang w:eastAsia="es-CO"/>
         </w:rPr>
-        <w:t>(1:n)</w:t>
+        <w:t>(</w:t>
+      </w:r>
+      <w:proofErr w:type="gramStart"/>
+      <w:r>
+        <w:rPr>
+          <w:lang w:eastAsia="es-CO"/>
+        </w:rPr>
+        <w:t>1:n</w:t>
+      </w:r>
+      <w:proofErr w:type="gramEnd"/>
+      <w:r>
+        <w:rPr>
+          <w:lang w:eastAsia="es-CO"/>
+        </w:rPr>
+        <w:t>)</w:t>
       </w:r>
     </w:p>
     <w:p>
@@ -9371,37 +10792,55 @@
           <w:lang w:eastAsia="es-CO"/>
         </w:rPr>
       </w:pPr>
+      <w:proofErr w:type="spellStart"/>
       <w:r>
         <w:rPr>
           <w:lang w:eastAsia="es-CO"/>
         </w:rPr>
         <w:t>FechaDev</w:t>
       </w:r>
-    </w:p>
-    <w:p>
-      <w:pPr>
-        <w:rPr>
-          <w:lang w:eastAsia="es-CO"/>
-        </w:rPr>
-      </w:pPr>
+      <w:proofErr w:type="spellEnd"/>
+    </w:p>
+    <w:p>
+      <w:pPr>
+        <w:rPr>
+          <w:lang w:eastAsia="es-CO"/>
+        </w:rPr>
+      </w:pPr>
+      <w:proofErr w:type="spellStart"/>
       <w:r>
         <w:rPr>
           <w:lang w:eastAsia="es-CO"/>
         </w:rPr>
         <w:t>FechaPrest</w:t>
       </w:r>
-    </w:p>
-    <w:p>
-      <w:pPr>
-        <w:rPr>
-          <w:lang w:eastAsia="es-CO"/>
-        </w:rPr>
-      </w:pPr>
-      <w:r>
-        <w:rPr>
-          <w:lang w:eastAsia="es-CO"/>
-        </w:rPr>
-        <w:t>(1:n)</w:t>
+      <w:proofErr w:type="spellEnd"/>
+    </w:p>
+    <w:p>
+      <w:pPr>
+        <w:rPr>
+          <w:lang w:eastAsia="es-CO"/>
+        </w:rPr>
+      </w:pPr>
+      <w:r>
+        <w:rPr>
+          <w:lang w:eastAsia="es-CO"/>
+        </w:rPr>
+        <w:t>(</w:t>
+      </w:r>
+      <w:proofErr w:type="gramStart"/>
+      <w:r>
+        <w:rPr>
+          <w:lang w:eastAsia="es-CO"/>
+        </w:rPr>
+        <w:t>1:n</w:t>
+      </w:r>
+      <w:proofErr w:type="gramEnd"/>
+      <w:r>
+        <w:rPr>
+          <w:lang w:eastAsia="es-CO"/>
+        </w:rPr>
+        <w:t>)</w:t>
       </w:r>
     </w:p>
     <w:p>
@@ -9469,6 +10908,13 @@
         </w:rPr>
         <w:t>Dirección</w:t>
       </w:r>
+    </w:p>
+    <w:p>
+      <w:pPr>
+        <w:rPr>
+          <w:lang w:eastAsia="es-CO"/>
+        </w:rPr>
+      </w:pPr>
     </w:p>
     <w:p>
       <w:pPr>
@@ -9546,14 +10992,14 @@
         <w:rPr>
           <w:lang w:eastAsia="es-CO"/>
         </w:rPr>
-        <w:t xml:space="preserve">La manipulación de la información en bases de datos relacionales se sustenta en el álgebra y el cálculo relacional, los cuales permiten definir consultas y operaciones sobre los datos. Mientras el álgebra relacional describe cómo obtener los resultados mediante operaciones formales, el cálculo relacional se centra en especificar qué </w:t>
+        <w:t xml:space="preserve">La manipulación de la información en bases de datos relacionales se sustenta en el álgebra y el cálculo relacional, los cuales permiten definir consultas y operaciones sobre los datos. Mientras el álgebra relacional describe cómo obtener los resultados </w:t>
       </w:r>
       <w:r>
         <w:rPr>
           <w:lang w:eastAsia="es-CO"/>
         </w:rPr>
         <w:lastRenderedPageBreak/>
-        <w:t>información se desea recuperar, enfoque que da origen a lenguajes de consulta como SQL.</w:t>
+        <w:t>mediante operaciones formales, el cálculo relacional se centra en especificar qué información se desea recuperar, enfoque que da origen a lenguajes de consulta como SQL.</w:t>
       </w:r>
     </w:p>
     <w:p>
@@ -9580,11 +11026,11 @@
       <w:pPr>
         <w:pStyle w:val="Ttulo2"/>
       </w:pPr>
-      <w:bookmarkStart w:id="9" w:name="_Toc228874076"/>
+      <w:bookmarkStart w:id="10" w:name="_Toc232579689"/>
       <w:r>
         <w:t>Componentes de una base de datos</w:t>
       </w:r>
-      <w:bookmarkEnd w:id="9"/>
+      <w:bookmarkEnd w:id="10"/>
     </w:p>
     <w:p>
       <w:pPr>
@@ -9624,6 +11070,20 @@
         </w:rPr>
         <w:t>A continuación, se explica en qué consiste cada uno de estos componentes:</w:t>
       </w:r>
+    </w:p>
+    <w:p>
+      <w:pPr>
+        <w:rPr>
+          <w:lang w:eastAsia="es-CO"/>
+        </w:rPr>
+      </w:pPr>
+    </w:p>
+    <w:p>
+      <w:pPr>
+        <w:rPr>
+          <w:lang w:eastAsia="es-CO"/>
+        </w:rPr>
+      </w:pPr>
     </w:p>
     <w:p>
       <w:pPr>
@@ -9642,6 +11102,7 @@
           <w:b/>
           <w:lang w:eastAsia="es-CO"/>
         </w:rPr>
+        <w:lastRenderedPageBreak/>
         <w:t>Redundancia de datos</w:t>
       </w:r>
     </w:p>
@@ -9655,14 +11116,7 @@
         <w:rPr>
           <w:lang w:eastAsia="es-CO"/>
         </w:rPr>
-        <w:t xml:space="preserve">Se refiere a la duplicación innecesaria de información dentro de una base de datos. Este fenómeno ocurre cuando un mismo dato se almacena en múltiples lugares </w:t>
-      </w:r>
-      <w:r>
-        <w:rPr>
-          <w:lang w:eastAsia="es-CO"/>
-        </w:rPr>
-        <w:lastRenderedPageBreak/>
-        <w:t>sin una justificación válida, lo que puede generar problemas de almacenamiento, mantenimiento y actualización.</w:t>
+        <w:t>Se refiere a la duplicación innecesaria de información dentro de una base de datos. Este fenómeno ocurre cuando un mismo dato se almacena en múltiples lugares sin una justificación válida, lo que puede generar problemas de almacenamiento, mantenimiento y actualización.</w:t>
       </w:r>
     </w:p>
     <w:p>
@@ -9913,6 +11367,13 @@
     </w:p>
     <w:p>
       <w:pPr>
+        <w:rPr>
+          <w:lang w:eastAsia="es-CO"/>
+        </w:rPr>
+      </w:pPr>
+    </w:p>
+    <w:p>
+      <w:pPr>
         <w:pStyle w:val="Prrafodelista"/>
         <w:numPr>
           <w:ilvl w:val="0"/>
@@ -9928,6 +11389,7 @@
           <w:b/>
           <w:lang w:eastAsia="es-CO"/>
         </w:rPr>
+        <w:lastRenderedPageBreak/>
         <w:t>Inconsistencia de datos</w:t>
       </w:r>
     </w:p>
@@ -9941,14 +11403,7 @@
         <w:rPr>
           <w:lang w:eastAsia="es-CO"/>
         </w:rPr>
-        <w:t xml:space="preserve">Se presenta cuando existen discrepancias en la información almacenada; es decir, cuando un mismo dato presenta diferentes valores en distintas partes de la base de </w:t>
-      </w:r>
-      <w:r>
-        <w:rPr>
-          <w:lang w:eastAsia="es-CO"/>
-        </w:rPr>
-        <w:lastRenderedPageBreak/>
-        <w:t>datos. Este problema está directamente relacionado con la redundancia, ya que la duplicación de datos aumenta la probabilidad de inconsistencias.</w:t>
+        <w:t>Se presenta cuando existen discrepancias en la información almacenada; es decir, cuando un mismo dato presenta diferentes valores en distintas partes de la base de datos. Este problema está directamente relacionado con la redundancia, ya que la duplicación de datos aumenta la probabilidad de inconsistencias.</w:t>
       </w:r>
     </w:p>
     <w:p>
@@ -10052,6 +11507,7 @@
           <w:b/>
           <w:lang w:eastAsia="es-CO"/>
         </w:rPr>
+        <w:lastRenderedPageBreak/>
         <w:t>Integridad de entidad</w:t>
       </w:r>
       <w:r>
@@ -10102,7 +11558,6 @@
           <w:b/>
           <w:lang w:eastAsia="es-CO"/>
         </w:rPr>
-        <w:lastRenderedPageBreak/>
         <w:t>Integridad de dominio</w:t>
       </w:r>
       <w:r>
@@ -10175,31 +11630,65 @@
         <w:rPr>
           <w:lang w:eastAsia="es-CO"/>
         </w:rPr>
-        <w:t>En sistemas reales, estos componentes son fundamentales para garantizar la calidad de la información. En sectores como el financiero, la salud o la educación, una inconsistencia o error en los datos puede generar consecuencias graves, lo que hace indispensable contar con bases de datos bien estructuradas. El control de estos aspectos permite desarrollar sistemas confiables, reducir errores y mejorar la toma de decisiones basada en datos.</w:t>
+        <w:t xml:space="preserve">En sistemas reales, estos componentes son fundamentales para garantizar la calidad de la información. En sectores como el financiero, la salud o la educación, una </w:t>
+      </w:r>
+      <w:r>
+        <w:rPr>
+          <w:lang w:eastAsia="es-CO"/>
+        </w:rPr>
+        <w:lastRenderedPageBreak/>
+        <w:t>inconsistencia o error en los datos puede generar consecuencias graves, lo que hace indispensable contar con bases de datos bien estructuradas. El control de estos aspectos permite desarrollar sistemas confiables, reducir errores y mejorar la toma de decisiones basada en datos.</w:t>
       </w:r>
     </w:p>
     <w:p>
       <w:pPr>
         <w:pStyle w:val="Ttulo2"/>
       </w:pPr>
-      <w:bookmarkStart w:id="10" w:name="_Toc228874077"/>
-      <w:r>
-        <w:lastRenderedPageBreak/>
+      <w:bookmarkStart w:id="11" w:name="_Toc232579690"/>
+      <w:r>
         <w:t>Sistema gestor de bases de datos</w:t>
       </w:r>
-      <w:bookmarkEnd w:id="10"/>
-    </w:p>
-    <w:p>
-      <w:pPr>
-        <w:rPr>
-          <w:lang w:eastAsia="es-CO"/>
-        </w:rPr>
-      </w:pPr>
-      <w:r>
-        <w:rPr>
-          <w:lang w:eastAsia="es-CO"/>
-        </w:rPr>
-        <w:t>El sistema gestor de bases de datos, conocido como DBMS (Database Management System), es un conjunto de programas que permite crear, administrar, manipular y controlar el acceso a una base de datos. Este sistema actúa como intermediario entre los usuarios o aplicaciones y los datos almacenados, garantizando que la información sea gestionada de manera eficiente, segura y organizada.</w:t>
+      <w:bookmarkEnd w:id="11"/>
+    </w:p>
+    <w:p>
+      <w:pPr>
+        <w:rPr>
+          <w:lang w:eastAsia="es-CO"/>
+        </w:rPr>
+      </w:pPr>
+      <w:r>
+        <w:rPr>
+          <w:lang w:eastAsia="es-CO"/>
+        </w:rPr>
+        <w:t>El sistema gestor de bases de datos, conocido como DBMS (</w:t>
+      </w:r>
+      <w:proofErr w:type="spellStart"/>
+      <w:r>
+        <w:rPr>
+          <w:lang w:eastAsia="es-CO"/>
+        </w:rPr>
+        <w:t>Database</w:t>
+      </w:r>
+      <w:proofErr w:type="spellEnd"/>
+      <w:r>
+        <w:rPr>
+          <w:lang w:eastAsia="es-CO"/>
+        </w:rPr>
+        <w:t xml:space="preserve"> Management </w:t>
+      </w:r>
+      <w:proofErr w:type="spellStart"/>
+      <w:r>
+        <w:rPr>
+          <w:lang w:eastAsia="es-CO"/>
+        </w:rPr>
+        <w:t>System</w:t>
+      </w:r>
+      <w:proofErr w:type="spellEnd"/>
+      <w:r>
+        <w:rPr>
+          <w:lang w:eastAsia="es-CO"/>
+        </w:rPr>
+        <w:t>), es un conjunto de programas que permite crear, administrar, manipular y controlar el acceso a una base de datos. Este sistema actúa como intermediario entre los usuarios o aplicaciones y los datos almacenados, garantizando que la información sea gestionada de manera eficiente, segura y organizada.</w:t>
       </w:r>
     </w:p>
     <w:p>
@@ -10315,6 +11804,7 @@
           <w:b/>
           <w:lang w:eastAsia="es-CO"/>
         </w:rPr>
+        <w:lastRenderedPageBreak/>
         <w:t>Manipulación de datos</w:t>
       </w:r>
       <w:r>
@@ -10426,7 +11916,6 @@
           <w:b/>
           <w:lang w:eastAsia="es-CO"/>
         </w:rPr>
-        <w:lastRenderedPageBreak/>
         <w:t>Recuperación ante fallos</w:t>
       </w:r>
       <w:r>
@@ -10588,29 +12077,213 @@
     </w:p>
     <w:p>
       <w:pPr>
-        <w:rPr>
-          <w:lang w:eastAsia="es-CO"/>
-        </w:rPr>
-      </w:pPr>
-    </w:p>
-    <w:p>
-      <w:pPr>
-        <w:rPr>
-          <w:lang w:eastAsia="es-CO"/>
-        </w:rPr>
-      </w:pPr>
-      <w:r>
-        <w:rPr>
-          <w:lang w:eastAsia="es-CO"/>
-        </w:rPr>
-        <w:t xml:space="preserve">Un sistema gestor de bases de datos (DBMS) está compuesto por diversos elementos que permiten su funcionamiento, entre los que se encuentran el motor de base de datos, encargado del almacenamiento y la recuperación de la información; el lenguaje de consulta, como SQL, que permite interactuar con los datos; el administrador de transacciones, responsable de garantizar la consistencia de las operaciones; el gestor de almacenamiento, que define cómo se guardan los datos en disco o memoria; y el diccionario de datos, que contiene la definición de la estructura de la base de datos. Según el modelo de datos que utilizan, los DBMS pueden clasificarse en relacionales, orientados a tablas y relaciones; NoSQL, basados en estructuras flexibles; distribuidos, que gestionan datos en múltiples ubicaciones; y en </w:t>
-      </w:r>
+        <w:spacing w:before="0" w:after="0" w:line="240" w:lineRule="auto"/>
+        <w:ind w:firstLine="0"/>
+        <w:rPr>
+          <w:lang w:eastAsia="es-CO"/>
+        </w:rPr>
+      </w:pPr>
+    </w:p>
+    <w:p>
+      <w:pPr>
+        <w:rPr>
+          <w:b/>
+          <w:bCs/>
+          <w:lang w:eastAsia="es-CO"/>
+        </w:rPr>
+      </w:pPr>
+      <w:r>
+        <w:rPr>
+          <w:b/>
+          <w:bCs/>
+          <w:lang w:eastAsia="es-CO"/>
+        </w:rPr>
+        <w:t>Arquitectura de un DBMS</w:t>
+      </w:r>
+    </w:p>
+    <w:p>
+      <w:pPr>
+        <w:pStyle w:val="Prrafodelista"/>
+        <w:numPr>
+          <w:ilvl w:val="0"/>
+          <w:numId w:val="72"/>
+        </w:numPr>
+        <w:rPr>
+          <w:lang w:eastAsia="es-CO"/>
+        </w:rPr>
+      </w:pPr>
+      <w:r>
+        <w:rPr>
+          <w:lang w:eastAsia="es-CO"/>
+        </w:rPr>
+        <w:t>General</w:t>
+      </w:r>
+    </w:p>
+    <w:p>
+      <w:pPr>
+        <w:pStyle w:val="Prrafodelista"/>
+        <w:numPr>
+          <w:ilvl w:val="0"/>
+          <w:numId w:val="73"/>
+        </w:numPr>
+        <w:rPr>
+          <w:lang w:eastAsia="es-CO"/>
+        </w:rPr>
+      </w:pPr>
+      <w:r>
+        <w:rPr>
+          <w:lang w:eastAsia="es-CO"/>
+        </w:rPr>
+        <w:t>DATABASE</w:t>
+      </w:r>
+    </w:p>
+    <w:p>
+      <w:pPr>
+        <w:pStyle w:val="Prrafodelista"/>
+        <w:ind w:left="1776" w:firstLine="0"/>
+        <w:rPr>
+          <w:lang w:eastAsia="es-CO"/>
+        </w:rPr>
+      </w:pPr>
+    </w:p>
+    <w:p>
+      <w:pPr>
+        <w:pStyle w:val="Prrafodelista"/>
+        <w:numPr>
+          <w:ilvl w:val="0"/>
+          <w:numId w:val="72"/>
+        </w:numPr>
+        <w:rPr>
+          <w:lang w:eastAsia="es-CO"/>
+        </w:rPr>
+      </w:pPr>
       <w:r>
         <w:rPr>
           <w:lang w:eastAsia="es-CO"/>
         </w:rPr>
         <w:lastRenderedPageBreak/>
-        <w:t>memoria, que almacenan la información en RAM para ofrecer mayor velocidad de acceso.</w:t>
+        <w:t>Lógico</w:t>
+      </w:r>
+    </w:p>
+    <w:p>
+      <w:pPr>
+        <w:pStyle w:val="Prrafodelista"/>
+        <w:numPr>
+          <w:ilvl w:val="0"/>
+          <w:numId w:val="73"/>
+        </w:numPr>
+        <w:rPr>
+          <w:lang w:eastAsia="es-CO"/>
+        </w:rPr>
+      </w:pPr>
+      <w:r>
+        <w:rPr>
+          <w:lang w:eastAsia="es-CO"/>
+        </w:rPr>
+        <w:t>FILEGROUP</w:t>
+      </w:r>
+    </w:p>
+    <w:p>
+      <w:pPr>
+        <w:pStyle w:val="Prrafodelista"/>
+        <w:numPr>
+          <w:ilvl w:val="0"/>
+          <w:numId w:val="72"/>
+        </w:numPr>
+        <w:rPr>
+          <w:lang w:eastAsia="es-CO"/>
+        </w:rPr>
+      </w:pPr>
+      <w:r>
+        <w:rPr>
+          <w:lang w:eastAsia="es-CO"/>
+        </w:rPr>
+        <w:t>Físico</w:t>
+      </w:r>
+    </w:p>
+    <w:p>
+      <w:pPr>
+        <w:pStyle w:val="Prrafodelista"/>
+        <w:numPr>
+          <w:ilvl w:val="0"/>
+          <w:numId w:val="74"/>
+        </w:numPr>
+        <w:rPr>
+          <w:lang w:eastAsia="es-CO"/>
+        </w:rPr>
+      </w:pPr>
+      <w:r>
+        <w:rPr>
+          <w:lang w:eastAsia="es-CO"/>
+        </w:rPr>
+        <w:t>DATALIFE</w:t>
+      </w:r>
+    </w:p>
+    <w:p>
+      <w:pPr>
+        <w:pStyle w:val="Prrafodelista"/>
+        <w:numPr>
+          <w:ilvl w:val="0"/>
+          <w:numId w:val="74"/>
+        </w:numPr>
+        <w:rPr>
+          <w:lang w:eastAsia="es-CO"/>
+        </w:rPr>
+      </w:pPr>
+      <w:r>
+        <w:rPr>
+          <w:lang w:eastAsia="es-CO"/>
+        </w:rPr>
+        <w:t>EXTEND</w:t>
+      </w:r>
+    </w:p>
+    <w:p>
+      <w:pPr>
+        <w:pStyle w:val="Prrafodelista"/>
+        <w:numPr>
+          <w:ilvl w:val="0"/>
+          <w:numId w:val="74"/>
+        </w:numPr>
+        <w:rPr>
+          <w:lang w:eastAsia="es-CO"/>
+        </w:rPr>
+      </w:pPr>
+      <w:r>
+        <w:rPr>
+          <w:lang w:eastAsia="es-CO"/>
+        </w:rPr>
+        <w:t>PAGE</w:t>
+      </w:r>
+    </w:p>
+    <w:p>
+      <w:pPr>
+        <w:pStyle w:val="Prrafodelista"/>
+        <w:numPr>
+          <w:ilvl w:val="0"/>
+          <w:numId w:val="74"/>
+        </w:numPr>
+        <w:rPr>
+          <w:lang w:eastAsia="es-CO"/>
+        </w:rPr>
+      </w:pPr>
+      <w:r>
+        <w:rPr>
+          <w:lang w:eastAsia="es-CO"/>
+        </w:rPr>
+        <w:t>LOGLIFE</w:t>
+      </w:r>
+    </w:p>
+    <w:p>
+      <w:pPr>
+        <w:rPr>
+          <w:lang w:eastAsia="es-CO"/>
+        </w:rPr>
+      </w:pPr>
+      <w:r>
+        <w:rPr>
+          <w:lang w:eastAsia="es-CO"/>
+        </w:rPr>
+        <w:t>Un sistema gestor de bases de datos (DBMS) está compuesto por diversos elementos que permiten su funcionamiento, entre los que se encuentran el motor de base de datos, encargado del almacenamiento y la recuperación de la información; el lenguaje de consulta, como SQL, que permite interactuar con los datos; el administrador de transacciones, responsable de garantizar la consistencia de las operaciones; el gestor de almacenamiento, que define cómo se guardan los datos en disco o memoria; y el diccionario de datos, que contiene la definición de la estructura de la base de datos. Según el modelo de datos que utilizan, los DBMS pueden clasificarse en relacionales, orientados a tablas y relaciones; NoSQL, basados en estructuras flexibles; distribuidos, que gestionan datos en múltiples ubicaciones; y en memoria, que almacenan la información en RAM para ofrecer mayor velocidad de acceso.</w:t>
       </w:r>
     </w:p>
     <w:p>
@@ -10715,6 +12388,7 @@
         <w:rPr>
           <w:lang w:eastAsia="es-CO"/>
         </w:rPr>
+        <w:lastRenderedPageBreak/>
         <w:t>Facilita la recuperación de datos ante fallos.</w:t>
       </w:r>
     </w:p>
@@ -10885,7 +12559,39 @@
           <w:b/>
           <w:lang w:eastAsia="es-CO"/>
         </w:rPr>
-        <w:t>DDL (Data Definition Language)</w:t>
+        <w:t xml:space="preserve">DDL (Data </w:t>
+      </w:r>
+      <w:proofErr w:type="spellStart"/>
+      <w:r>
+        <w:rPr>
+          <w:b/>
+          <w:lang w:eastAsia="es-CO"/>
+        </w:rPr>
+        <w:t>Definition</w:t>
+      </w:r>
+      <w:proofErr w:type="spellEnd"/>
+      <w:r>
+        <w:rPr>
+          <w:b/>
+          <w:lang w:eastAsia="es-CO"/>
+        </w:rPr>
+        <w:t xml:space="preserve"> </w:t>
+      </w:r>
+      <w:proofErr w:type="spellStart"/>
+      <w:r>
+        <w:rPr>
+          <w:b/>
+          <w:lang w:eastAsia="es-CO"/>
+        </w:rPr>
+        <w:t>Language</w:t>
+      </w:r>
+      <w:proofErr w:type="spellEnd"/>
+      <w:r>
+        <w:rPr>
+          <w:b/>
+          <w:lang w:eastAsia="es-CO"/>
+        </w:rPr>
+        <w:t>)</w:t>
       </w:r>
     </w:p>
     <w:p>
@@ -10918,20 +12624,51 @@
           <w:b/>
           <w:lang w:eastAsia="es-CO"/>
         </w:rPr>
-        <w:t>DML (Data Manipulation Language)</w:t>
-      </w:r>
-    </w:p>
-    <w:p>
-      <w:pPr>
-        <w:rPr>
-          <w:lang w:eastAsia="es-CO"/>
-        </w:rPr>
-      </w:pPr>
-      <w:r>
-        <w:rPr>
-          <w:lang w:eastAsia="es-CO"/>
-        </w:rPr>
-        <w:lastRenderedPageBreak/>
+        <w:t xml:space="preserve">DML (Data </w:t>
+      </w:r>
+      <w:proofErr w:type="spellStart"/>
+      <w:r>
+        <w:rPr>
+          <w:b/>
+          <w:lang w:eastAsia="es-CO"/>
+        </w:rPr>
+        <w:t>Manipulation</w:t>
+      </w:r>
+      <w:proofErr w:type="spellEnd"/>
+      <w:r>
+        <w:rPr>
+          <w:b/>
+          <w:lang w:eastAsia="es-CO"/>
+        </w:rPr>
+        <w:t xml:space="preserve"> </w:t>
+      </w:r>
+      <w:proofErr w:type="spellStart"/>
+      <w:r>
+        <w:rPr>
+          <w:b/>
+          <w:lang w:eastAsia="es-CO"/>
+        </w:rPr>
+        <w:t>Language</w:t>
+      </w:r>
+      <w:proofErr w:type="spellEnd"/>
+      <w:r>
+        <w:rPr>
+          <w:b/>
+          <w:lang w:eastAsia="es-CO"/>
+        </w:rPr>
+        <w:t>)</w:t>
+      </w:r>
+    </w:p>
+    <w:p>
+      <w:pPr>
+        <w:rPr>
+          <w:lang w:eastAsia="es-CO"/>
+        </w:rPr>
+      </w:pPr>
+      <w:r>
+        <w:rPr>
+          <w:lang w:eastAsia="es-CO"/>
+        </w:rPr>
         <w:t>Se utiliza para gestionar los datos almacenados, permitiendo insertar nuevos registros, actualizar información existente y eliminar datos cuando sea necesario.</w:t>
       </w:r>
     </w:p>
@@ -10952,7 +12689,23 @@
           <w:b/>
           <w:lang w:eastAsia="es-CO"/>
         </w:rPr>
-        <w:t>DCL (Data Control Language)</w:t>
+        <w:t xml:space="preserve">DCL (Data Control </w:t>
+      </w:r>
+      <w:proofErr w:type="spellStart"/>
+      <w:r>
+        <w:rPr>
+          <w:b/>
+          <w:lang w:eastAsia="es-CO"/>
+        </w:rPr>
+        <w:t>Language</w:t>
+      </w:r>
+      <w:proofErr w:type="spellEnd"/>
+      <w:r>
+        <w:rPr>
+          <w:b/>
+          <w:lang w:eastAsia="es-CO"/>
+        </w:rPr>
+        <w:t>)</w:t>
       </w:r>
     </w:p>
     <w:p>
@@ -10985,19 +12738,52 @@
           <w:b/>
           <w:lang w:eastAsia="es-CO"/>
         </w:rPr>
-        <w:t>TCL (Transaction Control Language)</w:t>
-      </w:r>
-    </w:p>
-    <w:p>
-      <w:pPr>
-        <w:rPr>
-          <w:lang w:eastAsia="es-CO"/>
-        </w:rPr>
-      </w:pPr>
-      <w:r>
-        <w:rPr>
-          <w:lang w:eastAsia="es-CO"/>
-        </w:rPr>
+        <w:t>TCL (</w:t>
+      </w:r>
+      <w:proofErr w:type="spellStart"/>
+      <w:r>
+        <w:rPr>
+          <w:b/>
+          <w:lang w:eastAsia="es-CO"/>
+        </w:rPr>
+        <w:t>Transaction</w:t>
+      </w:r>
+      <w:proofErr w:type="spellEnd"/>
+      <w:r>
+        <w:rPr>
+          <w:b/>
+          <w:lang w:eastAsia="es-CO"/>
+        </w:rPr>
+        <w:t xml:space="preserve"> Control </w:t>
+      </w:r>
+      <w:proofErr w:type="spellStart"/>
+      <w:r>
+        <w:rPr>
+          <w:b/>
+          <w:lang w:eastAsia="es-CO"/>
+        </w:rPr>
+        <w:t>Language</w:t>
+      </w:r>
+      <w:proofErr w:type="spellEnd"/>
+      <w:r>
+        <w:rPr>
+          <w:b/>
+          <w:lang w:eastAsia="es-CO"/>
+        </w:rPr>
+        <w:t>)</w:t>
+      </w:r>
+    </w:p>
+    <w:p>
+      <w:pPr>
+        <w:rPr>
+          <w:lang w:eastAsia="es-CO"/>
+        </w:rPr>
+      </w:pPr>
+      <w:r>
+        <w:rPr>
+          <w:lang w:eastAsia="es-CO"/>
+        </w:rPr>
+        <w:lastRenderedPageBreak/>
         <w:t>Gestiona las transacciones dentro de la base de datos, permitiendo confirmar, deshacer o agrupar operaciones para asegurar la consistencia e integridad de los datos.</w:t>
       </w:r>
     </w:p>
@@ -11123,11 +12909,11 @@
       <w:pPr>
         <w:pStyle w:val="Ttulo2"/>
       </w:pPr>
-      <w:bookmarkStart w:id="11" w:name="_Toc228874078"/>
+      <w:bookmarkStart w:id="12" w:name="_Toc232579691"/>
       <w:r>
         <w:t>Modelos de diseño de bases de datos</w:t>
       </w:r>
-      <w:bookmarkEnd w:id="11"/>
+      <w:bookmarkEnd w:id="12"/>
     </w:p>
     <w:p>
       <w:pPr>
@@ -11684,12 +13470,14 @@
           <w:lang w:eastAsia="es-CO"/>
         </w:rPr>
       </w:pPr>
+      <w:proofErr w:type="gramStart"/>
       <w:r>
         <w:rPr>
           <w:lang w:eastAsia="es-CO"/>
         </w:rPr>
         <w:t>1:N</w:t>
       </w:r>
+      <w:proofErr w:type="gramEnd"/>
     </w:p>
     <w:p>
       <w:pPr>
@@ -11775,12 +13563,14 @@
           <w:lang w:eastAsia="es-CO"/>
         </w:rPr>
       </w:pPr>
+      <w:proofErr w:type="spellStart"/>
       <w:r>
         <w:rPr>
           <w:lang w:eastAsia="es-CO"/>
         </w:rPr>
         <w:t>Núm</w:t>
       </w:r>
+      <w:proofErr w:type="spellEnd"/>
     </w:p>
     <w:p>
       <w:pPr>
@@ -12151,11 +13941,15 @@
     <w:p>
       <w:pPr>
         <w:rPr>
-          <w:lang w:eastAsia="es-CO"/>
-        </w:rPr>
-      </w:pPr>
-      <w:r>
-        <w:rPr>
+          <w:b/>
+          <w:bCs/>
+          <w:lang w:eastAsia="es-CO"/>
+        </w:rPr>
+      </w:pPr>
+      <w:r>
+        <w:rPr>
+          <w:b/>
+          <w:bCs/>
           <w:lang w:eastAsia="es-CO"/>
         </w:rPr>
         <w:lastRenderedPageBreak/>
@@ -12235,11 +14029,19 @@
           <w:lang w:eastAsia="es-CO"/>
         </w:rPr>
       </w:pPr>
-      <w:r>
-        <w:rPr>
-          <w:lang w:eastAsia="es-CO"/>
-        </w:rPr>
-        <w:t xml:space="preserve">IDPedido (PK) </w:t>
+      <w:proofErr w:type="spellStart"/>
+      <w:r>
+        <w:rPr>
+          <w:lang w:eastAsia="es-CO"/>
+        </w:rPr>
+        <w:t>IDPedido</w:t>
+      </w:r>
+      <w:proofErr w:type="spellEnd"/>
+      <w:r>
+        <w:rPr>
+          <w:lang w:eastAsia="es-CO"/>
+        </w:rPr>
+        <w:t xml:space="preserve"> (PK) </w:t>
       </w:r>
     </w:p>
     <w:p>
@@ -12284,11 +14086,19 @@
           <w:lang w:eastAsia="es-CO"/>
         </w:rPr>
       </w:pPr>
-      <w:r>
-        <w:rPr>
-          <w:lang w:eastAsia="es-CO"/>
-        </w:rPr>
-        <w:t xml:space="preserve">IDPedido (FK) </w:t>
+      <w:proofErr w:type="spellStart"/>
+      <w:r>
+        <w:rPr>
+          <w:lang w:eastAsia="es-CO"/>
+        </w:rPr>
+        <w:t>IDPedido</w:t>
+      </w:r>
+      <w:proofErr w:type="spellEnd"/>
+      <w:r>
+        <w:rPr>
+          <w:lang w:eastAsia="es-CO"/>
+        </w:rPr>
+        <w:t xml:space="preserve"> (FK) </w:t>
       </w:r>
     </w:p>
     <w:p>
@@ -12302,11 +14112,19 @@
           <w:lang w:eastAsia="es-CO"/>
         </w:rPr>
       </w:pPr>
-      <w:r>
-        <w:rPr>
-          <w:lang w:eastAsia="es-CO"/>
-        </w:rPr>
-        <w:t xml:space="preserve">NumSerie (FK) </w:t>
+      <w:proofErr w:type="spellStart"/>
+      <w:r>
+        <w:rPr>
+          <w:lang w:eastAsia="es-CO"/>
+        </w:rPr>
+        <w:t>NumSerie</w:t>
+      </w:r>
+      <w:proofErr w:type="spellEnd"/>
+      <w:r>
+        <w:rPr>
+          <w:lang w:eastAsia="es-CO"/>
+        </w:rPr>
+        <w:t xml:space="preserve"> (FK) </w:t>
       </w:r>
     </w:p>
     <w:p>
@@ -12333,11 +14151,19 @@
           <w:lang w:eastAsia="es-CO"/>
         </w:rPr>
       </w:pPr>
-      <w:r>
-        <w:rPr>
-          <w:lang w:eastAsia="es-CO"/>
-        </w:rPr>
-        <w:t xml:space="preserve">NumSerie (PK) </w:t>
+      <w:proofErr w:type="spellStart"/>
+      <w:r>
+        <w:rPr>
+          <w:lang w:eastAsia="es-CO"/>
+        </w:rPr>
+        <w:t>NumSerie</w:t>
+      </w:r>
+      <w:proofErr w:type="spellEnd"/>
+      <w:r>
+        <w:rPr>
+          <w:lang w:eastAsia="es-CO"/>
+        </w:rPr>
+        <w:t xml:space="preserve"> (PK) </w:t>
       </w:r>
     </w:p>
     <w:p>
@@ -12404,7 +14230,21 @@
         <w:rPr>
           <w:lang w:eastAsia="es-CO"/>
         </w:rPr>
-        <w:t xml:space="preserve">CLIENTE — PEDIDO (1:N) </w:t>
+        <w:t>CLIENTE — PEDIDO (</w:t>
+      </w:r>
+      <w:proofErr w:type="gramStart"/>
+      <w:r>
+        <w:rPr>
+          <w:lang w:eastAsia="es-CO"/>
+        </w:rPr>
+        <w:t>1:N</w:t>
+      </w:r>
+      <w:proofErr w:type="gramEnd"/>
+      <w:r>
+        <w:rPr>
+          <w:lang w:eastAsia="es-CO"/>
+        </w:rPr>
+        <w:t xml:space="preserve">) </w:t>
       </w:r>
     </w:p>
     <w:p>
@@ -12825,33 +14665,75 @@
         <w:rPr>
           <w:lang w:eastAsia="es-CO"/>
         </w:rPr>
-        <w:t xml:space="preserve">   ID_Cliente INT PRIMARY KEY,</w:t>
-      </w:r>
-    </w:p>
-    <w:p>
-      <w:pPr>
-        <w:rPr>
-          <w:lang w:eastAsia="es-CO"/>
-        </w:rPr>
-      </w:pPr>
-      <w:r>
-        <w:rPr>
-          <w:lang w:eastAsia="es-CO"/>
-        </w:rPr>
-        <w:t xml:space="preserve">   Nombre VARCHAR(50),</w:t>
-      </w:r>
-    </w:p>
-    <w:p>
-      <w:pPr>
-        <w:rPr>
-          <w:lang w:eastAsia="es-CO"/>
-        </w:rPr>
-      </w:pPr>
-      <w:r>
-        <w:rPr>
-          <w:lang w:eastAsia="es-CO"/>
-        </w:rPr>
-        <w:t xml:space="preserve">   Ciudad VARCHAR(50)</w:t>
+        <w:t xml:space="preserve">   </w:t>
+      </w:r>
+      <w:proofErr w:type="spellStart"/>
+      <w:r>
+        <w:rPr>
+          <w:lang w:eastAsia="es-CO"/>
+        </w:rPr>
+        <w:t>ID_Cliente</w:t>
+      </w:r>
+      <w:proofErr w:type="spellEnd"/>
+      <w:r>
+        <w:rPr>
+          <w:lang w:eastAsia="es-CO"/>
+        </w:rPr>
+        <w:t xml:space="preserve"> INT PRIMARY KEY,</w:t>
+      </w:r>
+    </w:p>
+    <w:p>
+      <w:pPr>
+        <w:rPr>
+          <w:lang w:eastAsia="es-CO"/>
+        </w:rPr>
+      </w:pPr>
+      <w:r>
+        <w:rPr>
+          <w:lang w:eastAsia="es-CO"/>
+        </w:rPr>
+        <w:t xml:space="preserve">   Nombre </w:t>
+      </w:r>
+      <w:proofErr w:type="gramStart"/>
+      <w:r>
+        <w:rPr>
+          <w:lang w:eastAsia="es-CO"/>
+        </w:rPr>
+        <w:t>VARCHAR(</w:t>
+      </w:r>
+      <w:proofErr w:type="gramEnd"/>
+      <w:r>
+        <w:rPr>
+          <w:lang w:eastAsia="es-CO"/>
+        </w:rPr>
+        <w:t>50),</w:t>
+      </w:r>
+    </w:p>
+    <w:p>
+      <w:pPr>
+        <w:rPr>
+          <w:lang w:eastAsia="es-CO"/>
+        </w:rPr>
+      </w:pPr>
+      <w:r>
+        <w:rPr>
+          <w:lang w:eastAsia="es-CO"/>
+        </w:rPr>
+        <w:t xml:space="preserve">   Ciudad </w:t>
+      </w:r>
+      <w:proofErr w:type="gramStart"/>
+      <w:r>
+        <w:rPr>
+          <w:lang w:eastAsia="es-CO"/>
+        </w:rPr>
+        <w:t>VARCHAR(</w:t>
+      </w:r>
+      <w:proofErr w:type="gramEnd"/>
+      <w:r>
+        <w:rPr>
+          <w:lang w:eastAsia="es-CO"/>
+        </w:rPr>
+        <w:t>50)</w:t>
       </w:r>
     </w:p>
     <w:p>
@@ -12991,12 +14873,12 @@
       <w:pPr>
         <w:pStyle w:val="Ttulo1"/>
       </w:pPr>
-      <w:bookmarkStart w:id="12" w:name="_Toc228874079"/>
+      <w:bookmarkStart w:id="13" w:name="_Toc232579692"/>
       <w:r>
         <w:lastRenderedPageBreak/>
         <w:t>Diseño de bases de datos relacionales</w:t>
       </w:r>
-      <w:bookmarkEnd w:id="12"/>
+      <w:bookmarkEnd w:id="13"/>
     </w:p>
     <w:p>
       <w:pPr>
@@ -13113,18 +14995,20 @@
           <w:lang w:eastAsia="es-CO"/>
         </w:rPr>
       </w:pPr>
-      <w:bookmarkStart w:id="13" w:name="_Toc228874080"/>
-      <w:bookmarkEnd w:id="13"/>
+      <w:bookmarkStart w:id="14" w:name="_Toc228874080"/>
+      <w:bookmarkStart w:id="15" w:name="_Toc232579693"/>
+      <w:bookmarkEnd w:id="14"/>
+      <w:bookmarkEnd w:id="15"/>
     </w:p>
     <w:p>
       <w:pPr>
         <w:pStyle w:val="Ttulo2"/>
       </w:pPr>
-      <w:bookmarkStart w:id="14" w:name="_Toc228874081"/>
+      <w:bookmarkStart w:id="16" w:name="_Toc232579694"/>
       <w:r>
         <w:t>Normalización de bases de datos</w:t>
       </w:r>
-      <w:bookmarkEnd w:id="14"/>
+      <w:bookmarkEnd w:id="16"/>
     </w:p>
     <w:p>
       <w:pPr>
@@ -13658,11 +15542,11 @@
       <w:pPr>
         <w:pStyle w:val="Ttulo2"/>
       </w:pPr>
-      <w:bookmarkStart w:id="15" w:name="_Toc228874082"/>
+      <w:bookmarkStart w:id="17" w:name="_Toc232579695"/>
       <w:r>
         <w:t>Modelo relacional</w:t>
       </w:r>
-      <w:bookmarkEnd w:id="15"/>
+      <w:bookmarkEnd w:id="17"/>
     </w:p>
     <w:p>
       <w:pPr>
@@ -13795,11 +15679,11 @@
       <w:pPr>
         <w:pStyle w:val="Ttulo2"/>
       </w:pPr>
-      <w:bookmarkStart w:id="16" w:name="_Toc228874083"/>
+      <w:bookmarkStart w:id="18" w:name="_Toc232579696"/>
       <w:r>
         <w:t>Tipos de claves</w:t>
       </w:r>
-      <w:bookmarkEnd w:id="16"/>
+      <w:bookmarkEnd w:id="18"/>
     </w:p>
     <w:p>
       <w:pPr>
@@ -14155,12 +16039,12 @@
       <w:pPr>
         <w:pStyle w:val="Ttulo2"/>
       </w:pPr>
-      <w:bookmarkStart w:id="17" w:name="_Toc228874084"/>
+      <w:bookmarkStart w:id="19" w:name="_Toc232579697"/>
       <w:r>
         <w:lastRenderedPageBreak/>
         <w:t>Entidades fuertes y débiles</w:t>
       </w:r>
-      <w:bookmarkEnd w:id="17"/>
+      <w:bookmarkEnd w:id="19"/>
     </w:p>
     <w:p>
       <w:pPr>
@@ -14856,11 +16740,11 @@
       <w:pPr>
         <w:pStyle w:val="Ttulo2"/>
       </w:pPr>
-      <w:bookmarkStart w:id="18" w:name="_Toc228874085"/>
+      <w:bookmarkStart w:id="20" w:name="_Toc232579698"/>
       <w:r>
         <w:t>Campos relacionales y dependencia de existencia</w:t>
       </w:r>
-      <w:bookmarkEnd w:id="18"/>
+      <w:bookmarkEnd w:id="20"/>
     </w:p>
     <w:p>
       <w:pPr>
@@ -15397,12 +17281,12 @@
       <w:pPr>
         <w:pStyle w:val="Ttulo1"/>
       </w:pPr>
-      <w:bookmarkStart w:id="19" w:name="_Toc228874086"/>
+      <w:bookmarkStart w:id="21" w:name="_Toc232579699"/>
       <w:r>
         <w:lastRenderedPageBreak/>
         <w:t>Lenguajes de sistemas gestores de bases de datos (DBMS)</w:t>
       </w:r>
-      <w:bookmarkEnd w:id="19"/>
+      <w:bookmarkEnd w:id="21"/>
     </w:p>
     <w:p>
       <w:pPr>
@@ -15427,7 +17311,49 @@
         <w:rPr>
           <w:lang w:eastAsia="es-CO"/>
         </w:rPr>
-        <w:t>En el contexto del modelo relacional, el lenguaje más utilizado es SQL (Structured Query Language), el cual se ha consolidado como el estándar para la gestión de bases de datos. A través de SQL, es posible crear, consultar, modificar y controlar los datos, garantizando su integridad y consistencia.</w:t>
+        <w:t>En el contexto del modelo relacional, el lenguaje más utilizado es SQL (</w:t>
+      </w:r>
+      <w:proofErr w:type="spellStart"/>
+      <w:r>
+        <w:rPr>
+          <w:lang w:eastAsia="es-CO"/>
+        </w:rPr>
+        <w:t>Structured</w:t>
+      </w:r>
+      <w:proofErr w:type="spellEnd"/>
+      <w:r>
+        <w:rPr>
+          <w:lang w:eastAsia="es-CO"/>
+        </w:rPr>
+        <w:t xml:space="preserve"> </w:t>
+      </w:r>
+      <w:proofErr w:type="spellStart"/>
+      <w:r>
+        <w:rPr>
+          <w:lang w:eastAsia="es-CO"/>
+        </w:rPr>
+        <w:t>Query</w:t>
+      </w:r>
+      <w:proofErr w:type="spellEnd"/>
+      <w:r>
+        <w:rPr>
+          <w:lang w:eastAsia="es-CO"/>
+        </w:rPr>
+        <w:t xml:space="preserve"> </w:t>
+      </w:r>
+      <w:proofErr w:type="spellStart"/>
+      <w:r>
+        <w:rPr>
+          <w:lang w:eastAsia="es-CO"/>
+        </w:rPr>
+        <w:t>Language</w:t>
+      </w:r>
+      <w:proofErr w:type="spellEnd"/>
+      <w:r>
+        <w:rPr>
+          <w:lang w:eastAsia="es-CO"/>
+        </w:rPr>
+        <w:t>), el cual se ha consolidado como el estándar para la gestión de bases de datos. A través de SQL, es posible crear, consultar, modificar y controlar los datos, garantizando su integridad y consistencia.</w:t>
       </w:r>
     </w:p>
     <w:p>
@@ -15460,30 +17386,60 @@
           <w:lang w:eastAsia="es-CO"/>
         </w:rPr>
       </w:pPr>
-      <w:bookmarkStart w:id="20" w:name="_Toc228874087"/>
-      <w:bookmarkEnd w:id="20"/>
+      <w:bookmarkStart w:id="22" w:name="_Toc228874087"/>
+      <w:bookmarkStart w:id="23" w:name="_Toc232579700"/>
+      <w:bookmarkEnd w:id="22"/>
+      <w:bookmarkEnd w:id="23"/>
     </w:p>
     <w:p>
       <w:pPr>
         <w:pStyle w:val="Ttulo2"/>
       </w:pPr>
-      <w:bookmarkStart w:id="21" w:name="_Toc228874088"/>
+      <w:bookmarkStart w:id="24" w:name="_Toc232579701"/>
       <w:r>
         <w:t>Lenguaje de definición de datos (DDL)</w:t>
       </w:r>
-      <w:bookmarkEnd w:id="21"/>
-    </w:p>
-    <w:p>
-      <w:pPr>
-        <w:rPr>
-          <w:lang w:eastAsia="es-CO"/>
-        </w:rPr>
-      </w:pPr>
-      <w:r>
-        <w:rPr>
-          <w:lang w:eastAsia="es-CO"/>
-        </w:rPr>
-        <w:t>El lenguaje de definición de datos, conocido como DDL (Data Definition Language), es el conjunto de instrucciones utilizado en los sistemas gestores de bases de datos para definir, modificar y eliminar la estructura de los datos. Este lenguaje constituye la base sobre la cual se construyen las bases de datos, ya que permite establecer las tablas, atributos, relaciones y restricciones necesarias para organizar la información.</w:t>
+      <w:bookmarkEnd w:id="24"/>
+    </w:p>
+    <w:p>
+      <w:pPr>
+        <w:rPr>
+          <w:lang w:eastAsia="es-CO"/>
+        </w:rPr>
+      </w:pPr>
+      <w:r>
+        <w:rPr>
+          <w:lang w:eastAsia="es-CO"/>
+        </w:rPr>
+        <w:t xml:space="preserve">El lenguaje de definición de datos, conocido como DDL (Data </w:t>
+      </w:r>
+      <w:proofErr w:type="spellStart"/>
+      <w:r>
+        <w:rPr>
+          <w:lang w:eastAsia="es-CO"/>
+        </w:rPr>
+        <w:t>Definition</w:t>
+      </w:r>
+      <w:proofErr w:type="spellEnd"/>
+      <w:r>
+        <w:rPr>
+          <w:lang w:eastAsia="es-CO"/>
+        </w:rPr>
+        <w:t xml:space="preserve"> </w:t>
+      </w:r>
+      <w:proofErr w:type="spellStart"/>
+      <w:r>
+        <w:rPr>
+          <w:lang w:eastAsia="es-CO"/>
+        </w:rPr>
+        <w:t>Language</w:t>
+      </w:r>
+      <w:proofErr w:type="spellEnd"/>
+      <w:r>
+        <w:rPr>
+          <w:lang w:eastAsia="es-CO"/>
+        </w:rPr>
+        <w:t>), es el conjunto de instrucciones utilizado en los sistemas gestores de bases de datos para definir, modificar y eliminar la estructura de los datos. Este lenguaje constituye la base sobre la cual se construyen las bases de datos, ya que permite establecer las tablas, atributos, relaciones y restricciones necesarias para organizar la información.</w:t>
       </w:r>
     </w:p>
     <w:p>
@@ -15706,20 +17662,48 @@
         <w:rPr>
           <w:lang w:eastAsia="es-CO"/>
         </w:rPr>
-        <w:t xml:space="preserve">   ID_Estudiante INT PRIMARY KEY,</w:t>
-      </w:r>
-    </w:p>
-    <w:p>
-      <w:pPr>
-        <w:rPr>
-          <w:lang w:eastAsia="es-CO"/>
-        </w:rPr>
-      </w:pPr>
-      <w:r>
-        <w:rPr>
-          <w:lang w:eastAsia="es-CO"/>
-        </w:rPr>
-        <w:t xml:space="preserve">   Nombre VARCHAR(50),</w:t>
+        <w:t xml:space="preserve">   </w:t>
+      </w:r>
+      <w:proofErr w:type="spellStart"/>
+      <w:r>
+        <w:rPr>
+          <w:lang w:eastAsia="es-CO"/>
+        </w:rPr>
+        <w:t>ID_Estudiante</w:t>
+      </w:r>
+      <w:proofErr w:type="spellEnd"/>
+      <w:r>
+        <w:rPr>
+          <w:lang w:eastAsia="es-CO"/>
+        </w:rPr>
+        <w:t xml:space="preserve"> INT PRIMARY KEY,</w:t>
+      </w:r>
+    </w:p>
+    <w:p>
+      <w:pPr>
+        <w:rPr>
+          <w:lang w:eastAsia="es-CO"/>
+        </w:rPr>
+      </w:pPr>
+      <w:r>
+        <w:rPr>
+          <w:lang w:eastAsia="es-CO"/>
+        </w:rPr>
+        <w:t xml:space="preserve">   Nombre </w:t>
+      </w:r>
+      <w:proofErr w:type="gramStart"/>
+      <w:r>
+        <w:rPr>
+          <w:lang w:eastAsia="es-CO"/>
+        </w:rPr>
+        <w:t>VARCHAR(</w:t>
+      </w:r>
+      <w:proofErr w:type="gramEnd"/>
+      <w:r>
+        <w:rPr>
+          <w:lang w:eastAsia="es-CO"/>
+        </w:rPr>
+        <w:t>50),</w:t>
       </w:r>
     </w:p>
     <w:p>
@@ -15805,7 +17789,21 @@
         <w:rPr>
           <w:lang w:eastAsia="es-CO"/>
         </w:rPr>
-        <w:t>ADD Correo VARCHAR(100);</w:t>
+        <w:t xml:space="preserve">ADD Correo </w:t>
+      </w:r>
+      <w:proofErr w:type="gramStart"/>
+      <w:r>
+        <w:rPr>
+          <w:lang w:eastAsia="es-CO"/>
+        </w:rPr>
+        <w:t>VARCHAR(</w:t>
+      </w:r>
+      <w:proofErr w:type="gramEnd"/>
+      <w:r>
+        <w:rPr>
+          <w:lang w:eastAsia="es-CO"/>
+        </w:rPr>
+        <w:t>100);</w:t>
       </w:r>
     </w:p>
     <w:p>
@@ -16121,46 +18119,124 @@
         <w:rPr>
           <w:lang w:eastAsia="es-CO"/>
         </w:rPr>
-        <w:t xml:space="preserve">   ID_Pedido INT PRIMARY KEY,</w:t>
-      </w:r>
-    </w:p>
-    <w:p>
-      <w:pPr>
-        <w:rPr>
-          <w:lang w:eastAsia="es-CO"/>
-        </w:rPr>
-      </w:pPr>
-      <w:r>
-        <w:rPr>
-          <w:lang w:eastAsia="es-CO"/>
-        </w:rPr>
-        <w:t xml:space="preserve">   ID_Cliente INT,</w:t>
-      </w:r>
-    </w:p>
-    <w:p>
-      <w:pPr>
-        <w:rPr>
-          <w:lang w:eastAsia="es-CO"/>
-        </w:rPr>
-      </w:pPr>
-      <w:r>
-        <w:rPr>
-          <w:lang w:eastAsia="es-CO"/>
-        </w:rPr>
-        <w:t xml:space="preserve">   Total DECIMAL(10,2),</w:t>
-      </w:r>
-    </w:p>
-    <w:p>
-      <w:pPr>
-        <w:rPr>
-          <w:lang w:eastAsia="es-CO"/>
-        </w:rPr>
-      </w:pPr>
-      <w:r>
-        <w:rPr>
-          <w:lang w:eastAsia="es-CO"/>
-        </w:rPr>
-        <w:t xml:space="preserve">   FOREIGN KEY (ID_Cliente) REFERENCES Cliente(ID_Cliente)</w:t>
+        <w:t xml:space="preserve">   </w:t>
+      </w:r>
+      <w:proofErr w:type="spellStart"/>
+      <w:r>
+        <w:rPr>
+          <w:lang w:eastAsia="es-CO"/>
+        </w:rPr>
+        <w:t>ID_Pedido</w:t>
+      </w:r>
+      <w:proofErr w:type="spellEnd"/>
+      <w:r>
+        <w:rPr>
+          <w:lang w:eastAsia="es-CO"/>
+        </w:rPr>
+        <w:t xml:space="preserve"> INT PRIMARY KEY,</w:t>
+      </w:r>
+    </w:p>
+    <w:p>
+      <w:pPr>
+        <w:rPr>
+          <w:lang w:eastAsia="es-CO"/>
+        </w:rPr>
+      </w:pPr>
+      <w:r>
+        <w:rPr>
+          <w:lang w:eastAsia="es-CO"/>
+        </w:rPr>
+        <w:t xml:space="preserve">   </w:t>
+      </w:r>
+      <w:proofErr w:type="spellStart"/>
+      <w:r>
+        <w:rPr>
+          <w:lang w:eastAsia="es-CO"/>
+        </w:rPr>
+        <w:t>ID_Cliente</w:t>
+      </w:r>
+      <w:proofErr w:type="spellEnd"/>
+      <w:r>
+        <w:rPr>
+          <w:lang w:eastAsia="es-CO"/>
+        </w:rPr>
+        <w:t xml:space="preserve"> INT,</w:t>
+      </w:r>
+    </w:p>
+    <w:p>
+      <w:pPr>
+        <w:rPr>
+          <w:lang w:eastAsia="es-CO"/>
+        </w:rPr>
+      </w:pPr>
+      <w:r>
+        <w:rPr>
+          <w:lang w:eastAsia="es-CO"/>
+        </w:rPr>
+        <w:t xml:space="preserve">   Total </w:t>
+      </w:r>
+      <w:proofErr w:type="gramStart"/>
+      <w:r>
+        <w:rPr>
+          <w:lang w:eastAsia="es-CO"/>
+        </w:rPr>
+        <w:t>DECIMAL(</w:t>
+      </w:r>
+      <w:proofErr w:type="gramEnd"/>
+      <w:r>
+        <w:rPr>
+          <w:lang w:eastAsia="es-CO"/>
+        </w:rPr>
+        <w:t>10,2),</w:t>
+      </w:r>
+    </w:p>
+    <w:p>
+      <w:pPr>
+        <w:rPr>
+          <w:lang w:eastAsia="es-CO"/>
+        </w:rPr>
+      </w:pPr>
+      <w:r>
+        <w:rPr>
+          <w:lang w:eastAsia="es-CO"/>
+        </w:rPr>
+        <w:t xml:space="preserve">   FOREIGN KEY (</w:t>
+      </w:r>
+      <w:proofErr w:type="spellStart"/>
+      <w:r>
+        <w:rPr>
+          <w:lang w:eastAsia="es-CO"/>
+        </w:rPr>
+        <w:t>ID_Cliente</w:t>
+      </w:r>
+      <w:proofErr w:type="spellEnd"/>
+      <w:r>
+        <w:rPr>
+          <w:lang w:eastAsia="es-CO"/>
+        </w:rPr>
+        <w:t xml:space="preserve">) REFERENCES </w:t>
+      </w:r>
+      <w:proofErr w:type="gramStart"/>
+      <w:r>
+        <w:rPr>
+          <w:lang w:eastAsia="es-CO"/>
+        </w:rPr>
+        <w:t>Cliente(</w:t>
+      </w:r>
+      <w:proofErr w:type="spellStart"/>
+      <w:proofErr w:type="gramEnd"/>
+      <w:r>
+        <w:rPr>
+          <w:lang w:eastAsia="es-CO"/>
+        </w:rPr>
+        <w:t>ID_Cliente</w:t>
+      </w:r>
+      <w:proofErr w:type="spellEnd"/>
+      <w:r>
+        <w:rPr>
+          <w:lang w:eastAsia="es-CO"/>
+        </w:rPr>
+        <w:t>)</w:t>
       </w:r>
     </w:p>
     <w:p>
@@ -16245,33 +18321,133 @@
         <w:rPr>
           <w:lang w:eastAsia="es-CO"/>
         </w:rPr>
-        <w:t xml:space="preserve">    EmpleadoID int IDENTITY(1,1) NOT NULL,</w:t>
-      </w:r>
-    </w:p>
-    <w:p>
-      <w:pPr>
-        <w:rPr>
-          <w:lang w:eastAsia="es-CO"/>
-        </w:rPr>
-      </w:pPr>
-      <w:r>
-        <w:rPr>
-          <w:lang w:eastAsia="es-CO"/>
-        </w:rPr>
-        <w:t xml:space="preserve">    Nombre nvarchar(50) NOT NULL CONSTRAINT UQ_Empleados_Nombre UNIQUE,</w:t>
-      </w:r>
-    </w:p>
-    <w:p>
-      <w:pPr>
-        <w:rPr>
-          <w:lang w:eastAsia="es-CO"/>
-        </w:rPr>
-      </w:pPr>
-      <w:r>
-        <w:rPr>
-          <w:lang w:eastAsia="es-CO"/>
-        </w:rPr>
-        <w:t xml:space="preserve">    Email nvarchar(100) NOT NULL,</w:t>
+        <w:t xml:space="preserve">    </w:t>
+      </w:r>
+      <w:proofErr w:type="spellStart"/>
+      <w:r>
+        <w:rPr>
+          <w:lang w:eastAsia="es-CO"/>
+        </w:rPr>
+        <w:t>EmpleadoID</w:t>
+      </w:r>
+      <w:proofErr w:type="spellEnd"/>
+      <w:r>
+        <w:rPr>
+          <w:lang w:eastAsia="es-CO"/>
+        </w:rPr>
+        <w:t xml:space="preserve"> </w:t>
+      </w:r>
+      <w:proofErr w:type="spellStart"/>
+      <w:r>
+        <w:rPr>
+          <w:lang w:eastAsia="es-CO"/>
+        </w:rPr>
+        <w:t>int</w:t>
+      </w:r>
+      <w:proofErr w:type="spellEnd"/>
+      <w:r>
+        <w:rPr>
+          <w:lang w:eastAsia="es-CO"/>
+        </w:rPr>
+        <w:t xml:space="preserve"> </w:t>
+      </w:r>
+      <w:proofErr w:type="gramStart"/>
+      <w:r>
+        <w:rPr>
+          <w:lang w:eastAsia="es-CO"/>
+        </w:rPr>
+        <w:t>IDENTITY(</w:t>
+      </w:r>
+      <w:proofErr w:type="gramEnd"/>
+      <w:r>
+        <w:rPr>
+          <w:lang w:eastAsia="es-CO"/>
+        </w:rPr>
+        <w:t>1,1) NOT NULL,</w:t>
+      </w:r>
+    </w:p>
+    <w:p>
+      <w:pPr>
+        <w:rPr>
+          <w:lang w:eastAsia="es-CO"/>
+        </w:rPr>
+      </w:pPr>
+      <w:r>
+        <w:rPr>
+          <w:lang w:eastAsia="es-CO"/>
+        </w:rPr>
+        <w:t xml:space="preserve">    Nombre </w:t>
+      </w:r>
+      <w:proofErr w:type="spellStart"/>
+      <w:proofErr w:type="gramStart"/>
+      <w:r>
+        <w:rPr>
+          <w:lang w:eastAsia="es-CO"/>
+        </w:rPr>
+        <w:t>nvarchar</w:t>
+      </w:r>
+      <w:proofErr w:type="spellEnd"/>
+      <w:r>
+        <w:rPr>
+          <w:lang w:eastAsia="es-CO"/>
+        </w:rPr>
+        <w:t>(</w:t>
+      </w:r>
+      <w:proofErr w:type="gramEnd"/>
+      <w:r>
+        <w:rPr>
+          <w:lang w:eastAsia="es-CO"/>
+        </w:rPr>
+        <w:t xml:space="preserve">50) NOT NULL CONSTRAINT </w:t>
+      </w:r>
+      <w:proofErr w:type="spellStart"/>
+      <w:r>
+        <w:rPr>
+          <w:lang w:eastAsia="es-CO"/>
+        </w:rPr>
+        <w:t>UQ_Empleados_Nombre</w:t>
+      </w:r>
+      <w:proofErr w:type="spellEnd"/>
+      <w:r>
+        <w:rPr>
+          <w:lang w:eastAsia="es-CO"/>
+        </w:rPr>
+        <w:t xml:space="preserve"> UNIQUE,</w:t>
+      </w:r>
+    </w:p>
+    <w:p>
+      <w:pPr>
+        <w:rPr>
+          <w:lang w:eastAsia="es-CO"/>
+        </w:rPr>
+      </w:pPr>
+      <w:r>
+        <w:rPr>
+          <w:lang w:eastAsia="es-CO"/>
+        </w:rPr>
+        <w:t xml:space="preserve">    Email </w:t>
+      </w:r>
+      <w:proofErr w:type="spellStart"/>
+      <w:proofErr w:type="gramStart"/>
+      <w:r>
+        <w:rPr>
+          <w:lang w:eastAsia="es-CO"/>
+        </w:rPr>
+        <w:t>nvarchar</w:t>
+      </w:r>
+      <w:proofErr w:type="spellEnd"/>
+      <w:r>
+        <w:rPr>
+          <w:lang w:eastAsia="es-CO"/>
+        </w:rPr>
+        <w:t>(</w:t>
+      </w:r>
+      <w:proofErr w:type="gramEnd"/>
+      <w:r>
+        <w:rPr>
+          <w:lang w:eastAsia="es-CO"/>
+        </w:rPr>
+        <w:t>100) NOT NULL,</w:t>
       </w:r>
     </w:p>
     <w:p>
@@ -16285,119 +18461,207 @@
           <w:lang w:eastAsia="es-CO"/>
         </w:rPr>
         <w:lastRenderedPageBreak/>
-        <w:t xml:space="preserve">    DepartamentoID int NOT NULL,</w:t>
-      </w:r>
-    </w:p>
-    <w:p>
-      <w:pPr>
-        <w:rPr>
-          <w:lang w:eastAsia="es-CO"/>
-        </w:rPr>
-      </w:pPr>
-      <w:r>
-        <w:rPr>
-          <w:lang w:eastAsia="es-CO"/>
-        </w:rPr>
-        <w:t xml:space="preserve">    FechaContratacion date NOT NULL,</w:t>
-      </w:r>
-    </w:p>
-    <w:p>
-      <w:pPr>
-        <w:rPr>
-          <w:lang w:eastAsia="es-CO"/>
-        </w:rPr>
-      </w:pPr>
-      <w:r>
-        <w:rPr>
-          <w:lang w:eastAsia="es-CO"/>
-        </w:rPr>
-        <w:t xml:space="preserve">    Salario decimal(12,2) NOT NULL,</w:t>
-      </w:r>
-    </w:p>
-    <w:p>
-      <w:pPr>
-        <w:rPr>
-          <w:lang w:eastAsia="es-CO"/>
-        </w:rPr>
-      </w:pPr>
-      <w:r>
-        <w:rPr>
-          <w:lang w:eastAsia="es-CO"/>
-        </w:rPr>
-        <w:t xml:space="preserve">    Estado bit NOT NULL CONSTRAINT DF_Empleados_Estado DEFAULT(1)</w:t>
-      </w:r>
-    </w:p>
-    <w:p>
-      <w:pPr>
-        <w:rPr>
-          <w:lang w:eastAsia="es-CO"/>
-        </w:rPr>
-      </w:pPr>
-      <w:r>
-        <w:rPr>
-          <w:lang w:eastAsia="es-CO"/>
-        </w:rPr>
-        <w:t xml:space="preserve">    CONSTRAINT PK_Empleados PRIMARY KEY CLUSTERED (EmpleadoID),</w:t>
-      </w:r>
-    </w:p>
-    <w:p>
-      <w:pPr>
-        <w:rPr>
-          <w:lang w:eastAsia="es-CO"/>
-        </w:rPr>
-      </w:pPr>
-      <w:r>
-        <w:rPr>
-          <w:lang w:eastAsia="es-CO"/>
-        </w:rPr>
-        <w:t xml:space="preserve">    CONSTRAINT FK_Empleados_Departamentos FOREIGN KEY (DepartamentoID)</w:t>
-      </w:r>
-    </w:p>
-    <w:p>
-      <w:pPr>
-        <w:rPr>
-          <w:lang w:eastAsia="es-CO"/>
-        </w:rPr>
-      </w:pPr>
-      <w:r>
-        <w:rPr>
-          <w:lang w:eastAsia="es-CO"/>
-        </w:rPr>
-        <w:t xml:space="preserve">    REFERENCES Departamentos(DepartamentoID) ON UPDATE CASCADE,</w:t>
-      </w:r>
-    </w:p>
-    <w:p>
-      <w:pPr>
-        <w:rPr>
-          <w:lang w:eastAsia="es-CO"/>
-        </w:rPr>
-      </w:pPr>
-      <w:r>
-        <w:rPr>
-          <w:lang w:eastAsia="es-CO"/>
-        </w:rPr>
-        <w:t xml:space="preserve">    CONSTRAINT CK_Empleados_Salario CHECK (Salario &gt; 0),</w:t>
-      </w:r>
-    </w:p>
-    <w:p>
-      <w:pPr>
-        <w:rPr>
-          <w:lang w:eastAsia="es-CO"/>
-        </w:rPr>
-      </w:pPr>
-      <w:r>
-        <w:rPr>
-          <w:lang w:eastAsia="es-CO"/>
-        </w:rPr>
-        <w:t xml:space="preserve">    CONSTRAINT CK_Empleados_Email CHECK (Email LIKE '%@_._%')</w:t>
-      </w:r>
-    </w:p>
-    <w:p>
-      <w:pPr>
-        <w:rPr>
-          <w:lang w:eastAsia="es-CO"/>
-        </w:rPr>
-      </w:pPr>
+        <w:t xml:space="preserve">    </w:t>
+      </w:r>
+      <w:proofErr w:type="spellStart"/>
+      <w:r>
+        <w:rPr>
+          <w:lang w:eastAsia="es-CO"/>
+        </w:rPr>
+        <w:t>DepartamentoID</w:t>
+      </w:r>
+      <w:proofErr w:type="spellEnd"/>
+      <w:r>
+        <w:rPr>
+          <w:lang w:eastAsia="es-CO"/>
+        </w:rPr>
+        <w:t xml:space="preserve"> </w:t>
+      </w:r>
+      <w:proofErr w:type="spellStart"/>
+      <w:r>
+        <w:rPr>
+          <w:lang w:eastAsia="es-CO"/>
+        </w:rPr>
+        <w:t>int</w:t>
+      </w:r>
+      <w:proofErr w:type="spellEnd"/>
+      <w:r>
+        <w:rPr>
+          <w:lang w:eastAsia="es-CO"/>
+        </w:rPr>
+        <w:t xml:space="preserve"> NOT NULL,</w:t>
+      </w:r>
+    </w:p>
+    <w:p>
+      <w:pPr>
+        <w:rPr>
+          <w:lang w:eastAsia="es-CO"/>
+        </w:rPr>
+      </w:pPr>
+      <w:r>
+        <w:rPr>
+          <w:lang w:eastAsia="es-CO"/>
+        </w:rPr>
+        <w:t xml:space="preserve">    </w:t>
+      </w:r>
+      <w:proofErr w:type="spellStart"/>
+      <w:r>
+        <w:rPr>
+          <w:lang w:eastAsia="es-CO"/>
+        </w:rPr>
+        <w:t>FechaContratacion</w:t>
+      </w:r>
+      <w:proofErr w:type="spellEnd"/>
+      <w:r>
+        <w:rPr>
+          <w:lang w:eastAsia="es-CO"/>
+        </w:rPr>
+        <w:t xml:space="preserve"> date NOT NULL,</w:t>
+      </w:r>
+    </w:p>
+    <w:p>
+      <w:pPr>
+        <w:rPr>
+          <w:lang w:eastAsia="es-CO"/>
+        </w:rPr>
+      </w:pPr>
+      <w:r>
+        <w:rPr>
+          <w:lang w:eastAsia="es-CO"/>
+        </w:rPr>
+        <w:t xml:space="preserve">    Salario </w:t>
+      </w:r>
+      <w:proofErr w:type="gramStart"/>
+      <w:r>
+        <w:rPr>
+          <w:lang w:eastAsia="es-CO"/>
+        </w:rPr>
+        <w:t>decimal(</w:t>
+      </w:r>
+      <w:proofErr w:type="gramEnd"/>
+      <w:r>
+        <w:rPr>
+          <w:lang w:eastAsia="es-CO"/>
+        </w:rPr>
+        <w:t>12,2) NOT NULL,</w:t>
+      </w:r>
+    </w:p>
+    <w:p>
+      <w:pPr>
+        <w:rPr>
+          <w:lang w:eastAsia="es-CO"/>
+        </w:rPr>
+      </w:pPr>
+      <w:r>
+        <w:rPr>
+          <w:lang w:eastAsia="es-CO"/>
+        </w:rPr>
+        <w:t xml:space="preserve">    Estado bit NOT NULL CONSTRAINT </w:t>
+      </w:r>
+      <w:proofErr w:type="spellStart"/>
+      <w:r>
+        <w:rPr>
+          <w:lang w:eastAsia="es-CO"/>
+        </w:rPr>
+        <w:t>DF_Empleados_Estado</w:t>
+      </w:r>
+      <w:proofErr w:type="spellEnd"/>
+      <w:r>
+        <w:rPr>
+          <w:lang w:eastAsia="es-CO"/>
+        </w:rPr>
+        <w:t xml:space="preserve"> </w:t>
+      </w:r>
+      <w:proofErr w:type="gramStart"/>
+      <w:r>
+        <w:rPr>
+          <w:lang w:eastAsia="es-CO"/>
+        </w:rPr>
+        <w:t>DEFAULT(</w:t>
+      </w:r>
+      <w:proofErr w:type="gramEnd"/>
+      <w:r>
+        <w:rPr>
+          <w:lang w:eastAsia="es-CO"/>
+        </w:rPr>
+        <w:t>1)</w:t>
+      </w:r>
+    </w:p>
+    <w:p>
+      <w:pPr>
+        <w:rPr>
+          <w:lang w:eastAsia="es-CO"/>
+        </w:rPr>
+      </w:pPr>
+      <w:r>
+        <w:rPr>
+          <w:lang w:eastAsia="es-CO"/>
+        </w:rPr>
+        <w:t xml:space="preserve">    CONSTRAINT </w:t>
+      </w:r>
+      <w:proofErr w:type="spellStart"/>
+      <w:r>
+        <w:rPr>
+          <w:lang w:eastAsia="es-CO"/>
+        </w:rPr>
+        <w:t>PK_Empleados</w:t>
+      </w:r>
+      <w:proofErr w:type="spellEnd"/>
+      <w:r>
+        <w:rPr>
+          <w:lang w:eastAsia="es-CO"/>
+        </w:rPr>
+        <w:t xml:space="preserve"> PRIMARY KEY CLUSTERED (</w:t>
+      </w:r>
+      <w:proofErr w:type="spellStart"/>
+      <w:r>
+        <w:rPr>
+          <w:lang w:eastAsia="es-CO"/>
+        </w:rPr>
+        <w:t>EmpleadoID</w:t>
+      </w:r>
+      <w:proofErr w:type="spellEnd"/>
+      <w:r>
+        <w:rPr>
+          <w:lang w:eastAsia="es-CO"/>
+        </w:rPr>
+        <w:t>),</w:t>
+      </w:r>
+    </w:p>
+    <w:p>
+      <w:pPr>
+        <w:rPr>
+          <w:lang w:eastAsia="es-CO"/>
+        </w:rPr>
+      </w:pPr>
+      <w:r>
+        <w:rPr>
+          <w:lang w:eastAsia="es-CO"/>
+        </w:rPr>
+        <w:t xml:space="preserve">    CONSTRAINT </w:t>
+      </w:r>
+      <w:proofErr w:type="spellStart"/>
+      <w:r>
+        <w:rPr>
+          <w:lang w:eastAsia="es-CO"/>
+        </w:rPr>
+        <w:t>FK_Empleados_Departamentos</w:t>
+      </w:r>
+      <w:proofErr w:type="spellEnd"/>
+      <w:r>
+        <w:rPr>
+          <w:lang w:eastAsia="es-CO"/>
+        </w:rPr>
+        <w:t xml:space="preserve"> FOREIGN KEY (</w:t>
+      </w:r>
+      <w:proofErr w:type="spellStart"/>
+      <w:r>
+        <w:rPr>
+          <w:lang w:eastAsia="es-CO"/>
+        </w:rPr>
+        <w:t>DepartamentoID</w:t>
+      </w:r>
+      <w:proofErr w:type="spellEnd"/>
       <w:r>
         <w:rPr>
           <w:lang w:eastAsia="es-CO"/>
@@ -16415,6 +18679,122 @@
         <w:rPr>
           <w:lang w:eastAsia="es-CO"/>
         </w:rPr>
+        <w:t xml:space="preserve">    REFERENCES </w:t>
+      </w:r>
+      <w:proofErr w:type="gramStart"/>
+      <w:r>
+        <w:rPr>
+          <w:lang w:eastAsia="es-CO"/>
+        </w:rPr>
+        <w:t>Departamentos(</w:t>
+      </w:r>
+      <w:proofErr w:type="spellStart"/>
+      <w:proofErr w:type="gramEnd"/>
+      <w:r>
+        <w:rPr>
+          <w:lang w:eastAsia="es-CO"/>
+        </w:rPr>
+        <w:t>DepartamentoID</w:t>
+      </w:r>
+      <w:proofErr w:type="spellEnd"/>
+      <w:r>
+        <w:rPr>
+          <w:lang w:eastAsia="es-CO"/>
+        </w:rPr>
+        <w:t>) ON UPDATE CASCADE,</w:t>
+      </w:r>
+    </w:p>
+    <w:p>
+      <w:pPr>
+        <w:rPr>
+          <w:lang w:eastAsia="es-CO"/>
+        </w:rPr>
+      </w:pPr>
+      <w:r>
+        <w:rPr>
+          <w:lang w:eastAsia="es-CO"/>
+        </w:rPr>
+        <w:t xml:space="preserve">    CONSTRAINT </w:t>
+      </w:r>
+      <w:proofErr w:type="spellStart"/>
+      <w:r>
+        <w:rPr>
+          <w:lang w:eastAsia="es-CO"/>
+        </w:rPr>
+        <w:t>CK_Empleados_Salario</w:t>
+      </w:r>
+      <w:proofErr w:type="spellEnd"/>
+      <w:r>
+        <w:rPr>
+          <w:lang w:eastAsia="es-CO"/>
+        </w:rPr>
+        <w:t xml:space="preserve"> CHECK (Salario &gt; 0),</w:t>
+      </w:r>
+    </w:p>
+    <w:p>
+      <w:pPr>
+        <w:rPr>
+          <w:lang w:eastAsia="es-CO"/>
+        </w:rPr>
+      </w:pPr>
+      <w:r>
+        <w:rPr>
+          <w:lang w:eastAsia="es-CO"/>
+        </w:rPr>
+        <w:t xml:space="preserve">    CONSTRAINT </w:t>
+      </w:r>
+      <w:proofErr w:type="spellStart"/>
+      <w:r>
+        <w:rPr>
+          <w:lang w:eastAsia="es-CO"/>
+        </w:rPr>
+        <w:t>CK_Empleados_Email</w:t>
+      </w:r>
+      <w:proofErr w:type="spellEnd"/>
+      <w:r>
+        <w:rPr>
+          <w:lang w:eastAsia="es-CO"/>
+        </w:rPr>
+        <w:t xml:space="preserve"> CHECK (Email LIKE '%@</w:t>
+      </w:r>
+      <w:proofErr w:type="gramStart"/>
+      <w:r>
+        <w:rPr>
+          <w:lang w:eastAsia="es-CO"/>
+        </w:rPr>
+        <w:t>_._</w:t>
+      </w:r>
+      <w:proofErr w:type="gramEnd"/>
+      <w:r>
+        <w:rPr>
+          <w:lang w:eastAsia="es-CO"/>
+        </w:rPr>
+        <w:t>%')</w:t>
+      </w:r>
+    </w:p>
+    <w:p>
+      <w:pPr>
+        <w:rPr>
+          <w:lang w:eastAsia="es-CO"/>
+        </w:rPr>
+      </w:pPr>
+      <w:r>
+        <w:rPr>
+          <w:lang w:eastAsia="es-CO"/>
+        </w:rPr>
+        <w:t>)</w:t>
+      </w:r>
+    </w:p>
+    <w:p>
+      <w:pPr>
+        <w:rPr>
+          <w:lang w:eastAsia="es-CO"/>
+        </w:rPr>
+      </w:pPr>
+      <w:r>
+        <w:rPr>
+          <w:lang w:eastAsia="es-CO"/>
+        </w:rPr>
         <w:t>GO</w:t>
       </w:r>
     </w:p>
@@ -16437,31 +18817,179 @@
           <w:lang w:eastAsia="es-CO"/>
         </w:rPr>
       </w:pPr>
-      <w:r>
-        <w:rPr>
-          <w:lang w:eastAsia="es-CO"/>
-        </w:rPr>
-        <w:t>(    DepartamentoID int IDENTITY(1,1) NOT NULL,    Nombre nvarchar(50) NOT NULL CONSTRAINT UQ_Departamentos_Nombre UNIQUE,   Ubicacion nvarchar(100) NOT NULL, FechaCreacion date NOT NULL CONSTRAINT DF_Departamentos_Fecha DEFAULT(GETDATE()),</w:t>
-      </w:r>
-    </w:p>
-    <w:p>
-      <w:pPr>
-        <w:rPr>
-          <w:lang w:eastAsia="es-CO"/>
-        </w:rPr>
-      </w:pPr>
-    </w:p>
-    <w:p>
-      <w:pPr>
-        <w:rPr>
-          <w:lang w:eastAsia="es-CO"/>
-        </w:rPr>
-      </w:pPr>
-      <w:r>
-        <w:rPr>
-          <w:lang w:eastAsia="es-CO"/>
-        </w:rPr>
-        <w:t xml:space="preserve">    CONSTRAINT PK_Departamentos PRIMARY KEY CLUSTERED (DepartamentoID)</w:t>
+      <w:proofErr w:type="gramStart"/>
+      <w:r>
+        <w:rPr>
+          <w:lang w:eastAsia="es-CO"/>
+        </w:rPr>
+        <w:t xml:space="preserve">(  </w:t>
+      </w:r>
+      <w:proofErr w:type="gramEnd"/>
+      <w:r>
+        <w:rPr>
+          <w:lang w:eastAsia="es-CO"/>
+        </w:rPr>
+        <w:t xml:space="preserve">  </w:t>
+      </w:r>
+      <w:proofErr w:type="spellStart"/>
+      <w:r>
+        <w:rPr>
+          <w:lang w:eastAsia="es-CO"/>
+        </w:rPr>
+        <w:t>DepartamentoID</w:t>
+      </w:r>
+      <w:proofErr w:type="spellEnd"/>
+      <w:r>
+        <w:rPr>
+          <w:lang w:eastAsia="es-CO"/>
+        </w:rPr>
+        <w:t xml:space="preserve"> </w:t>
+      </w:r>
+      <w:proofErr w:type="spellStart"/>
+      <w:r>
+        <w:rPr>
+          <w:lang w:eastAsia="es-CO"/>
+        </w:rPr>
+        <w:t>int</w:t>
+      </w:r>
+      <w:proofErr w:type="spellEnd"/>
+      <w:r>
+        <w:rPr>
+          <w:lang w:eastAsia="es-CO"/>
+        </w:rPr>
+        <w:t xml:space="preserve"> IDENTITY(1,1) NOT NULL,    Nombre </w:t>
+      </w:r>
+      <w:proofErr w:type="spellStart"/>
+      <w:r>
+        <w:rPr>
+          <w:lang w:eastAsia="es-CO"/>
+        </w:rPr>
+        <w:t>nvarchar</w:t>
+      </w:r>
+      <w:proofErr w:type="spellEnd"/>
+      <w:r>
+        <w:rPr>
+          <w:lang w:eastAsia="es-CO"/>
+        </w:rPr>
+        <w:t xml:space="preserve">(50) NOT NULL CONSTRAINT </w:t>
+      </w:r>
+      <w:proofErr w:type="spellStart"/>
+      <w:r>
+        <w:rPr>
+          <w:lang w:eastAsia="es-CO"/>
+        </w:rPr>
+        <w:t>UQ_Departamentos_Nombre</w:t>
+      </w:r>
+      <w:proofErr w:type="spellEnd"/>
+      <w:r>
+        <w:rPr>
+          <w:lang w:eastAsia="es-CO"/>
+        </w:rPr>
+        <w:t xml:space="preserve"> UNIQUE,   </w:t>
+      </w:r>
+      <w:proofErr w:type="spellStart"/>
+      <w:r>
+        <w:rPr>
+          <w:lang w:eastAsia="es-CO"/>
+        </w:rPr>
+        <w:t>Ubicacion</w:t>
+      </w:r>
+      <w:proofErr w:type="spellEnd"/>
+      <w:r>
+        <w:rPr>
+          <w:lang w:eastAsia="es-CO"/>
+        </w:rPr>
+        <w:t xml:space="preserve"> </w:t>
+      </w:r>
+      <w:proofErr w:type="spellStart"/>
+      <w:r>
+        <w:rPr>
+          <w:lang w:eastAsia="es-CO"/>
+        </w:rPr>
+        <w:t>nvarchar</w:t>
+      </w:r>
+      <w:proofErr w:type="spellEnd"/>
+      <w:r>
+        <w:rPr>
+          <w:lang w:eastAsia="es-CO"/>
+        </w:rPr>
+        <w:t xml:space="preserve">(100) NOT NULL, </w:t>
+      </w:r>
+      <w:proofErr w:type="spellStart"/>
+      <w:r>
+        <w:rPr>
+          <w:lang w:eastAsia="es-CO"/>
+        </w:rPr>
+        <w:t>FechaCreacion</w:t>
+      </w:r>
+      <w:proofErr w:type="spellEnd"/>
+      <w:r>
+        <w:rPr>
+          <w:lang w:eastAsia="es-CO"/>
+        </w:rPr>
+        <w:t xml:space="preserve"> date NOT NULL CONSTRAINT </w:t>
+      </w:r>
+      <w:proofErr w:type="spellStart"/>
+      <w:r>
+        <w:rPr>
+          <w:lang w:eastAsia="es-CO"/>
+        </w:rPr>
+        <w:t>DF_Departamentos_Fecha</w:t>
+      </w:r>
+      <w:proofErr w:type="spellEnd"/>
+      <w:r>
+        <w:rPr>
+          <w:lang w:eastAsia="es-CO"/>
+        </w:rPr>
+        <w:t xml:space="preserve"> DEFAULT(GETDATE()),</w:t>
+      </w:r>
+    </w:p>
+    <w:p>
+      <w:pPr>
+        <w:rPr>
+          <w:lang w:eastAsia="es-CO"/>
+        </w:rPr>
+      </w:pPr>
+    </w:p>
+    <w:p>
+      <w:pPr>
+        <w:rPr>
+          <w:lang w:eastAsia="es-CO"/>
+        </w:rPr>
+      </w:pPr>
+      <w:r>
+        <w:rPr>
+          <w:lang w:eastAsia="es-CO"/>
+        </w:rPr>
+        <w:t xml:space="preserve">    CONSTRAINT </w:t>
+      </w:r>
+      <w:proofErr w:type="spellStart"/>
+      <w:r>
+        <w:rPr>
+          <w:lang w:eastAsia="es-CO"/>
+        </w:rPr>
+        <w:t>PK_Departamentos</w:t>
+      </w:r>
+      <w:proofErr w:type="spellEnd"/>
+      <w:r>
+        <w:rPr>
+          <w:lang w:eastAsia="es-CO"/>
+        </w:rPr>
+        <w:t xml:space="preserve"> PRIMARY KEY CLUSTERED (</w:t>
+      </w:r>
+      <w:proofErr w:type="spellStart"/>
+      <w:r>
+        <w:rPr>
+          <w:lang w:eastAsia="es-CO"/>
+        </w:rPr>
+        <w:t>DepartamentoID</w:t>
+      </w:r>
+      <w:proofErr w:type="spellEnd"/>
+      <w:r>
+        <w:rPr>
+          <w:lang w:eastAsia="es-CO"/>
+        </w:rPr>
+        <w:t>)</w:t>
       </w:r>
     </w:p>
     <w:p>
@@ -16638,7 +19166,23 @@
           <w:b/>
           <w:lang w:eastAsia="es-CO"/>
         </w:rPr>
-        <w:t>DEFAULT (GETDATE())</w:t>
+        <w:t>DEFAULT (</w:t>
+      </w:r>
+      <w:proofErr w:type="gramStart"/>
+      <w:r>
+        <w:rPr>
+          <w:b/>
+          <w:lang w:eastAsia="es-CO"/>
+        </w:rPr>
+        <w:t>GETDATE(</w:t>
+      </w:r>
+      <w:proofErr w:type="gramEnd"/>
+      <w:r>
+        <w:rPr>
+          <w:b/>
+          <w:lang w:eastAsia="es-CO"/>
+        </w:rPr>
+        <w:t>))</w:t>
       </w:r>
       <w:r>
         <w:rPr>
@@ -16712,23 +19256,51 @@
       <w:pPr>
         <w:pStyle w:val="Ttulo2"/>
       </w:pPr>
-      <w:bookmarkStart w:id="22" w:name="_Toc228874089"/>
+      <w:bookmarkStart w:id="25" w:name="_Toc232579702"/>
       <w:r>
         <w:t>Lenguaje de manipulación de datos (DML)</w:t>
       </w:r>
-      <w:bookmarkEnd w:id="22"/>
-    </w:p>
-    <w:p>
-      <w:pPr>
-        <w:rPr>
-          <w:lang w:eastAsia="es-CO"/>
-        </w:rPr>
-      </w:pPr>
-      <w:r>
-        <w:rPr>
-          <w:lang w:eastAsia="es-CO"/>
-        </w:rPr>
-        <w:t>El lenguaje de manipulación de datos, conocido como DML (Data Manipulation Language), es el conjunto de instrucciones que permite gestionar la información almacenada en una base de datos. A través de este lenguaje, es posible realizar operaciones fundamentales como la inserción, consulta, actualización y eliminación de datos.</w:t>
+      <w:bookmarkEnd w:id="25"/>
+    </w:p>
+    <w:p>
+      <w:pPr>
+        <w:rPr>
+          <w:lang w:eastAsia="es-CO"/>
+        </w:rPr>
+      </w:pPr>
+      <w:r>
+        <w:rPr>
+          <w:lang w:eastAsia="es-CO"/>
+        </w:rPr>
+        <w:t xml:space="preserve">El lenguaje de manipulación de datos, conocido como DML (Data </w:t>
+      </w:r>
+      <w:proofErr w:type="spellStart"/>
+      <w:r>
+        <w:rPr>
+          <w:lang w:eastAsia="es-CO"/>
+        </w:rPr>
+        <w:t>Manipulation</w:t>
+      </w:r>
+      <w:proofErr w:type="spellEnd"/>
+      <w:r>
+        <w:rPr>
+          <w:lang w:eastAsia="es-CO"/>
+        </w:rPr>
+        <w:t xml:space="preserve"> </w:t>
+      </w:r>
+      <w:proofErr w:type="spellStart"/>
+      <w:r>
+        <w:rPr>
+          <w:lang w:eastAsia="es-CO"/>
+        </w:rPr>
+        <w:t>Language</w:t>
+      </w:r>
+      <w:proofErr w:type="spellEnd"/>
+      <w:r>
+        <w:rPr>
+          <w:lang w:eastAsia="es-CO"/>
+        </w:rPr>
+        <w:t>), es el conjunto de instrucciones que permite gestionar la información almacenada en una base de datos. A través de este lenguaje, es posible realizar operaciones fundamentales como la inserción, consulta, actualización y eliminación de datos.</w:t>
       </w:r>
     </w:p>
     <w:p>
@@ -17103,23 +19675,37 @@
       <w:pPr>
         <w:pStyle w:val="Ttulo2"/>
       </w:pPr>
-      <w:bookmarkStart w:id="23" w:name="_Toc228874090"/>
+      <w:bookmarkStart w:id="26" w:name="_Toc232579703"/>
       <w:r>
         <w:t>Lenguaje de control de datos (DCL)</w:t>
       </w:r>
-      <w:bookmarkEnd w:id="23"/>
-    </w:p>
-    <w:p>
-      <w:pPr>
-        <w:rPr>
-          <w:lang w:eastAsia="es-CO"/>
-        </w:rPr>
-      </w:pPr>
-      <w:r>
-        <w:rPr>
-          <w:lang w:eastAsia="es-CO"/>
-        </w:rPr>
-        <w:t>El Lenguaje de control de datos, conocido como DCL (Data Control Language), es el conjunto de instrucciones utilizadas para gestionar la seguridad y el acceso a la información dentro de un sistema gestor de bases de datos. Este lenguaje permite definir qué usuarios pueden acceder a la base de datos y qué tipo de operaciones pueden realizar sobre ella.</w:t>
+      <w:bookmarkEnd w:id="26"/>
+    </w:p>
+    <w:p>
+      <w:pPr>
+        <w:rPr>
+          <w:lang w:eastAsia="es-CO"/>
+        </w:rPr>
+      </w:pPr>
+      <w:r>
+        <w:rPr>
+          <w:lang w:eastAsia="es-CO"/>
+        </w:rPr>
+        <w:t xml:space="preserve">El Lenguaje de control de datos, conocido como DCL (Data Control </w:t>
+      </w:r>
+      <w:proofErr w:type="spellStart"/>
+      <w:r>
+        <w:rPr>
+          <w:lang w:eastAsia="es-CO"/>
+        </w:rPr>
+        <w:t>Language</w:t>
+      </w:r>
+      <w:proofErr w:type="spellEnd"/>
+      <w:r>
+        <w:rPr>
+          <w:lang w:eastAsia="es-CO"/>
+        </w:rPr>
+        <w:t>), es el conjunto de instrucciones utilizadas para gestionar la seguridad y el acceso a la información dentro de un sistema gestor de bases de datos. Este lenguaje permite definir qué usuarios pueden acceder a la base de datos y qué tipo de operaciones pueden realizar sobre ella.</w:t>
       </w:r>
     </w:p>
     <w:p>
@@ -17366,24 +19952,52 @@
       <w:pPr>
         <w:pStyle w:val="Ttulo2"/>
       </w:pPr>
-      <w:bookmarkStart w:id="24" w:name="_Toc228874091"/>
+      <w:bookmarkStart w:id="27" w:name="_Toc232579704"/>
       <w:r>
         <w:lastRenderedPageBreak/>
         <w:t>Lenguaje de definición de vistas (VDL)</w:t>
       </w:r>
-      <w:bookmarkEnd w:id="24"/>
-    </w:p>
-    <w:p>
-      <w:pPr>
-        <w:rPr>
-          <w:lang w:eastAsia="es-CO"/>
-        </w:rPr>
-      </w:pPr>
-      <w:r>
-        <w:rPr>
-          <w:lang w:eastAsia="es-CO"/>
-        </w:rPr>
-        <w:t>El Lenguaje de definición de vistas, conocido como VDL (View Definition Language), es el conjunto de instrucciones utilizado para crear, modificar y eliminar vistas dentro de una base de datos. Una vista es una representación virtual de los datos que se obtiene a partir de una consulta, sin almacenar físicamente la información; es una tabla virtual que se construye a partir de una o varias tablas reales mediante una consulta SQL. Aunque se presenta como una tabla, no almacena datos propios, sino que muestra información derivada de otras estructuras.</w:t>
+      <w:bookmarkEnd w:id="27"/>
+    </w:p>
+    <w:p>
+      <w:pPr>
+        <w:rPr>
+          <w:lang w:eastAsia="es-CO"/>
+        </w:rPr>
+      </w:pPr>
+      <w:r>
+        <w:rPr>
+          <w:lang w:eastAsia="es-CO"/>
+        </w:rPr>
+        <w:t xml:space="preserve">El Lenguaje de definición de vistas, conocido como VDL (View </w:t>
+      </w:r>
+      <w:proofErr w:type="spellStart"/>
+      <w:r>
+        <w:rPr>
+          <w:lang w:eastAsia="es-CO"/>
+        </w:rPr>
+        <w:t>Definition</w:t>
+      </w:r>
+      <w:proofErr w:type="spellEnd"/>
+      <w:r>
+        <w:rPr>
+          <w:lang w:eastAsia="es-CO"/>
+        </w:rPr>
+        <w:t xml:space="preserve"> </w:t>
+      </w:r>
+      <w:proofErr w:type="spellStart"/>
+      <w:r>
+        <w:rPr>
+          <w:lang w:eastAsia="es-CO"/>
+        </w:rPr>
+        <w:t>Language</w:t>
+      </w:r>
+      <w:proofErr w:type="spellEnd"/>
+      <w:r>
+        <w:rPr>
+          <w:lang w:eastAsia="es-CO"/>
+        </w:rPr>
+        <w:t>), es el conjunto de instrucciones utilizado para crear, modificar y eliminar vistas dentro de una base de datos. Una vista es una representación virtual de los datos que se obtiene a partir de una consulta, sin almacenar físicamente la información; es una tabla virtual que se construye a partir de una o varias tablas reales mediante una consulta SQL. Aunque se presenta como una tabla, no almacena datos propios, sino que muestra información derivada de otras estructuras.</w:t>
       </w:r>
     </w:p>
     <w:p>
@@ -17570,7 +20184,21 @@
         <w:rPr>
           <w:lang w:eastAsia="es-CO"/>
         </w:rPr>
-        <w:t>CREATE VIEW Vista_Clientes AS</w:t>
+        <w:t xml:space="preserve">CREATE VIEW </w:t>
+      </w:r>
+      <w:proofErr w:type="spellStart"/>
+      <w:r>
+        <w:rPr>
+          <w:lang w:eastAsia="es-CO"/>
+        </w:rPr>
+        <w:t>Vista_Clientes</w:t>
+      </w:r>
+      <w:proofErr w:type="spellEnd"/>
+      <w:r>
+        <w:rPr>
+          <w:lang w:eastAsia="es-CO"/>
+        </w:rPr>
+        <w:t xml:space="preserve"> AS</w:t>
       </w:r>
     </w:p>
     <w:p>
@@ -17641,7 +20269,21 @@
         <w:rPr>
           <w:lang w:eastAsia="es-CO"/>
         </w:rPr>
-        <w:t>ALTER VIEW Vista_Clientes AS</w:t>
+        <w:t xml:space="preserve">ALTER VIEW </w:t>
+      </w:r>
+      <w:proofErr w:type="spellStart"/>
+      <w:r>
+        <w:rPr>
+          <w:lang w:eastAsia="es-CO"/>
+        </w:rPr>
+        <w:t>Vista_Clientes</w:t>
+      </w:r>
+      <w:proofErr w:type="spellEnd"/>
+      <w:r>
+        <w:rPr>
+          <w:lang w:eastAsia="es-CO"/>
+        </w:rPr>
+        <w:t xml:space="preserve"> AS</w:t>
       </w:r>
     </w:p>
     <w:p>
@@ -17711,7 +20353,21 @@
         <w:rPr>
           <w:lang w:eastAsia="es-CO"/>
         </w:rPr>
-        <w:t>DROP VIEW Vista_Clientes;</w:t>
+        <w:t xml:space="preserve">DROP VIEW </w:t>
+      </w:r>
+      <w:proofErr w:type="spellStart"/>
+      <w:r>
+        <w:rPr>
+          <w:lang w:eastAsia="es-CO"/>
+        </w:rPr>
+        <w:t>Vista_Clientes</w:t>
+      </w:r>
+      <w:proofErr w:type="spellEnd"/>
+      <w:r>
+        <w:rPr>
+          <w:lang w:eastAsia="es-CO"/>
+        </w:rPr>
+        <w:t>;</w:t>
       </w:r>
     </w:p>
     <w:p>
@@ -17812,7 +20468,7 @@
         </w:drawing>
       </w:r>
     </w:p>
-    <w:bookmarkStart w:id="25" w:name="_Hlk161159634"/>
+    <w:bookmarkStart w:id="28" w:name="_Hlk161159634"/>
     <w:p>
       <w:pPr>
         <w:ind w:firstLine="0"/>
@@ -17940,7 +20596,7 @@
           </w:p>
         </w:tc>
       </w:tr>
-      <w:bookmarkEnd w:id="25"/>
+      <w:bookmarkEnd w:id="28"/>
     </w:tbl>
     <w:p/>
     <w:p>
@@ -17956,16 +20612,32 @@
       <w:pPr>
         <w:pStyle w:val="Ttulo1"/>
       </w:pPr>
-      <w:bookmarkStart w:id="26" w:name="_Toc228874092"/>
+      <w:bookmarkStart w:id="29" w:name="_Toc232579705"/>
       <w:r>
         <w:lastRenderedPageBreak/>
         <w:t>Bases de datos NoSQL y su diseño</w:t>
       </w:r>
-      <w:bookmarkEnd w:id="26"/>
-    </w:p>
-    <w:p>
-      <w:r>
-        <w:t>Las bases de datos NoSQL (Not Only SQL) representan un enfoque moderno para el almacenamiento y gestión de información, diseñado para manejar grandes volúmenes de datos, alta escalabilidad y estructuras flexibles. A diferencia de las bases de datos relacionales, las NoSQL no se basan exclusivamente en tablas, sino que permiten almacenar información en diversos formatos como documentos, pares clave-valor, columnas o grafos.</w:t>
+      <w:bookmarkEnd w:id="29"/>
+    </w:p>
+    <w:p>
+      <w:r>
+        <w:t>Las bases de datos NoSQL (</w:t>
+      </w:r>
+      <w:proofErr w:type="spellStart"/>
+      <w:r>
+        <w:t>Not</w:t>
+      </w:r>
+      <w:proofErr w:type="spellEnd"/>
+      <w:r>
+        <w:t xml:space="preserve"> </w:t>
+      </w:r>
+      <w:proofErr w:type="spellStart"/>
+      <w:r>
+        <w:t>Only</w:t>
+      </w:r>
+      <w:proofErr w:type="spellEnd"/>
+      <w:r>
+        <w:t xml:space="preserve"> SQL) representan un enfoque moderno para el almacenamiento y gestión de información, diseñado para manejar grandes volúmenes de datos, alta escalabilidad y estructuras flexibles. A diferencia de las bases de datos relacionales, las NoSQL no se basan exclusivamente en tablas, sino que permiten almacenar información en diversos formatos como documentos, pares clave-valor, columnas o grafos.</w:t>
       </w:r>
     </w:p>
     <w:p>
@@ -18057,18 +20729,20 @@
           <w:lang w:eastAsia="es-CO"/>
         </w:rPr>
       </w:pPr>
-      <w:bookmarkStart w:id="27" w:name="_Toc228874093"/>
-      <w:bookmarkEnd w:id="27"/>
+      <w:bookmarkStart w:id="30" w:name="_Toc228874093"/>
+      <w:bookmarkStart w:id="31" w:name="_Toc232579706"/>
+      <w:bookmarkEnd w:id="30"/>
+      <w:bookmarkEnd w:id="31"/>
     </w:p>
     <w:p>
       <w:pPr>
         <w:pStyle w:val="Ttulo2"/>
       </w:pPr>
-      <w:bookmarkStart w:id="28" w:name="_Toc228874094"/>
+      <w:bookmarkStart w:id="32" w:name="_Toc232579707"/>
       <w:r>
         <w:t>Conceptos, principios y terminología NoSQL</w:t>
       </w:r>
-      <w:bookmarkEnd w:id="28"/>
+      <w:bookmarkEnd w:id="32"/>
     </w:p>
     <w:p>
       <w:r>
@@ -18390,12 +21064,14 @@
           <w:numId w:val="63"/>
         </w:numPr>
       </w:pPr>
+      <w:proofErr w:type="spellStart"/>
       <w:r>
         <w:rPr>
           <w:b/>
         </w:rPr>
         <w:t>Sharding</w:t>
       </w:r>
+      <w:proofErr w:type="spellEnd"/>
       <w:r>
         <w:t>: t</w:t>
       </w:r>
@@ -18408,11 +21084,11 @@
       <w:pPr>
         <w:pStyle w:val="Ttulo2"/>
       </w:pPr>
-      <w:bookmarkStart w:id="29" w:name="_Toc228874095"/>
+      <w:bookmarkStart w:id="33" w:name="_Toc232579708"/>
       <w:r>
         <w:t>Modelos de bases de datos NoSQL</w:t>
       </w:r>
-      <w:bookmarkEnd w:id="29"/>
+      <w:bookmarkEnd w:id="33"/>
     </w:p>
     <w:p>
       <w:r>
@@ -18677,11 +21353,11 @@
       <w:pPr>
         <w:pStyle w:val="Ttulo2"/>
       </w:pPr>
-      <w:bookmarkStart w:id="30" w:name="_Toc228874096"/>
+      <w:bookmarkStart w:id="34" w:name="_Toc232579709"/>
       <w:r>
         <w:t>Tipos de bases de datos NoSQL</w:t>
       </w:r>
-      <w:bookmarkEnd w:id="30"/>
+      <w:bookmarkEnd w:id="34"/>
     </w:p>
     <w:p>
       <w:r>
@@ -18790,7 +21466,23 @@
     </w:p>
     <w:p>
       <w:r>
-        <w:t xml:space="preserve">Un ejemplo destacado es Apache Cassandra, una base de datos diseñada para gestionar grandes volúmenes de datos distribuidos en múltiples nodos. Cassandra es utilizada en sistemas de </w:t>
+        <w:t xml:space="preserve">Un ejemplo destacado es Apache </w:t>
+      </w:r>
+      <w:proofErr w:type="spellStart"/>
+      <w:r>
+        <w:t>Cassandra</w:t>
+      </w:r>
+      <w:proofErr w:type="spellEnd"/>
+      <w:r>
+        <w:t xml:space="preserve">, una base de datos diseñada para gestionar grandes volúmenes de datos distribuidos en múltiples nodos. </w:t>
+      </w:r>
+      <w:proofErr w:type="spellStart"/>
+      <w:r>
+        <w:t>Cassandra</w:t>
+      </w:r>
+      <w:proofErr w:type="spellEnd"/>
+      <w:r>
+        <w:t xml:space="preserve"> es utilizada en sistemas de </w:t>
       </w:r>
       <w:r>
         <w:rPr>
@@ -18862,11 +21554,11 @@
       <w:pPr>
         <w:pStyle w:val="Ttulo2"/>
       </w:pPr>
-      <w:bookmarkStart w:id="31" w:name="_Toc228874097"/>
+      <w:bookmarkStart w:id="35" w:name="_Toc232579710"/>
       <w:r>
         <w:t>Arquitecturas y esquemas de datos</w:t>
       </w:r>
-      <w:bookmarkEnd w:id="31"/>
+      <w:bookmarkEnd w:id="35"/>
     </w:p>
     <w:p>
       <w:r>
@@ -18936,12 +21628,12 @@
       <w:pPr>
         <w:pStyle w:val="Ttulo2"/>
       </w:pPr>
-      <w:bookmarkStart w:id="32" w:name="_Toc228874098"/>
+      <w:bookmarkStart w:id="36" w:name="_Toc232579711"/>
       <w:r>
         <w:lastRenderedPageBreak/>
         <w:t>Diseño de bases de datos NoSQL</w:t>
       </w:r>
-      <w:bookmarkEnd w:id="32"/>
+      <w:bookmarkEnd w:id="36"/>
     </w:p>
     <w:p>
       <w:r>
@@ -19211,12 +21903,12 @@
       <w:pPr>
         <w:pStyle w:val="Titulosgenerales"/>
       </w:pPr>
-      <w:bookmarkStart w:id="33" w:name="_Toc228874099"/>
+      <w:bookmarkStart w:id="37" w:name="_Toc232579712"/>
       <w:r>
         <w:lastRenderedPageBreak/>
         <w:t>Síntesis</w:t>
       </w:r>
-      <w:bookmarkEnd w:id="33"/>
+      <w:bookmarkEnd w:id="37"/>
     </w:p>
     <w:p>
       <w:pPr>
@@ -19310,14 +22002,14 @@
       <w:pPr>
         <w:pStyle w:val="Titulosgenerales"/>
       </w:pPr>
-      <w:bookmarkStart w:id="34" w:name="_Toc176443725"/>
-      <w:bookmarkStart w:id="35" w:name="_Toc228874100"/>
+      <w:bookmarkStart w:id="38" w:name="_Toc176443725"/>
+      <w:bookmarkStart w:id="39" w:name="_Toc232579713"/>
       <w:r>
         <w:lastRenderedPageBreak/>
         <w:t>Glosario</w:t>
       </w:r>
-      <w:bookmarkEnd w:id="34"/>
-      <w:bookmarkEnd w:id="35"/>
+      <w:bookmarkEnd w:id="38"/>
+      <w:bookmarkEnd w:id="39"/>
     </w:p>
     <w:p>
       <w:pPr>
@@ -19522,8 +22214,8 @@
           <w:lang w:val="es-MX"/>
         </w:rPr>
       </w:pPr>
-      <w:bookmarkStart w:id="36" w:name="_Toc176443726"/>
-      <w:bookmarkStart w:id="37" w:name="_Toc228874101"/>
+      <w:bookmarkStart w:id="40" w:name="_Toc176443726"/>
+      <w:bookmarkStart w:id="41" w:name="_Toc232579714"/>
       <w:r>
         <w:rPr>
           <w:lang w:val="es-MX"/>
@@ -19531,8 +22223,8 @@
         <w:lastRenderedPageBreak/>
         <w:t>Referencias bibliográficas</w:t>
       </w:r>
-      <w:bookmarkEnd w:id="36"/>
-      <w:bookmarkEnd w:id="37"/>
+      <w:bookmarkEnd w:id="40"/>
+      <w:bookmarkEnd w:id="41"/>
     </w:p>
     <w:p>
       <w:pPr>
@@ -19540,131 +22232,139 @@
           <w:lang w:val="es-MX" w:eastAsia="es-CO"/>
         </w:rPr>
       </w:pPr>
+      <w:proofErr w:type="spellStart"/>
       <w:r>
         <w:rPr>
           <w:lang w:val="es-MX" w:eastAsia="es-CO"/>
         </w:rPr>
-        <w:t>Asaad, C. &amp; Baïna, K. (2020). NoSQL Databases: Yearning for Disambiguation. arXiv.</w:t>
-      </w:r>
-    </w:p>
-    <w:p>
-      <w:pPr>
+        <w:t>Asaad</w:t>
+      </w:r>
+      <w:proofErr w:type="spellEnd"/>
+      <w:r>
         <w:rPr>
           <w:lang w:val="es-MX" w:eastAsia="es-CO"/>
         </w:rPr>
-      </w:pPr>
+        <w:t xml:space="preserve">, C. &amp; </w:t>
+      </w:r>
+      <w:proofErr w:type="spellStart"/>
       <w:r>
         <w:rPr>
           <w:lang w:val="es-MX" w:eastAsia="es-CO"/>
         </w:rPr>
-        <w:t xml:space="preserve">Beaulieu, A. (2020). Learning SQL (3rd ed.). O’Reilly Media. </w:t>
-      </w:r>
-    </w:p>
-    <w:p>
-      <w:pPr>
+        <w:t>Baïna</w:t>
+      </w:r>
+      <w:proofErr w:type="spellEnd"/>
+      <w:r>
         <w:rPr>
           <w:lang w:val="es-MX" w:eastAsia="es-CO"/>
         </w:rPr>
-      </w:pPr>
+        <w:t xml:space="preserve">, K. (2020). NoSQL </w:t>
+      </w:r>
+      <w:proofErr w:type="spellStart"/>
       <w:r>
         <w:rPr>
           <w:lang w:val="es-MX" w:eastAsia="es-CO"/>
         </w:rPr>
-        <w:t xml:space="preserve">Codd, E. F. (1970). A Relational Model of Data for Large Shared Data Banks. Communications of the ACM. </w:t>
-      </w:r>
-    </w:p>
-    <w:p>
-      <w:pPr>
+        <w:t>Databases</w:t>
+      </w:r>
+      <w:proofErr w:type="spellEnd"/>
+      <w:r>
         <w:rPr>
           <w:lang w:val="es-MX" w:eastAsia="es-CO"/>
         </w:rPr>
-      </w:pPr>
+        <w:t xml:space="preserve">: </w:t>
+      </w:r>
+      <w:proofErr w:type="spellStart"/>
       <w:r>
         <w:rPr>
           <w:lang w:val="es-MX" w:eastAsia="es-CO"/>
         </w:rPr>
-        <w:t>Coronel, C. &amp; Morris, S. (2018). Database Systems: Design, Implementation, &amp; Management (13th ed.). Cengage Learning.</w:t>
-      </w:r>
-    </w:p>
-    <w:p>
-      <w:pPr>
+        <w:t>Yearning</w:t>
+      </w:r>
+      <w:proofErr w:type="spellEnd"/>
+      <w:r>
         <w:rPr>
           <w:lang w:val="es-MX" w:eastAsia="es-CO"/>
         </w:rPr>
-      </w:pPr>
+        <w:t xml:space="preserve"> </w:t>
+      </w:r>
+      <w:proofErr w:type="spellStart"/>
       <w:r>
         <w:rPr>
           <w:lang w:val="es-MX" w:eastAsia="es-CO"/>
         </w:rPr>
-        <w:t>Date, C. J. (2004). An Introduction to Database Systems (8th ed.). Addison-Wesley.</w:t>
-      </w:r>
-    </w:p>
-    <w:p>
-      <w:pPr>
+        <w:t>for</w:t>
+      </w:r>
+      <w:proofErr w:type="spellEnd"/>
+      <w:r>
         <w:rPr>
           <w:lang w:val="es-MX" w:eastAsia="es-CO"/>
         </w:rPr>
-      </w:pPr>
+        <w:t xml:space="preserve"> </w:t>
+      </w:r>
+      <w:proofErr w:type="spellStart"/>
       <w:r>
         <w:rPr>
           <w:lang w:val="es-MX" w:eastAsia="es-CO"/>
         </w:rPr>
-        <w:t xml:space="preserve">Elmasri, R. &amp; Navathe, S. (2016). Fundamentals of Database Systems (7th ed.). Pearson. </w:t>
-      </w:r>
-    </w:p>
-    <w:p>
-      <w:pPr>
+        <w:t>Disambiguation</w:t>
+      </w:r>
+      <w:proofErr w:type="spellEnd"/>
+      <w:r>
         <w:rPr>
           <w:lang w:val="es-MX" w:eastAsia="es-CO"/>
         </w:rPr>
-      </w:pPr>
+        <w:t xml:space="preserve">. </w:t>
+      </w:r>
+      <w:proofErr w:type="spellStart"/>
       <w:r>
         <w:rPr>
           <w:lang w:val="es-MX" w:eastAsia="es-CO"/>
         </w:rPr>
-        <w:t>Sabharwal, N. &amp; Gupta, S. (2015). Practical MongoDB. Apress.</w:t>
-      </w:r>
-    </w:p>
-    <w:p>
-      <w:pPr>
+        <w:t>arXiv</w:t>
+      </w:r>
+      <w:proofErr w:type="spellEnd"/>
+      <w:r>
         <w:rPr>
           <w:lang w:val="es-MX" w:eastAsia="es-CO"/>
         </w:rPr>
-      </w:pPr>
-      <w:r>
+        <w:t>.</w:t>
+      </w:r>
+    </w:p>
+    <w:p>
+      <w:pPr>
         <w:rPr>
           <w:lang w:val="es-MX" w:eastAsia="es-CO"/>
         </w:rPr>
-        <w:t>Silberschatz, A., Korth, H., &amp; Sudarshan, S. (2019). Database System Concepts (7th ed.). McGraw-Hill.</w:t>
-      </w:r>
-    </w:p>
-    <w:p>
-      <w:pPr>
+      </w:pPr>
+      <w:proofErr w:type="spellStart"/>
+      <w:r>
         <w:rPr>
           <w:lang w:val="es-MX" w:eastAsia="es-CO"/>
         </w:rPr>
-      </w:pPr>
-    </w:p>
-    <w:p>
-      <w:pPr>
+        <w:t>Beaulieu</w:t>
+      </w:r>
+      <w:proofErr w:type="spellEnd"/>
+      <w:r>
         <w:rPr>
           <w:lang w:val="es-MX" w:eastAsia="es-CO"/>
         </w:rPr>
-      </w:pPr>
-    </w:p>
-    <w:p>
-      <w:pPr>
+        <w:t xml:space="preserve">, A. (2020). </w:t>
+      </w:r>
+      <w:proofErr w:type="spellStart"/>
+      <w:r>
         <w:rPr>
           <w:lang w:val="es-MX" w:eastAsia="es-CO"/>
         </w:rPr>
-      </w:pPr>
-    </w:p>
-    <w:p>
-      <w:pPr>
+        <w:t>Learning</w:t>
+      </w:r>
+      <w:proofErr w:type="spellEnd"/>
+      <w:r>
         <w:rPr>
           <w:lang w:val="es-MX" w:eastAsia="es-CO"/>
         </w:rPr>
-      </w:pPr>
+        <w:t xml:space="preserve"> SQL (3rd ed.). O’Reilly Media. </w:t>
+      </w:r>
     </w:p>
     <w:p>
       <w:pPr>
@@ -19672,19 +22372,569 @@
           <w:lang w:val="es-MX" w:eastAsia="es-CO"/>
         </w:rPr>
       </w:pPr>
+      <w:r>
+        <w:rPr>
+          <w:lang w:val="es-MX" w:eastAsia="es-CO"/>
+        </w:rPr>
+        <w:t xml:space="preserve">Codd, E. F. (1970). A </w:t>
+      </w:r>
+      <w:proofErr w:type="spellStart"/>
+      <w:r>
+        <w:rPr>
+          <w:lang w:val="es-MX" w:eastAsia="es-CO"/>
+        </w:rPr>
+        <w:t>Relational</w:t>
+      </w:r>
+      <w:proofErr w:type="spellEnd"/>
+      <w:r>
+        <w:rPr>
+          <w:lang w:val="es-MX" w:eastAsia="es-CO"/>
+        </w:rPr>
+        <w:t xml:space="preserve"> </w:t>
+      </w:r>
+      <w:proofErr w:type="spellStart"/>
+      <w:r>
+        <w:rPr>
+          <w:lang w:val="es-MX" w:eastAsia="es-CO"/>
+        </w:rPr>
+        <w:t>Model</w:t>
+      </w:r>
+      <w:proofErr w:type="spellEnd"/>
+      <w:r>
+        <w:rPr>
+          <w:lang w:val="es-MX" w:eastAsia="es-CO"/>
+        </w:rPr>
+        <w:t xml:space="preserve"> </w:t>
+      </w:r>
+      <w:proofErr w:type="spellStart"/>
+      <w:r>
+        <w:rPr>
+          <w:lang w:val="es-MX" w:eastAsia="es-CO"/>
+        </w:rPr>
+        <w:t>of</w:t>
+      </w:r>
+      <w:proofErr w:type="spellEnd"/>
+      <w:r>
+        <w:rPr>
+          <w:lang w:val="es-MX" w:eastAsia="es-CO"/>
+        </w:rPr>
+        <w:t xml:space="preserve"> Data </w:t>
+      </w:r>
+      <w:proofErr w:type="spellStart"/>
+      <w:r>
+        <w:rPr>
+          <w:lang w:val="es-MX" w:eastAsia="es-CO"/>
+        </w:rPr>
+        <w:t>for</w:t>
+      </w:r>
+      <w:proofErr w:type="spellEnd"/>
+      <w:r>
+        <w:rPr>
+          <w:lang w:val="es-MX" w:eastAsia="es-CO"/>
+        </w:rPr>
+        <w:t xml:space="preserve"> </w:t>
+      </w:r>
+      <w:proofErr w:type="spellStart"/>
+      <w:r>
+        <w:rPr>
+          <w:lang w:val="es-MX" w:eastAsia="es-CO"/>
+        </w:rPr>
+        <w:t>Large</w:t>
+      </w:r>
+      <w:proofErr w:type="spellEnd"/>
+      <w:r>
+        <w:rPr>
+          <w:lang w:val="es-MX" w:eastAsia="es-CO"/>
+        </w:rPr>
+        <w:t xml:space="preserve"> </w:t>
+      </w:r>
+      <w:proofErr w:type="spellStart"/>
+      <w:r>
+        <w:rPr>
+          <w:lang w:val="es-MX" w:eastAsia="es-CO"/>
+        </w:rPr>
+        <w:t>Shared</w:t>
+      </w:r>
+      <w:proofErr w:type="spellEnd"/>
+      <w:r>
+        <w:rPr>
+          <w:lang w:val="es-MX" w:eastAsia="es-CO"/>
+        </w:rPr>
+        <w:t xml:space="preserve"> Data Banks. </w:t>
+      </w:r>
+      <w:proofErr w:type="spellStart"/>
+      <w:r>
+        <w:rPr>
+          <w:lang w:val="es-MX" w:eastAsia="es-CO"/>
+        </w:rPr>
+        <w:t>Communications</w:t>
+      </w:r>
+      <w:proofErr w:type="spellEnd"/>
+      <w:r>
+        <w:rPr>
+          <w:lang w:val="es-MX" w:eastAsia="es-CO"/>
+        </w:rPr>
+        <w:t xml:space="preserve"> </w:t>
+      </w:r>
+      <w:proofErr w:type="spellStart"/>
+      <w:r>
+        <w:rPr>
+          <w:lang w:val="es-MX" w:eastAsia="es-CO"/>
+        </w:rPr>
+        <w:t>of</w:t>
+      </w:r>
+      <w:proofErr w:type="spellEnd"/>
+      <w:r>
+        <w:rPr>
+          <w:lang w:val="es-MX" w:eastAsia="es-CO"/>
+        </w:rPr>
+        <w:t xml:space="preserve"> </w:t>
+      </w:r>
+      <w:proofErr w:type="spellStart"/>
+      <w:r>
+        <w:rPr>
+          <w:lang w:val="es-MX" w:eastAsia="es-CO"/>
+        </w:rPr>
+        <w:t>the</w:t>
+      </w:r>
+      <w:proofErr w:type="spellEnd"/>
+      <w:r>
+        <w:rPr>
+          <w:lang w:val="es-MX" w:eastAsia="es-CO"/>
+        </w:rPr>
+        <w:t xml:space="preserve"> ACM. </w:t>
+      </w:r>
+    </w:p>
+    <w:p>
+      <w:pPr>
+        <w:rPr>
+          <w:lang w:val="es-MX" w:eastAsia="es-CO"/>
+        </w:rPr>
+      </w:pPr>
+      <w:r>
+        <w:rPr>
+          <w:lang w:val="es-MX" w:eastAsia="es-CO"/>
+        </w:rPr>
+        <w:t xml:space="preserve">Coronel, C. &amp; Morris, S. (2018). </w:t>
+      </w:r>
+      <w:proofErr w:type="spellStart"/>
+      <w:r>
+        <w:rPr>
+          <w:lang w:val="es-MX" w:eastAsia="es-CO"/>
+        </w:rPr>
+        <w:t>Database</w:t>
+      </w:r>
+      <w:proofErr w:type="spellEnd"/>
+      <w:r>
+        <w:rPr>
+          <w:lang w:val="es-MX" w:eastAsia="es-CO"/>
+        </w:rPr>
+        <w:t xml:space="preserve"> </w:t>
+      </w:r>
+      <w:proofErr w:type="spellStart"/>
+      <w:r>
+        <w:rPr>
+          <w:lang w:val="es-MX" w:eastAsia="es-CO"/>
+        </w:rPr>
+        <w:t>Systems</w:t>
+      </w:r>
+      <w:proofErr w:type="spellEnd"/>
+      <w:r>
+        <w:rPr>
+          <w:lang w:val="es-MX" w:eastAsia="es-CO"/>
+        </w:rPr>
+        <w:t xml:space="preserve">: </w:t>
+      </w:r>
+      <w:proofErr w:type="spellStart"/>
+      <w:r>
+        <w:rPr>
+          <w:lang w:val="es-MX" w:eastAsia="es-CO"/>
+        </w:rPr>
+        <w:t>Design</w:t>
+      </w:r>
+      <w:proofErr w:type="spellEnd"/>
+      <w:r>
+        <w:rPr>
+          <w:lang w:val="es-MX" w:eastAsia="es-CO"/>
+        </w:rPr>
+        <w:t xml:space="preserve">, </w:t>
+      </w:r>
+      <w:proofErr w:type="spellStart"/>
+      <w:r>
+        <w:rPr>
+          <w:lang w:val="es-MX" w:eastAsia="es-CO"/>
+        </w:rPr>
+        <w:t>Implementation</w:t>
+      </w:r>
+      <w:proofErr w:type="spellEnd"/>
+      <w:r>
+        <w:rPr>
+          <w:lang w:val="es-MX" w:eastAsia="es-CO"/>
+        </w:rPr>
+        <w:t xml:space="preserve">, &amp; Management (13th ed.). Cengage </w:t>
+      </w:r>
+      <w:proofErr w:type="spellStart"/>
+      <w:r>
+        <w:rPr>
+          <w:lang w:val="es-MX" w:eastAsia="es-CO"/>
+        </w:rPr>
+        <w:t>Learning</w:t>
+      </w:r>
+      <w:proofErr w:type="spellEnd"/>
+      <w:r>
+        <w:rPr>
+          <w:lang w:val="es-MX" w:eastAsia="es-CO"/>
+        </w:rPr>
+        <w:t>.</w:t>
+      </w:r>
+    </w:p>
+    <w:p>
+      <w:pPr>
+        <w:rPr>
+          <w:lang w:val="es-MX" w:eastAsia="es-CO"/>
+        </w:rPr>
+      </w:pPr>
+      <w:r>
+        <w:rPr>
+          <w:lang w:val="es-MX" w:eastAsia="es-CO"/>
+        </w:rPr>
+        <w:t xml:space="preserve">Date, C. J. (2004). </w:t>
+      </w:r>
+      <w:proofErr w:type="spellStart"/>
+      <w:r>
+        <w:rPr>
+          <w:lang w:val="es-MX" w:eastAsia="es-CO"/>
+        </w:rPr>
+        <w:t>An</w:t>
+      </w:r>
+      <w:proofErr w:type="spellEnd"/>
+      <w:r>
+        <w:rPr>
+          <w:lang w:val="es-MX" w:eastAsia="es-CO"/>
+        </w:rPr>
+        <w:t xml:space="preserve"> </w:t>
+      </w:r>
+      <w:proofErr w:type="spellStart"/>
+      <w:r>
+        <w:rPr>
+          <w:lang w:val="es-MX" w:eastAsia="es-CO"/>
+        </w:rPr>
+        <w:t>Introduction</w:t>
+      </w:r>
+      <w:proofErr w:type="spellEnd"/>
+      <w:r>
+        <w:rPr>
+          <w:lang w:val="es-MX" w:eastAsia="es-CO"/>
+        </w:rPr>
+        <w:t xml:space="preserve"> </w:t>
+      </w:r>
+      <w:proofErr w:type="spellStart"/>
+      <w:r>
+        <w:rPr>
+          <w:lang w:val="es-MX" w:eastAsia="es-CO"/>
+        </w:rPr>
+        <w:t>to</w:t>
+      </w:r>
+      <w:proofErr w:type="spellEnd"/>
+      <w:r>
+        <w:rPr>
+          <w:lang w:val="es-MX" w:eastAsia="es-CO"/>
+        </w:rPr>
+        <w:t xml:space="preserve"> </w:t>
+      </w:r>
+      <w:proofErr w:type="spellStart"/>
+      <w:r>
+        <w:rPr>
+          <w:lang w:val="es-MX" w:eastAsia="es-CO"/>
+        </w:rPr>
+        <w:t>Database</w:t>
+      </w:r>
+      <w:proofErr w:type="spellEnd"/>
+      <w:r>
+        <w:rPr>
+          <w:lang w:val="es-MX" w:eastAsia="es-CO"/>
+        </w:rPr>
+        <w:t xml:space="preserve"> </w:t>
+      </w:r>
+      <w:proofErr w:type="spellStart"/>
+      <w:r>
+        <w:rPr>
+          <w:lang w:val="es-MX" w:eastAsia="es-CO"/>
+        </w:rPr>
+        <w:t>Systems</w:t>
+      </w:r>
+      <w:proofErr w:type="spellEnd"/>
+      <w:r>
+        <w:rPr>
+          <w:lang w:val="es-MX" w:eastAsia="es-CO"/>
+        </w:rPr>
+        <w:t xml:space="preserve"> (8th ed.). Addison-Wesley.</w:t>
+      </w:r>
+    </w:p>
+    <w:p>
+      <w:pPr>
+        <w:rPr>
+          <w:lang w:val="es-MX" w:eastAsia="es-CO"/>
+        </w:rPr>
+      </w:pPr>
+      <w:proofErr w:type="spellStart"/>
+      <w:r>
+        <w:rPr>
+          <w:lang w:val="es-MX" w:eastAsia="es-CO"/>
+        </w:rPr>
+        <w:t>Elmasri</w:t>
+      </w:r>
+      <w:proofErr w:type="spellEnd"/>
+      <w:r>
+        <w:rPr>
+          <w:lang w:val="es-MX" w:eastAsia="es-CO"/>
+        </w:rPr>
+        <w:t xml:space="preserve">, R. &amp; </w:t>
+      </w:r>
+      <w:proofErr w:type="spellStart"/>
+      <w:r>
+        <w:rPr>
+          <w:lang w:val="es-MX" w:eastAsia="es-CO"/>
+        </w:rPr>
+        <w:t>Navathe</w:t>
+      </w:r>
+      <w:proofErr w:type="spellEnd"/>
+      <w:r>
+        <w:rPr>
+          <w:lang w:val="es-MX" w:eastAsia="es-CO"/>
+        </w:rPr>
+        <w:t xml:space="preserve">, S. (2016). Fundamentals </w:t>
+      </w:r>
+      <w:proofErr w:type="spellStart"/>
+      <w:r>
+        <w:rPr>
+          <w:lang w:val="es-MX" w:eastAsia="es-CO"/>
+        </w:rPr>
+        <w:t>of</w:t>
+      </w:r>
+      <w:proofErr w:type="spellEnd"/>
+      <w:r>
+        <w:rPr>
+          <w:lang w:val="es-MX" w:eastAsia="es-CO"/>
+        </w:rPr>
+        <w:t xml:space="preserve"> </w:t>
+      </w:r>
+      <w:proofErr w:type="spellStart"/>
+      <w:r>
+        <w:rPr>
+          <w:lang w:val="es-MX" w:eastAsia="es-CO"/>
+        </w:rPr>
+        <w:t>Database</w:t>
+      </w:r>
+      <w:proofErr w:type="spellEnd"/>
+      <w:r>
+        <w:rPr>
+          <w:lang w:val="es-MX" w:eastAsia="es-CO"/>
+        </w:rPr>
+        <w:t xml:space="preserve"> </w:t>
+      </w:r>
+      <w:proofErr w:type="spellStart"/>
+      <w:r>
+        <w:rPr>
+          <w:lang w:val="es-MX" w:eastAsia="es-CO"/>
+        </w:rPr>
+        <w:t>Systems</w:t>
+      </w:r>
+      <w:proofErr w:type="spellEnd"/>
+      <w:r>
+        <w:rPr>
+          <w:lang w:val="es-MX" w:eastAsia="es-CO"/>
+        </w:rPr>
+        <w:t xml:space="preserve"> (7th ed.). Pearson. </w:t>
+      </w:r>
+    </w:p>
+    <w:p>
+      <w:pPr>
+        <w:rPr>
+          <w:lang w:val="es-MX" w:eastAsia="es-CO"/>
+        </w:rPr>
+      </w:pPr>
+      <w:proofErr w:type="spellStart"/>
+      <w:r>
+        <w:rPr>
+          <w:lang w:val="es-MX" w:eastAsia="es-CO"/>
+        </w:rPr>
+        <w:t>Sabharwal</w:t>
+      </w:r>
+      <w:proofErr w:type="spellEnd"/>
+      <w:r>
+        <w:rPr>
+          <w:lang w:val="es-MX" w:eastAsia="es-CO"/>
+        </w:rPr>
+        <w:t xml:space="preserve">, N. &amp; Gupta, S. (2015). </w:t>
+      </w:r>
+      <w:proofErr w:type="spellStart"/>
+      <w:r>
+        <w:rPr>
+          <w:lang w:val="es-MX" w:eastAsia="es-CO"/>
+        </w:rPr>
+        <w:t>Practical</w:t>
+      </w:r>
+      <w:proofErr w:type="spellEnd"/>
+      <w:r>
+        <w:rPr>
+          <w:lang w:val="es-MX" w:eastAsia="es-CO"/>
+        </w:rPr>
+        <w:t xml:space="preserve"> MongoDB. </w:t>
+      </w:r>
+      <w:proofErr w:type="spellStart"/>
+      <w:r>
+        <w:rPr>
+          <w:lang w:val="es-MX" w:eastAsia="es-CO"/>
+        </w:rPr>
+        <w:t>Apress</w:t>
+      </w:r>
+      <w:proofErr w:type="spellEnd"/>
+      <w:r>
+        <w:rPr>
+          <w:lang w:val="es-MX" w:eastAsia="es-CO"/>
+        </w:rPr>
+        <w:t>.</w:t>
+      </w:r>
+    </w:p>
+    <w:p>
+      <w:pPr>
+        <w:rPr>
+          <w:lang w:val="es-MX" w:eastAsia="es-CO"/>
+        </w:rPr>
+      </w:pPr>
+      <w:proofErr w:type="spellStart"/>
+      <w:r>
+        <w:rPr>
+          <w:lang w:val="es-MX" w:eastAsia="es-CO"/>
+        </w:rPr>
+        <w:t>Silberschatz</w:t>
+      </w:r>
+      <w:proofErr w:type="spellEnd"/>
+      <w:r>
+        <w:rPr>
+          <w:lang w:val="es-MX" w:eastAsia="es-CO"/>
+        </w:rPr>
+        <w:t xml:space="preserve">, A., </w:t>
+      </w:r>
+      <w:proofErr w:type="spellStart"/>
+      <w:r>
+        <w:rPr>
+          <w:lang w:val="es-MX" w:eastAsia="es-CO"/>
+        </w:rPr>
+        <w:t>Korth</w:t>
+      </w:r>
+      <w:proofErr w:type="spellEnd"/>
+      <w:r>
+        <w:rPr>
+          <w:lang w:val="es-MX" w:eastAsia="es-CO"/>
+        </w:rPr>
+        <w:t xml:space="preserve">, H., &amp; </w:t>
+      </w:r>
+      <w:proofErr w:type="spellStart"/>
+      <w:r>
+        <w:rPr>
+          <w:lang w:val="es-MX" w:eastAsia="es-CO"/>
+        </w:rPr>
+        <w:t>Sudarshan</w:t>
+      </w:r>
+      <w:proofErr w:type="spellEnd"/>
+      <w:r>
+        <w:rPr>
+          <w:lang w:val="es-MX" w:eastAsia="es-CO"/>
+        </w:rPr>
+        <w:t xml:space="preserve">, S. (2019). </w:t>
+      </w:r>
+      <w:proofErr w:type="spellStart"/>
+      <w:r>
+        <w:rPr>
+          <w:lang w:val="es-MX" w:eastAsia="es-CO"/>
+        </w:rPr>
+        <w:t>Database</w:t>
+      </w:r>
+      <w:proofErr w:type="spellEnd"/>
+      <w:r>
+        <w:rPr>
+          <w:lang w:val="es-MX" w:eastAsia="es-CO"/>
+        </w:rPr>
+        <w:t xml:space="preserve"> </w:t>
+      </w:r>
+      <w:proofErr w:type="spellStart"/>
+      <w:r>
+        <w:rPr>
+          <w:lang w:val="es-MX" w:eastAsia="es-CO"/>
+        </w:rPr>
+        <w:t>System</w:t>
+      </w:r>
+      <w:proofErr w:type="spellEnd"/>
+      <w:r>
+        <w:rPr>
+          <w:lang w:val="es-MX" w:eastAsia="es-CO"/>
+        </w:rPr>
+        <w:t xml:space="preserve"> </w:t>
+      </w:r>
+      <w:proofErr w:type="spellStart"/>
+      <w:r>
+        <w:rPr>
+          <w:lang w:val="es-MX" w:eastAsia="es-CO"/>
+        </w:rPr>
+        <w:t>Concepts</w:t>
+      </w:r>
+      <w:proofErr w:type="spellEnd"/>
+      <w:r>
+        <w:rPr>
+          <w:lang w:val="es-MX" w:eastAsia="es-CO"/>
+        </w:rPr>
+        <w:t xml:space="preserve"> (7th ed.). McGraw-Hill.</w:t>
+      </w:r>
+    </w:p>
+    <w:p>
+      <w:pPr>
+        <w:rPr>
+          <w:lang w:val="es-MX" w:eastAsia="es-CO"/>
+        </w:rPr>
+      </w:pPr>
+    </w:p>
+    <w:p>
+      <w:pPr>
+        <w:rPr>
+          <w:lang w:val="es-MX" w:eastAsia="es-CO"/>
+        </w:rPr>
+      </w:pPr>
+    </w:p>
+    <w:p>
+      <w:pPr>
+        <w:rPr>
+          <w:lang w:val="es-MX" w:eastAsia="es-CO"/>
+        </w:rPr>
+      </w:pPr>
+    </w:p>
+    <w:p>
+      <w:pPr>
+        <w:rPr>
+          <w:lang w:val="es-MX" w:eastAsia="es-CO"/>
+        </w:rPr>
+      </w:pPr>
+    </w:p>
+    <w:p>
+      <w:pPr>
+        <w:rPr>
+          <w:lang w:val="es-MX" w:eastAsia="es-CO"/>
+        </w:rPr>
+      </w:pPr>
     </w:p>
     <w:p>
       <w:pPr>
         <w:pStyle w:val="Titulosgenerales"/>
       </w:pPr>
-      <w:bookmarkStart w:id="38" w:name="_Toc176443727"/>
-      <w:bookmarkStart w:id="39" w:name="_Toc228874102"/>
+      <w:bookmarkStart w:id="42" w:name="_Toc176443727"/>
+      <w:bookmarkStart w:id="43" w:name="_Toc232579715"/>
       <w:r>
         <w:lastRenderedPageBreak/>
         <w:t>Créditos</w:t>
       </w:r>
-      <w:bookmarkEnd w:id="38"/>
-      <w:bookmarkEnd w:id="39"/>
+      <w:bookmarkEnd w:id="42"/>
+      <w:bookmarkEnd w:id="43"/>
     </w:p>
     <w:tbl>
       <w:tblPr>
@@ -19849,7 +23099,15 @@
               </w:rPr>
             </w:pPr>
             <w:r>
-              <w:t>Diana Rocío Possos Beltrán</w:t>
+              <w:t xml:space="preserve">Diana Rocío </w:t>
+            </w:r>
+            <w:proofErr w:type="spellStart"/>
+            <w:r>
+              <w:t>Possos</w:t>
+            </w:r>
+            <w:proofErr w:type="spellEnd"/>
+            <w:r>
+              <w:t xml:space="preserve"> Beltrán</w:t>
             </w:r>
           </w:p>
         </w:tc>
@@ -20087,8 +23345,13 @@
                 <w:lang w:val="es-ES"/>
               </w:rPr>
             </w:pPr>
+            <w:proofErr w:type="spellStart"/>
             <w:r>
-              <w:t>Sebastian Trujillo Afanador</w:t>
+              <w:t>Sebastian</w:t>
+            </w:r>
+            <w:proofErr w:type="spellEnd"/>
+            <w:r>
+              <w:t xml:space="preserve"> Trujillo Afanador</w:t>
             </w:r>
           </w:p>
         </w:tc>
@@ -20151,8 +23414,13 @@
               </w:rPr>
             </w:pPr>
             <w:r>
-              <w:t>Ernesto Navarro Jaimes</w:t>
+              <w:t xml:space="preserve">Ernesto Navarro </w:t>
             </w:r>
+            <w:proofErr w:type="spellStart"/>
+            <w:r>
+              <w:t>Jaimes</w:t>
+            </w:r>
+            <w:proofErr w:type="spellEnd"/>
           </w:p>
         </w:tc>
         <w:tc>
@@ -21013,6 +24281,119 @@
     </w:lvl>
   </w:abstractNum>
   <w:abstractNum w:abstractNumId="4" w15:restartNumberingAfterBreak="0">
+    <w:nsid w:val="07894DF7"/>
+    <w:multiLevelType w:val="hybridMultilevel"/>
+    <w:tmpl w:val="803ACD68"/>
+    <w:lvl w:ilvl="0" w:tplc="240A0001">
+      <w:start w:val="1"/>
+      <w:numFmt w:val="bullet"/>
+      <w:lvlText w:val=""/>
+      <w:lvlJc w:val="left"/>
+      <w:pPr>
+        <w:ind w:left="1429" w:hanging="360"/>
+      </w:pPr>
+      <w:rPr>
+        <w:rFonts w:ascii="Symbol" w:hAnsi="Symbol" w:hint="default"/>
+      </w:rPr>
+    </w:lvl>
+    <w:lvl w:ilvl="1" w:tplc="240A0003" w:tentative="1">
+      <w:start w:val="1"/>
+      <w:numFmt w:val="bullet"/>
+      <w:lvlText w:val="o"/>
+      <w:lvlJc w:val="left"/>
+      <w:pPr>
+        <w:ind w:left="2149" w:hanging="360"/>
+      </w:pPr>
+      <w:rPr>
+        <w:rFonts w:ascii="Courier New" w:hAnsi="Courier New" w:cs="Courier New" w:hint="default"/>
+      </w:rPr>
+    </w:lvl>
+    <w:lvl w:ilvl="2" w:tplc="240A0005" w:tentative="1">
+      <w:start w:val="1"/>
+      <w:numFmt w:val="bullet"/>
+      <w:lvlText w:val=""/>
+      <w:lvlJc w:val="left"/>
+      <w:pPr>
+        <w:ind w:left="2869" w:hanging="360"/>
+      </w:pPr>
+      <w:rPr>
+        <w:rFonts w:ascii="Wingdings" w:hAnsi="Wingdings" w:hint="default"/>
+      </w:rPr>
+    </w:lvl>
+    <w:lvl w:ilvl="3" w:tplc="240A0001" w:tentative="1">
+      <w:start w:val="1"/>
+      <w:numFmt w:val="bullet"/>
+      <w:lvlText w:val=""/>
+      <w:lvlJc w:val="left"/>
+      <w:pPr>
+        <w:ind w:left="3589" w:hanging="360"/>
+      </w:pPr>
+      <w:rPr>
+        <w:rFonts w:ascii="Symbol" w:hAnsi="Symbol" w:hint="default"/>
+      </w:rPr>
+    </w:lvl>
+    <w:lvl w:ilvl="4" w:tplc="240A0003" w:tentative="1">
+      <w:start w:val="1"/>
+      <w:numFmt w:val="bullet"/>
+      <w:lvlText w:val="o"/>
+      <w:lvlJc w:val="left"/>
+      <w:pPr>
+        <w:ind w:left="4309" w:hanging="360"/>
+      </w:pPr>
+      <w:rPr>
+        <w:rFonts w:ascii="Courier New" w:hAnsi="Courier New" w:cs="Courier New" w:hint="default"/>
+      </w:rPr>
+    </w:lvl>
+    <w:lvl w:ilvl="5" w:tplc="240A0005" w:tentative="1">
+      <w:start w:val="1"/>
+      <w:numFmt w:val="bullet"/>
+      <w:lvlText w:val=""/>
+      <w:lvlJc w:val="left"/>
+      <w:pPr>
+        <w:ind w:left="5029" w:hanging="360"/>
+      </w:pPr>
+      <w:rPr>
+        <w:rFonts w:ascii="Wingdings" w:hAnsi="Wingdings" w:hint="default"/>
+      </w:rPr>
+    </w:lvl>
+    <w:lvl w:ilvl="6" w:tplc="240A0001" w:tentative="1">
+      <w:start w:val="1"/>
+      <w:numFmt w:val="bullet"/>
+      <w:lvlText w:val=""/>
+      <w:lvlJc w:val="left"/>
+      <w:pPr>
+        <w:ind w:left="5749" w:hanging="360"/>
+      </w:pPr>
+      <w:rPr>
+        <w:rFonts w:ascii="Symbol" w:hAnsi="Symbol" w:hint="default"/>
+      </w:rPr>
+    </w:lvl>
+    <w:lvl w:ilvl="7" w:tplc="240A0003" w:tentative="1">
+      <w:start w:val="1"/>
+      <w:numFmt w:val="bullet"/>
+      <w:lvlText w:val="o"/>
+      <w:lvlJc w:val="left"/>
+      <w:pPr>
+        <w:ind w:left="6469" w:hanging="360"/>
+      </w:pPr>
+      <w:rPr>
+        <w:rFonts w:ascii="Courier New" w:hAnsi="Courier New" w:cs="Courier New" w:hint="default"/>
+      </w:rPr>
+    </w:lvl>
+    <w:lvl w:ilvl="8" w:tplc="240A0005" w:tentative="1">
+      <w:start w:val="1"/>
+      <w:numFmt w:val="bullet"/>
+      <w:lvlText w:val=""/>
+      <w:lvlJc w:val="left"/>
+      <w:pPr>
+        <w:ind w:left="7189" w:hanging="360"/>
+      </w:pPr>
+      <w:rPr>
+        <w:rFonts w:ascii="Wingdings" w:hAnsi="Wingdings" w:hint="default"/>
+      </w:rPr>
+    </w:lvl>
+  </w:abstractNum>
+  <w:abstractNum w:abstractNumId="5" w15:restartNumberingAfterBreak="0">
     <w:nsid w:val="09BA656F"/>
     <w:multiLevelType w:val="hybridMultilevel"/>
     <w:tmpl w:val="082835A8"/>
@@ -21125,7 +24506,7 @@
       </w:rPr>
     </w:lvl>
   </w:abstractNum>
-  <w:abstractNum w:abstractNumId="5" w15:restartNumberingAfterBreak="0">
+  <w:abstractNum w:abstractNumId="6" w15:restartNumberingAfterBreak="0">
     <w:nsid w:val="0A8E267B"/>
     <w:multiLevelType w:val="hybridMultilevel"/>
     <w:tmpl w:val="4F5E5148"/>
@@ -21238,7 +24619,7 @@
       </w:rPr>
     </w:lvl>
   </w:abstractNum>
-  <w:abstractNum w:abstractNumId="6" w15:restartNumberingAfterBreak="0">
+  <w:abstractNum w:abstractNumId="7" w15:restartNumberingAfterBreak="0">
     <w:nsid w:val="0B821EEC"/>
     <w:multiLevelType w:val="hybridMultilevel"/>
     <w:tmpl w:val="83F610F4"/>
@@ -21324,7 +24705,7 @@
       </w:pPr>
     </w:lvl>
   </w:abstractNum>
-  <w:abstractNum w:abstractNumId="7" w15:restartNumberingAfterBreak="0">
+  <w:abstractNum w:abstractNumId="8" w15:restartNumberingAfterBreak="0">
     <w:nsid w:val="162F31A3"/>
     <w:multiLevelType w:val="hybridMultilevel"/>
     <w:tmpl w:val="07467C92"/>
@@ -21437,7 +24818,7 @@
       </w:rPr>
     </w:lvl>
   </w:abstractNum>
-  <w:abstractNum w:abstractNumId="8" w15:restartNumberingAfterBreak="0">
+  <w:abstractNum w:abstractNumId="9" w15:restartNumberingAfterBreak="0">
     <w:nsid w:val="16BF44E5"/>
     <w:multiLevelType w:val="hybridMultilevel"/>
     <w:tmpl w:val="2FB8F8A2"/>
@@ -21523,7 +24904,7 @@
       </w:pPr>
     </w:lvl>
   </w:abstractNum>
-  <w:abstractNum w:abstractNumId="9" w15:restartNumberingAfterBreak="0">
+  <w:abstractNum w:abstractNumId="10" w15:restartNumberingAfterBreak="0">
     <w:nsid w:val="1A072EE9"/>
     <w:multiLevelType w:val="hybridMultilevel"/>
     <w:tmpl w:val="D1A65F8A"/>
@@ -21636,7 +25017,7 @@
       </w:rPr>
     </w:lvl>
   </w:abstractNum>
-  <w:abstractNum w:abstractNumId="10" w15:restartNumberingAfterBreak="0">
+  <w:abstractNum w:abstractNumId="11" w15:restartNumberingAfterBreak="0">
     <w:nsid w:val="1A224542"/>
     <w:multiLevelType w:val="hybridMultilevel"/>
     <w:tmpl w:val="8E829E80"/>
@@ -21749,7 +25130,7 @@
       </w:rPr>
     </w:lvl>
   </w:abstractNum>
-  <w:abstractNum w:abstractNumId="11" w15:restartNumberingAfterBreak="0">
+  <w:abstractNum w:abstractNumId="12" w15:restartNumberingAfterBreak="0">
     <w:nsid w:val="1B8E3DDE"/>
     <w:multiLevelType w:val="hybridMultilevel"/>
     <w:tmpl w:val="5DFE4CA0"/>
@@ -21862,7 +25243,7 @@
       </w:rPr>
     </w:lvl>
   </w:abstractNum>
-  <w:abstractNum w:abstractNumId="12" w15:restartNumberingAfterBreak="0">
+  <w:abstractNum w:abstractNumId="13" w15:restartNumberingAfterBreak="0">
     <w:nsid w:val="1F663650"/>
     <w:multiLevelType w:val="hybridMultilevel"/>
     <w:tmpl w:val="A0DEFAEE"/>
@@ -21975,7 +25356,7 @@
       </w:rPr>
     </w:lvl>
   </w:abstractNum>
-  <w:abstractNum w:abstractNumId="13" w15:restartNumberingAfterBreak="0">
+  <w:abstractNum w:abstractNumId="14" w15:restartNumberingAfterBreak="0">
     <w:nsid w:val="215D23AA"/>
     <w:multiLevelType w:val="hybridMultilevel"/>
     <w:tmpl w:val="EFF6760E"/>
@@ -22088,7 +25469,7 @@
       </w:rPr>
     </w:lvl>
   </w:abstractNum>
-  <w:abstractNum w:abstractNumId="14" w15:restartNumberingAfterBreak="0">
+  <w:abstractNum w:abstractNumId="15" w15:restartNumberingAfterBreak="0">
     <w:nsid w:val="22A41E07"/>
     <w:multiLevelType w:val="hybridMultilevel"/>
     <w:tmpl w:val="A3847AF6"/>
@@ -22201,7 +25582,7 @@
       </w:rPr>
     </w:lvl>
   </w:abstractNum>
-  <w:abstractNum w:abstractNumId="15" w15:restartNumberingAfterBreak="0">
+  <w:abstractNum w:abstractNumId="16" w15:restartNumberingAfterBreak="0">
     <w:nsid w:val="24260656"/>
     <w:multiLevelType w:val="hybridMultilevel"/>
     <w:tmpl w:val="08982A12"/>
@@ -22287,7 +25668,7 @@
       </w:pPr>
     </w:lvl>
   </w:abstractNum>
-  <w:abstractNum w:abstractNumId="16" w15:restartNumberingAfterBreak="0">
+  <w:abstractNum w:abstractNumId="17" w15:restartNumberingAfterBreak="0">
     <w:nsid w:val="25432F2E"/>
     <w:multiLevelType w:val="hybridMultilevel"/>
     <w:tmpl w:val="E586067C"/>
@@ -22373,7 +25754,7 @@
       </w:pPr>
     </w:lvl>
   </w:abstractNum>
-  <w:abstractNum w:abstractNumId="17" w15:restartNumberingAfterBreak="0">
+  <w:abstractNum w:abstractNumId="18" w15:restartNumberingAfterBreak="0">
     <w:nsid w:val="27970F97"/>
     <w:multiLevelType w:val="hybridMultilevel"/>
     <w:tmpl w:val="8DAEF8D0"/>
@@ -22486,7 +25867,7 @@
       </w:rPr>
     </w:lvl>
   </w:abstractNum>
-  <w:abstractNum w:abstractNumId="18" w15:restartNumberingAfterBreak="0">
+  <w:abstractNum w:abstractNumId="19" w15:restartNumberingAfterBreak="0">
     <w:nsid w:val="2AF35574"/>
     <w:multiLevelType w:val="hybridMultilevel"/>
     <w:tmpl w:val="B50C199C"/>
@@ -22599,7 +25980,7 @@
       </w:rPr>
     </w:lvl>
   </w:abstractNum>
-  <w:abstractNum w:abstractNumId="19" w15:restartNumberingAfterBreak="0">
+  <w:abstractNum w:abstractNumId="20" w15:restartNumberingAfterBreak="0">
     <w:nsid w:val="2B615AB9"/>
     <w:multiLevelType w:val="hybridMultilevel"/>
     <w:tmpl w:val="89C86200"/>
@@ -22685,7 +26066,7 @@
       </w:pPr>
     </w:lvl>
   </w:abstractNum>
-  <w:abstractNum w:abstractNumId="20" w15:restartNumberingAfterBreak="0">
+  <w:abstractNum w:abstractNumId="21" w15:restartNumberingAfterBreak="0">
     <w:nsid w:val="2DA71956"/>
     <w:multiLevelType w:val="hybridMultilevel"/>
     <w:tmpl w:val="B708361C"/>
@@ -22771,7 +26152,120 @@
       </w:pPr>
     </w:lvl>
   </w:abstractNum>
-  <w:abstractNum w:abstractNumId="21" w15:restartNumberingAfterBreak="0">
+  <w:abstractNum w:abstractNumId="22" w15:restartNumberingAfterBreak="0">
+    <w:nsid w:val="2F7267F5"/>
+    <w:multiLevelType w:val="hybridMultilevel"/>
+    <w:tmpl w:val="09C63968"/>
+    <w:lvl w:ilvl="0" w:tplc="240A0003">
+      <w:start w:val="1"/>
+      <w:numFmt w:val="bullet"/>
+      <w:lvlText w:val="o"/>
+      <w:lvlJc w:val="left"/>
+      <w:pPr>
+        <w:ind w:left="1776" w:hanging="360"/>
+      </w:pPr>
+      <w:rPr>
+        <w:rFonts w:ascii="Courier New" w:hAnsi="Courier New" w:cs="Courier New" w:hint="default"/>
+      </w:rPr>
+    </w:lvl>
+    <w:lvl w:ilvl="1" w:tplc="240A0003" w:tentative="1">
+      <w:start w:val="1"/>
+      <w:numFmt w:val="bullet"/>
+      <w:lvlText w:val="o"/>
+      <w:lvlJc w:val="left"/>
+      <w:pPr>
+        <w:ind w:left="2496" w:hanging="360"/>
+      </w:pPr>
+      <w:rPr>
+        <w:rFonts w:ascii="Courier New" w:hAnsi="Courier New" w:cs="Courier New" w:hint="default"/>
+      </w:rPr>
+    </w:lvl>
+    <w:lvl w:ilvl="2" w:tplc="240A0005" w:tentative="1">
+      <w:start w:val="1"/>
+      <w:numFmt w:val="bullet"/>
+      <w:lvlText w:val=""/>
+      <w:lvlJc w:val="left"/>
+      <w:pPr>
+        <w:ind w:left="3216" w:hanging="360"/>
+      </w:pPr>
+      <w:rPr>
+        <w:rFonts w:ascii="Wingdings" w:hAnsi="Wingdings" w:hint="default"/>
+      </w:rPr>
+    </w:lvl>
+    <w:lvl w:ilvl="3" w:tplc="240A0001" w:tentative="1">
+      <w:start w:val="1"/>
+      <w:numFmt w:val="bullet"/>
+      <w:lvlText w:val=""/>
+      <w:lvlJc w:val="left"/>
+      <w:pPr>
+        <w:ind w:left="3936" w:hanging="360"/>
+      </w:pPr>
+      <w:rPr>
+        <w:rFonts w:ascii="Symbol" w:hAnsi="Symbol" w:hint="default"/>
+      </w:rPr>
+    </w:lvl>
+    <w:lvl w:ilvl="4" w:tplc="240A0003" w:tentative="1">
+      <w:start w:val="1"/>
+      <w:numFmt w:val="bullet"/>
+      <w:lvlText w:val="o"/>
+      <w:lvlJc w:val="left"/>
+      <w:pPr>
+        <w:ind w:left="4656" w:hanging="360"/>
+      </w:pPr>
+      <w:rPr>
+        <w:rFonts w:ascii="Courier New" w:hAnsi="Courier New" w:cs="Courier New" w:hint="default"/>
+      </w:rPr>
+    </w:lvl>
+    <w:lvl w:ilvl="5" w:tplc="240A0005" w:tentative="1">
+      <w:start w:val="1"/>
+      <w:numFmt w:val="bullet"/>
+      <w:lvlText w:val=""/>
+      <w:lvlJc w:val="left"/>
+      <w:pPr>
+        <w:ind w:left="5376" w:hanging="360"/>
+      </w:pPr>
+      <w:rPr>
+        <w:rFonts w:ascii="Wingdings" w:hAnsi="Wingdings" w:hint="default"/>
+      </w:rPr>
+    </w:lvl>
+    <w:lvl w:ilvl="6" w:tplc="240A0001" w:tentative="1">
+      <w:start w:val="1"/>
+      <w:numFmt w:val="bullet"/>
+      <w:lvlText w:val=""/>
+      <w:lvlJc w:val="left"/>
+      <w:pPr>
+        <w:ind w:left="6096" w:hanging="360"/>
+      </w:pPr>
+      <w:rPr>
+        <w:rFonts w:ascii="Symbol" w:hAnsi="Symbol" w:hint="default"/>
+      </w:rPr>
+    </w:lvl>
+    <w:lvl w:ilvl="7" w:tplc="240A0003" w:tentative="1">
+      <w:start w:val="1"/>
+      <w:numFmt w:val="bullet"/>
+      <w:lvlText w:val="o"/>
+      <w:lvlJc w:val="left"/>
+      <w:pPr>
+        <w:ind w:left="6816" w:hanging="360"/>
+      </w:pPr>
+      <w:rPr>
+        <w:rFonts w:ascii="Courier New" w:hAnsi="Courier New" w:cs="Courier New" w:hint="default"/>
+      </w:rPr>
+    </w:lvl>
+    <w:lvl w:ilvl="8" w:tplc="240A0005" w:tentative="1">
+      <w:start w:val="1"/>
+      <w:numFmt w:val="bullet"/>
+      <w:lvlText w:val=""/>
+      <w:lvlJc w:val="left"/>
+      <w:pPr>
+        <w:ind w:left="7536" w:hanging="360"/>
+      </w:pPr>
+      <w:rPr>
+        <w:rFonts w:ascii="Wingdings" w:hAnsi="Wingdings" w:hint="default"/>
+      </w:rPr>
+    </w:lvl>
+  </w:abstractNum>
+  <w:abstractNum w:abstractNumId="23" w15:restartNumberingAfterBreak="0">
     <w:nsid w:val="2FC566CC"/>
     <w:multiLevelType w:val="hybridMultilevel"/>
     <w:tmpl w:val="D3200A6E"/>
@@ -22884,7 +26378,7 @@
       </w:rPr>
     </w:lvl>
   </w:abstractNum>
-  <w:abstractNum w:abstractNumId="22" w15:restartNumberingAfterBreak="0">
+  <w:abstractNum w:abstractNumId="24" w15:restartNumberingAfterBreak="0">
     <w:nsid w:val="33021C4A"/>
     <w:multiLevelType w:val="hybridMultilevel"/>
     <w:tmpl w:val="0FF2F884"/>
@@ -22997,7 +26491,7 @@
       </w:rPr>
     </w:lvl>
   </w:abstractNum>
-  <w:abstractNum w:abstractNumId="23" w15:restartNumberingAfterBreak="0">
+  <w:abstractNum w:abstractNumId="25" w15:restartNumberingAfterBreak="0">
     <w:nsid w:val="34013D94"/>
     <w:multiLevelType w:val="hybridMultilevel"/>
     <w:tmpl w:val="89C86200"/>
@@ -23083,7 +26577,7 @@
       </w:pPr>
     </w:lvl>
   </w:abstractNum>
-  <w:abstractNum w:abstractNumId="24" w15:restartNumberingAfterBreak="0">
+  <w:abstractNum w:abstractNumId="26" w15:restartNumberingAfterBreak="0">
     <w:nsid w:val="368E176E"/>
     <w:multiLevelType w:val="hybridMultilevel"/>
     <w:tmpl w:val="BDF054FE"/>
@@ -23177,7 +26671,7 @@
       </w:pPr>
     </w:lvl>
   </w:abstractNum>
-  <w:abstractNum w:abstractNumId="25" w15:restartNumberingAfterBreak="0">
+  <w:abstractNum w:abstractNumId="27" w15:restartNumberingAfterBreak="0">
     <w:nsid w:val="37A90049"/>
     <w:multiLevelType w:val="hybridMultilevel"/>
     <w:tmpl w:val="4A80A1B8"/>
@@ -23290,7 +26784,7 @@
       </w:rPr>
     </w:lvl>
   </w:abstractNum>
-  <w:abstractNum w:abstractNumId="26" w15:restartNumberingAfterBreak="0">
+  <w:abstractNum w:abstractNumId="28" w15:restartNumberingAfterBreak="0">
     <w:nsid w:val="3968126E"/>
     <w:multiLevelType w:val="hybridMultilevel"/>
     <w:tmpl w:val="23B2AF18"/>
@@ -23403,7 +26897,7 @@
       </w:rPr>
     </w:lvl>
   </w:abstractNum>
-  <w:abstractNum w:abstractNumId="27" w15:restartNumberingAfterBreak="0">
+  <w:abstractNum w:abstractNumId="29" w15:restartNumberingAfterBreak="0">
     <w:nsid w:val="39EC443C"/>
     <w:multiLevelType w:val="hybridMultilevel"/>
     <w:tmpl w:val="CEA07974"/>
@@ -23516,7 +27010,7 @@
       </w:rPr>
     </w:lvl>
   </w:abstractNum>
-  <w:abstractNum w:abstractNumId="28" w15:restartNumberingAfterBreak="0">
+  <w:abstractNum w:abstractNumId="30" w15:restartNumberingAfterBreak="0">
     <w:nsid w:val="3B8512DE"/>
     <w:multiLevelType w:val="hybridMultilevel"/>
     <w:tmpl w:val="ECE0FAB2"/>
@@ -23629,7 +27123,7 @@
       </w:rPr>
     </w:lvl>
   </w:abstractNum>
-  <w:abstractNum w:abstractNumId="29" w15:restartNumberingAfterBreak="0">
+  <w:abstractNum w:abstractNumId="31" w15:restartNumberingAfterBreak="0">
     <w:nsid w:val="3BF56CCE"/>
     <w:multiLevelType w:val="hybridMultilevel"/>
     <w:tmpl w:val="FA6225F0"/>
@@ -23715,7 +27209,7 @@
       </w:pPr>
     </w:lvl>
   </w:abstractNum>
-  <w:abstractNum w:abstractNumId="30" w15:restartNumberingAfterBreak="0">
+  <w:abstractNum w:abstractNumId="32" w15:restartNumberingAfterBreak="0">
     <w:nsid w:val="3DB62A83"/>
     <w:multiLevelType w:val="hybridMultilevel"/>
     <w:tmpl w:val="C0609B64"/>
@@ -23828,7 +27322,7 @@
       </w:rPr>
     </w:lvl>
   </w:abstractNum>
-  <w:abstractNum w:abstractNumId="31" w15:restartNumberingAfterBreak="0">
+  <w:abstractNum w:abstractNumId="33" w15:restartNumberingAfterBreak="0">
     <w:nsid w:val="3FBC4498"/>
     <w:multiLevelType w:val="hybridMultilevel"/>
     <w:tmpl w:val="80DCD4A4"/>
@@ -23941,7 +27435,120 @@
       </w:rPr>
     </w:lvl>
   </w:abstractNum>
-  <w:abstractNum w:abstractNumId="32" w15:restartNumberingAfterBreak="0">
+  <w:abstractNum w:abstractNumId="34" w15:restartNumberingAfterBreak="0">
+    <w:nsid w:val="41DD78D4"/>
+    <w:multiLevelType w:val="hybridMultilevel"/>
+    <w:tmpl w:val="9BE4F354"/>
+    <w:lvl w:ilvl="0" w:tplc="240A0001">
+      <w:start w:val="1"/>
+      <w:numFmt w:val="bullet"/>
+      <w:lvlText w:val=""/>
+      <w:lvlJc w:val="left"/>
+      <w:pPr>
+        <w:ind w:left="1429" w:hanging="360"/>
+      </w:pPr>
+      <w:rPr>
+        <w:rFonts w:ascii="Symbol" w:hAnsi="Symbol" w:hint="default"/>
+      </w:rPr>
+    </w:lvl>
+    <w:lvl w:ilvl="1" w:tplc="240A0003" w:tentative="1">
+      <w:start w:val="1"/>
+      <w:numFmt w:val="bullet"/>
+      <w:lvlText w:val="o"/>
+      <w:lvlJc w:val="left"/>
+      <w:pPr>
+        <w:ind w:left="2149" w:hanging="360"/>
+      </w:pPr>
+      <w:rPr>
+        <w:rFonts w:ascii="Courier New" w:hAnsi="Courier New" w:cs="Courier New" w:hint="default"/>
+      </w:rPr>
+    </w:lvl>
+    <w:lvl w:ilvl="2" w:tplc="240A0005" w:tentative="1">
+      <w:start w:val="1"/>
+      <w:numFmt w:val="bullet"/>
+      <w:lvlText w:val=""/>
+      <w:lvlJc w:val="left"/>
+      <w:pPr>
+        <w:ind w:left="2869" w:hanging="360"/>
+      </w:pPr>
+      <w:rPr>
+        <w:rFonts w:ascii="Wingdings" w:hAnsi="Wingdings" w:hint="default"/>
+      </w:rPr>
+    </w:lvl>
+    <w:lvl w:ilvl="3" w:tplc="240A0001" w:tentative="1">
+      <w:start w:val="1"/>
+      <w:numFmt w:val="bullet"/>
+      <w:lvlText w:val=""/>
+      <w:lvlJc w:val="left"/>
+      <w:pPr>
+        <w:ind w:left="3589" w:hanging="360"/>
+      </w:pPr>
+      <w:rPr>
+        <w:rFonts w:ascii="Symbol" w:hAnsi="Symbol" w:hint="default"/>
+      </w:rPr>
+    </w:lvl>
+    <w:lvl w:ilvl="4" w:tplc="240A0003" w:tentative="1">
+      <w:start w:val="1"/>
+      <w:numFmt w:val="bullet"/>
+      <w:lvlText w:val="o"/>
+      <w:lvlJc w:val="left"/>
+      <w:pPr>
+        <w:ind w:left="4309" w:hanging="360"/>
+      </w:pPr>
+      <w:rPr>
+        <w:rFonts w:ascii="Courier New" w:hAnsi="Courier New" w:cs="Courier New" w:hint="default"/>
+      </w:rPr>
+    </w:lvl>
+    <w:lvl w:ilvl="5" w:tplc="240A0005" w:tentative="1">
+      <w:start w:val="1"/>
+      <w:numFmt w:val="bullet"/>
+      <w:lvlText w:val=""/>
+      <w:lvlJc w:val="left"/>
+      <w:pPr>
+        <w:ind w:left="5029" w:hanging="360"/>
+      </w:pPr>
+      <w:rPr>
+        <w:rFonts w:ascii="Wingdings" w:hAnsi="Wingdings" w:hint="default"/>
+      </w:rPr>
+    </w:lvl>
+    <w:lvl w:ilvl="6" w:tplc="240A0001" w:tentative="1">
+      <w:start w:val="1"/>
+      <w:numFmt w:val="bullet"/>
+      <w:lvlText w:val=""/>
+      <w:lvlJc w:val="left"/>
+      <w:pPr>
+        <w:ind w:left="5749" w:hanging="360"/>
+      </w:pPr>
+      <w:rPr>
+        <w:rFonts w:ascii="Symbol" w:hAnsi="Symbol" w:hint="default"/>
+      </w:rPr>
+    </w:lvl>
+    <w:lvl w:ilvl="7" w:tplc="240A0003" w:tentative="1">
+      <w:start w:val="1"/>
+      <w:numFmt w:val="bullet"/>
+      <w:lvlText w:val="o"/>
+      <w:lvlJc w:val="left"/>
+      <w:pPr>
+        <w:ind w:left="6469" w:hanging="360"/>
+      </w:pPr>
+      <w:rPr>
+        <w:rFonts w:ascii="Courier New" w:hAnsi="Courier New" w:cs="Courier New" w:hint="default"/>
+      </w:rPr>
+    </w:lvl>
+    <w:lvl w:ilvl="8" w:tplc="240A0005" w:tentative="1">
+      <w:start w:val="1"/>
+      <w:numFmt w:val="bullet"/>
+      <w:lvlText w:val=""/>
+      <w:lvlJc w:val="left"/>
+      <w:pPr>
+        <w:ind w:left="7189" w:hanging="360"/>
+      </w:pPr>
+      <w:rPr>
+        <w:rFonts w:ascii="Wingdings" w:hAnsi="Wingdings" w:hint="default"/>
+      </w:rPr>
+    </w:lvl>
+  </w:abstractNum>
+  <w:abstractNum w:abstractNumId="35" w15:restartNumberingAfterBreak="0">
     <w:nsid w:val="435B38A6"/>
     <w:multiLevelType w:val="multilevel"/>
     <w:tmpl w:val="CC0461F0"/>
@@ -24027,7 +27634,7 @@
       </w:pPr>
     </w:lvl>
   </w:abstractNum>
-  <w:abstractNum w:abstractNumId="33" w15:restartNumberingAfterBreak="0">
+  <w:abstractNum w:abstractNumId="36" w15:restartNumberingAfterBreak="0">
     <w:nsid w:val="484F3D24"/>
     <w:multiLevelType w:val="hybridMultilevel"/>
     <w:tmpl w:val="849601A8"/>
@@ -24140,7 +27747,7 @@
       </w:rPr>
     </w:lvl>
   </w:abstractNum>
-  <w:abstractNum w:abstractNumId="34" w15:restartNumberingAfterBreak="0">
+  <w:abstractNum w:abstractNumId="37" w15:restartNumberingAfterBreak="0">
     <w:nsid w:val="485058AB"/>
     <w:multiLevelType w:val="hybridMultilevel"/>
     <w:tmpl w:val="C6FC5770"/>
@@ -24253,7 +27860,7 @@
       </w:rPr>
     </w:lvl>
   </w:abstractNum>
-  <w:abstractNum w:abstractNumId="35" w15:restartNumberingAfterBreak="0">
+  <w:abstractNum w:abstractNumId="38" w15:restartNumberingAfterBreak="0">
     <w:nsid w:val="49C55BDF"/>
     <w:multiLevelType w:val="hybridMultilevel"/>
     <w:tmpl w:val="961AD996"/>
@@ -24366,7 +27973,7 @@
       </w:rPr>
     </w:lvl>
   </w:abstractNum>
-  <w:abstractNum w:abstractNumId="36" w15:restartNumberingAfterBreak="0">
+  <w:abstractNum w:abstractNumId="39" w15:restartNumberingAfterBreak="0">
     <w:nsid w:val="4A2A63F3"/>
     <w:multiLevelType w:val="hybridMultilevel"/>
     <w:tmpl w:val="5EAA09AA"/>
@@ -24479,7 +28086,7 @@
       </w:rPr>
     </w:lvl>
   </w:abstractNum>
-  <w:abstractNum w:abstractNumId="37" w15:restartNumberingAfterBreak="0">
+  <w:abstractNum w:abstractNumId="40" w15:restartNumberingAfterBreak="0">
     <w:nsid w:val="4BA40710"/>
     <w:multiLevelType w:val="hybridMultilevel"/>
     <w:tmpl w:val="D89A32F2"/>
@@ -24565,7 +28172,7 @@
       </w:pPr>
     </w:lvl>
   </w:abstractNum>
-  <w:abstractNum w:abstractNumId="38" w15:restartNumberingAfterBreak="0">
+  <w:abstractNum w:abstractNumId="41" w15:restartNumberingAfterBreak="0">
     <w:nsid w:val="4CE3724C"/>
     <w:multiLevelType w:val="hybridMultilevel"/>
     <w:tmpl w:val="7ED29F22"/>
@@ -24678,7 +28285,7 @@
       </w:rPr>
     </w:lvl>
   </w:abstractNum>
-  <w:abstractNum w:abstractNumId="39" w15:restartNumberingAfterBreak="0">
+  <w:abstractNum w:abstractNumId="42" w15:restartNumberingAfterBreak="0">
     <w:nsid w:val="4EBE1EF6"/>
     <w:multiLevelType w:val="hybridMultilevel"/>
     <w:tmpl w:val="F6A60586"/>
@@ -24771,7 +28378,7 @@
       </w:pPr>
     </w:lvl>
   </w:abstractNum>
-  <w:abstractNum w:abstractNumId="40" w15:restartNumberingAfterBreak="0">
+  <w:abstractNum w:abstractNumId="43" w15:restartNumberingAfterBreak="0">
     <w:nsid w:val="4ECD4A97"/>
     <w:multiLevelType w:val="hybridMultilevel"/>
     <w:tmpl w:val="7584E0B8"/>
@@ -24884,7 +28491,7 @@
       </w:rPr>
     </w:lvl>
   </w:abstractNum>
-  <w:abstractNum w:abstractNumId="41" w15:restartNumberingAfterBreak="0">
+  <w:abstractNum w:abstractNumId="44" w15:restartNumberingAfterBreak="0">
     <w:nsid w:val="509D5A53"/>
     <w:multiLevelType w:val="hybridMultilevel"/>
     <w:tmpl w:val="E33C2008"/>
@@ -24997,7 +28604,7 @@
       </w:rPr>
     </w:lvl>
   </w:abstractNum>
-  <w:abstractNum w:abstractNumId="42" w15:restartNumberingAfterBreak="0">
+  <w:abstractNum w:abstractNumId="45" w15:restartNumberingAfterBreak="0">
     <w:nsid w:val="550562DC"/>
     <w:multiLevelType w:val="hybridMultilevel"/>
     <w:tmpl w:val="B7ACCD70"/>
@@ -25110,7 +28717,7 @@
       </w:rPr>
     </w:lvl>
   </w:abstractNum>
-  <w:abstractNum w:abstractNumId="43" w15:restartNumberingAfterBreak="0">
+  <w:abstractNum w:abstractNumId="46" w15:restartNumberingAfterBreak="0">
     <w:nsid w:val="567C2833"/>
     <w:multiLevelType w:val="hybridMultilevel"/>
     <w:tmpl w:val="72E2B3C8"/>
@@ -25196,7 +28803,7 @@
       </w:pPr>
     </w:lvl>
   </w:abstractNum>
-  <w:abstractNum w:abstractNumId="44" w15:restartNumberingAfterBreak="0">
+  <w:abstractNum w:abstractNumId="47" w15:restartNumberingAfterBreak="0">
     <w:nsid w:val="56C91E50"/>
     <w:multiLevelType w:val="hybridMultilevel"/>
     <w:tmpl w:val="27C04E54"/>
@@ -25309,7 +28916,7 @@
       </w:rPr>
     </w:lvl>
   </w:abstractNum>
-  <w:abstractNum w:abstractNumId="45" w15:restartNumberingAfterBreak="0">
+  <w:abstractNum w:abstractNumId="48" w15:restartNumberingAfterBreak="0">
     <w:nsid w:val="5C72535A"/>
     <w:multiLevelType w:val="hybridMultilevel"/>
     <w:tmpl w:val="ECC856DE"/>
@@ -25395,7 +29002,7 @@
       </w:pPr>
     </w:lvl>
   </w:abstractNum>
-  <w:abstractNum w:abstractNumId="46" w15:restartNumberingAfterBreak="0">
+  <w:abstractNum w:abstractNumId="49" w15:restartNumberingAfterBreak="0">
     <w:nsid w:val="5EAF2A29"/>
     <w:multiLevelType w:val="hybridMultilevel"/>
     <w:tmpl w:val="5EE859C0"/>
@@ -25481,7 +29088,7 @@
       </w:pPr>
     </w:lvl>
   </w:abstractNum>
-  <w:abstractNum w:abstractNumId="47" w15:restartNumberingAfterBreak="0">
+  <w:abstractNum w:abstractNumId="50" w15:restartNumberingAfterBreak="0">
     <w:nsid w:val="61594FDF"/>
     <w:multiLevelType w:val="hybridMultilevel"/>
     <w:tmpl w:val="AECA27A6"/>
@@ -25594,7 +29201,7 @@
       </w:rPr>
     </w:lvl>
   </w:abstractNum>
-  <w:abstractNum w:abstractNumId="48" w15:restartNumberingAfterBreak="0">
+  <w:abstractNum w:abstractNumId="51" w15:restartNumberingAfterBreak="0">
     <w:nsid w:val="61A678D2"/>
     <w:multiLevelType w:val="hybridMultilevel"/>
     <w:tmpl w:val="E33AEC1E"/>
@@ -25707,7 +29314,7 @@
       </w:rPr>
     </w:lvl>
   </w:abstractNum>
-  <w:abstractNum w:abstractNumId="49" w15:restartNumberingAfterBreak="0">
+  <w:abstractNum w:abstractNumId="52" w15:restartNumberingAfterBreak="0">
     <w:nsid w:val="61B471D7"/>
     <w:multiLevelType w:val="hybridMultilevel"/>
     <w:tmpl w:val="202EF958"/>
@@ -25820,7 +29427,7 @@
       </w:rPr>
     </w:lvl>
   </w:abstractNum>
-  <w:abstractNum w:abstractNumId="50" w15:restartNumberingAfterBreak="0">
+  <w:abstractNum w:abstractNumId="53" w15:restartNumberingAfterBreak="0">
     <w:nsid w:val="63A27ADA"/>
     <w:multiLevelType w:val="hybridMultilevel"/>
     <w:tmpl w:val="B734B922"/>
@@ -25906,7 +29513,7 @@
       </w:pPr>
     </w:lvl>
   </w:abstractNum>
-  <w:abstractNum w:abstractNumId="51" w15:restartNumberingAfterBreak="0">
+  <w:abstractNum w:abstractNumId="54" w15:restartNumberingAfterBreak="0">
     <w:nsid w:val="65B76B58"/>
     <w:multiLevelType w:val="hybridMultilevel"/>
     <w:tmpl w:val="ABA0CAF0"/>
@@ -25992,7 +29599,7 @@
       </w:pPr>
     </w:lvl>
   </w:abstractNum>
-  <w:abstractNum w:abstractNumId="52" w15:restartNumberingAfterBreak="0">
+  <w:abstractNum w:abstractNumId="55" w15:restartNumberingAfterBreak="0">
     <w:nsid w:val="66BA470A"/>
     <w:multiLevelType w:val="hybridMultilevel"/>
     <w:tmpl w:val="4866DEAA"/>
@@ -26105,7 +29712,7 @@
       </w:rPr>
     </w:lvl>
   </w:abstractNum>
-  <w:abstractNum w:abstractNumId="53" w15:restartNumberingAfterBreak="0">
+  <w:abstractNum w:abstractNumId="56" w15:restartNumberingAfterBreak="0">
     <w:nsid w:val="68AB354B"/>
     <w:multiLevelType w:val="hybridMultilevel"/>
     <w:tmpl w:val="A28C81A0"/>
@@ -26191,7 +29798,7 @@
       </w:pPr>
     </w:lvl>
   </w:abstractNum>
-  <w:abstractNum w:abstractNumId="54" w15:restartNumberingAfterBreak="0">
+  <w:abstractNum w:abstractNumId="57" w15:restartNumberingAfterBreak="0">
     <w:nsid w:val="68DC7F87"/>
     <w:multiLevelType w:val="hybridMultilevel"/>
     <w:tmpl w:val="0BDA22B6"/>
@@ -26304,7 +29911,7 @@
       </w:rPr>
     </w:lvl>
   </w:abstractNum>
-  <w:abstractNum w:abstractNumId="55" w15:restartNumberingAfterBreak="0">
+  <w:abstractNum w:abstractNumId="58" w15:restartNumberingAfterBreak="0">
     <w:nsid w:val="6B1E3E87"/>
     <w:multiLevelType w:val="hybridMultilevel"/>
     <w:tmpl w:val="E3C6B202"/>
@@ -26417,7 +30024,7 @@
       </w:rPr>
     </w:lvl>
   </w:abstractNum>
-  <w:abstractNum w:abstractNumId="56" w15:restartNumberingAfterBreak="0">
+  <w:abstractNum w:abstractNumId="59" w15:restartNumberingAfterBreak="0">
     <w:nsid w:val="6BF142D1"/>
     <w:multiLevelType w:val="hybridMultilevel"/>
     <w:tmpl w:val="F3E2D6DC"/>
@@ -26530,7 +30137,7 @@
       </w:rPr>
     </w:lvl>
   </w:abstractNum>
-  <w:abstractNum w:abstractNumId="57" w15:restartNumberingAfterBreak="0">
+  <w:abstractNum w:abstractNumId="60" w15:restartNumberingAfterBreak="0">
     <w:nsid w:val="6E5C7DD5"/>
     <w:multiLevelType w:val="hybridMultilevel"/>
     <w:tmpl w:val="82F6910C"/>
@@ -26643,7 +30250,7 @@
       </w:rPr>
     </w:lvl>
   </w:abstractNum>
-  <w:abstractNum w:abstractNumId="58" w15:restartNumberingAfterBreak="0">
+  <w:abstractNum w:abstractNumId="61" w15:restartNumberingAfterBreak="0">
     <w:nsid w:val="6E674773"/>
     <w:multiLevelType w:val="hybridMultilevel"/>
     <w:tmpl w:val="A52C1DB2"/>
@@ -26756,7 +30363,120 @@
       </w:rPr>
     </w:lvl>
   </w:abstractNum>
-  <w:abstractNum w:abstractNumId="59" w15:restartNumberingAfterBreak="0">
+  <w:abstractNum w:abstractNumId="62" w15:restartNumberingAfterBreak="0">
+    <w:nsid w:val="7275358A"/>
+    <w:multiLevelType w:val="hybridMultilevel"/>
+    <w:tmpl w:val="4D089F68"/>
+    <w:lvl w:ilvl="0" w:tplc="240A0003">
+      <w:start w:val="1"/>
+      <w:numFmt w:val="bullet"/>
+      <w:lvlText w:val="o"/>
+      <w:lvlJc w:val="left"/>
+      <w:pPr>
+        <w:ind w:left="1776" w:hanging="360"/>
+      </w:pPr>
+      <w:rPr>
+        <w:rFonts w:ascii="Courier New" w:hAnsi="Courier New" w:cs="Courier New" w:hint="default"/>
+      </w:rPr>
+    </w:lvl>
+    <w:lvl w:ilvl="1" w:tplc="240A0003" w:tentative="1">
+      <w:start w:val="1"/>
+      <w:numFmt w:val="bullet"/>
+      <w:lvlText w:val="o"/>
+      <w:lvlJc w:val="left"/>
+      <w:pPr>
+        <w:ind w:left="2496" w:hanging="360"/>
+      </w:pPr>
+      <w:rPr>
+        <w:rFonts w:ascii="Courier New" w:hAnsi="Courier New" w:cs="Courier New" w:hint="default"/>
+      </w:rPr>
+    </w:lvl>
+    <w:lvl w:ilvl="2" w:tplc="240A0005" w:tentative="1">
+      <w:start w:val="1"/>
+      <w:numFmt w:val="bullet"/>
+      <w:lvlText w:val=""/>
+      <w:lvlJc w:val="left"/>
+      <w:pPr>
+        <w:ind w:left="3216" w:hanging="360"/>
+      </w:pPr>
+      <w:rPr>
+        <w:rFonts w:ascii="Wingdings" w:hAnsi="Wingdings" w:hint="default"/>
+      </w:rPr>
+    </w:lvl>
+    <w:lvl w:ilvl="3" w:tplc="240A0001" w:tentative="1">
+      <w:start w:val="1"/>
+      <w:numFmt w:val="bullet"/>
+      <w:lvlText w:val=""/>
+      <w:lvlJc w:val="left"/>
+      <w:pPr>
+        <w:ind w:left="3936" w:hanging="360"/>
+      </w:pPr>
+      <w:rPr>
+        <w:rFonts w:ascii="Symbol" w:hAnsi="Symbol" w:hint="default"/>
+      </w:rPr>
+    </w:lvl>
+    <w:lvl w:ilvl="4" w:tplc="240A0003" w:tentative="1">
+      <w:start w:val="1"/>
+      <w:numFmt w:val="bullet"/>
+      <w:lvlText w:val="o"/>
+      <w:lvlJc w:val="left"/>
+      <w:pPr>
+        <w:ind w:left="4656" w:hanging="360"/>
+      </w:pPr>
+      <w:rPr>
+        <w:rFonts w:ascii="Courier New" w:hAnsi="Courier New" w:cs="Courier New" w:hint="default"/>
+      </w:rPr>
+    </w:lvl>
+    <w:lvl w:ilvl="5" w:tplc="240A0005" w:tentative="1">
+      <w:start w:val="1"/>
+      <w:numFmt w:val="bullet"/>
+      <w:lvlText w:val=""/>
+      <w:lvlJc w:val="left"/>
+      <w:pPr>
+        <w:ind w:left="5376" w:hanging="360"/>
+      </w:pPr>
+      <w:rPr>
+        <w:rFonts w:ascii="Wingdings" w:hAnsi="Wingdings" w:hint="default"/>
+      </w:rPr>
+    </w:lvl>
+    <w:lvl w:ilvl="6" w:tplc="240A0001" w:tentative="1">
+      <w:start w:val="1"/>
+      <w:numFmt w:val="bullet"/>
+      <w:lvlText w:val=""/>
+      <w:lvlJc w:val="left"/>
+      <w:pPr>
+        <w:ind w:left="6096" w:hanging="360"/>
+      </w:pPr>
+      <w:rPr>
+        <w:rFonts w:ascii="Symbol" w:hAnsi="Symbol" w:hint="default"/>
+      </w:rPr>
+    </w:lvl>
+    <w:lvl w:ilvl="7" w:tplc="240A0003" w:tentative="1">
+      <w:start w:val="1"/>
+      <w:numFmt w:val="bullet"/>
+      <w:lvlText w:val="o"/>
+      <w:lvlJc w:val="left"/>
+      <w:pPr>
+        <w:ind w:left="6816" w:hanging="360"/>
+      </w:pPr>
+      <w:rPr>
+        <w:rFonts w:ascii="Courier New" w:hAnsi="Courier New" w:cs="Courier New" w:hint="default"/>
+      </w:rPr>
+    </w:lvl>
+    <w:lvl w:ilvl="8" w:tplc="240A0005" w:tentative="1">
+      <w:start w:val="1"/>
+      <w:numFmt w:val="bullet"/>
+      <w:lvlText w:val=""/>
+      <w:lvlJc w:val="left"/>
+      <w:pPr>
+        <w:ind w:left="7536" w:hanging="360"/>
+      </w:pPr>
+      <w:rPr>
+        <w:rFonts w:ascii="Wingdings" w:hAnsi="Wingdings" w:hint="default"/>
+      </w:rPr>
+    </w:lvl>
+  </w:abstractNum>
+  <w:abstractNum w:abstractNumId="63" w15:restartNumberingAfterBreak="0">
     <w:nsid w:val="743558E5"/>
     <w:multiLevelType w:val="hybridMultilevel"/>
     <w:tmpl w:val="462C76A4"/>
@@ -26848,7 +30568,7 @@
       </w:pPr>
     </w:lvl>
   </w:abstractNum>
-  <w:abstractNum w:abstractNumId="60" w15:restartNumberingAfterBreak="0">
+  <w:abstractNum w:abstractNumId="64" w15:restartNumberingAfterBreak="0">
     <w:nsid w:val="77997507"/>
     <w:multiLevelType w:val="hybridMultilevel"/>
     <w:tmpl w:val="A274EB00"/>
@@ -26961,7 +30681,7 @@
       </w:rPr>
     </w:lvl>
   </w:abstractNum>
-  <w:abstractNum w:abstractNumId="61" w15:restartNumberingAfterBreak="0">
+  <w:abstractNum w:abstractNumId="65" w15:restartNumberingAfterBreak="0">
     <w:nsid w:val="77FF3BF9"/>
     <w:multiLevelType w:val="hybridMultilevel"/>
     <w:tmpl w:val="FEF832F0"/>
@@ -27048,7 +30768,7 @@
       </w:pPr>
     </w:lvl>
   </w:abstractNum>
-  <w:abstractNum w:abstractNumId="62" w15:restartNumberingAfterBreak="0">
+  <w:abstractNum w:abstractNumId="66" w15:restartNumberingAfterBreak="0">
     <w:nsid w:val="783A10AA"/>
     <w:multiLevelType w:val="hybridMultilevel"/>
     <w:tmpl w:val="04D4A926"/>
@@ -27161,7 +30881,7 @@
       </w:rPr>
     </w:lvl>
   </w:abstractNum>
-  <w:abstractNum w:abstractNumId="63" w15:restartNumberingAfterBreak="0">
+  <w:abstractNum w:abstractNumId="67" w15:restartNumberingAfterBreak="0">
     <w:nsid w:val="79EF1ECE"/>
     <w:multiLevelType w:val="hybridMultilevel"/>
     <w:tmpl w:val="C1989C48"/>
@@ -27274,7 +30994,7 @@
       </w:rPr>
     </w:lvl>
   </w:abstractNum>
-  <w:abstractNum w:abstractNumId="64" w15:restartNumberingAfterBreak="0">
+  <w:abstractNum w:abstractNumId="68" w15:restartNumberingAfterBreak="0">
     <w:nsid w:val="7AD74EB8"/>
     <w:multiLevelType w:val="hybridMultilevel"/>
     <w:tmpl w:val="6C02F9C6"/>
@@ -27387,7 +31107,7 @@
       </w:rPr>
     </w:lvl>
   </w:abstractNum>
-  <w:abstractNum w:abstractNumId="65" w15:restartNumberingAfterBreak="0">
+  <w:abstractNum w:abstractNumId="69" w15:restartNumberingAfterBreak="0">
     <w:nsid w:val="7C161D1C"/>
     <w:multiLevelType w:val="multilevel"/>
     <w:tmpl w:val="40820B38"/>
@@ -27474,7 +31194,7 @@
       </w:pPr>
     </w:lvl>
   </w:abstractNum>
-  <w:abstractNum w:abstractNumId="66" w15:restartNumberingAfterBreak="0">
+  <w:abstractNum w:abstractNumId="70" w15:restartNumberingAfterBreak="0">
     <w:nsid w:val="7C4C3359"/>
     <w:multiLevelType w:val="hybridMultilevel"/>
     <w:tmpl w:val="C7E679BA"/>
@@ -27587,7 +31307,7 @@
       </w:rPr>
     </w:lvl>
   </w:abstractNum>
-  <w:abstractNum w:abstractNumId="67" w15:restartNumberingAfterBreak="0">
+  <w:abstractNum w:abstractNumId="71" w15:restartNumberingAfterBreak="0">
     <w:nsid w:val="7CDD0A62"/>
     <w:multiLevelType w:val="hybridMultilevel"/>
     <w:tmpl w:val="92286D5C"/>
@@ -27700,7 +31420,7 @@
       </w:rPr>
     </w:lvl>
   </w:abstractNum>
-  <w:abstractNum w:abstractNumId="68" w15:restartNumberingAfterBreak="0">
+  <w:abstractNum w:abstractNumId="72" w15:restartNumberingAfterBreak="0">
     <w:nsid w:val="7D91759D"/>
     <w:multiLevelType w:val="hybridMultilevel"/>
     <w:tmpl w:val="D2021A1A"/>
@@ -27813,7 +31533,7 @@
       </w:rPr>
     </w:lvl>
   </w:abstractNum>
-  <w:abstractNum w:abstractNumId="69" w15:restartNumberingAfterBreak="0">
+  <w:abstractNum w:abstractNumId="73" w15:restartNumberingAfterBreak="0">
     <w:nsid w:val="7E8461C6"/>
     <w:multiLevelType w:val="hybridMultilevel"/>
     <w:tmpl w:val="61B6F8D8"/>
@@ -27927,148 +31647,148 @@
     </w:lvl>
   </w:abstractNum>
   <w:num w:numId="1">
-    <w:abstractNumId w:val="65"/>
+    <w:abstractNumId w:val="69"/>
   </w:num>
   <w:num w:numId="2">
     <w:abstractNumId w:val="0"/>
   </w:num>
   <w:num w:numId="3">
-    <w:abstractNumId w:val="39"/>
+    <w:abstractNumId w:val="42"/>
   </w:num>
   <w:num w:numId="4">
-    <w:abstractNumId w:val="24"/>
+    <w:abstractNumId w:val="26"/>
   </w:num>
   <w:num w:numId="5">
-    <w:abstractNumId w:val="61"/>
+    <w:abstractNumId w:val="65"/>
   </w:num>
   <w:num w:numId="6">
-    <w:abstractNumId w:val="59"/>
+    <w:abstractNumId w:val="63"/>
   </w:num>
   <w:num w:numId="7">
     <w:abstractNumId w:val="1"/>
   </w:num>
   <w:num w:numId="8">
+    <w:abstractNumId w:val="9"/>
+  </w:num>
+  <w:num w:numId="9">
+    <w:abstractNumId w:val="24"/>
+  </w:num>
+  <w:num w:numId="10">
+    <w:abstractNumId w:val="10"/>
+  </w:num>
+  <w:num w:numId="11">
+    <w:abstractNumId w:val="29"/>
+  </w:num>
+  <w:num w:numId="12">
+    <w:abstractNumId w:val="45"/>
+  </w:num>
+  <w:num w:numId="13">
+    <w:abstractNumId w:val="72"/>
+  </w:num>
+  <w:num w:numId="14">
+    <w:abstractNumId w:val="17"/>
+  </w:num>
+  <w:num w:numId="15">
+    <w:abstractNumId w:val="64"/>
+  </w:num>
+  <w:num w:numId="16">
+    <w:abstractNumId w:val="14"/>
+  </w:num>
+  <w:num w:numId="17">
+    <w:abstractNumId w:val="33"/>
+  </w:num>
+  <w:num w:numId="18">
+    <w:abstractNumId w:val="27"/>
+  </w:num>
+  <w:num w:numId="19">
+    <w:abstractNumId w:val="48"/>
+  </w:num>
+  <w:num w:numId="20">
+    <w:abstractNumId w:val="56"/>
+  </w:num>
+  <w:num w:numId="21">
+    <w:abstractNumId w:val="19"/>
+  </w:num>
+  <w:num w:numId="22">
+    <w:abstractNumId w:val="57"/>
+  </w:num>
+  <w:num w:numId="23">
+    <w:abstractNumId w:val="70"/>
+  </w:num>
+  <w:num w:numId="24">
+    <w:abstractNumId w:val="31"/>
+  </w:num>
+  <w:num w:numId="25">
+    <w:abstractNumId w:val="6"/>
+  </w:num>
+  <w:num w:numId="26">
+    <w:abstractNumId w:val="16"/>
+  </w:num>
+  <w:num w:numId="27">
+    <w:abstractNumId w:val="40"/>
+  </w:num>
+  <w:num w:numId="28">
+    <w:abstractNumId w:val="30"/>
+  </w:num>
+  <w:num w:numId="29">
+    <w:abstractNumId w:val="23"/>
+  </w:num>
+  <w:num w:numId="30">
+    <w:abstractNumId w:val="49"/>
+  </w:num>
+  <w:num w:numId="31">
+    <w:abstractNumId w:val="12"/>
+  </w:num>
+  <w:num w:numId="32">
+    <w:abstractNumId w:val="50"/>
+  </w:num>
+  <w:num w:numId="33">
     <w:abstractNumId w:val="8"/>
   </w:num>
-  <w:num w:numId="9">
-    <w:abstractNumId w:val="22"/>
+  <w:num w:numId="34">
+    <w:abstractNumId w:val="38"/>
   </w:num>
-  <w:num w:numId="10">
-    <w:abstractNumId w:val="9"/>
+  <w:num w:numId="35">
+    <w:abstractNumId w:val="36"/>
   </w:num>
-  <w:num w:numId="11">
-    <w:abstractNumId w:val="27"/>
+  <w:num w:numId="36">
+    <w:abstractNumId w:val="13"/>
   </w:num>
-  <w:num w:numId="12">
-    <w:abstractNumId w:val="42"/>
+  <w:num w:numId="37">
+    <w:abstractNumId w:val="73"/>
   </w:num>
-  <w:num w:numId="13">
-    <w:abstractNumId w:val="68"/>
+  <w:num w:numId="38">
+    <w:abstractNumId w:val="47"/>
   </w:num>
-  <w:num w:numId="14">
-    <w:abstractNumId w:val="16"/>
+  <w:num w:numId="39">
+    <w:abstractNumId w:val="51"/>
   </w:num>
-  <w:num w:numId="15">
+  <w:num w:numId="40">
+    <w:abstractNumId w:val="61"/>
+  </w:num>
+  <w:num w:numId="41">
+    <w:abstractNumId w:val="39"/>
+  </w:num>
+  <w:num w:numId="42">
+    <w:abstractNumId w:val="35"/>
+  </w:num>
+  <w:num w:numId="43">
+    <w:abstractNumId w:val="18"/>
+  </w:num>
+  <w:num w:numId="44">
     <w:abstractNumId w:val="60"/>
   </w:num>
-  <w:num w:numId="16">
-    <w:abstractNumId w:val="13"/>
+  <w:num w:numId="45">
+    <w:abstractNumId w:val="21"/>
   </w:num>
-  <w:num w:numId="17">
-    <w:abstractNumId w:val="31"/>
-  </w:num>
-  <w:num w:numId="18">
-    <w:abstractNumId w:val="25"/>
-  </w:num>
-  <w:num w:numId="19">
-    <w:abstractNumId w:val="45"/>
-  </w:num>
-  <w:num w:numId="20">
-    <w:abstractNumId w:val="53"/>
-  </w:num>
-  <w:num w:numId="21">
-    <w:abstractNumId w:val="18"/>
-  </w:num>
-  <w:num w:numId="22">
-    <w:abstractNumId w:val="54"/>
-  </w:num>
-  <w:num w:numId="23">
-    <w:abstractNumId w:val="66"/>
-  </w:num>
-  <w:num w:numId="24">
-    <w:abstractNumId w:val="29"/>
-  </w:num>
-  <w:num w:numId="25">
-    <w:abstractNumId w:val="5"/>
-  </w:num>
-  <w:num w:numId="26">
-    <w:abstractNumId w:val="15"/>
-  </w:num>
-  <w:num w:numId="27">
-    <w:abstractNumId w:val="37"/>
-  </w:num>
-  <w:num w:numId="28">
+  <w:num w:numId="46">
     <w:abstractNumId w:val="28"/>
   </w:num>
-  <w:num w:numId="29">
-    <w:abstractNumId w:val="21"/>
-  </w:num>
-  <w:num w:numId="30">
-    <w:abstractNumId w:val="46"/>
-  </w:num>
-  <w:num w:numId="31">
-    <w:abstractNumId w:val="11"/>
-  </w:num>
-  <w:num w:numId="32">
-    <w:abstractNumId w:val="47"/>
-  </w:num>
-  <w:num w:numId="33">
+  <w:num w:numId="47">
     <w:abstractNumId w:val="7"/>
   </w:num>
-  <w:num w:numId="34">
-    <w:abstractNumId w:val="35"/>
-  </w:num>
-  <w:num w:numId="35">
-    <w:abstractNumId w:val="33"/>
-  </w:num>
-  <w:num w:numId="36">
-    <w:abstractNumId w:val="12"/>
-  </w:num>
-  <w:num w:numId="37">
-    <w:abstractNumId w:val="69"/>
-  </w:num>
-  <w:num w:numId="38">
-    <w:abstractNumId w:val="44"/>
-  </w:num>
-  <w:num w:numId="39">
-    <w:abstractNumId w:val="48"/>
-  </w:num>
-  <w:num w:numId="40">
-    <w:abstractNumId w:val="58"/>
-  </w:num>
-  <w:num w:numId="41">
-    <w:abstractNumId w:val="36"/>
-  </w:num>
-  <w:num w:numId="42">
-    <w:abstractNumId w:val="32"/>
-  </w:num>
-  <w:num w:numId="43">
-    <w:abstractNumId w:val="17"/>
-  </w:num>
-  <w:num w:numId="44">
-    <w:abstractNumId w:val="57"/>
-  </w:num>
-  <w:num w:numId="45">
-    <w:abstractNumId w:val="20"/>
-  </w:num>
-  <w:num w:numId="46">
-    <w:abstractNumId w:val="26"/>
-  </w:num>
-  <w:num w:numId="47">
-    <w:abstractNumId w:val="6"/>
-  </w:num>
   <w:num w:numId="48">
-    <w:abstractNumId w:val="49"/>
+    <w:abstractNumId w:val="52"/>
   </w:num>
   <w:num w:numId="49">
     <w:abstractNumId w:val="2"/>
@@ -28077,64 +31797,76 @@
     <w:abstractNumId w:val="3"/>
   </w:num>
   <w:num w:numId="51">
+    <w:abstractNumId w:val="37"/>
+  </w:num>
+  <w:num w:numId="52">
+    <w:abstractNumId w:val="20"/>
+  </w:num>
+  <w:num w:numId="53">
+    <w:abstractNumId w:val="41"/>
+  </w:num>
+  <w:num w:numId="54">
+    <w:abstractNumId w:val="11"/>
+  </w:num>
+  <w:num w:numId="55">
+    <w:abstractNumId w:val="25"/>
+  </w:num>
+  <w:num w:numId="56">
+    <w:abstractNumId w:val="71"/>
+  </w:num>
+  <w:num w:numId="57">
+    <w:abstractNumId w:val="46"/>
+  </w:num>
+  <w:num w:numId="58">
+    <w:abstractNumId w:val="32"/>
+  </w:num>
+  <w:num w:numId="59">
+    <w:abstractNumId w:val="53"/>
+  </w:num>
+  <w:num w:numId="60">
+    <w:abstractNumId w:val="5"/>
+  </w:num>
+  <w:num w:numId="61">
+    <w:abstractNumId w:val="54"/>
+  </w:num>
+  <w:num w:numId="62">
+    <w:abstractNumId w:val="44"/>
+  </w:num>
+  <w:num w:numId="63">
+    <w:abstractNumId w:val="67"/>
+  </w:num>
+  <w:num w:numId="64">
+    <w:abstractNumId w:val="55"/>
+  </w:num>
+  <w:num w:numId="65">
+    <w:abstractNumId w:val="59"/>
+  </w:num>
+  <w:num w:numId="66">
+    <w:abstractNumId w:val="43"/>
+  </w:num>
+  <w:num w:numId="67">
+    <w:abstractNumId w:val="68"/>
+  </w:num>
+  <w:num w:numId="68">
+    <w:abstractNumId w:val="66"/>
+  </w:num>
+  <w:num w:numId="69">
+    <w:abstractNumId w:val="15"/>
+  </w:num>
+  <w:num w:numId="70">
+    <w:abstractNumId w:val="58"/>
+  </w:num>
+  <w:num w:numId="71">
+    <w:abstractNumId w:val="4"/>
+  </w:num>
+  <w:num w:numId="72">
     <w:abstractNumId w:val="34"/>
   </w:num>
-  <w:num w:numId="52">
-    <w:abstractNumId w:val="19"/>
+  <w:num w:numId="73">
+    <w:abstractNumId w:val="22"/>
   </w:num>
-  <w:num w:numId="53">
-    <w:abstractNumId w:val="38"/>
-  </w:num>
-  <w:num w:numId="54">
-    <w:abstractNumId w:val="10"/>
-  </w:num>
-  <w:num w:numId="55">
-    <w:abstractNumId w:val="23"/>
-  </w:num>
-  <w:num w:numId="56">
-    <w:abstractNumId w:val="67"/>
-  </w:num>
-  <w:num w:numId="57">
-    <w:abstractNumId w:val="43"/>
-  </w:num>
-  <w:num w:numId="58">
-    <w:abstractNumId w:val="30"/>
-  </w:num>
-  <w:num w:numId="59">
-    <w:abstractNumId w:val="50"/>
-  </w:num>
-  <w:num w:numId="60">
-    <w:abstractNumId w:val="4"/>
-  </w:num>
-  <w:num w:numId="61">
-    <w:abstractNumId w:val="51"/>
-  </w:num>
-  <w:num w:numId="62">
-    <w:abstractNumId w:val="41"/>
-  </w:num>
-  <w:num w:numId="63">
-    <w:abstractNumId w:val="63"/>
-  </w:num>
-  <w:num w:numId="64">
-    <w:abstractNumId w:val="52"/>
-  </w:num>
-  <w:num w:numId="65">
-    <w:abstractNumId w:val="56"/>
-  </w:num>
-  <w:num w:numId="66">
-    <w:abstractNumId w:val="40"/>
-  </w:num>
-  <w:num w:numId="67">
-    <w:abstractNumId w:val="64"/>
-  </w:num>
-  <w:num w:numId="68">
+  <w:num w:numId="74">
     <w:abstractNumId w:val="62"/>
-  </w:num>
-  <w:num w:numId="69">
-    <w:abstractNumId w:val="14"/>
-  </w:num>
-  <w:num w:numId="70">
-    <w:abstractNumId w:val="55"/>
   </w:num>
   <w:numIdMacAtCleanup w:val="69"/>
 </w:numbering>
@@ -29869,10 +33601,6 @@
 </file>
 
 <file path=customXml/item1.xml><?xml version="1.0" encoding="utf-8"?>
-<b:Sources xmlns:b="http://schemas.openxmlformats.org/officeDocument/2006/bibliography" xmlns="http://schemas.openxmlformats.org/officeDocument/2006/bibliography" SelectedStyle="\APASixthEditionOfficeOnline.xsl" StyleName="APA" Version="6"/>
-</file>
-
-<file path=customXml/item2.xml><?xml version="1.0" encoding="utf-8"?>
 <p:properties xmlns:p="http://schemas.microsoft.com/office/2006/metadata/properties" xmlns:xsi="http://www.w3.org/2001/XMLSchema-instance" xmlns:pc="http://schemas.microsoft.com/office/infopath/2007/PartnerControls">
   <documentManagement>
     <TaxCatchAll xmlns="13c90a0b-73bc-4dc0-be5f-28d77b615beb" xsi:nil="true"/>
@@ -29883,7 +33611,20 @@
 </p:properties>
 </file>
 
+<file path=customXml/item2.xml><?xml version="1.0" encoding="utf-8"?>
+<b:Sources xmlns:b="http://schemas.openxmlformats.org/officeDocument/2006/bibliography" xmlns="http://schemas.openxmlformats.org/officeDocument/2006/bibliography" SelectedStyle="\APASixthEditionOfficeOnline.xsl" StyleName="APA" Version="6"/>
+</file>
+
 <file path=customXml/item3.xml><?xml version="1.0" encoding="utf-8"?>
+<?mso-contentType ?>
+<FormTemplates xmlns="http://schemas.microsoft.com/sharepoint/v3/contenttype/forms">
+  <Display>DocumentLibraryForm</Display>
+  <Edit>DocumentLibraryForm</Edit>
+  <New>DocumentLibraryForm</New>
+</FormTemplates>
+</file>
+
+<file path=customXml/item4.xml><?xml version="1.0" encoding="utf-8"?>
 <ct:contentTypeSchema xmlns:ct="http://schemas.microsoft.com/office/2006/metadata/contentType" xmlns:ma="http://schemas.microsoft.com/office/2006/metadata/properties/metaAttributes" ct:_="" ma:_="" ma:contentTypeName="Documento" ma:contentTypeID="0x0101006A81D6BD42E8DF4C91013959704817E1" ma:contentTypeVersion="15" ma:contentTypeDescription="Crear nuevo documento." ma:contentTypeScope="" ma:versionID="bf4f72ffd194f0963ff564daca6869f7">
   <xsd:schema xmlns:xsd="http://www.w3.org/2001/XMLSchema" xmlns:xs="http://www.w3.org/2001/XMLSchema" xmlns:p="http://schemas.microsoft.com/office/2006/metadata/properties" xmlns:ns2="13c90a0b-73bc-4dc0-be5f-28d77b615beb" xmlns:ns3="13c93bba-48ce-428c-bfe5-88b42c19b028" targetNamespace="http://schemas.microsoft.com/office/2006/metadata/properties" ma:root="true" ma:fieldsID="8718d6f4873a5b1392a45044efa78385" ns2:_="" ns3:_="">
     <xsd:import namespace="13c90a0b-73bc-4dc0-be5f-28d77b615beb"/>
@@ -30118,24 +33859,7 @@
 </ct:contentTypeSchema>
 </file>
 
-<file path=customXml/item4.xml><?xml version="1.0" encoding="utf-8"?>
-<?mso-contentType ?>
-<FormTemplates xmlns="http://schemas.microsoft.com/sharepoint/v3/contenttype/forms">
-  <Display>DocumentLibraryForm</Display>
-  <Edit>DocumentLibraryForm</Edit>
-  <New>DocumentLibraryForm</New>
-</FormTemplates>
-</file>
-
 <file path=customXml/itemProps1.xml><?xml version="1.0" encoding="utf-8"?>
-<ds:datastoreItem xmlns:ds="http://schemas.openxmlformats.org/officeDocument/2006/customXml" ds:itemID="{E65BED11-87CD-4E7E-AEC0-A23B861D148D}">
-  <ds:schemaRefs>
-    <ds:schemaRef ds:uri="http://schemas.openxmlformats.org/officeDocument/2006/bibliography"/>
-  </ds:schemaRefs>
-</ds:datastoreItem>
-</file>
-
-<file path=customXml/itemProps2.xml><?xml version="1.0" encoding="utf-8"?>
 <ds:datastoreItem xmlns:ds="http://schemas.openxmlformats.org/officeDocument/2006/customXml" ds:itemID="{E6A5E10C-1D92-4166-8CF9-F6258CA7C31E}">
   <ds:schemaRefs>
     <ds:schemaRef ds:uri="http://schemas.microsoft.com/office/2006/metadata/properties"/>
@@ -30146,7 +33870,23 @@
 </ds:datastoreItem>
 </file>
 
+<file path=customXml/itemProps2.xml><?xml version="1.0" encoding="utf-8"?>
+<ds:datastoreItem xmlns:ds="http://schemas.openxmlformats.org/officeDocument/2006/customXml" ds:itemID="{E65BED11-87CD-4E7E-AEC0-A23B861D148D}">
+  <ds:schemaRefs>
+    <ds:schemaRef ds:uri="http://schemas.openxmlformats.org/officeDocument/2006/bibliography"/>
+  </ds:schemaRefs>
+</ds:datastoreItem>
+</file>
+
 <file path=customXml/itemProps3.xml><?xml version="1.0" encoding="utf-8"?>
+<ds:datastoreItem xmlns:ds="http://schemas.openxmlformats.org/officeDocument/2006/customXml" ds:itemID="{3D552ED9-8BCC-461B-9B4B-690EB814B45F}">
+  <ds:schemaRefs>
+    <ds:schemaRef ds:uri="http://schemas.microsoft.com/sharepoint/v3/contenttype/forms"/>
+  </ds:schemaRefs>
+</ds:datastoreItem>
+</file>
+
+<file path=customXml/itemProps4.xml><?xml version="1.0" encoding="utf-8"?>
 <ds:datastoreItem xmlns:ds="http://schemas.openxmlformats.org/officeDocument/2006/customXml" ds:itemID="{E099148A-1817-4764-AA39-78EBC446C25C}">
   <ds:schemaRefs>
     <ds:schemaRef ds:uri="http://schemas.microsoft.com/office/2006/metadata/contentType"/>
@@ -30163,12 +33903,4 @@
     <ds:schemaRef ds:uri="http://schemas.microsoft.com/internal/obd"/>
   </ds:schemaRefs>
 </ds:datastoreItem>
-</file>
-
-<file path=customXml/itemProps4.xml><?xml version="1.0" encoding="utf-8"?>
-<ds:datastoreItem xmlns:ds="http://schemas.openxmlformats.org/officeDocument/2006/customXml" ds:itemID="{3D552ED9-8BCC-461B-9B4B-690EB814B45F}">
-  <ds:schemaRefs>
-    <ds:schemaRef ds:uri="http://schemas.microsoft.com/sharepoint/v3/contenttype/forms"/>
-  </ds:schemaRefs>
-</ds:datastoreItem>
 </file>